--- a/deliverables/青岛红枫路交通事故_伤情与处理备忘录_20260817.docx
+++ b/deliverables/青岛红枫路交通事故_伤情与处理备忘录_20260817.docx
@@ -44,7 +44,7 @@
           <w:color w:val="5C6B7A"/>
           <w:sz w:val="21"/>
         </w:rPr>
-        <w:t>整理日期：2026年8月17日  ·  材料：得到大脑通话 10 份 + 齐鲁医院云影像 3 份 CT</w:t>
+        <w:t>整理日期：2026年8月17日  ·  材料：得到大脑通话 11 份 + 齐鲁医院云影像 3 份 CT</w:t>
       </w:r>
     </w:p>
     <w:p>
@@ -164,7 +164,7 @@
           <w:b w:val="0"/>
           <w:sz w:val="24"/>
         </w:rPr>
-        <w:t>• 本周：病历固定、治疗不断档、约见骑手进保险、医院级别留痕、不谈残级。</w:t>
+        <w:t>• 本周：先打通齐鲁出院和人民医院入院；二甲能不能报问保险公司，不听朋友一句定。</w:t>
       </w:r>
     </w:p>
     <w:p>
@@ -1412,6 +1412,21 @@
     </w:p>
     <w:p>
       <w:pPr>
+        <w:spacing w:after="60" w:before="0" w:line="336" w:lineRule="auto"/>
+        <w:ind w:firstLine="210"/>
+        <w:jc w:val="left"/>
+      </w:pPr>
+      <w:r>
+        <w:rPr>
+          <w:rFonts w:ascii="宋体" w:hAnsi="宋体" w:eastAsia="宋体" w:cs="宋体"/>
+          <w:b w:val="0"/>
+          <w:sz w:val="24"/>
+        </w:rPr>
+        <w:t>• 不要把人社局电话咨询当成交通事故评残。人社局管工伤、残疾人证等另一套制度；本案评残走司法鉴定</w:t>
+      </w:r>
+    </w:p>
+    <w:p>
+      <w:pPr>
         <w:spacing w:after="120" w:before="0" w:line="360" w:lineRule="auto"/>
         <w:ind w:firstLine="420"/>
         <w:jc w:val="left"/>
@@ -1831,7 +1846,22 @@
           <w:color w:val="0B2F5B"/>
           <w:sz w:val="28"/>
         </w:rPr>
-        <w:t>七、医院与转院</w:t>
+        <w:t>七、转院报销：人已到人民医院，手续还卡住</w:t>
+      </w:r>
+    </w:p>
+    <w:p>
+      <w:pPr>
+        <w:spacing w:after="160" w:before="0" w:line="360" w:lineRule="auto"/>
+        <w:jc w:val="left"/>
+      </w:pPr>
+      <w:r>
+        <w:rPr>
+          <w:rFonts w:ascii="宋体" w:hAnsi="宋体" w:eastAsia="宋体" w:cs="宋体"/>
+          <w:b/>
+          <w:color w:val="A63D2F"/>
+          <w:sz w:val="24"/>
+        </w:rPr>
+        <w:t>2026-08-17 中午：伤者已同意并搬到市北区人民医院，齐鲁出院单未办，二甲因此无法办理入院。这是当前第一优先，比谈残级、谈责任都急。</w:t>
       </w:r>
     </w:p>
     <w:p>
@@ -1846,7 +1876,7 @@
           <w:b w:val="0"/>
           <w:sz w:val="24"/>
         </w:rPr>
-        <w:t>交通事故就医实务上默认三甲；齐鲁是三甲且已手术。后因床位/负压吸引等，院方倾向转联合体二甲（市北区人民医院）。家属担心二甲理赔不被认。</w:t>
+        <w:t>交通事故就医实务上默认三甲；齐鲁是三甲且已手术。后因床位周转/负压吸引等，院方把康复期患者转到联合体二甲。家属最关心：二甲住了，保险还认不认。</w:t>
       </w:r>
     </w:p>
     <w:p>
@@ -1877,7 +1907,7 @@
           <w:b w:val="0"/>
           <w:sz w:val="24"/>
         </w:rPr>
-        <w:t>跨院必须先在上一院结算，才能办下一院入院。这是医保和医院管理要求，无例外。</w:t>
+        <w:t>跨院必须先在上一院结算，才能办下一院入院。出院部和科室权责分离，只找出院部催科室留床没有用。证件、押金票据带到齐鲁办理窗口（通话提到 11 楼）。</w:t>
       </w:r>
     </w:p>
     <w:p>
@@ -1908,7 +1938,7 @@
           <w:b w:val="0"/>
           <w:sz w:val="24"/>
         </w:rPr>
-        <w:t>交警工作口径是去三甲。对市北区人民医院（抚顺路）无法书面保证一定能理赔，但同路段类似骨折有在该院治疗且未因医院级别拒赔的先例。</w:t>
+        <w:t>交警工作口径是去三甲。对市北区人民医院无法书面保证一定能理赔，但同路段类似骨折有在该院治疗且未因医院级别拒赔的先例。</w:t>
       </w:r>
     </w:p>
     <w:p>
@@ -1931,7 +1961,7 @@
           <w:b/>
           <w:sz w:val="24"/>
         </w:rPr>
-        <w:t>目标：</w:t>
+        <w:t>朋友咨询（仅参考）：</w:t>
       </w:r>
       <w:r>
         <w:rPr>
@@ -1939,7 +1969,143 @@
           <w:b w:val="0"/>
           <w:sz w:val="24"/>
         </w:rPr>
-        <w:t>优先留在或转回三甲（齐鲁）。若只能留二甲，须拿到医院书面接收交通事故伤者的说明，并让交警/保险口径留痕，避免日后「医院不合格」成为拒赔理由。</w:t>
+        <w:t>8 月 17 日 12:57 咨询：对方称公立二甲及以上一般在商业保险报销范围内，民营和一级社区医院通常不认。这只是朋友经验，对方自己只是骨裂、没住院，不能当保单条款。</w:t>
+      </w:r>
+    </w:p>
+    <w:p>
+      <w:pPr>
+        <w:spacing w:after="60" w:before="0" w:line="336" w:lineRule="auto"/>
+        <w:ind w:firstLine="210"/>
+        <w:jc w:val="left"/>
+      </w:pPr>
+      <w:r>
+        <w:rPr>
+          <w:rFonts w:ascii="宋体" w:hAnsi="宋体" w:eastAsia="宋体" w:cs="宋体"/>
+          <w:b w:val="0"/>
+          <w:sz w:val="24"/>
+        </w:rPr>
+        <w:t xml:space="preserve">• </w:t>
+      </w:r>
+      <w:r>
+        <w:rPr>
+          <w:rFonts w:ascii="宋体" w:hAnsi="宋体" w:eastAsia="宋体" w:cs="宋体"/>
+          <w:b/>
+          <w:sz w:val="24"/>
+        </w:rPr>
+        <w:t>家属会后口径（采用）：</w:t>
+      </w:r>
+      <w:r>
+        <w:rPr>
+          <w:rFonts w:ascii="宋体" w:hAnsi="宋体" w:eastAsia="宋体" w:cs="宋体"/>
+          <w:b w:val="0"/>
+          <w:sz w:val="24"/>
+        </w:rPr>
+        <w:t>家属会后口径正确：二甲能不能报，由保险公司确定。保险说二甲不行就不能继续住；保险说可以，再安心住；保险要求回三甲，由保险医务部门对接医院。</w:t>
+      </w:r>
+    </w:p>
+    <w:p>
+      <w:pPr>
+        <w:spacing w:after="60" w:before="0" w:line="336" w:lineRule="auto"/>
+        <w:ind w:firstLine="210"/>
+        <w:jc w:val="left"/>
+      </w:pPr>
+      <w:r>
+        <w:rPr>
+          <w:rFonts w:ascii="宋体" w:hAnsi="宋体" w:eastAsia="宋体" w:cs="宋体"/>
+          <w:b w:val="0"/>
+          <w:sz w:val="24"/>
+        </w:rPr>
+        <w:t xml:space="preserve">• </w:t>
+      </w:r>
+      <w:r>
+        <w:rPr>
+          <w:rFonts w:ascii="宋体" w:hAnsi="宋体" w:eastAsia="宋体" w:cs="宋体"/>
+          <w:b/>
+          <w:sz w:val="24"/>
+        </w:rPr>
+        <w:t>今天怎么做：</w:t>
+      </w:r>
+      <w:r>
+        <w:rPr>
+          <w:rFonts w:ascii="宋体" w:hAnsi="宋体" w:eastAsia="宋体" w:cs="宋体"/>
+          <w:b w:val="0"/>
+          <w:sz w:val="24"/>
+        </w:rPr>
+        <w:t>今天先把出院/入院手续打通，避免治疗空窗。住哪一级以保险公司书面或通话确认为准，不以朋友一句「公立二甲都报」为准。</w:t>
+      </w:r>
+    </w:p>
+    <w:p>
+      <w:pPr>
+        <w:spacing w:after="120" w:before="200" w:line="312" w:lineRule="auto"/>
+        <w:jc w:val="left"/>
+      </w:pPr>
+      <w:r>
+        <w:rPr>
+          <w:rFonts w:ascii="黑体" w:hAnsi="黑体" w:eastAsia="黑体" w:cs="黑体"/>
+          <w:b/>
+          <w:sz w:val="24"/>
+        </w:rPr>
+        <w:t>这次咨询里明确不做的事</w:t>
+      </w:r>
+    </w:p>
+    <w:p>
+      <w:pPr>
+        <w:spacing w:after="60" w:before="0" w:line="336" w:lineRule="auto"/>
+        <w:ind w:firstLine="210"/>
+        <w:jc w:val="left"/>
+      </w:pPr>
+      <w:r>
+        <w:rPr>
+          <w:rFonts w:ascii="宋体" w:hAnsi="宋体" w:eastAsia="宋体" w:cs="宋体"/>
+          <w:b w:val="0"/>
+          <w:sz w:val="24"/>
+        </w:rPr>
+        <w:t>• 不要装病拒绝出院、不要「出院再以新患者入院」去绕床位考核——这是咨询人给的偏门办法，不做。</w:t>
+      </w:r>
+    </w:p>
+    <w:p>
+      <w:pPr>
+        <w:spacing w:after="60" w:before="0" w:line="336" w:lineRule="auto"/>
+        <w:ind w:firstLine="210"/>
+        <w:jc w:val="left"/>
+      </w:pPr>
+      <w:r>
+        <w:rPr>
+          <w:rFonts w:ascii="宋体" w:hAnsi="宋体" w:eastAsia="宋体" w:cs="宋体"/>
+          <w:b w:val="0"/>
+          <w:sz w:val="24"/>
+        </w:rPr>
+        <w:t>• 不要给交警或医院换号、代扮身份。对方要谁的电话，就给谁的电话。</w:t>
+      </w:r>
+    </w:p>
+    <w:p>
+      <w:pPr>
+        <w:spacing w:after="60" w:before="0" w:line="336" w:lineRule="auto"/>
+        <w:ind w:firstLine="210"/>
+        <w:jc w:val="left"/>
+      </w:pPr>
+      <w:r>
+        <w:rPr>
+          <w:rFonts w:ascii="宋体" w:hAnsi="宋体" w:eastAsia="宋体" w:cs="宋体"/>
+          <w:b w:val="0"/>
+          <w:sz w:val="24"/>
+        </w:rPr>
+        <w:t>• 不要把人社局「伤残补助」当成交通事故评残入口。那是另一套制度。</w:t>
+      </w:r>
+    </w:p>
+    <w:p>
+      <w:pPr>
+        <w:spacing w:after="60" w:before="0" w:line="336" w:lineRule="auto"/>
+        <w:ind w:firstLine="210"/>
+        <w:jc w:val="left"/>
+      </w:pPr>
+      <w:r>
+        <w:rPr>
+          <w:rFonts w:ascii="宋体" w:hAnsi="宋体" w:eastAsia="宋体" w:cs="宋体"/>
+          <w:b w:val="0"/>
+          <w:sz w:val="24"/>
+        </w:rPr>
+        <w:t>• 不要为了留在三甲去谈红包或所谓保护费。</w:t>
       </w:r>
     </w:p>
     <w:p>
@@ -1954,7 +2120,7 @@
           <w:b w:val="0"/>
           <w:sz w:val="24"/>
         </w:rPr>
-        <w:t>云影像已经证明：手术是在齐鲁医院（三甲）手足与显微重建外科做的。这是对理赔最有利的治疗起点。后面无论转去哪，都要能说清「为什么转、转到哪一级、是否连续治疗」。</w:t>
+        <w:t>云影像已经证明：手术是在齐鲁医院（三甲）手足与显微重建外科做的。这是对理赔最有利的治疗起点。后面无论转去哪，都要能说清「为什么转、转到哪一级、是否连续治疗」。朋友把「人社局伤残补助」和交通事故评残混在一起，不采用。</w:t>
       </w:r>
     </w:p>
     <w:p>
@@ -2094,6 +2260,37 @@
           <w:sz w:val="24"/>
         </w:rPr>
         <w:t>相对确定：住院费、手术费、检查费、药品、专业转运。相对不确定：护工、误工、后续伤残、营养、交通。全部要发票或合同，据实申报。</w:t>
+      </w:r>
+    </w:p>
+    <w:p>
+      <w:pPr>
+        <w:spacing w:after="60" w:before="0" w:line="336" w:lineRule="auto"/>
+        <w:ind w:firstLine="210"/>
+        <w:jc w:val="left"/>
+      </w:pPr>
+      <w:r>
+        <w:rPr>
+          <w:rFonts w:ascii="宋体" w:hAnsi="宋体" w:eastAsia="宋体" w:cs="宋体"/>
+          <w:b w:val="0"/>
+          <w:sz w:val="24"/>
+        </w:rPr>
+        <w:t xml:space="preserve">• </w:t>
+      </w:r>
+      <w:r>
+        <w:rPr>
+          <w:rFonts w:ascii="宋体" w:hAnsi="宋体" w:eastAsia="宋体" w:cs="宋体"/>
+          <w:b/>
+          <w:sz w:val="24"/>
+        </w:rPr>
+        <w:t>救护车：</w:t>
+      </w:r>
+      <w:r>
+        <w:rPr>
+          <w:rFonts w:ascii="宋体" w:hAnsi="宋体" w:eastAsia="宋体" w:cs="宋体"/>
+          <w:b w:val="0"/>
+          <w:sz w:val="24"/>
+        </w:rPr>
+        <w:t>8 月 17 日转院救护车：家属预估约 150 元，实际要 160 元。必须开发票，计入合理支出。</w:t>
       </w:r>
     </w:p>
     <w:p>
@@ -2238,7 +2435,7 @@
                 <w:b w:val="0"/>
                 <w:sz w:val="21"/>
               </w:rPr>
-              <w:t>下载并保存三份 CT 报告 PDF/截图、影像入口、检查号</w:t>
+              <w:t>当天办齐鲁出院结算（带齐证件、押金票），再办人民医院入院</w:t>
             </w:r>
           </w:p>
         </w:tc>
@@ -2257,7 +2454,7 @@
                 <w:b w:val="0"/>
                 <w:sz w:val="21"/>
               </w:rPr>
-              <w:t>这是目前最硬的伤情证据</w:t>
+              <w:t>人已到二甲但无入院身份，治疗空窗最危险</w:t>
             </w:r>
           </w:p>
         </w:tc>
@@ -2279,7 +2476,7 @@
                 <w:b w:val="0"/>
                 <w:sz w:val="21"/>
               </w:rPr>
-              <w:t>家属</w:t>
+              <w:t>家属+交警</w:t>
             </w:r>
           </w:p>
         </w:tc>
@@ -2299,7 +2496,7 @@
                 <w:b w:val="0"/>
                 <w:sz w:val="21"/>
               </w:rPr>
-              <w:t>向齐鲁医院要：入院记录、手术记录、术后医嘱、费用明细和发票</w:t>
+              <w:t>向交警要美团/平台保险公司电话，问清：市北区人民医院费用能否理赔</w:t>
             </w:r>
           </w:p>
         </w:tc>
@@ -2319,7 +2516,7 @@
                 <w:b w:val="0"/>
                 <w:sz w:val="21"/>
               </w:rPr>
-              <w:t>理赔和日后评残都靠病历，不靠口述</w:t>
+              <w:t>二甲能不能住，保险公司说了算，朋友说了不算</w:t>
             </w:r>
           </w:p>
         </w:tc>
@@ -2359,7 +2556,7 @@
                 <w:b w:val="0"/>
                 <w:sz w:val="21"/>
               </w:rPr>
-              <w:t>先完成当前医院结算规则要求的手续，避免「未结算无法入院」空窗</w:t>
+              <w:t>下载并保存三份 CT 报告、齐鲁手术记录、费用明细和发票</w:t>
             </w:r>
           </w:p>
         </w:tc>
@@ -2378,7 +2575,7 @@
                 <w:b w:val="0"/>
                 <w:sz w:val="21"/>
               </w:rPr>
-              <w:t>伤者术后不能断治疗</w:t>
+              <w:t>这是目前最硬的伤情和花费证据</w:t>
             </w:r>
           </w:p>
         </w:tc>
@@ -2420,7 +2617,7 @@
                 <w:b w:val="0"/>
                 <w:sz w:val="21"/>
               </w:rPr>
-              <w:t>医院资质一事公对公：交警电话可给赛主任，但口径必须是交警自己的原话，不代扮交警</w:t>
+              <w:t>医院资质公对公留痕：交警电话可给赛主任，口径必须是交警原话</w:t>
             </w:r>
           </w:p>
         </w:tc>
@@ -2440,7 +2637,7 @@
                 <w:b w:val="0"/>
                 <w:sz w:val="21"/>
               </w:rPr>
-              <w:t>二甲理赔风险要留痕，不能靠口头「应该没问题」</w:t>
+              <w:t>不代扮交警，不换号</w:t>
             </w:r>
           </w:p>
         </w:tc>
@@ -2762,7 +2959,7 @@
           <w:b w:val="0"/>
           <w:sz w:val="24"/>
         </w:rPr>
-        <w:t>• 患者是交通事故伤者，后续理赔对医院级别敏感，优先三甲连续治疗。</w:t>
+        <w:t>• 患者是交通事故伤者。请先协助办完齐鲁出院结算，再办人民医院入院，不要人在床上没有住院号。</w:t>
       </w:r>
     </w:p>
     <w:p>
@@ -2777,7 +2974,7 @@
           <w:b w:val="0"/>
           <w:sz w:val="24"/>
         </w:rPr>
-        <w:t>• 需要转院请书面告知原因、是否联合体、结算规则，并协助专业转运。</w:t>
+        <w:t>• 需要转院请书面告知原因、是否联合体、结算规则，并协助专业转运、开具发票。</w:t>
       </w:r>
     </w:p>
     <w:p>
@@ -2793,6 +2990,65 @@
           <w:sz w:val="24"/>
         </w:rPr>
         <w:t>• 请出具诊断证明、手术名称、预计住院和康复周期。</w:t>
+      </w:r>
+    </w:p>
+    <w:p>
+      <w:pPr>
+        <w:spacing w:after="120" w:before="200" w:line="312" w:lineRule="auto"/>
+        <w:jc w:val="left"/>
+      </w:pPr>
+      <w:r>
+        <w:rPr>
+          <w:rFonts w:ascii="黑体" w:hAnsi="黑体" w:eastAsia="黑体" w:cs="黑体"/>
+          <w:b/>
+          <w:sz w:val="24"/>
+        </w:rPr>
+        <w:t>对保险公司</w:t>
+      </w:r>
+    </w:p>
+    <w:p>
+      <w:pPr>
+        <w:spacing w:after="60" w:before="0" w:line="336" w:lineRule="auto"/>
+        <w:ind w:firstLine="210"/>
+        <w:jc w:val="left"/>
+      </w:pPr>
+      <w:r>
+        <w:rPr>
+          <w:rFonts w:ascii="宋体" w:hAnsi="宋体" w:eastAsia="宋体" w:cs="宋体"/>
+          <w:b w:val="0"/>
+          <w:sz w:val="24"/>
+        </w:rPr>
+        <w:t>• 请确认：山东大学齐鲁医院（青岛）已发生费用、市北区人民医院后续费用，是否都属于可赔医院。</w:t>
+      </w:r>
+    </w:p>
+    <w:p>
+      <w:pPr>
+        <w:spacing w:after="60" w:before="0" w:line="336" w:lineRule="auto"/>
+        <w:ind w:firstLine="210"/>
+        <w:jc w:val="left"/>
+      </w:pPr>
+      <w:r>
+        <w:rPr>
+          <w:rFonts w:ascii="宋体" w:hAnsi="宋体" w:eastAsia="宋体" w:cs="宋体"/>
+          <w:b w:val="0"/>
+          <w:sz w:val="24"/>
+        </w:rPr>
+        <w:t>• 如果二甲不认，请贵司医务部门对接医院，协调转回三甲连续治疗。</w:t>
+      </w:r>
+    </w:p>
+    <w:p>
+      <w:pPr>
+        <w:spacing w:after="60" w:before="0" w:line="336" w:lineRule="auto"/>
+        <w:ind w:firstLine="210"/>
+        <w:jc w:val="left"/>
+      </w:pPr>
+      <w:r>
+        <w:rPr>
+          <w:rFonts w:ascii="宋体" w:hAnsi="宋体" w:eastAsia="宋体" w:cs="宋体"/>
+          <w:b w:val="0"/>
+          <w:sz w:val="24"/>
+        </w:rPr>
+        <w:t>• 请告知理赔需要的材料清单、是否必须先有责任认定书才能垫付医疗费。</w:t>
       </w:r>
     </w:p>
     <w:p>
@@ -2882,6 +3138,36 @@
           <w:sz w:val="24"/>
         </w:rPr>
         <w:t>• 不要无发票的现金开支事后补口。</w:t>
+      </w:r>
+    </w:p>
+    <w:p>
+      <w:pPr>
+        <w:spacing w:after="60" w:before="0" w:line="336" w:lineRule="auto"/>
+        <w:ind w:firstLine="210"/>
+        <w:jc w:val="left"/>
+      </w:pPr>
+      <w:r>
+        <w:rPr>
+          <w:rFonts w:ascii="宋体" w:hAnsi="宋体" w:eastAsia="宋体" w:cs="宋体"/>
+          <w:b w:val="0"/>
+          <w:sz w:val="24"/>
+        </w:rPr>
+        <w:t>• 不要对保险公司说「朋友说公立二甲一定能报」。</w:t>
+      </w:r>
+    </w:p>
+    <w:p>
+      <w:pPr>
+        <w:spacing w:after="60" w:before="0" w:line="336" w:lineRule="auto"/>
+        <w:ind w:firstLine="210"/>
+        <w:jc w:val="left"/>
+      </w:pPr>
+      <w:r>
+        <w:rPr>
+          <w:rFonts w:ascii="宋体" w:hAnsi="宋体" w:eastAsia="宋体" w:cs="宋体"/>
+          <w:b w:val="0"/>
+          <w:sz w:val="24"/>
+        </w:rPr>
+        <w:t>• 不要装病、不要出院再入院绕考核、不要代扮交警。</w:t>
       </w:r>
     </w:p>
     <w:p>
@@ -3798,6 +4084,84 @@
           </w:p>
         </w:tc>
       </w:tr>
+      <w:tr>
+        <w:tc>
+          <w:tcPr>
+            <w:tcW w:type="dxa" w:w="2239"/>
+          </w:tcPr>
+          <w:p>
+            <w:pPr>
+              <w:spacing w:after="40" w:before="40" w:line="276" w:lineRule="auto"/>
+            </w:pPr>
+            <w:r/>
+            <w:r>
+              <w:rPr>
+                <w:rFonts w:ascii="宋体" w:hAnsi="宋体" w:eastAsia="宋体" w:cs="宋体"/>
+                <w:b w:val="0"/>
+                <w:sz w:val="21"/>
+              </w:rPr>
+              <w:t>2026-08-17</w:t>
+            </w:r>
+          </w:p>
+        </w:tc>
+        <w:tc>
+          <w:tcPr>
+            <w:tcW w:type="dxa" w:w="2239"/>
+          </w:tcPr>
+          <w:p>
+            <w:pPr>
+              <w:spacing w:after="40" w:before="40" w:line="276" w:lineRule="auto"/>
+            </w:pPr>
+            <w:r/>
+            <w:r>
+              <w:rPr>
+                <w:rFonts w:ascii="宋体" w:hAnsi="宋体" w:eastAsia="宋体" w:cs="宋体"/>
+                <w:b w:val="0"/>
+                <w:sz w:val="21"/>
+              </w:rPr>
+              <w:t>伤者转院报销问题咨询</w:t>
+            </w:r>
+          </w:p>
+        </w:tc>
+        <w:tc>
+          <w:tcPr>
+            <w:tcW w:type="dxa" w:w="2239"/>
+          </w:tcPr>
+          <w:p>
+            <w:pPr>
+              <w:spacing w:after="40" w:before="40" w:line="276" w:lineRule="auto"/>
+            </w:pPr>
+            <w:r/>
+            <w:r>
+              <w:rPr>
+                <w:rFonts w:ascii="宋体" w:hAnsi="宋体" w:eastAsia="宋体" w:cs="宋体"/>
+                <w:b w:val="0"/>
+                <w:sz w:val="21"/>
+              </w:rPr>
+              <w:t>46:00</w:t>
+            </w:r>
+          </w:p>
+        </w:tc>
+        <w:tc>
+          <w:tcPr>
+            <w:tcW w:type="dxa" w:w="2239"/>
+          </w:tcPr>
+          <w:p>
+            <w:pPr>
+              <w:spacing w:after="40" w:before="40" w:line="276" w:lineRule="auto"/>
+            </w:pPr>
+            <w:r/>
+            <w:r>
+              <w:rPr>
+                <w:rFonts w:ascii="宋体" w:hAnsi="宋体" w:eastAsia="宋体" w:cs="宋体"/>
+                <w:b w:val="0"/>
+                <w:sz w:val="21"/>
+              </w:rPr>
+              <w:t>人已到人民医院、齐鲁未出院；朋友称公立二甲可报，会后改为以保险公司确认为准</w:t>
+            </w:r>
+          </w:p>
+        </w:tc>
+      </w:tr>
     </w:tbl>
     <w:p>
       <w:pPr>
@@ -3922,7 +4286,7 @@
           <w:b w:val="0"/>
           <w:sz w:val="24"/>
         </w:rPr>
-        <w:t>本文根据 2026 年 8 月 15–17 日通话整理，并核对用户提供的齐鲁医院云影像检查列表。影像所见和诊断摘自医院已审核报告原文。伤残部分只说明「尚未鉴定、现在不能定级」，不构成评残意见。赔偿金额、责任比例以交警认定书、保险合同和法院/鉴定机构为准。重新生成：python3 scripts/build_all.py</w:t>
+        <w:t>本文根据 2026 年 8 月 15–17 日通话整理，并核对用户提供的齐鲁医院云影像检查列表。影像所见和诊断摘自医院已审核报告原文。伤残部分只说明「尚未鉴定、现在不能定级」，不构成评残意见。二甲报销以保险公司确认为准，不以朋友咨询为准。赔偿金额、责任比例以交警认定书、保险合同和法院/鉴定机构为准。重新生成：python3 scripts/build_all.py</w:t>
       </w:r>
     </w:p>
     <w:sectPr>

--- a/deliverables/青岛红枫路交通事故_伤情与处理备忘录_20260817.docx
+++ b/deliverables/青岛红枫路交通事故_伤情与处理备忘录_20260817.docx
@@ -1866,8 +1866,8 @@
     </w:p>
     <w:p>
       <w:pPr>
-        <w:spacing w:after="120" w:before="0" w:line="360" w:lineRule="auto"/>
-        <w:ind w:firstLine="420"/>
+        <w:spacing w:after="60" w:before="0" w:line="336" w:lineRule="auto"/>
+        <w:ind w:firstLine="210"/>
         <w:jc w:val="left"/>
       </w:pPr>
       <w:r>
@@ -1876,7 +1876,131 @@
           <w:b w:val="0"/>
           <w:sz w:val="24"/>
         </w:rPr>
-        <w:t>交通事故就医实务上默认三甲；齐鲁是三甲且已手术。后因床位周转/负压吸引等，院方把康复期患者转到联合体二甲。家属最关心：二甲住了，保险还认不认。</w:t>
+        <w:t xml:space="preserve">• </w:t>
+      </w:r>
+      <w:r>
+        <w:rPr>
+          <w:rFonts w:ascii="宋体" w:hAnsi="宋体" w:eastAsia="宋体" w:cs="宋体"/>
+          <w:b/>
+          <w:sz w:val="24"/>
+        </w:rPr>
+        <w:t>怎么转出来的：</w:t>
+      </w:r>
+      <w:r>
+        <w:rPr>
+          <w:rFonts w:ascii="宋体" w:hAnsi="宋体" w:eastAsia="宋体" w:cs="宋体"/>
+          <w:b w:val="0"/>
+          <w:sz w:val="24"/>
+        </w:rPr>
+        <w:t>院方口径是联合体、同一家医院、不影响质量。昨天沟通过两次没转成，父亲好说话才同意，今天上午才搬走。主治态度强硬，青岛这边没有上海那种关系。</w:t>
+      </w:r>
+    </w:p>
+    <w:p>
+      <w:pPr>
+        <w:spacing w:after="60" w:before="0" w:line="336" w:lineRule="auto"/>
+        <w:ind w:firstLine="210"/>
+        <w:jc w:val="left"/>
+      </w:pPr>
+      <w:r>
+        <w:rPr>
+          <w:rFonts w:ascii="宋体" w:hAnsi="宋体" w:eastAsia="宋体" w:cs="宋体"/>
+          <w:b w:val="0"/>
+          <w:sz w:val="24"/>
+        </w:rPr>
+        <w:t xml:space="preserve">• </w:t>
+      </w:r>
+      <w:r>
+        <w:rPr>
+          <w:rFonts w:ascii="宋体" w:hAnsi="宋体" w:eastAsia="宋体" w:cs="宋体"/>
+          <w:b/>
+          <w:sz w:val="24"/>
+        </w:rPr>
+        <w:t>不是康复期：</w:t>
+      </w:r>
+      <w:r>
+        <w:rPr>
+          <w:rFonts w:ascii="宋体" w:hAnsi="宋体" w:eastAsia="宋体" w:cs="宋体"/>
+          <w:b w:val="0"/>
+          <w:sz w:val="24"/>
+        </w:rPr>
+        <w:t>不要把现在当成康复期。8 月 15 日术后 CT 仍写软组织肿胀、内外固定刚做完，到 17 日只过了两天。朋友说「已经康复期就别折腾」与影像时间轴不符。</w:t>
+      </w:r>
+    </w:p>
+    <w:p>
+      <w:pPr>
+        <w:spacing w:after="120" w:before="0" w:line="360" w:lineRule="auto"/>
+        <w:ind w:firstLine="420"/>
+        <w:jc w:val="left"/>
+      </w:pPr>
+      <w:r>
+        <w:rPr>
+          <w:rFonts w:ascii="宋体" w:hAnsi="宋体" w:eastAsia="宋体" w:cs="宋体"/>
+          <w:b w:val="0"/>
+          <w:sz w:val="24"/>
+        </w:rPr>
+        <w:t>交通事故就医实务上默认三甲；齐鲁是三甲且已手术。后因床位周转，院方把患者转到联合体二甲。家属最关心：二甲住了，保险还认不认。</w:t>
+      </w:r>
+    </w:p>
+    <w:p>
+      <w:pPr>
+        <w:spacing w:after="60" w:before="0" w:line="336" w:lineRule="auto"/>
+        <w:ind w:firstLine="210"/>
+        <w:jc w:val="left"/>
+      </w:pPr>
+      <w:r>
+        <w:rPr>
+          <w:rFonts w:ascii="宋体" w:hAnsi="宋体" w:eastAsia="宋体" w:cs="宋体"/>
+          <w:b w:val="0"/>
+          <w:sz w:val="24"/>
+        </w:rPr>
+        <w:t xml:space="preserve">• </w:t>
+      </w:r>
+      <w:r>
+        <w:rPr>
+          <w:rFonts w:ascii="宋体" w:hAnsi="宋体" w:eastAsia="宋体" w:cs="宋体"/>
+          <w:b/>
+          <w:sz w:val="24"/>
+        </w:rPr>
+        <w:t>两条报销：</w:t>
+      </w:r>
+      <w:r>
+        <w:rPr>
+          <w:rFonts w:ascii="宋体" w:hAnsi="宋体" w:eastAsia="宋体" w:cs="宋体"/>
+          <w:b w:val="0"/>
+          <w:sz w:val="24"/>
+        </w:rPr>
+        <w:t>报销要分两条，不能混：① 医保：公立二甲通常能走医保结算；② 美团平台险/交通事故赔偿：认不认这家医院，必须问美团保险，朋友一句「公立二甲都报」覆盖不了这一条。</w:t>
+      </w:r>
+    </w:p>
+    <w:p>
+      <w:pPr>
+        <w:spacing w:after="60" w:before="0" w:line="336" w:lineRule="auto"/>
+        <w:ind w:firstLine="210"/>
+        <w:jc w:val="left"/>
+      </w:pPr>
+      <w:r>
+        <w:rPr>
+          <w:rFonts w:ascii="宋体" w:hAnsi="宋体" w:eastAsia="宋体" w:cs="宋体"/>
+          <w:b w:val="0"/>
+          <w:sz w:val="24"/>
+        </w:rPr>
+        <w:t xml:space="preserve">• </w:t>
+      </w:r>
+      <w:r>
+        <w:rPr>
+          <w:rFonts w:ascii="宋体" w:hAnsi="宋体" w:eastAsia="宋体" w:cs="宋体"/>
+          <w:b/>
+          <w:sz w:val="24"/>
+        </w:rPr>
+        <w:t>找哪家保险：</w:t>
+      </w:r>
+      <w:r>
+        <w:rPr>
+          <w:rFonts w:ascii="宋体" w:hAnsi="宋体" w:eastAsia="宋体" w:cs="宋体"/>
+          <w:b w:val="0"/>
+          <w:sz w:val="24"/>
+        </w:rPr>
+        <w:t>咨询人说「认定单上一定有保险公司电话」。本案对方是外卖电动车，没有交强险、商业三者险。认定书上未必印着人保/平安。要找的是美团平台险，问交警、骑手、站点，不要只在认定单上找传统车险公司。</w:t>
       </w:r>
     </w:p>
     <w:p>
@@ -1969,7 +2093,7 @@
           <w:b w:val="0"/>
           <w:sz w:val="24"/>
         </w:rPr>
-        <w:t>8 月 17 日 12:57 咨询：对方称公立二甲及以上一般在商业保险报销范围内，民营和一级社区医院通常不认。这只是朋友经验，对方自己只是骨裂、没住院，不能当保单条款。</w:t>
+        <w:t>8 月 17 日 12:57 咨询：对方称公立二甲及以上一般在保险报销范围内，民营和一级社区医院通常不认；还让把医院全称发给他核对。对方自己只是骨裂、没住院，不能当美团保单条款。</w:t>
       </w:r>
     </w:p>
     <w:p>
@@ -2000,7 +2124,38 @@
           <w:b w:val="0"/>
           <w:sz w:val="24"/>
         </w:rPr>
-        <w:t>家属会后口径正确：二甲能不能报，由保险公司确定。保险说二甲不行就不能继续住；保险说可以，再安心住；保险要求回三甲，由保险医务部门对接医院。</w:t>
+        <w:t>家属会后口径正确：二甲能不能报，由保险公司确定。保险说二甲不行就不能继续住；保险说可以，再安心住；保险要求回三甲，由保险医务部门对接医院。向保险报医院全称：市北区人民医院（抚顺路院区）。</w:t>
+      </w:r>
+    </w:p>
+    <w:p>
+      <w:pPr>
+        <w:spacing w:after="60" w:before="0" w:line="336" w:lineRule="auto"/>
+        <w:ind w:firstLine="210"/>
+        <w:jc w:val="left"/>
+      </w:pPr>
+      <w:r>
+        <w:rPr>
+          <w:rFonts w:ascii="宋体" w:hAnsi="宋体" w:eastAsia="宋体" w:cs="宋体"/>
+          <w:b w:val="0"/>
+          <w:sz w:val="24"/>
+        </w:rPr>
+        <w:t xml:space="preserve">• </w:t>
+      </w:r>
+      <w:r>
+        <w:rPr>
+          <w:rFonts w:ascii="宋体" w:hAnsi="宋体" w:eastAsia="宋体" w:cs="宋体"/>
+          <w:b/>
+          <w:sz w:val="24"/>
+        </w:rPr>
+        <w:t>别的三甲：</w:t>
+      </w:r>
+      <w:r>
+        <w:rPr>
+          <w:rFonts w:ascii="宋体" w:hAnsi="宋体" w:eastAsia="宋体" w:cs="宋体"/>
+          <w:b w:val="0"/>
+          <w:sz w:val="24"/>
+        </w:rPr>
+        <w:t>不要另找别的三甲碰运气。齐鲁是山大直属附属医院，床位本就紧；全国三甲都考床位周转，病情未到「必须三甲抢救」时，别人也难收长期占床。</w:t>
       </w:r>
     </w:p>
     <w:p>
@@ -2031,7 +2186,7 @@
           <w:b w:val="0"/>
           <w:sz w:val="24"/>
         </w:rPr>
-        <w:t>今天先把出院/入院手续打通，避免治疗空窗。住哪一级以保险公司书面或通话确认为准，不以朋友一句「公立二甲都报」为准。</w:t>
+        <w:t>今天先把出院/入院手续打通，避免治疗空窗。住哪一级以美团保险公司书面或通话确认为准，不以朋友一句「公立二甲都报」为准。</w:t>
       </w:r>
     </w:p>
     <w:p>
@@ -2060,7 +2215,7 @@
           <w:b w:val="0"/>
           <w:sz w:val="24"/>
         </w:rPr>
-        <w:t>• 不要装病拒绝出院、不要「出院再以新患者入院」去绕床位考核——这是咨询人给的偏门办法，不做。</w:t>
+        <w:t>• 不要装病拒绝出院、不要「出院再以新患者入院」去绕床位考核——主治强硬、本地没关系，这条更走不通。</w:t>
       </w:r>
     </w:p>
     <w:p>
@@ -2106,6 +2261,36 @@
           <w:sz w:val="24"/>
         </w:rPr>
         <w:t>• 不要为了留在三甲去谈红包或所谓保护费。</w:t>
+      </w:r>
+    </w:p>
+    <w:p>
+      <w:pPr>
+        <w:spacing w:after="60" w:before="0" w:line="336" w:lineRule="auto"/>
+        <w:ind w:firstLine="210"/>
+        <w:jc w:val="left"/>
+      </w:pPr>
+      <w:r>
+        <w:rPr>
+          <w:rFonts w:ascii="宋体" w:hAnsi="宋体" w:eastAsia="宋体" w:cs="宋体"/>
+          <w:b w:val="0"/>
+          <w:sz w:val="24"/>
+        </w:rPr>
+        <w:t>• 不要把医保能报，说成美团险一定能报。</w:t>
+      </w:r>
+    </w:p>
+    <w:p>
+      <w:pPr>
+        <w:spacing w:after="60" w:before="0" w:line="336" w:lineRule="auto"/>
+        <w:ind w:firstLine="210"/>
+        <w:jc w:val="left"/>
+      </w:pPr>
+      <w:r>
+        <w:rPr>
+          <w:rFonts w:ascii="宋体" w:hAnsi="宋体" w:eastAsia="宋体" w:cs="宋体"/>
+          <w:b w:val="0"/>
+          <w:sz w:val="24"/>
+        </w:rPr>
+        <w:t>• 不要对保险或交警说「已经是康复期」。</w:t>
       </w:r>
     </w:p>
     <w:p>
@@ -2476,7 +2661,7 @@
                 <w:b w:val="0"/>
                 <w:sz w:val="21"/>
               </w:rPr>
-              <w:t>家属+交警</w:t>
+              <w:t>家属+交警+骑手</w:t>
             </w:r>
           </w:p>
         </w:tc>
@@ -2496,7 +2681,7 @@
                 <w:b w:val="0"/>
                 <w:sz w:val="21"/>
               </w:rPr>
-              <w:t>向交警要美团/平台保险公司电话，问清：市北区人民医院费用能否理赔</w:t>
+              <w:t>要美团平台险电话（不是交强险公司），报医院全称问：市北区人民医院费用能否理赔</w:t>
             </w:r>
           </w:p>
         </w:tc>
@@ -2516,7 +2701,7 @@
                 <w:b w:val="0"/>
                 <w:sz w:val="21"/>
               </w:rPr>
-              <w:t>二甲能不能住，保险公司说了算，朋友说了不算</w:t>
+              <w:t>外卖电动车没有交强险；认定单上未必有人保/平安</w:t>
             </w:r>
           </w:p>
         </w:tc>
@@ -3018,7 +3203,7 @@
           <w:b w:val="0"/>
           <w:sz w:val="24"/>
         </w:rPr>
-        <w:t>• 请确认：山东大学齐鲁医院（青岛）已发生费用、市北区人民医院后续费用，是否都属于可赔医院。</w:t>
+        <w:t>• 请确认：山东大学齐鲁医院（青岛）已发生费用、市北区人民医院（抚顺路院区）后续费用，是否都属于可赔医院。请用医院全称核对。</w:t>
       </w:r>
     </w:p>
     <w:p>
@@ -3153,6 +3338,36 @@
           <w:sz w:val="24"/>
         </w:rPr>
         <w:t>• 不要对保险公司说「朋友说公立二甲一定能报」。</w:t>
+      </w:r>
+    </w:p>
+    <w:p>
+      <w:pPr>
+        <w:spacing w:after="60" w:before="0" w:line="336" w:lineRule="auto"/>
+        <w:ind w:firstLine="210"/>
+        <w:jc w:val="left"/>
+      </w:pPr>
+      <w:r>
+        <w:rPr>
+          <w:rFonts w:ascii="宋体" w:hAnsi="宋体" w:eastAsia="宋体" w:cs="宋体"/>
+          <w:b w:val="0"/>
+          <w:sz w:val="24"/>
+        </w:rPr>
+        <w:t>• 不要把医保结算说成美团险已经确认。</w:t>
+      </w:r>
+    </w:p>
+    <w:p>
+      <w:pPr>
+        <w:spacing w:after="60" w:before="0" w:line="336" w:lineRule="auto"/>
+        <w:ind w:firstLine="210"/>
+        <w:jc w:val="left"/>
+      </w:pPr>
+      <w:r>
+        <w:rPr>
+          <w:rFonts w:ascii="宋体" w:hAnsi="宋体" w:eastAsia="宋体" w:cs="宋体"/>
+          <w:b w:val="0"/>
+          <w:sz w:val="24"/>
+        </w:rPr>
+        <w:t>• 不要说伤者已经进入康复期。</w:t>
       </w:r>
     </w:p>
     <w:p>
@@ -4157,7 +4372,7 @@
                 <w:b w:val="0"/>
                 <w:sz w:val="21"/>
               </w:rPr>
-              <w:t>人已到人民医院、齐鲁未出院；朋友称公立二甲可报，会后改为以保险公司确认为准</w:t>
+              <w:t>同场录音补充：医保≠美团险；术后两天不是康复期；认定单上未必有传统车险公司</w:t>
             </w:r>
           </w:p>
         </w:tc>

--- a/deliverables/青岛红枫路交通事故_伤情与处理备忘录_20260817.docx
+++ b/deliverables/青岛红枫路交通事故_伤情与处理备忘录_20260817.docx
@@ -164,7 +164,7 @@
           <w:b w:val="0"/>
           <w:sz w:val="24"/>
         </w:rPr>
-        <w:t>• 本周：先打通齐鲁出院和人民医院入院；二甲能不能报问保险公司，不听朋友一句定。</w:t>
+        <w:t>• 本周：不转其他三甲。首选问齐鲁能否收回；齐鲁收不回且美团险认人民医院，才暂留二甲。今天先结束没有住院号的空窗。</w:t>
       </w:r>
     </w:p>
     <w:p>
@@ -2310,6 +2310,357 @@
     </w:p>
     <w:p>
       <w:pPr>
+        <w:spacing w:after="120" w:before="200" w:line="312" w:lineRule="auto"/>
+        <w:jc w:val="left"/>
+      </w:pPr>
+      <w:r>
+        <w:rPr>
+          <w:rFonts w:ascii="黑体" w:hAnsi="黑体" w:eastAsia="黑体" w:cs="黑体"/>
+          <w:b/>
+          <w:sz w:val="24"/>
+        </w:rPr>
+        <w:t>医院怎么选：回齐鲁、留人民医院，还是另找三甲</w:t>
+      </w:r>
+    </w:p>
+    <w:p>
+      <w:pPr>
+        <w:spacing w:after="160" w:before="0" w:line="360" w:lineRule="auto"/>
+        <w:jc w:val="left"/>
+      </w:pPr>
+      <w:r>
+        <w:rPr>
+          <w:rFonts w:ascii="宋体" w:hAnsi="宋体" w:eastAsia="宋体" w:cs="宋体"/>
+          <w:b/>
+          <w:color w:val="A63D2F"/>
+          <w:sz w:val="24"/>
+        </w:rPr>
+        <w:t>不建议去转其他三甲。也不建议在入院未办成、美团险未确认前，把留在市北区人民医院当成既定方案。首选能回齐鲁就回齐鲁。</w:t>
+      </w:r>
+    </w:p>
+    <w:p>
+      <w:pPr>
+        <w:spacing w:after="60" w:before="0" w:line="336" w:lineRule="auto"/>
+        <w:ind w:firstLine="210"/>
+        <w:jc w:val="left"/>
+      </w:pPr>
+      <w:r>
+        <w:rPr>
+          <w:rFonts w:ascii="宋体" w:hAnsi="宋体" w:eastAsia="宋体" w:cs="宋体"/>
+          <w:b w:val="0"/>
+          <w:sz w:val="24"/>
+        </w:rPr>
+        <w:t xml:space="preserve">• </w:t>
+      </w:r>
+      <w:r>
+        <w:rPr>
+          <w:rFonts w:ascii="宋体" w:hAnsi="宋体" w:eastAsia="宋体" w:cs="宋体"/>
+          <w:b/>
+          <w:sz w:val="24"/>
+        </w:rPr>
+        <w:t>为何首选齐鲁：</w:t>
+      </w:r>
+      <w:r>
+        <w:rPr>
+          <w:rFonts w:ascii="宋体" w:hAnsi="宋体" w:eastAsia="宋体" w:cs="宋体"/>
+          <w:b w:val="0"/>
+          <w:sz w:val="24"/>
+        </w:rPr>
+        <w:t>手术在齐鲁手足与显微重建外科做的，内外固定还在，术后只有两天，软组织仍肿。齐鲁是三甲，交警默认三甲，病历连续，出现伤口或外固定问题能找原手术组。这是医疗和理赔都最稳的选择。</w:t>
+      </w:r>
+    </w:p>
+    <w:p>
+      <w:pPr>
+        <w:spacing w:after="60" w:before="0" w:line="336" w:lineRule="auto"/>
+        <w:ind w:firstLine="210"/>
+        <w:jc w:val="left"/>
+      </w:pPr>
+      <w:r>
+        <w:rPr>
+          <w:rFonts w:ascii="宋体" w:hAnsi="宋体" w:eastAsia="宋体" w:cs="宋体"/>
+          <w:b w:val="0"/>
+          <w:sz w:val="24"/>
+        </w:rPr>
+        <w:t xml:space="preserve">• </w:t>
+      </w:r>
+      <w:r>
+        <w:rPr>
+          <w:rFonts w:ascii="宋体" w:hAnsi="宋体" w:eastAsia="宋体" w:cs="宋体"/>
+          <w:b/>
+          <w:sz w:val="24"/>
+        </w:rPr>
+        <w:t>为何回齐鲁很难：</w:t>
+      </w:r>
+      <w:r>
+        <w:rPr>
+          <w:rFonts w:ascii="宋体" w:hAnsi="宋体" w:eastAsia="宋体" w:cs="宋体"/>
+          <w:b w:val="0"/>
+          <w:sz w:val="24"/>
+        </w:rPr>
+        <w:t>赛主任态度强硬，床位周转考核，明确不愿让交通事故患者长期占床。昨天谈了两次才转出，父亲已经同意搬走。没有关系硬闯，成功率不高。所以是合法问一次能不能收回，不是闹回去。</w:t>
+      </w:r>
+    </w:p>
+    <w:p>
+      <w:pPr>
+        <w:spacing w:after="60" w:before="0" w:line="336" w:lineRule="auto"/>
+        <w:ind w:firstLine="210"/>
+        <w:jc w:val="left"/>
+      </w:pPr>
+      <w:r>
+        <w:rPr>
+          <w:rFonts w:ascii="宋体" w:hAnsi="宋体" w:eastAsia="宋体" w:cs="宋体"/>
+          <w:b w:val="0"/>
+          <w:sz w:val="24"/>
+        </w:rPr>
+        <w:t xml:space="preserve">• </w:t>
+      </w:r>
+      <w:r>
+        <w:rPr>
+          <w:rFonts w:ascii="宋体" w:hAnsi="宋体" w:eastAsia="宋体" w:cs="宋体"/>
+          <w:b/>
+          <w:sz w:val="24"/>
+        </w:rPr>
+        <w:t>为何不另找三甲：</w:t>
+      </w:r>
+      <w:r>
+        <w:rPr>
+          <w:rFonts w:ascii="宋体" w:hAnsi="宋体" w:eastAsia="宋体" w:cs="宋体"/>
+          <w:b w:val="0"/>
+          <w:sz w:val="24"/>
+        </w:rPr>
+        <w:t>其他三甲同样考床位周转，不收刚做完手术、还要住一个月的占床。新医院不掌握术中情况，外固定再搬一次有风险，又要重新结算入院。只有齐鲁拒收且美团险不认人民医院时，才由保险协调下一家三甲。</w:t>
+      </w:r>
+    </w:p>
+    <w:p>
+      <w:pPr>
+        <w:spacing w:after="60" w:before="0" w:line="336" w:lineRule="auto"/>
+        <w:ind w:firstLine="210"/>
+        <w:jc w:val="left"/>
+      </w:pPr>
+      <w:r>
+        <w:rPr>
+          <w:rFonts w:ascii="宋体" w:hAnsi="宋体" w:eastAsia="宋体" w:cs="宋体"/>
+          <w:b w:val="0"/>
+          <w:sz w:val="24"/>
+        </w:rPr>
+        <w:t xml:space="preserve">• </w:t>
+      </w:r>
+      <w:r>
+        <w:rPr>
+          <w:rFonts w:ascii="宋体" w:hAnsi="宋体" w:eastAsia="宋体" w:cs="宋体"/>
+          <w:b/>
+          <w:sz w:val="24"/>
+        </w:rPr>
+        <w:t>为何不能默认留二甲：</w:t>
+      </w:r>
+      <w:r>
+        <w:rPr>
+          <w:rFonts w:ascii="宋体" w:hAnsi="宋体" w:eastAsia="宋体" w:cs="宋体"/>
+          <w:b w:val="0"/>
+          <w:sz w:val="24"/>
+        </w:rPr>
+        <w:t>市北区人民医院是公立二甲、联合体，环境清静，赛主任称可每周查房。但现在入院手续都没办成；美团险还没确认认不认；术后两天不是康复期。医保能报不能代替美团险确认。</w:t>
+      </w:r>
+    </w:p>
+    <w:p>
+      <w:pPr>
+        <w:spacing w:after="120" w:before="200" w:line="312" w:lineRule="auto"/>
+        <w:jc w:val="left"/>
+      </w:pPr>
+      <w:r>
+        <w:rPr>
+          <w:rFonts w:ascii="黑体" w:hAnsi="黑体" w:eastAsia="黑体" w:cs="黑体"/>
+          <w:b/>
+          <w:sz w:val="24"/>
+        </w:rPr>
+        <w:t>决策树</w:t>
+      </w:r>
+    </w:p>
+    <w:p>
+      <w:pPr>
+        <w:spacing w:after="60" w:before="0" w:line="336" w:lineRule="auto"/>
+        <w:ind w:firstLine="210"/>
+        <w:jc w:val="left"/>
+      </w:pPr>
+      <w:r>
+        <w:rPr>
+          <w:rFonts w:ascii="宋体" w:hAnsi="宋体" w:eastAsia="宋体" w:cs="宋体"/>
+          <w:b w:val="0"/>
+          <w:sz w:val="24"/>
+        </w:rPr>
+        <w:t xml:space="preserve">• </w:t>
+      </w:r>
+      <w:r>
+        <w:rPr>
+          <w:rFonts w:ascii="宋体" w:hAnsi="宋体" w:eastAsia="宋体" w:cs="宋体"/>
+          <w:b/>
+          <w:sz w:val="24"/>
+        </w:rPr>
+        <w:t>今天先做：</w:t>
+      </w:r>
+      <w:r>
+        <w:rPr>
+          <w:rFonts w:ascii="宋体" w:hAnsi="宋体" w:eastAsia="宋体" w:cs="宋体"/>
+          <w:b w:val="0"/>
+          <w:sz w:val="24"/>
+        </w:rPr>
+        <w:t>办齐鲁出院结算，结束没有住院号的空窗。同时问赛主任：术后两天、外固定在、交警要求三甲、二甲还办不了入院，能否收回本院。同时问美团险：市北区人民医院（抚顺路院区）后续费用认不认。</w:t>
+      </w:r>
+    </w:p>
+    <w:p>
+      <w:pPr>
+        <w:spacing w:after="60" w:before="0" w:line="336" w:lineRule="auto"/>
+        <w:ind w:firstLine="210"/>
+        <w:jc w:val="left"/>
+      </w:pPr>
+      <w:r>
+        <w:rPr>
+          <w:rFonts w:ascii="宋体" w:hAnsi="宋体" w:eastAsia="宋体" w:cs="宋体"/>
+          <w:b w:val="0"/>
+          <w:sz w:val="24"/>
+        </w:rPr>
+        <w:t xml:space="preserve">• </w:t>
+      </w:r>
+      <w:r>
+        <w:rPr>
+          <w:rFonts w:ascii="宋体" w:hAnsi="宋体" w:eastAsia="宋体" w:cs="宋体"/>
+          <w:b/>
+          <w:sz w:val="24"/>
+        </w:rPr>
+        <w:t>齐鲁能收回：</w:t>
+      </w:r>
+      <w:r>
+        <w:rPr>
+          <w:rFonts w:ascii="宋体" w:hAnsi="宋体" w:eastAsia="宋体" w:cs="宋体"/>
+          <w:b w:val="0"/>
+          <w:sz w:val="24"/>
+        </w:rPr>
+        <w:t>回齐鲁。这是首选。不要再转第三次。</w:t>
+      </w:r>
+    </w:p>
+    <w:p>
+      <w:pPr>
+        <w:spacing w:after="60" w:before="0" w:line="336" w:lineRule="auto"/>
+        <w:ind w:firstLine="210"/>
+        <w:jc w:val="left"/>
+      </w:pPr>
+      <w:r>
+        <w:rPr>
+          <w:rFonts w:ascii="宋体" w:hAnsi="宋体" w:eastAsia="宋体" w:cs="宋体"/>
+          <w:b w:val="0"/>
+          <w:sz w:val="24"/>
+        </w:rPr>
+        <w:t xml:space="preserve">• </w:t>
+      </w:r>
+      <w:r>
+        <w:rPr>
+          <w:rFonts w:ascii="宋体" w:hAnsi="宋体" w:eastAsia="宋体" w:cs="宋体"/>
+          <w:b/>
+          <w:sz w:val="24"/>
+        </w:rPr>
+        <w:t>齐鲁明确收不回，美团险确认人民医院可赔：</w:t>
+      </w:r>
+      <w:r>
+        <w:rPr>
+          <w:rFonts w:ascii="宋体" w:hAnsi="宋体" w:eastAsia="宋体" w:cs="宋体"/>
+          <w:b w:val="0"/>
+          <w:sz w:val="24"/>
+        </w:rPr>
+        <w:t>暂留市北区人民医院。留痕：保险认这家医院；赛主任每周查房谁来、哪天来。发热、伤口渗液、外固定松动、剧痛、脚趾发绀，立刻回三甲急诊。</w:t>
+      </w:r>
+    </w:p>
+    <w:p>
+      <w:pPr>
+        <w:spacing w:after="60" w:before="0" w:line="336" w:lineRule="auto"/>
+        <w:ind w:firstLine="210"/>
+        <w:jc w:val="left"/>
+      </w:pPr>
+      <w:r>
+        <w:rPr>
+          <w:rFonts w:ascii="宋体" w:hAnsi="宋体" w:eastAsia="宋体" w:cs="宋体"/>
+          <w:b w:val="0"/>
+          <w:sz w:val="24"/>
+        </w:rPr>
+        <w:t xml:space="preserve">• </w:t>
+      </w:r>
+      <w:r>
+        <w:rPr>
+          <w:rFonts w:ascii="宋体" w:hAnsi="宋体" w:eastAsia="宋体" w:cs="宋体"/>
+          <w:b/>
+          <w:sz w:val="24"/>
+        </w:rPr>
+        <w:t>美团险不认人民医院：</w:t>
+      </w:r>
+      <w:r>
+        <w:rPr>
+          <w:rFonts w:ascii="宋体" w:hAnsi="宋体" w:eastAsia="宋体" w:cs="宋体"/>
+          <w:b w:val="0"/>
+          <w:sz w:val="24"/>
+        </w:rPr>
+        <w:t>不要继续住。请保险医务部门对接齐鲁或指定三甲。家属不自己满城找床。</w:t>
+      </w:r>
+    </w:p>
+    <w:p>
+      <w:pPr>
+        <w:spacing w:after="60" w:before="0" w:line="336" w:lineRule="auto"/>
+        <w:ind w:firstLine="210"/>
+        <w:jc w:val="left"/>
+      </w:pPr>
+      <w:r>
+        <w:rPr>
+          <w:rFonts w:ascii="宋体" w:hAnsi="宋体" w:eastAsia="宋体" w:cs="宋体"/>
+          <w:b w:val="0"/>
+          <w:sz w:val="24"/>
+        </w:rPr>
+        <w:t xml:space="preserve">• </w:t>
+      </w:r>
+      <w:r>
+        <w:rPr>
+          <w:rFonts w:ascii="宋体" w:hAnsi="宋体" w:eastAsia="宋体" w:cs="宋体"/>
+          <w:b/>
+          <w:sz w:val="24"/>
+        </w:rPr>
+        <w:t>齐鲁拒收且保险也不认二甲、保险又协调不出三甲：</w:t>
+      </w:r>
+      <w:r>
+        <w:rPr>
+          <w:rFonts w:ascii="宋体" w:hAnsi="宋体" w:eastAsia="宋体" w:cs="宋体"/>
+          <w:b w:val="0"/>
+          <w:sz w:val="24"/>
+        </w:rPr>
+        <w:t>这才考虑其他三甲，而且要保险书面指定，不要自己去碰。</w:t>
+      </w:r>
+    </w:p>
+    <w:p>
+      <w:pPr>
+        <w:spacing w:after="120" w:before="200" w:line="312" w:lineRule="auto"/>
+        <w:jc w:val="left"/>
+      </w:pPr>
+      <w:r>
+        <w:rPr>
+          <w:rFonts w:ascii="黑体" w:hAnsi="黑体" w:eastAsia="黑体" w:cs="黑体"/>
+          <w:b/>
+          <w:sz w:val="24"/>
+        </w:rPr>
+        <w:t>对赛主任可以原话说</w:t>
+      </w:r>
+    </w:p>
+    <w:p>
+      <w:pPr>
+        <w:spacing w:after="120" w:before="0" w:line="360" w:lineRule="auto"/>
+        <w:ind w:firstLine="420"/>
+        <w:jc w:val="left"/>
+      </w:pPr>
+      <w:r>
+        <w:rPr>
+          <w:rFonts w:ascii="宋体" w:hAnsi="宋体" w:eastAsia="宋体" w:cs="宋体"/>
+          <w:b w:val="0"/>
+          <w:sz w:val="24"/>
+        </w:rPr>
+        <w:t>赛主任，患者8月15日刚做完右踝内外固定，今天二甲入院手续还办不成。交警口径是交通事故尽量三甲。术后只有两天，不是康复期。请协助：要么尽快办完出院让二甲能入院，要么收回齐鲁本院连续治疗。我们按医院规则走，不闹、不装病。</w:t>
+      </w:r>
+    </w:p>
+    <w:p>
+      <w:pPr>
         <w:spacing w:after="160" w:before="280" w:line="312" w:lineRule="auto"/>
         <w:jc w:val="left"/>
       </w:pPr>
@@ -2620,7 +2971,7 @@
                 <w:b w:val="0"/>
                 <w:sz w:val="21"/>
               </w:rPr>
-              <w:t>当天办齐鲁出院结算（带齐证件、押金票），再办人民医院入院</w:t>
+              <w:t>当天办齐鲁出院结算；同时问赛主任能否收回本院（术后两天、外固定、交警要三甲）</w:t>
             </w:r>
           </w:p>
         </w:tc>
@@ -2639,7 +2990,7 @@
                 <w:b w:val="0"/>
                 <w:sz w:val="21"/>
               </w:rPr>
-              <w:t>人已到二甲但无入院身份，治疗空窗最危险</w:t>
+              <w:t>空窗最危险；能回齐鲁就回，问一次是正当的</w:t>
             </w:r>
           </w:p>
         </w:tc>
@@ -3144,7 +3495,7 @@
           <w:b w:val="0"/>
           <w:sz w:val="24"/>
         </w:rPr>
-        <w:t>• 患者是交通事故伤者。请先协助办完齐鲁出院结算，再办人民医院入院，不要人在床上没有住院号。</w:t>
+        <w:t>• 请先协助办完齐鲁出院结算。患者术后只有两天、外固定还在、二甲入院还办不成。请明确：能否收回齐鲁本院连续治疗；若不能，请马上把出院办完，避免没有住院号。</w:t>
       </w:r>
     </w:p>
     <w:p>

--- a/deliverables/青岛红枫路交通事故_伤情与处理备忘录_20260817.docx
+++ b/deliverables/青岛红枫路交通事故_伤情与处理备忘录_20260817.docx
@@ -3299,6 +3299,65 @@
           </w:p>
         </w:tc>
       </w:tr>
+      <w:tr>
+        <w:tc>
+          <w:tcPr>
+            <w:tcW w:type="dxa" w:w="2986"/>
+          </w:tcPr>
+          <w:p>
+            <w:pPr>
+              <w:spacing w:after="40" w:before="40" w:line="276" w:lineRule="auto"/>
+            </w:pPr>
+            <w:r/>
+            <w:r>
+              <w:rPr>
+                <w:rFonts w:ascii="宋体" w:hAnsi="宋体" w:eastAsia="宋体" w:cs="宋体"/>
+                <w:b w:val="0"/>
+                <w:sz w:val="21"/>
+              </w:rPr>
+              <w:t>家属</w:t>
+            </w:r>
+          </w:p>
+        </w:tc>
+        <w:tc>
+          <w:tcPr>
+            <w:tcW w:type="dxa" w:w="2986"/>
+          </w:tcPr>
+          <w:p>
+            <w:pPr>
+              <w:spacing w:after="40" w:before="40" w:line="276" w:lineRule="auto"/>
+            </w:pPr>
+            <w:r/>
+            <w:r>
+              <w:rPr>
+                <w:rFonts w:ascii="宋体" w:hAnsi="宋体" w:eastAsia="宋体" w:cs="宋体"/>
+                <w:b w:val="0"/>
+                <w:sz w:val="21"/>
+              </w:rPr>
+              <w:t>护士站请本院合作一对一 24 小时护工（合同+发票）；胡继刚办完住院号、拉群、约交警后回上海上班</w:t>
+            </w:r>
+          </w:p>
+        </w:tc>
+        <w:tc>
+          <w:tcPr>
+            <w:tcW w:type="dxa" w:w="2986"/>
+          </w:tcPr>
+          <w:p>
+            <w:pPr>
+              <w:spacing w:after="40" w:before="40" w:line="276" w:lineRule="auto"/>
+            </w:pPr>
+            <w:r/>
+            <w:r>
+              <w:rPr>
+                <w:rFonts w:ascii="宋体" w:hAnsi="宋体" w:eastAsia="宋体" w:cs="宋体"/>
+                <w:b w:val="0"/>
+                <w:sz w:val="21"/>
+              </w:rPr>
+              <w:t>现在不能自理，12 小时夜里没人；家属自己陪护的工资报不了，护工发票才能按责报护理费</w:t>
+            </w:r>
+          </w:p>
+        </w:tc>
+      </w:tr>
     </w:tbl>
     <w:p>
       <w:pPr>
@@ -3585,6 +3644,21 @@
           <w:sz w:val="24"/>
         </w:rPr>
         <w:t>• 请告知理赔需要的材料清单、是否必须先有责任认定书才能垫付医疗费。</w:t>
+      </w:r>
+    </w:p>
+    <w:p>
+      <w:pPr>
+        <w:spacing w:after="60" w:before="0" w:line="336" w:lineRule="auto"/>
+        <w:ind w:firstLine="210"/>
+        <w:jc w:val="left"/>
+      </w:pPr>
+      <w:r>
+        <w:rPr>
+          <w:rFonts w:ascii="宋体" w:hAnsi="宋体" w:eastAsia="宋体" w:cs="宋体"/>
+          <w:b w:val="0"/>
+          <w:sz w:val="24"/>
+        </w:rPr>
+        <w:t>• 护理费：伤者目前不能下地、不能独自如厕，已请医院合作一对一 24 小时护工。请确认按发票、按责任比例核赔；家属误工不在伤者误工项里。</w:t>
       </w:r>
     </w:p>
     <w:p>

--- a/deliverables/青岛红枫路交通事故_伤情与处理备忘录_20260817.docx
+++ b/deliverables/青岛红枫路交通事故_伤情与处理备忘录_20260817.docx
@@ -270,6 +270,21 @@
           <w:sz w:val="24"/>
         </w:rPr>
         <w:t>• 青岛市北区交警，对接人称陈师傅。双方车辆已扣至交警停车场。监控已调取。</w:t>
+      </w:r>
+    </w:p>
+    <w:p>
+      <w:pPr>
+        <w:spacing w:after="60" w:before="0" w:line="336" w:lineRule="auto"/>
+        <w:ind w:firstLine="210"/>
+        <w:jc w:val="left"/>
+      </w:pPr>
+      <w:r>
+        <w:rPr>
+          <w:rFonts w:ascii="宋体" w:hAnsi="宋体" w:eastAsia="宋体" w:cs="宋体"/>
+          <w:b w:val="0"/>
+          <w:sz w:val="24"/>
+        </w:rPr>
+        <w:t>• 刘孝春：伤者事发时的雇佣老板，三轮车实际所有人或管理人。未签劳动合同。不要把他写成工伤单位，也不要让他去替美团骑手补差额。</w:t>
       </w:r>
     </w:p>
     <w:p>
@@ -1483,7 +1498,7 @@
           <w:b w:val="0"/>
           <w:sz w:val="24"/>
         </w:rPr>
-        <w:t>青岛市北区红枫路汽车市场外抚顺路（正规市政道路，批发市场附近）</w:t>
+        <w:t>干活在青岛市市北区抚顺路批发市场一带；碰撞按交警案卷，材料仍写抚顺路市政道路（红枫路汽车市场外），不要写成纯市场内部事故。</w:t>
       </w:r>
     </w:p>
     <w:p>
@@ -1545,7 +1560,7 @@
           <w:b w:val="0"/>
           <w:sz w:val="24"/>
         </w:rPr>
-        <w:t>伤者骑三轮车准备掉头，后方美团二轮电动车碰撞，三轮侧翻。交警称视频能看清过程。</w:t>
+        <w:t>胡某当时在为刘孝春家卸货搬运，驾驶/使用刘家三轮车准备掉头，后方美团二轮电动车碰撞，三轮侧翻。交警称视频能看清过程。</w:t>
       </w:r>
     </w:p>
     <w:p>
@@ -1574,7 +1589,7 @@
           <w:b w:val="0"/>
           <w:sz w:val="24"/>
         </w:rPr>
-        <w:t>• 三轮车交警认定为机动车，未悬挂正规机动车号牌（批发市场自制内部牌，家属记得 2588，交警不认可）</w:t>
+        <w:t>• 三轮车交警认定为机动车，未悬挂正规机动车号牌（只有抚顺路批发市场内部牌，无青岛市摩托车/机动车号牌；家属记得 2588，交警不认可）</w:t>
       </w:r>
     </w:p>
     <w:p>
@@ -1589,7 +1604,7 @@
           <w:b w:val="0"/>
           <w:sz w:val="24"/>
         </w:rPr>
-        <w:t>• 转向灯失灵，掉头未有效提示后方</w:t>
+        <w:t>• 车况旧、转向灯失灵，掉头未有效提示后方</w:t>
       </w:r>
     </w:p>
     <w:p>
@@ -2831,8 +2846,22 @@
     </w:p>
     <w:p>
       <w:pPr>
-        <w:spacing w:after="120" w:before="0" w:line="360" w:lineRule="auto"/>
-        <w:ind w:firstLine="420"/>
+        <w:spacing w:after="120" w:before="200" w:line="312" w:lineRule="auto"/>
+        <w:jc w:val="left"/>
+      </w:pPr>
+      <w:r>
+        <w:rPr>
+          <w:rFonts w:ascii="黑体" w:hAnsi="黑体" w:eastAsia="黑体" w:cs="黑体"/>
+          <w:b/>
+          <w:sz w:val="24"/>
+        </w:rPr>
+        <w:t>刘孝春：车主/劳务，不是替美团补差额的人</w:t>
+      </w:r>
+    </w:p>
+    <w:p>
+      <w:pPr>
+        <w:spacing w:after="60" w:before="0" w:line="336" w:lineRule="auto"/>
+        <w:ind w:firstLine="210"/>
         <w:jc w:val="left"/>
       </w:pPr>
       <w:r>
@@ -2841,7 +2870,240 @@
           <w:b w:val="0"/>
           <w:sz w:val="24"/>
         </w:rPr>
-        <w:t>8 月 15 日通话还提到伤者事发时在为货主干活、雇主在场，可能同时存在雇佣/工伤线索。是否另案主张，由律师看劳动关系证据后决定，不要和交通事故赔偿混成一笔糊涂账。</w:t>
+        <w:t xml:space="preserve">• </w:t>
+      </w:r>
+      <w:r>
+        <w:rPr>
+          <w:rFonts w:ascii="宋体" w:hAnsi="宋体" w:eastAsia="宋体" w:cs="宋体"/>
+          <w:b/>
+          <w:sz w:val="24"/>
+        </w:rPr>
+        <w:t>身份：</w:t>
+      </w:r>
+      <w:r>
+        <w:rPr>
+          <w:rFonts w:ascii="宋体" w:hAnsi="宋体" w:eastAsia="宋体" w:cs="宋体"/>
+          <w:b w:val="0"/>
+          <w:sz w:val="24"/>
+        </w:rPr>
+        <w:t>伤者当时的雇佣老板，三轮车实际所有人或管理人。64 岁胡某已退休，当时没有签劳动合同。</w:t>
+      </w:r>
+    </w:p>
+    <w:p>
+      <w:pPr>
+        <w:spacing w:after="60" w:before="0" w:line="336" w:lineRule="auto"/>
+        <w:ind w:firstLine="210"/>
+        <w:jc w:val="left"/>
+      </w:pPr>
+      <w:r>
+        <w:rPr>
+          <w:rFonts w:ascii="宋体" w:hAnsi="宋体" w:eastAsia="宋体" w:cs="宋体"/>
+          <w:b w:val="0"/>
+          <w:sz w:val="24"/>
+        </w:rPr>
+        <w:t xml:space="preserve">• </w:t>
+      </w:r>
+      <w:r>
+        <w:rPr>
+          <w:rFonts w:ascii="宋体" w:hAnsi="宋体" w:eastAsia="宋体" w:cs="宋体"/>
+          <w:b/>
+          <w:sz w:val="24"/>
+        </w:rPr>
+        <w:t>当天：</w:t>
+      </w:r>
+      <w:r>
+        <w:rPr>
+          <w:rFonts w:ascii="宋体" w:hAnsi="宋体" w:eastAsia="宋体" w:cs="宋体"/>
+          <w:b w:val="0"/>
+          <w:sz w:val="24"/>
+        </w:rPr>
+        <w:t>案发时胡某正在帮刘家卸货搬运。车比较旧，只有抚顺路批发市场牌照，没有青岛市正规摩托车牌；转向灯坏了，掉头没有及时转向提醒。</w:t>
+      </w:r>
+    </w:p>
+    <w:p>
+      <w:pPr>
+        <w:spacing w:after="60" w:before="0" w:line="336" w:lineRule="auto"/>
+        <w:ind w:firstLine="210"/>
+        <w:jc w:val="left"/>
+      </w:pPr>
+      <w:r>
+        <w:rPr>
+          <w:rFonts w:ascii="宋体" w:hAnsi="宋体" w:eastAsia="宋体" w:cs="宋体"/>
+          <w:b w:val="0"/>
+          <w:sz w:val="24"/>
+        </w:rPr>
+        <w:t xml:space="preserve">• </w:t>
+      </w:r>
+      <w:r>
+        <w:rPr>
+          <w:rFonts w:ascii="宋体" w:hAnsi="宋体" w:eastAsia="宋体" w:cs="宋体"/>
+          <w:b/>
+          <w:sz w:val="24"/>
+        </w:rPr>
+        <w:t>有没有劳动合同：</w:t>
+      </w:r>
+      <w:r>
+        <w:rPr>
+          <w:rFonts w:ascii="宋体" w:hAnsi="宋体" w:eastAsia="宋体" w:cs="宋体"/>
+          <w:b w:val="0"/>
+          <w:sz w:val="24"/>
+        </w:rPr>
+        <w:t>没有劳动合同 + 已退休，工伤和标准劳动关系很难成立。按个人之间劳务关系看（民法典第 1192 条）：提供劳务一方因劳务受伤，按双方各自过错分担，不是雇主无过错全包。</w:t>
+      </w:r>
+    </w:p>
+    <w:p>
+      <w:pPr>
+        <w:spacing w:after="60" w:before="0" w:line="336" w:lineRule="auto"/>
+        <w:ind w:firstLine="210"/>
+        <w:jc w:val="left"/>
+      </w:pPr>
+      <w:r>
+        <w:rPr>
+          <w:rFonts w:ascii="宋体" w:hAnsi="宋体" w:eastAsia="宋体" w:cs="宋体"/>
+          <w:b w:val="0"/>
+          <w:sz w:val="24"/>
+        </w:rPr>
+        <w:t xml:space="preserve">• </w:t>
+      </w:r>
+      <w:r>
+        <w:rPr>
+          <w:rFonts w:ascii="宋体" w:hAnsi="宋体" w:eastAsia="宋体" w:cs="宋体"/>
+          <w:b/>
+          <w:sz w:val="24"/>
+        </w:rPr>
+        <w:t>交警怎么划：</w:t>
+      </w:r>
+      <w:r>
+        <w:rPr>
+          <w:rFonts w:ascii="宋体" w:hAnsi="宋体" w:eastAsia="宋体" w:cs="宋体"/>
+          <w:b w:val="0"/>
+          <w:sz w:val="24"/>
+        </w:rPr>
+        <w:t>交警认定书只划分三轮使用人胡某和美团骑手的过错，通常不写刘孝春替骑手担责。无牌、灯坏、掉头，仍然会记在三轮这一方。责任范围不变：同等，或外卖主责、三轮次责。</w:t>
+      </w:r>
+    </w:p>
+    <w:p>
+      <w:pPr>
+        <w:spacing w:after="60" w:before="0" w:line="336" w:lineRule="auto"/>
+        <w:ind w:firstLine="210"/>
+        <w:jc w:val="left"/>
+      </w:pPr>
+      <w:r>
+        <w:rPr>
+          <w:rFonts w:ascii="宋体" w:hAnsi="宋体" w:eastAsia="宋体" w:cs="宋体"/>
+          <w:b w:val="0"/>
+          <w:sz w:val="24"/>
+        </w:rPr>
+        <w:t xml:space="preserve">• </w:t>
+      </w:r>
+      <w:r>
+        <w:rPr>
+          <w:rFonts w:ascii="宋体" w:hAnsi="宋体" w:eastAsia="宋体" w:cs="宋体"/>
+          <w:b/>
+          <w:sz w:val="24"/>
+        </w:rPr>
+        <w:t>车主过错：</w:t>
+      </w:r>
+      <w:r>
+        <w:rPr>
+          <w:rFonts w:ascii="宋体" w:hAnsi="宋体" w:eastAsia="宋体" w:cs="宋体"/>
+          <w:b w:val="0"/>
+          <w:sz w:val="24"/>
+        </w:rPr>
+        <w:t>车主与使用人不是同一人时，三轮这一方的事故责任原则上由使用人承担；所有人、管理人有过错的，承担相应赔偿责任（民法典第 1209 条）。把无牌、转向灯失灵的车交给人在市政道路上用，刘孝春这边有过错线索。</w:t>
+      </w:r>
+    </w:p>
+    <w:p>
+      <w:pPr>
+        <w:spacing w:after="60" w:before="0" w:line="336" w:lineRule="auto"/>
+        <w:ind w:firstLine="210"/>
+        <w:jc w:val="left"/>
+      </w:pPr>
+      <w:r>
+        <w:rPr>
+          <w:rFonts w:ascii="宋体" w:hAnsi="宋体" w:eastAsia="宋体" w:cs="宋体"/>
+          <w:b w:val="0"/>
+          <w:sz w:val="24"/>
+        </w:rPr>
+        <w:t xml:space="preserve">• </w:t>
+      </w:r>
+      <w:r>
+        <w:rPr>
+          <w:rFonts w:ascii="宋体" w:hAnsi="宋体" w:eastAsia="宋体" w:cs="宋体"/>
+          <w:b/>
+          <w:sz w:val="24"/>
+        </w:rPr>
+        <w:t>不替美团赔：</w:t>
+      </w:r>
+      <w:r>
+        <w:rPr>
+          <w:rFonts w:ascii="宋体" w:hAnsi="宋体" w:eastAsia="宋体" w:cs="宋体"/>
+          <w:b w:val="0"/>
+          <w:sz w:val="24"/>
+        </w:rPr>
+        <w:t>刘孝春没有法定义务承担「美团小姑娘责任范围内赔不够、她本人又没钱」的那一块。那是骑手和美团平台险的债，不能让老板去替她补。</w:t>
+      </w:r>
+    </w:p>
+    <w:p>
+      <w:pPr>
+        <w:spacing w:after="60" w:before="0" w:line="336" w:lineRule="auto"/>
+        <w:ind w:firstLine="210"/>
+        <w:jc w:val="left"/>
+      </w:pPr>
+      <w:r>
+        <w:rPr>
+          <w:rFonts w:ascii="宋体" w:hAnsi="宋体" w:eastAsia="宋体" w:cs="宋体"/>
+          <w:b w:val="0"/>
+          <w:sz w:val="24"/>
+        </w:rPr>
+        <w:t xml:space="preserve">• </w:t>
+      </w:r>
+      <w:r>
+        <w:rPr>
+          <w:rFonts w:ascii="宋体" w:hAnsi="宋体" w:eastAsia="宋体" w:cs="宋体"/>
+          <w:b/>
+          <w:sz w:val="24"/>
+        </w:rPr>
+        <w:t>可能分担哪一块：</w:t>
+      </w:r>
+      <w:r>
+        <w:rPr>
+          <w:rFonts w:ascii="宋体" w:hAnsi="宋体" w:eastAsia="宋体" w:cs="宋体"/>
+          <w:b w:val="0"/>
+          <w:sz w:val="24"/>
+        </w:rPr>
+        <w:t>认定书扣掉的己方份额（同等大约 50%，次责大约 30%）以及因车主过错、提供不合格车辆产生的相应责任，可以向刘孝春主张分担。这是「三轮这一方内部怎么分」，不是「替美团赔剩余」。</w:t>
+      </w:r>
+    </w:p>
+    <w:p>
+      <w:pPr>
+        <w:spacing w:after="60" w:before="0" w:line="336" w:lineRule="auto"/>
+        <w:ind w:firstLine="210"/>
+        <w:jc w:val="left"/>
+      </w:pPr>
+      <w:r>
+        <w:rPr>
+          <w:rFonts w:ascii="宋体" w:hAnsi="宋体" w:eastAsia="宋体" w:cs="宋体"/>
+          <w:b w:val="0"/>
+          <w:sz w:val="24"/>
+        </w:rPr>
+        <w:t xml:space="preserve">• </w:t>
+      </w:r>
+      <w:r>
+        <w:rPr>
+          <w:rFonts w:ascii="宋体" w:hAnsi="宋体" w:eastAsia="宋体" w:cs="宋体"/>
+          <w:b/>
+          <w:sz w:val="24"/>
+        </w:rPr>
+        <w:t>现在怎么做：</w:t>
+      </w:r>
+      <w:r>
+        <w:rPr>
+          <w:rFonts w:ascii="宋体" w:hAnsi="宋体" w:eastAsia="宋体" w:cs="宋体"/>
+          <w:b w:val="0"/>
+          <w:sz w:val="24"/>
+        </w:rPr>
+        <w:t>本周仍先拉美团保险、出认定书。对刘孝春先留证据：谁的车、当天在卸货、有无工钱微信、他是否知道没牌和灯坏。不要立刻发律师函，也不要签「与刘再无纠葛」。他若出钱，书面写明是垫付或雇主补偿，不是总包结案。</w:t>
       </w:r>
     </w:p>
     <w:p>
@@ -3358,6 +3620,68 @@
           </w:p>
         </w:tc>
       </w:tr>
+      <w:tr>
+        <w:tc>
+          <w:tcPr>
+            <w:tcW w:type="dxa" w:w="2986"/>
+            <w:shd w:fill="F3F6FA" w:val="clear"/>
+          </w:tcPr>
+          <w:p>
+            <w:pPr>
+              <w:spacing w:after="40" w:before="40" w:line="276" w:lineRule="auto"/>
+            </w:pPr>
+            <w:r/>
+            <w:r>
+              <w:rPr>
+                <w:rFonts w:ascii="宋体" w:hAnsi="宋体" w:eastAsia="宋体" w:cs="宋体"/>
+                <w:b w:val="0"/>
+                <w:sz w:val="21"/>
+              </w:rPr>
+              <w:t>家属+岳父</w:t>
+            </w:r>
+          </w:p>
+        </w:tc>
+        <w:tc>
+          <w:tcPr>
+            <w:tcW w:type="dxa" w:w="2986"/>
+            <w:shd w:fill="F3F6FA" w:val="clear"/>
+          </w:tcPr>
+          <w:p>
+            <w:pPr>
+              <w:spacing w:after="40" w:before="40" w:line="276" w:lineRule="auto"/>
+            </w:pPr>
+            <w:r/>
+            <w:r>
+              <w:rPr>
+                <w:rFonts w:ascii="宋体" w:hAnsi="宋体" w:eastAsia="宋体" w:cs="宋体"/>
+                <w:b w:val="0"/>
+                <w:sz w:val="21"/>
+              </w:rPr>
+              <w:t>内部固定刘孝春角色：车是他的、活是他的、无劳动合同；先收微信转账、现场证人，不发律师函，不签与刘了结</w:t>
+            </w:r>
+          </w:p>
+        </w:tc>
+        <w:tc>
+          <w:tcPr>
+            <w:tcW w:type="dxa" w:w="2986"/>
+            <w:shd w:fill="F3F6FA" w:val="clear"/>
+          </w:tcPr>
+          <w:p>
+            <w:pPr>
+              <w:spacing w:after="40" w:before="40" w:line="276" w:lineRule="auto"/>
+            </w:pPr>
+            <w:r/>
+            <w:r>
+              <w:rPr>
+                <w:rFonts w:ascii="宋体" w:hAnsi="宋体" w:eastAsia="宋体" w:cs="宋体"/>
+                <w:b w:val="0"/>
+                <w:sz w:val="21"/>
+              </w:rPr>
+              <w:t>他可能分担己方份额和车主过错，但不能替美团骑手补差额，两笔账不能混</w:t>
+            </w:r>
+          </w:p>
+        </w:tc>
+      </w:tr>
     </w:tbl>
     <w:p>
       <w:pPr>
@@ -3808,6 +4132,36 @@
           <w:sz w:val="24"/>
         </w:rPr>
         <w:t>• 不要装病、不要出院再入院绕考核、不要代扮交警。</w:t>
+      </w:r>
+    </w:p>
+    <w:p>
+      <w:pPr>
+        <w:spacing w:after="60" w:before="0" w:line="336" w:lineRule="auto"/>
+        <w:ind w:firstLine="210"/>
+        <w:jc w:val="left"/>
+      </w:pPr>
+      <w:r>
+        <w:rPr>
+          <w:rFonts w:ascii="宋体" w:hAnsi="宋体" w:eastAsia="宋体" w:cs="宋体"/>
+          <w:b w:val="0"/>
+          <w:sz w:val="24"/>
+        </w:rPr>
+        <w:t>• 不要对美团说「我们老板刘孝春会把小姑娘赔不起的都补上」——等于放她走。</w:t>
+      </w:r>
+    </w:p>
+    <w:p>
+      <w:pPr>
+        <w:spacing w:after="60" w:before="0" w:line="336" w:lineRule="auto"/>
+        <w:ind w:firstLine="210"/>
+        <w:jc w:val="left"/>
+      </w:pPr>
+      <w:r>
+        <w:rPr>
+          <w:rFonts w:ascii="宋体" w:hAnsi="宋体" w:eastAsia="宋体" w:cs="宋体"/>
+          <w:b w:val="0"/>
+          <w:sz w:val="24"/>
+        </w:rPr>
+        <w:t>• 不要把刘孝春写成工伤单位去人社局；退休未签合同，工伤这条很窄。</w:t>
       </w:r>
     </w:p>
     <w:p>

--- a/deliverables/青岛红枫路交通事故_伤情与处理备忘录_20260817.docx
+++ b/deliverables/青岛红枫路交通事故_伤情与处理备忘录_20260817.docx
@@ -3104,6 +3104,1819 @@
           <w:sz w:val="24"/>
         </w:rPr>
         <w:t>本周仍先拉美团保险、出认定书。对刘孝春先留证据：谁的车、当天在卸货、有无工钱微信、他是否知道没牌和灯坏。不要立刻发律师函，也不要签「与刘再无纠葛」。他若出钱，书面写明是垫付或雇主补偿，不是总包结案。</w:t>
+      </w:r>
+    </w:p>
+    <w:p>
+      <w:pPr>
+        <w:spacing w:after="60" w:before="0" w:line="336" w:lineRule="auto"/>
+        <w:ind w:firstLine="210"/>
+        <w:jc w:val="left"/>
+      </w:pPr>
+      <w:r>
+        <w:rPr>
+          <w:rFonts w:ascii="宋体" w:hAnsi="宋体" w:eastAsia="宋体" w:cs="宋体"/>
+          <w:b w:val="0"/>
+          <w:sz w:val="24"/>
+        </w:rPr>
+        <w:t xml:space="preserve">• </w:t>
+      </w:r>
+      <w:r>
+        <w:rPr>
+          <w:rFonts w:ascii="宋体" w:hAnsi="宋体" w:eastAsia="宋体" w:cs="宋体"/>
+          <w:b/>
+          <w:sz w:val="24"/>
+        </w:rPr>
+        <w:t>30% 怎么理解：</w:t>
+      </w:r>
+      <w:r>
+        <w:rPr>
+          <w:rFonts w:ascii="宋体" w:hAnsi="宋体" w:eastAsia="宋体" w:cs="宋体"/>
+          <w:b w:val="0"/>
+          <w:sz w:val="24"/>
+        </w:rPr>
+        <w:t>若认定书是外卖主责、三轮次责，美团侧大约 70%，己方缺口大约 30%。30% 是三轮这一方相对美团被扣掉的份额，不是刘孝春的法定固定比例。刘承担的是这 30% 缺口里、与他车主过错和接受劳务过错相当的部分；胡某自己开车、掉头的过错，仍有一部分要自负。</w:t>
+      </w:r>
+    </w:p>
+    <w:p>
+      <w:pPr>
+        <w:spacing w:after="60" w:before="0" w:line="336" w:lineRule="auto"/>
+        <w:ind w:firstLine="210"/>
+        <w:jc w:val="left"/>
+      </w:pPr>
+      <w:r>
+        <w:rPr>
+          <w:rFonts w:ascii="宋体" w:hAnsi="宋体" w:eastAsia="宋体" w:cs="宋体"/>
+          <w:b w:val="0"/>
+          <w:sz w:val="24"/>
+        </w:rPr>
+        <w:t xml:space="preserve">• </w:t>
+      </w:r>
+      <w:r>
+        <w:rPr>
+          <w:rFonts w:ascii="宋体" w:hAnsi="宋体" w:eastAsia="宋体" w:cs="宋体"/>
+          <w:b/>
+          <w:sz w:val="24"/>
+        </w:rPr>
+        <w:t>怎么切：</w:t>
+      </w:r>
+      <w:r>
+        <w:rPr>
+          <w:rFonts w:ascii="宋体" w:hAnsi="宋体" w:eastAsia="宋体" w:cs="宋体"/>
+          <w:b w:val="0"/>
+          <w:sz w:val="24"/>
+        </w:rPr>
+        <w:t>总损失 L（下列可计入项目之和）→ 美团/平台险先赔约 70%L → 己方缺口 G≈30%L → 刘孝春赔 G×其过错系数 k，胡某自负 G×(1−k)。k 不是 100%，也不要对外报一个数；无牌+灯坏交人上路、当天派活，主张时把 k 往高处谈，但不能写成刘把 30% 全部包圆。</w:t>
+      </w:r>
+    </w:p>
+    <w:p>
+      <w:pPr>
+        <w:spacing w:after="120" w:before="200" w:line="312" w:lineRule="auto"/>
+        <w:jc w:val="left"/>
+      </w:pPr>
+      <w:r>
+        <w:rPr>
+          <w:rFonts w:ascii="黑体" w:hAnsi="黑体" w:eastAsia="黑体" w:cs="黑体"/>
+          <w:b/>
+          <w:sz w:val="24"/>
+        </w:rPr>
+        <w:t>刘孝春应当分担的项目清单</w:t>
+      </w:r>
+    </w:p>
+    <w:tbl>
+      <w:tblPr>
+        <w:tblStyle w:val="TableGrid"/>
+        <w:tblW w:type="auto" w:w="0"/>
+        <w:tblLayout w:type="autofit"/>
+        <w:tblLook w:firstColumn="1" w:firstRow="1" w:lastColumn="0" w:lastRow="0" w:noHBand="0" w:noVBand="1" w:val="04A0"/>
+      </w:tblPr>
+      <w:tblGrid>
+        <w:gridCol w:w="1792"/>
+        <w:gridCol w:w="1792"/>
+        <w:gridCol w:w="1792"/>
+        <w:gridCol w:w="1792"/>
+        <w:gridCol w:w="1792"/>
+      </w:tblGrid>
+      <w:tr>
+        <w:tc>
+          <w:tcPr>
+            <w:tcW w:type="dxa" w:w="1792"/>
+            <w:shd w:fill="0B2F5B" w:val="clear"/>
+          </w:tcPr>
+          <w:p>
+            <w:pPr>
+              <w:spacing w:after="40" w:before="40" w:line="276" w:lineRule="auto"/>
+            </w:pPr>
+            <w:r/>
+            <w:r>
+              <w:rPr>
+                <w:rFonts w:ascii="黑体" w:hAnsi="黑体" w:eastAsia="黑体" w:cs="黑体"/>
+                <w:b/>
+                <w:color w:val="FFFFFF"/>
+                <w:sz w:val="21"/>
+              </w:rPr>
+              <w:t>项目</w:t>
+            </w:r>
+          </w:p>
+        </w:tc>
+        <w:tc>
+          <w:tcPr>
+            <w:tcW w:type="dxa" w:w="1792"/>
+            <w:shd w:fill="0B2F5B" w:val="clear"/>
+          </w:tcPr>
+          <w:p>
+            <w:pPr>
+              <w:spacing w:after="40" w:before="40" w:line="276" w:lineRule="auto"/>
+            </w:pPr>
+            <w:r/>
+            <w:r>
+              <w:rPr>
+                <w:rFonts w:ascii="黑体" w:hAnsi="黑体" w:eastAsia="黑体" w:cs="黑体"/>
+                <w:b/>
+                <w:color w:val="FFFFFF"/>
+                <w:sz w:val="21"/>
+              </w:rPr>
+              <w:t>现在能否主张</w:t>
+            </w:r>
+          </w:p>
+        </w:tc>
+        <w:tc>
+          <w:tcPr>
+            <w:tcW w:type="dxa" w:w="1792"/>
+            <w:shd w:fill="0B2F5B" w:val="clear"/>
+          </w:tcPr>
+          <w:p>
+            <w:pPr>
+              <w:spacing w:after="40" w:before="40" w:line="276" w:lineRule="auto"/>
+            </w:pPr>
+            <w:r/>
+            <w:r>
+              <w:rPr>
+                <w:rFonts w:ascii="黑体" w:hAnsi="黑体" w:eastAsia="黑体" w:cs="黑体"/>
+                <w:b/>
+                <w:color w:val="FFFFFF"/>
+                <w:sz w:val="21"/>
+              </w:rPr>
+              <w:t>计算口径</w:t>
+            </w:r>
+          </w:p>
+        </w:tc>
+        <w:tc>
+          <w:tcPr>
+            <w:tcW w:type="dxa" w:w="1792"/>
+            <w:shd w:fill="0B2F5B" w:val="clear"/>
+          </w:tcPr>
+          <w:p>
+            <w:pPr>
+              <w:spacing w:after="40" w:before="40" w:line="276" w:lineRule="auto"/>
+            </w:pPr>
+            <w:r/>
+            <w:r>
+              <w:rPr>
+                <w:rFonts w:ascii="黑体" w:hAnsi="黑体" w:eastAsia="黑体" w:cs="黑体"/>
+                <w:b/>
+                <w:color w:val="FFFFFF"/>
+                <w:sz w:val="21"/>
+              </w:rPr>
+              <w:t>刘孝春怎么担</w:t>
+            </w:r>
+          </w:p>
+        </w:tc>
+        <w:tc>
+          <w:tcPr>
+            <w:tcW w:type="dxa" w:w="1792"/>
+            <w:shd w:fill="0B2F5B" w:val="clear"/>
+          </w:tcPr>
+          <w:p>
+            <w:pPr>
+              <w:spacing w:after="40" w:before="40" w:line="276" w:lineRule="auto"/>
+            </w:pPr>
+            <w:r/>
+            <w:r>
+              <w:rPr>
+                <w:rFonts w:ascii="黑体" w:hAnsi="黑体" w:eastAsia="黑体" w:cs="黑体"/>
+                <w:b/>
+                <w:color w:val="FFFFFF"/>
+                <w:sz w:val="21"/>
+              </w:rPr>
+              <w:t>不要搞错</w:t>
+            </w:r>
+          </w:p>
+        </w:tc>
+      </w:tr>
+      <w:tr>
+        <w:tc>
+          <w:tcPr>
+            <w:tcW w:type="dxa" w:w="1792"/>
+          </w:tcPr>
+          <w:p>
+            <w:pPr>
+              <w:spacing w:after="40" w:before="40" w:line="276" w:lineRule="auto"/>
+            </w:pPr>
+            <w:r/>
+            <w:r>
+              <w:rPr>
+                <w:rFonts w:ascii="宋体" w:hAnsi="宋体" w:eastAsia="宋体" w:cs="宋体"/>
+                <w:b w:val="0"/>
+                <w:sz w:val="21"/>
+              </w:rPr>
+              <w:t>未结工钱（欠薪）</w:t>
+            </w:r>
+          </w:p>
+        </w:tc>
+        <w:tc>
+          <w:tcPr>
+            <w:tcW w:type="dxa" w:w="1792"/>
+          </w:tcPr>
+          <w:p>
+            <w:pPr>
+              <w:spacing w:after="40" w:before="40" w:line="276" w:lineRule="auto"/>
+            </w:pPr>
+            <w:r/>
+            <w:r>
+              <w:rPr>
+                <w:rFonts w:ascii="宋体" w:hAnsi="宋体" w:eastAsia="宋体" w:cs="宋体"/>
+                <w:b w:val="0"/>
+                <w:sz w:val="21"/>
+              </w:rPr>
+              <w:t>可以现在就要</w:t>
+            </w:r>
+          </w:p>
+        </w:tc>
+        <w:tc>
+          <w:tcPr>
+            <w:tcW w:type="dxa" w:w="1792"/>
+          </w:tcPr>
+          <w:p>
+            <w:pPr>
+              <w:spacing w:after="40" w:before="40" w:line="276" w:lineRule="auto"/>
+            </w:pPr>
+            <w:r/>
+            <w:r>
+              <w:rPr>
+                <w:rFonts w:ascii="宋体" w:hAnsi="宋体" w:eastAsia="宋体" w:cs="宋体"/>
+                <w:b w:val="0"/>
+                <w:sz w:val="21"/>
+              </w:rPr>
+              <w:t>按实际未付工钱，8/15 口述约 5000 元，须微信或证人核。</w:t>
+            </w:r>
+          </w:p>
+        </w:tc>
+        <w:tc>
+          <w:tcPr>
+            <w:tcW w:type="dxa" w:w="1792"/>
+          </w:tcPr>
+          <w:p>
+            <w:pPr>
+              <w:spacing w:after="40" w:before="40" w:line="276" w:lineRule="auto"/>
+            </w:pPr>
+            <w:r/>
+            <w:r>
+              <w:rPr>
+                <w:rFonts w:ascii="宋体" w:hAnsi="宋体" w:eastAsia="宋体" w:cs="宋体"/>
+                <w:b w:val="0"/>
+                <w:sz w:val="21"/>
+              </w:rPr>
+              <w:t>100% 由刘孝春付。这是欠薪，不乘 30%，不和事故赔偿冲抵。</w:t>
+            </w:r>
+          </w:p>
+        </w:tc>
+        <w:tc>
+          <w:tcPr>
+            <w:tcW w:type="dxa" w:w="1792"/>
+          </w:tcPr>
+          <w:p>
+            <w:pPr>
+              <w:spacing w:after="40" w:before="40" w:line="276" w:lineRule="auto"/>
+            </w:pPr>
+            <w:r/>
+            <w:r>
+              <w:rPr>
+                <w:rFonts w:ascii="宋体" w:hAnsi="宋体" w:eastAsia="宋体" w:cs="宋体"/>
+                <w:b w:val="0"/>
+                <w:sz w:val="21"/>
+              </w:rPr>
+              <w:t>不要拿欠薪去抵医疗费后说事故两清。</w:t>
+            </w:r>
+          </w:p>
+        </w:tc>
+      </w:tr>
+      <w:tr>
+        <w:tc>
+          <w:tcPr>
+            <w:tcW w:type="dxa" w:w="1792"/>
+            <w:shd w:fill="F3F6FA" w:val="clear"/>
+          </w:tcPr>
+          <w:p>
+            <w:pPr>
+              <w:spacing w:after="40" w:before="40" w:line="276" w:lineRule="auto"/>
+            </w:pPr>
+            <w:r/>
+            <w:r>
+              <w:rPr>
+                <w:rFonts w:ascii="宋体" w:hAnsi="宋体" w:eastAsia="宋体" w:cs="宋体"/>
+                <w:b w:val="0"/>
+                <w:sz w:val="21"/>
+              </w:rPr>
+              <w:t>医疗费</w:t>
+            </w:r>
+          </w:p>
+        </w:tc>
+        <w:tc>
+          <w:tcPr>
+            <w:tcW w:type="dxa" w:w="1792"/>
+            <w:shd w:fill="F3F6FA" w:val="clear"/>
+          </w:tcPr>
+          <w:p>
+            <w:pPr>
+              <w:spacing w:after="40" w:before="40" w:line="276" w:lineRule="auto"/>
+            </w:pPr>
+            <w:r/>
+            <w:r>
+              <w:rPr>
+                <w:rFonts w:ascii="宋体" w:hAnsi="宋体" w:eastAsia="宋体" w:cs="宋体"/>
+                <w:b w:val="0"/>
+                <w:sz w:val="21"/>
+              </w:rPr>
+              <w:t>有票就进台账</w:t>
+            </w:r>
+          </w:p>
+        </w:tc>
+        <w:tc>
+          <w:tcPr>
+            <w:tcW w:type="dxa" w:w="1792"/>
+            <w:shd w:fill="F3F6FA" w:val="clear"/>
+          </w:tcPr>
+          <w:p>
+            <w:pPr>
+              <w:spacing w:after="40" w:before="40" w:line="276" w:lineRule="auto"/>
+            </w:pPr>
+            <w:r/>
+            <w:r>
+              <w:rPr>
+                <w:rFonts w:ascii="宋体" w:hAnsi="宋体" w:eastAsia="宋体" w:cs="宋体"/>
+                <w:b w:val="0"/>
+                <w:sz w:val="21"/>
+              </w:rPr>
+              <w:t>住院、手术、检查、药品、后续门诊，发票减医保已报（按保险和法院口径）。</w:t>
+            </w:r>
+          </w:p>
+        </w:tc>
+        <w:tc>
+          <w:tcPr>
+            <w:tcW w:type="dxa" w:w="1792"/>
+            <w:shd w:fill="F3F6FA" w:val="clear"/>
+          </w:tcPr>
+          <w:p>
+            <w:pPr>
+              <w:spacing w:after="40" w:before="40" w:line="276" w:lineRule="auto"/>
+            </w:pPr>
+            <w:r/>
+            <w:r>
+              <w:rPr>
+                <w:rFonts w:ascii="宋体" w:hAnsi="宋体" w:eastAsia="宋体" w:cs="宋体"/>
+                <w:b w:val="0"/>
+                <w:sz w:val="21"/>
+              </w:rPr>
+              <w:t>进入 L，刘分担缺口 G 中与其过错相当的部分。</w:t>
+            </w:r>
+          </w:p>
+        </w:tc>
+        <w:tc>
+          <w:tcPr>
+            <w:tcW w:type="dxa" w:w="1792"/>
+            <w:shd w:fill="F3F6FA" w:val="clear"/>
+          </w:tcPr>
+          <w:p>
+            <w:pPr>
+              <w:spacing w:after="40" w:before="40" w:line="276" w:lineRule="auto"/>
+            </w:pPr>
+            <w:r/>
+            <w:r>
+              <w:rPr>
+                <w:rFonts w:ascii="宋体" w:hAnsi="宋体" w:eastAsia="宋体" w:cs="宋体"/>
+                <w:b w:val="0"/>
+                <w:sz w:val="21"/>
+              </w:rPr>
+              <w:t>美团 70% 仍找平台险，不让刘替骑手出。</w:t>
+            </w:r>
+          </w:p>
+        </w:tc>
+      </w:tr>
+      <w:tr>
+        <w:tc>
+          <w:tcPr>
+            <w:tcW w:type="dxa" w:w="1792"/>
+          </w:tcPr>
+          <w:p>
+            <w:pPr>
+              <w:spacing w:after="40" w:before="40" w:line="276" w:lineRule="auto"/>
+            </w:pPr>
+            <w:r/>
+            <w:r>
+              <w:rPr>
+                <w:rFonts w:ascii="宋体" w:hAnsi="宋体" w:eastAsia="宋体" w:cs="宋体"/>
+                <w:b w:val="0"/>
+                <w:sz w:val="21"/>
+              </w:rPr>
+              <w:t>后续治疗费</w:t>
+            </w:r>
+          </w:p>
+        </w:tc>
+        <w:tc>
+          <w:tcPr>
+            <w:tcW w:type="dxa" w:w="1792"/>
+          </w:tcPr>
+          <w:p>
+            <w:pPr>
+              <w:spacing w:after="40" w:before="40" w:line="276" w:lineRule="auto"/>
+            </w:pPr>
+            <w:r/>
+            <w:r>
+              <w:rPr>
+                <w:rFonts w:ascii="宋体" w:hAnsi="宋体" w:eastAsia="宋体" w:cs="宋体"/>
+                <w:b w:val="0"/>
+                <w:sz w:val="21"/>
+              </w:rPr>
+              <w:t>评残前先记账，取内固定后再结</w:t>
+            </w:r>
+          </w:p>
+        </w:tc>
+        <w:tc>
+          <w:tcPr>
+            <w:tcW w:type="dxa" w:w="1792"/>
+          </w:tcPr>
+          <w:p>
+            <w:pPr>
+              <w:spacing w:after="40" w:before="40" w:line="276" w:lineRule="auto"/>
+            </w:pPr>
+            <w:r/>
+            <w:r>
+              <w:rPr>
+                <w:rFonts w:ascii="宋体" w:hAnsi="宋体" w:eastAsia="宋体" w:cs="宋体"/>
+                <w:b w:val="0"/>
+                <w:sz w:val="21"/>
+              </w:rPr>
+              <w:t>医嘱或鉴定意见载明的二次手术、拆外固定、康复必要费用。</w:t>
+            </w:r>
+          </w:p>
+        </w:tc>
+        <w:tc>
+          <w:tcPr>
+            <w:tcW w:type="dxa" w:w="1792"/>
+          </w:tcPr>
+          <w:p>
+            <w:pPr>
+              <w:spacing w:after="40" w:before="40" w:line="276" w:lineRule="auto"/>
+            </w:pPr>
+            <w:r/>
+            <w:r>
+              <w:rPr>
+                <w:rFonts w:ascii="宋体" w:hAnsi="宋体" w:eastAsia="宋体" w:cs="宋体"/>
+                <w:b w:val="0"/>
+                <w:sz w:val="21"/>
+              </w:rPr>
+              <w:t>同上，进 L 后切缺口。</w:t>
+            </w:r>
+          </w:p>
+        </w:tc>
+        <w:tc>
+          <w:tcPr>
+            <w:tcW w:type="dxa" w:w="1792"/>
+          </w:tcPr>
+          <w:p>
+            <w:pPr>
+              <w:spacing w:after="40" w:before="40" w:line="276" w:lineRule="auto"/>
+            </w:pPr>
+            <w:r/>
+            <w:r>
+              <w:rPr>
+                <w:rFonts w:ascii="宋体" w:hAnsi="宋体" w:eastAsia="宋体" w:cs="宋体"/>
+                <w:b w:val="0"/>
+                <w:sz w:val="21"/>
+              </w:rPr>
+              <w:t>不要现在把尚未发生的二次手术一次性包死。</w:t>
+            </w:r>
+          </w:p>
+        </w:tc>
+      </w:tr>
+      <w:tr>
+        <w:tc>
+          <w:tcPr>
+            <w:tcW w:type="dxa" w:w="1792"/>
+            <w:shd w:fill="F3F6FA" w:val="clear"/>
+          </w:tcPr>
+          <w:p>
+            <w:pPr>
+              <w:spacing w:after="40" w:before="40" w:line="276" w:lineRule="auto"/>
+            </w:pPr>
+            <w:r/>
+            <w:r>
+              <w:rPr>
+                <w:rFonts w:ascii="宋体" w:hAnsi="宋体" w:eastAsia="宋体" w:cs="宋体"/>
+                <w:b w:val="0"/>
+                <w:sz w:val="21"/>
+              </w:rPr>
+              <w:t>护理费（陪护费）</w:t>
+            </w:r>
+          </w:p>
+        </w:tc>
+        <w:tc>
+          <w:tcPr>
+            <w:tcW w:type="dxa" w:w="1792"/>
+            <w:shd w:fill="F3F6FA" w:val="clear"/>
+          </w:tcPr>
+          <w:p>
+            <w:pPr>
+              <w:spacing w:after="40" w:before="40" w:line="276" w:lineRule="auto"/>
+            </w:pPr>
+            <w:r/>
+            <w:r>
+              <w:rPr>
+                <w:rFonts w:ascii="宋体" w:hAnsi="宋体" w:eastAsia="宋体" w:cs="宋体"/>
+                <w:b w:val="0"/>
+                <w:sz w:val="21"/>
+              </w:rPr>
+              <w:t>应当主张</w:t>
+            </w:r>
+          </w:p>
+        </w:tc>
+        <w:tc>
+          <w:tcPr>
+            <w:tcW w:type="dxa" w:w="1792"/>
+            <w:shd w:fill="F3F6FA" w:val="clear"/>
+          </w:tcPr>
+          <w:p>
+            <w:pPr>
+              <w:spacing w:after="40" w:before="40" w:line="276" w:lineRule="auto"/>
+            </w:pPr>
+            <w:r/>
+            <w:r>
+              <w:rPr>
+                <w:rFonts w:ascii="宋体" w:hAnsi="宋体" w:eastAsia="宋体" w:cs="宋体"/>
+                <w:b w:val="0"/>
+                <w:sz w:val="21"/>
+              </w:rPr>
+              <w:t>医院合作一对一 24 小时合同+发票；出院后仍不能自理的，按医嘱天数和当地护工价。青岛约 300–350 元/天。</w:t>
+            </w:r>
+          </w:p>
+        </w:tc>
+        <w:tc>
+          <w:tcPr>
+            <w:tcW w:type="dxa" w:w="1792"/>
+            <w:shd w:fill="F3F6FA" w:val="clear"/>
+          </w:tcPr>
+          <w:p>
+            <w:pPr>
+              <w:spacing w:after="40" w:before="40" w:line="276" w:lineRule="auto"/>
+            </w:pPr>
+            <w:r/>
+            <w:r>
+              <w:rPr>
+                <w:rFonts w:ascii="宋体" w:hAnsi="宋体" w:eastAsia="宋体" w:cs="宋体"/>
+                <w:b w:val="0"/>
+                <w:sz w:val="21"/>
+              </w:rPr>
+              <w:t>应当分担缺口里的护理费，不是把全部护工费甩给刘。家属自己陪护无票的，很难按上海工资认。</w:t>
+            </w:r>
+          </w:p>
+        </w:tc>
+        <w:tc>
+          <w:tcPr>
+            <w:tcW w:type="dxa" w:w="1792"/>
+            <w:shd w:fill="F3F6FA" w:val="clear"/>
+          </w:tcPr>
+          <w:p>
+            <w:pPr>
+              <w:spacing w:after="40" w:before="40" w:line="276" w:lineRule="auto"/>
+            </w:pPr>
+            <w:r/>
+            <w:r>
+              <w:rPr>
+                <w:rFonts w:ascii="宋体" w:hAnsi="宋体" w:eastAsia="宋体" w:cs="宋体"/>
+                <w:b w:val="0"/>
+                <w:sz w:val="21"/>
+              </w:rPr>
+              <w:t>一对多、微信私拉、无发票，刘和保险都可以不认。</w:t>
+            </w:r>
+          </w:p>
+        </w:tc>
+      </w:tr>
+      <w:tr>
+        <w:tc>
+          <w:tcPr>
+            <w:tcW w:type="dxa" w:w="1792"/>
+          </w:tcPr>
+          <w:p>
+            <w:pPr>
+              <w:spacing w:after="40" w:before="40" w:line="276" w:lineRule="auto"/>
+            </w:pPr>
+            <w:r/>
+            <w:r>
+              <w:rPr>
+                <w:rFonts w:ascii="宋体" w:hAnsi="宋体" w:eastAsia="宋体" w:cs="宋体"/>
+                <w:b w:val="0"/>
+                <w:sz w:val="21"/>
+              </w:rPr>
+              <w:t>住院伙食补助费</w:t>
+            </w:r>
+          </w:p>
+        </w:tc>
+        <w:tc>
+          <w:tcPr>
+            <w:tcW w:type="dxa" w:w="1792"/>
+          </w:tcPr>
+          <w:p>
+            <w:pPr>
+              <w:spacing w:after="40" w:before="40" w:line="276" w:lineRule="auto"/>
+            </w:pPr>
+            <w:r/>
+            <w:r>
+              <w:rPr>
+                <w:rFonts w:ascii="宋体" w:hAnsi="宋体" w:eastAsia="宋体" w:cs="宋体"/>
+                <w:b w:val="0"/>
+                <w:sz w:val="21"/>
+              </w:rPr>
+              <w:t>应当主张</w:t>
+            </w:r>
+          </w:p>
+        </w:tc>
+        <w:tc>
+          <w:tcPr>
+            <w:tcW w:type="dxa" w:w="1792"/>
+          </w:tcPr>
+          <w:p>
+            <w:pPr>
+              <w:spacing w:after="40" w:before="40" w:line="276" w:lineRule="auto"/>
+            </w:pPr>
+            <w:r/>
+            <w:r>
+              <w:rPr>
+                <w:rFonts w:ascii="宋体" w:hAnsi="宋体" w:eastAsia="宋体" w:cs="宋体"/>
+                <w:b w:val="0"/>
+                <w:sz w:val="21"/>
+              </w:rPr>
+              <w:t>住院天数 × 青岛国家机关工作人员出差伙食补助标准。</w:t>
+            </w:r>
+          </w:p>
+        </w:tc>
+        <w:tc>
+          <w:tcPr>
+            <w:tcW w:type="dxa" w:w="1792"/>
+          </w:tcPr>
+          <w:p>
+            <w:pPr>
+              <w:spacing w:after="40" w:before="40" w:line="276" w:lineRule="auto"/>
+            </w:pPr>
+            <w:r/>
+            <w:r>
+              <w:rPr>
+                <w:rFonts w:ascii="宋体" w:hAnsi="宋体" w:eastAsia="宋体" w:cs="宋体"/>
+                <w:b w:val="0"/>
+                <w:sz w:val="21"/>
+              </w:rPr>
+              <w:t>进 L 后切缺口。</w:t>
+            </w:r>
+          </w:p>
+        </w:tc>
+        <w:tc>
+          <w:tcPr>
+            <w:tcW w:type="dxa" w:w="1792"/>
+          </w:tcPr>
+          <w:p>
+            <w:pPr>
+              <w:spacing w:after="40" w:before="40" w:line="276" w:lineRule="auto"/>
+            </w:pPr>
+            <w:r/>
+            <w:r>
+              <w:rPr>
+                <w:rFonts w:ascii="宋体" w:hAnsi="宋体" w:eastAsia="宋体" w:cs="宋体"/>
+                <w:b w:val="0"/>
+                <w:sz w:val="21"/>
+              </w:rPr>
+              <w:t>没有住院天数就不要编。</w:t>
+            </w:r>
+          </w:p>
+        </w:tc>
+      </w:tr>
+      <w:tr>
+        <w:tc>
+          <w:tcPr>
+            <w:tcW w:type="dxa" w:w="1792"/>
+            <w:shd w:fill="F3F6FA" w:val="clear"/>
+          </w:tcPr>
+          <w:p>
+            <w:pPr>
+              <w:spacing w:after="40" w:before="40" w:line="276" w:lineRule="auto"/>
+            </w:pPr>
+            <w:r/>
+            <w:r>
+              <w:rPr>
+                <w:rFonts w:ascii="宋体" w:hAnsi="宋体" w:eastAsia="宋体" w:cs="宋体"/>
+                <w:b w:val="0"/>
+                <w:sz w:val="21"/>
+              </w:rPr>
+              <w:t>营养费</w:t>
+            </w:r>
+          </w:p>
+        </w:tc>
+        <w:tc>
+          <w:tcPr>
+            <w:tcW w:type="dxa" w:w="1792"/>
+            <w:shd w:fill="F3F6FA" w:val="clear"/>
+          </w:tcPr>
+          <w:p>
+            <w:pPr>
+              <w:spacing w:after="40" w:before="40" w:line="276" w:lineRule="auto"/>
+            </w:pPr>
+            <w:r/>
+            <w:r>
+              <w:rPr>
+                <w:rFonts w:ascii="宋体" w:hAnsi="宋体" w:eastAsia="宋体" w:cs="宋体"/>
+                <w:b w:val="0"/>
+                <w:sz w:val="21"/>
+              </w:rPr>
+              <w:t>有医嘱再主张</w:t>
+            </w:r>
+          </w:p>
+        </w:tc>
+        <w:tc>
+          <w:tcPr>
+            <w:tcW w:type="dxa" w:w="1792"/>
+            <w:shd w:fill="F3F6FA" w:val="clear"/>
+          </w:tcPr>
+          <w:p>
+            <w:pPr>
+              <w:spacing w:after="40" w:before="40" w:line="276" w:lineRule="auto"/>
+            </w:pPr>
+            <w:r/>
+            <w:r>
+              <w:rPr>
+                <w:rFonts w:ascii="宋体" w:hAnsi="宋体" w:eastAsia="宋体" w:cs="宋体"/>
+                <w:b w:val="0"/>
+                <w:sz w:val="21"/>
+              </w:rPr>
+              <w:t>医嘱写加强营养或鉴定支持的天数 × 当地标准。</w:t>
+            </w:r>
+          </w:p>
+        </w:tc>
+        <w:tc>
+          <w:tcPr>
+            <w:tcW w:type="dxa" w:w="1792"/>
+            <w:shd w:fill="F3F6FA" w:val="clear"/>
+          </w:tcPr>
+          <w:p>
+            <w:pPr>
+              <w:spacing w:after="40" w:before="40" w:line="276" w:lineRule="auto"/>
+            </w:pPr>
+            <w:r/>
+            <w:r>
+              <w:rPr>
+                <w:rFonts w:ascii="宋体" w:hAnsi="宋体" w:eastAsia="宋体" w:cs="宋体"/>
+                <w:b w:val="0"/>
+                <w:sz w:val="21"/>
+              </w:rPr>
+              <w:t>进 L 后切缺口。</w:t>
+            </w:r>
+          </w:p>
+        </w:tc>
+        <w:tc>
+          <w:tcPr>
+            <w:tcW w:type="dxa" w:w="1792"/>
+            <w:shd w:fill="F3F6FA" w:val="clear"/>
+          </w:tcPr>
+          <w:p>
+            <w:pPr>
+              <w:spacing w:after="40" w:before="40" w:line="276" w:lineRule="auto"/>
+            </w:pPr>
+            <w:r/>
+            <w:r>
+              <w:rPr>
+                <w:rFonts w:ascii="宋体" w:hAnsi="宋体" w:eastAsia="宋体" w:cs="宋体"/>
+                <w:b w:val="0"/>
+                <w:sz w:val="21"/>
+              </w:rPr>
+              <w:t>没有医嘱不要按骨折吓人程度口头加。</w:t>
+            </w:r>
+          </w:p>
+        </w:tc>
+      </w:tr>
+      <w:tr>
+        <w:tc>
+          <w:tcPr>
+            <w:tcW w:type="dxa" w:w="1792"/>
+          </w:tcPr>
+          <w:p>
+            <w:pPr>
+              <w:spacing w:after="40" w:before="40" w:line="276" w:lineRule="auto"/>
+            </w:pPr>
+            <w:r/>
+            <w:r>
+              <w:rPr>
+                <w:rFonts w:ascii="宋体" w:hAnsi="宋体" w:eastAsia="宋体" w:cs="宋体"/>
+                <w:b w:val="0"/>
+                <w:sz w:val="21"/>
+              </w:rPr>
+              <w:t>交通费</w:t>
+            </w:r>
+          </w:p>
+        </w:tc>
+        <w:tc>
+          <w:tcPr>
+            <w:tcW w:type="dxa" w:w="1792"/>
+          </w:tcPr>
+          <w:p>
+            <w:pPr>
+              <w:spacing w:after="40" w:before="40" w:line="276" w:lineRule="auto"/>
+            </w:pPr>
+            <w:r/>
+            <w:r>
+              <w:rPr>
+                <w:rFonts w:ascii="宋体" w:hAnsi="宋体" w:eastAsia="宋体" w:cs="宋体"/>
+                <w:b w:val="0"/>
+                <w:sz w:val="21"/>
+              </w:rPr>
+              <w:t>有票就主张</w:t>
+            </w:r>
+          </w:p>
+        </w:tc>
+        <w:tc>
+          <w:tcPr>
+            <w:tcW w:type="dxa" w:w="1792"/>
+          </w:tcPr>
+          <w:p>
+            <w:pPr>
+              <w:spacing w:after="40" w:before="40" w:line="276" w:lineRule="auto"/>
+            </w:pPr>
+            <w:r/>
+            <w:r>
+              <w:rPr>
+                <w:rFonts w:ascii="宋体" w:hAnsi="宋体" w:eastAsia="宋体" w:cs="宋体"/>
+                <w:b w:val="0"/>
+                <w:sz w:val="21"/>
+              </w:rPr>
+              <w:t>救护车 160 元；家属合理往返（胡继刚上海—青岛按必要次数）。</w:t>
+            </w:r>
+          </w:p>
+        </w:tc>
+        <w:tc>
+          <w:tcPr>
+            <w:tcW w:type="dxa" w:w="1792"/>
+          </w:tcPr>
+          <w:p>
+            <w:pPr>
+              <w:spacing w:after="40" w:before="40" w:line="276" w:lineRule="auto"/>
+            </w:pPr>
+            <w:r/>
+            <w:r>
+              <w:rPr>
+                <w:rFonts w:ascii="宋体" w:hAnsi="宋体" w:eastAsia="宋体" w:cs="宋体"/>
+                <w:b w:val="0"/>
+                <w:sz w:val="21"/>
+              </w:rPr>
+              <w:t>进 L 后切缺口。</w:t>
+            </w:r>
+          </w:p>
+        </w:tc>
+        <w:tc>
+          <w:tcPr>
+            <w:tcW w:type="dxa" w:w="1792"/>
+          </w:tcPr>
+          <w:p>
+            <w:pPr>
+              <w:spacing w:after="40" w:before="40" w:line="276" w:lineRule="auto"/>
+            </w:pPr>
+            <w:r/>
+            <w:r>
+              <w:rPr>
+                <w:rFonts w:ascii="宋体" w:hAnsi="宋体" w:eastAsia="宋体" w:cs="宋体"/>
+                <w:b w:val="0"/>
+                <w:sz w:val="21"/>
+              </w:rPr>
+              <w:t>旅游、探亲顺便的车票不要混进去。</w:t>
+            </w:r>
+          </w:p>
+        </w:tc>
+      </w:tr>
+      <w:tr>
+        <w:tc>
+          <w:tcPr>
+            <w:tcW w:type="dxa" w:w="1792"/>
+            <w:shd w:fill="F3F6FA" w:val="clear"/>
+          </w:tcPr>
+          <w:p>
+            <w:pPr>
+              <w:spacing w:after="40" w:before="40" w:line="276" w:lineRule="auto"/>
+            </w:pPr>
+            <w:r/>
+            <w:r>
+              <w:rPr>
+                <w:rFonts w:ascii="宋体" w:hAnsi="宋体" w:eastAsia="宋体" w:cs="宋体"/>
+                <w:b w:val="0"/>
+                <w:sz w:val="21"/>
+              </w:rPr>
+              <w:t>住宿费</w:t>
+            </w:r>
+          </w:p>
+        </w:tc>
+        <w:tc>
+          <w:tcPr>
+            <w:tcW w:type="dxa" w:w="1792"/>
+            <w:shd w:fill="F3F6FA" w:val="clear"/>
+          </w:tcPr>
+          <w:p>
+            <w:pPr>
+              <w:spacing w:after="40" w:before="40" w:line="276" w:lineRule="auto"/>
+            </w:pPr>
+            <w:r/>
+            <w:r>
+              <w:rPr>
+                <w:rFonts w:ascii="宋体" w:hAnsi="宋体" w:eastAsia="宋体" w:cs="宋体"/>
+                <w:b w:val="0"/>
+                <w:sz w:val="21"/>
+              </w:rPr>
+              <w:t>有票且必要才主张</w:t>
+            </w:r>
+          </w:p>
+        </w:tc>
+        <w:tc>
+          <w:tcPr>
+            <w:tcW w:type="dxa" w:w="1792"/>
+            <w:shd w:fill="F3F6FA" w:val="clear"/>
+          </w:tcPr>
+          <w:p>
+            <w:pPr>
+              <w:spacing w:after="40" w:before="40" w:line="276" w:lineRule="auto"/>
+            </w:pPr>
+            <w:r/>
+            <w:r>
+              <w:rPr>
+                <w:rFonts w:ascii="宋体" w:hAnsi="宋体" w:eastAsia="宋体" w:cs="宋体"/>
+                <w:b w:val="0"/>
+                <w:sz w:val="21"/>
+              </w:rPr>
+              <w:t>外地家属因处理事故、陪护产生的合理住宿。</w:t>
+            </w:r>
+          </w:p>
+        </w:tc>
+        <w:tc>
+          <w:tcPr>
+            <w:tcW w:type="dxa" w:w="1792"/>
+            <w:shd w:fill="F3F6FA" w:val="clear"/>
+          </w:tcPr>
+          <w:p>
+            <w:pPr>
+              <w:spacing w:after="40" w:before="40" w:line="276" w:lineRule="auto"/>
+            </w:pPr>
+            <w:r/>
+            <w:r>
+              <w:rPr>
+                <w:rFonts w:ascii="宋体" w:hAnsi="宋体" w:eastAsia="宋体" w:cs="宋体"/>
+                <w:b w:val="0"/>
+                <w:sz w:val="21"/>
+              </w:rPr>
+              <w:t>进 L 后切缺口。</w:t>
+            </w:r>
+          </w:p>
+        </w:tc>
+        <w:tc>
+          <w:tcPr>
+            <w:tcW w:type="dxa" w:w="1792"/>
+            <w:shd w:fill="F3F6FA" w:val="clear"/>
+          </w:tcPr>
+          <w:p>
+            <w:pPr>
+              <w:spacing w:after="40" w:before="40" w:line="276" w:lineRule="auto"/>
+            </w:pPr>
+            <w:r/>
+            <w:r>
+              <w:rPr>
+                <w:rFonts w:ascii="宋体" w:hAnsi="宋体" w:eastAsia="宋体" w:cs="宋体"/>
+                <w:b w:val="0"/>
+                <w:sz w:val="21"/>
+              </w:rPr>
+              <w:t>长期住酒店替代护工，容易被砍。</w:t>
+            </w:r>
+          </w:p>
+        </w:tc>
+      </w:tr>
+      <w:tr>
+        <w:tc>
+          <w:tcPr>
+            <w:tcW w:type="dxa" w:w="1792"/>
+          </w:tcPr>
+          <w:p>
+            <w:pPr>
+              <w:spacing w:after="40" w:before="40" w:line="276" w:lineRule="auto"/>
+            </w:pPr>
+            <w:r/>
+            <w:r>
+              <w:rPr>
+                <w:rFonts w:ascii="宋体" w:hAnsi="宋体" w:eastAsia="宋体" w:cs="宋体"/>
+                <w:b w:val="0"/>
+                <w:sz w:val="21"/>
+              </w:rPr>
+              <w:t>误工费（伤者本人）</w:t>
+            </w:r>
+          </w:p>
+        </w:tc>
+        <w:tc>
+          <w:tcPr>
+            <w:tcW w:type="dxa" w:w="1792"/>
+          </w:tcPr>
+          <w:p>
+            <w:pPr>
+              <w:spacing w:after="40" w:before="40" w:line="276" w:lineRule="auto"/>
+            </w:pPr>
+            <w:r/>
+            <w:r>
+              <w:rPr>
+                <w:rFonts w:ascii="宋体" w:hAnsi="宋体" w:eastAsia="宋体" w:cs="宋体"/>
+                <w:b w:val="0"/>
+                <w:sz w:val="21"/>
+              </w:rPr>
+              <w:t>能证明收入才主张</w:t>
+            </w:r>
+          </w:p>
+        </w:tc>
+        <w:tc>
+          <w:tcPr>
+            <w:tcW w:type="dxa" w:w="1792"/>
+          </w:tcPr>
+          <w:p>
+            <w:pPr>
+              <w:spacing w:after="40" w:before="40" w:line="276" w:lineRule="auto"/>
+            </w:pPr>
+            <w:r/>
+            <w:r>
+              <w:rPr>
+                <w:rFonts w:ascii="宋体" w:hAnsi="宋体" w:eastAsia="宋体" w:cs="宋体"/>
+                <w:b w:val="0"/>
+                <w:sz w:val="21"/>
+              </w:rPr>
+              <w:t>只算胡某。64 岁已退休，须证明实际在给刘干活有收入（微信、证人、市场行情）。误工天数看出院医嘱或鉴定休息期。</w:t>
+            </w:r>
+          </w:p>
+        </w:tc>
+        <w:tc>
+          <w:tcPr>
+            <w:tcW w:type="dxa" w:w="1792"/>
+          </w:tcPr>
+          <w:p>
+            <w:pPr>
+              <w:spacing w:after="40" w:before="40" w:line="276" w:lineRule="auto"/>
+            </w:pPr>
+            <w:r/>
+            <w:r>
+              <w:rPr>
+                <w:rFonts w:ascii="宋体" w:hAnsi="宋体" w:eastAsia="宋体" w:cs="宋体"/>
+                <w:b w:val="0"/>
+                <w:sz w:val="21"/>
+              </w:rPr>
+              <w:t>误工费若成立，刘分担的是缺口里这一项，不是按儿子上海工资赔，也不是把胡某后半生工资全包。</w:t>
+            </w:r>
+          </w:p>
+        </w:tc>
+        <w:tc>
+          <w:tcPr>
+            <w:tcW w:type="dxa" w:w="1792"/>
+          </w:tcPr>
+          <w:p>
+            <w:pPr>
+              <w:spacing w:after="40" w:before="40" w:line="276" w:lineRule="auto"/>
+            </w:pPr>
+            <w:r/>
+            <w:r>
+              <w:rPr>
+                <w:rFonts w:ascii="宋体" w:hAnsi="宋体" w:eastAsia="宋体" w:cs="宋体"/>
+                <w:b w:val="0"/>
+                <w:sz w:val="21"/>
+              </w:rPr>
+              <w:t>证明不了实际收入，误工费可能为 0。胡继刚的工资不是误工费。</w:t>
+            </w:r>
+          </w:p>
+        </w:tc>
+      </w:tr>
+      <w:tr>
+        <w:tc>
+          <w:tcPr>
+            <w:tcW w:type="dxa" w:w="1792"/>
+            <w:shd w:fill="F3F6FA" w:val="clear"/>
+          </w:tcPr>
+          <w:p>
+            <w:pPr>
+              <w:spacing w:after="40" w:before="40" w:line="276" w:lineRule="auto"/>
+            </w:pPr>
+            <w:r/>
+            <w:r>
+              <w:rPr>
+                <w:rFonts w:ascii="宋体" w:hAnsi="宋体" w:eastAsia="宋体" w:cs="宋体"/>
+                <w:b w:val="0"/>
+                <w:sz w:val="21"/>
+              </w:rPr>
+              <w:t>残疾赔偿金</w:t>
+            </w:r>
+          </w:p>
+        </w:tc>
+        <w:tc>
+          <w:tcPr>
+            <w:tcW w:type="dxa" w:w="1792"/>
+            <w:shd w:fill="F3F6FA" w:val="clear"/>
+          </w:tcPr>
+          <w:p>
+            <w:pPr>
+              <w:spacing w:after="40" w:before="40" w:line="276" w:lineRule="auto"/>
+            </w:pPr>
+            <w:r/>
+            <w:r>
+              <w:rPr>
+                <w:rFonts w:ascii="宋体" w:hAnsi="宋体" w:eastAsia="宋体" w:cs="宋体"/>
+                <w:b w:val="0"/>
+                <w:sz w:val="21"/>
+              </w:rPr>
+              <w:t>评残后才有</w:t>
+            </w:r>
+          </w:p>
+        </w:tc>
+        <w:tc>
+          <w:tcPr>
+            <w:tcW w:type="dxa" w:w="1792"/>
+            <w:shd w:fill="F3F6FA" w:val="clear"/>
+          </w:tcPr>
+          <w:p>
+            <w:pPr>
+              <w:spacing w:after="40" w:before="40" w:line="276" w:lineRule="auto"/>
+            </w:pPr>
+            <w:r/>
+            <w:r>
+              <w:rPr>
+                <w:rFonts w:ascii="宋体" w:hAnsi="宋体" w:eastAsia="宋体" w:cs="宋体"/>
+                <w:b w:val="0"/>
+                <w:sz w:val="21"/>
+              </w:rPr>
+              <w:t>青岛口径内部用 71703 元/年 × 16 年 × 残级系数（十级 0.1，九级 0.2）。</w:t>
+            </w:r>
+          </w:p>
+        </w:tc>
+        <w:tc>
+          <w:tcPr>
+            <w:tcW w:type="dxa" w:w="1792"/>
+            <w:shd w:fill="F3F6FA" w:val="clear"/>
+          </w:tcPr>
+          <w:p>
+            <w:pPr>
+              <w:spacing w:after="40" w:before="40" w:line="276" w:lineRule="auto"/>
+            </w:pPr>
+            <w:r/>
+            <w:r>
+              <w:rPr>
+                <w:rFonts w:ascii="宋体" w:hAnsi="宋体" w:eastAsia="宋体" w:cs="宋体"/>
+                <w:b w:val="0"/>
+                <w:sz w:val="21"/>
+              </w:rPr>
+              <w:t>评残后进入 L，刘仍只切 30% 缺口里与其过错相当的部分。</w:t>
+            </w:r>
+          </w:p>
+        </w:tc>
+        <w:tc>
+          <w:tcPr>
+            <w:tcW w:type="dxa" w:w="1792"/>
+            <w:shd w:fill="F3F6FA" w:val="clear"/>
+          </w:tcPr>
+          <w:p>
+            <w:pPr>
+              <w:spacing w:after="40" w:before="40" w:line="276" w:lineRule="auto"/>
+            </w:pPr>
+            <w:r/>
+            <w:r>
+              <w:rPr>
+                <w:rFonts w:ascii="宋体" w:hAnsi="宋体" w:eastAsia="宋体" w:cs="宋体"/>
+                <w:b w:val="0"/>
+                <w:sz w:val="21"/>
+              </w:rPr>
+              <w:t>现在不要对外报残级，也不要让刘现在按十级锁死。</w:t>
+            </w:r>
+          </w:p>
+        </w:tc>
+      </w:tr>
+      <w:tr>
+        <w:tc>
+          <w:tcPr>
+            <w:tcW w:type="dxa" w:w="1792"/>
+          </w:tcPr>
+          <w:p>
+            <w:pPr>
+              <w:spacing w:after="40" w:before="40" w:line="276" w:lineRule="auto"/>
+            </w:pPr>
+            <w:r/>
+            <w:r>
+              <w:rPr>
+                <w:rFonts w:ascii="宋体" w:hAnsi="宋体" w:eastAsia="宋体" w:cs="宋体"/>
+                <w:b w:val="0"/>
+                <w:sz w:val="21"/>
+              </w:rPr>
+              <w:t>残疾辅助器具费</w:t>
+            </w:r>
+          </w:p>
+        </w:tc>
+        <w:tc>
+          <w:tcPr>
+            <w:tcW w:type="dxa" w:w="1792"/>
+          </w:tcPr>
+          <w:p>
+            <w:pPr>
+              <w:spacing w:after="40" w:before="40" w:line="276" w:lineRule="auto"/>
+            </w:pPr>
+            <w:r/>
+            <w:r>
+              <w:rPr>
+                <w:rFonts w:ascii="宋体" w:hAnsi="宋体" w:eastAsia="宋体" w:cs="宋体"/>
+                <w:b w:val="0"/>
+                <w:sz w:val="21"/>
+              </w:rPr>
+              <w:t>有医嘱或鉴定再主张</w:t>
+            </w:r>
+          </w:p>
+        </w:tc>
+        <w:tc>
+          <w:tcPr>
+            <w:tcW w:type="dxa" w:w="1792"/>
+          </w:tcPr>
+          <w:p>
+            <w:pPr>
+              <w:spacing w:after="40" w:before="40" w:line="276" w:lineRule="auto"/>
+            </w:pPr>
+            <w:r/>
+            <w:r>
+              <w:rPr>
+                <w:rFonts w:ascii="宋体" w:hAnsi="宋体" w:eastAsia="宋体" w:cs="宋体"/>
+                <w:b w:val="0"/>
+                <w:sz w:val="21"/>
+              </w:rPr>
+              <w:t>拐杖、轮椅等必要器具。</w:t>
+            </w:r>
+          </w:p>
+        </w:tc>
+        <w:tc>
+          <w:tcPr>
+            <w:tcW w:type="dxa" w:w="1792"/>
+          </w:tcPr>
+          <w:p>
+            <w:pPr>
+              <w:spacing w:after="40" w:before="40" w:line="276" w:lineRule="auto"/>
+            </w:pPr>
+            <w:r/>
+            <w:r>
+              <w:rPr>
+                <w:rFonts w:ascii="宋体" w:hAnsi="宋体" w:eastAsia="宋体" w:cs="宋体"/>
+                <w:b w:val="0"/>
+                <w:sz w:val="21"/>
+              </w:rPr>
+              <w:t>进 L 后切缺口。</w:t>
+            </w:r>
+          </w:p>
+        </w:tc>
+        <w:tc>
+          <w:tcPr>
+            <w:tcW w:type="dxa" w:w="1792"/>
+          </w:tcPr>
+          <w:p>
+            <w:pPr>
+              <w:spacing w:after="40" w:before="40" w:line="276" w:lineRule="auto"/>
+            </w:pPr>
+            <w:r/>
+            <w:r>
+              <w:rPr>
+                <w:rFonts w:ascii="宋体" w:hAnsi="宋体" w:eastAsia="宋体" w:cs="宋体"/>
+                <w:b w:val="0"/>
+                <w:sz w:val="21"/>
+              </w:rPr>
+              <w:t>高消费器材没有医嘱不要报。</w:t>
+            </w:r>
+          </w:p>
+        </w:tc>
+      </w:tr>
+      <w:tr>
+        <w:tc>
+          <w:tcPr>
+            <w:tcW w:type="dxa" w:w="1792"/>
+            <w:shd w:fill="F3F6FA" w:val="clear"/>
+          </w:tcPr>
+          <w:p>
+            <w:pPr>
+              <w:spacing w:after="40" w:before="40" w:line="276" w:lineRule="auto"/>
+            </w:pPr>
+            <w:r/>
+            <w:r>
+              <w:rPr>
+                <w:rFonts w:ascii="宋体" w:hAnsi="宋体" w:eastAsia="宋体" w:cs="宋体"/>
+                <w:b w:val="0"/>
+                <w:sz w:val="21"/>
+              </w:rPr>
+              <w:t>被扶养人生活费</w:t>
+            </w:r>
+          </w:p>
+        </w:tc>
+        <w:tc>
+          <w:tcPr>
+            <w:tcW w:type="dxa" w:w="1792"/>
+            <w:shd w:fill="F3F6FA" w:val="clear"/>
+          </w:tcPr>
+          <w:p>
+            <w:pPr>
+              <w:spacing w:after="40" w:before="40" w:line="276" w:lineRule="auto"/>
+            </w:pPr>
+            <w:r/>
+            <w:r>
+              <w:rPr>
+                <w:rFonts w:ascii="宋体" w:hAnsi="宋体" w:eastAsia="宋体" w:cs="宋体"/>
+                <w:b w:val="0"/>
+                <w:sz w:val="21"/>
+              </w:rPr>
+              <w:t>评残后看有没有法定被扶养人</w:t>
+            </w:r>
+          </w:p>
+        </w:tc>
+        <w:tc>
+          <w:tcPr>
+            <w:tcW w:type="dxa" w:w="1792"/>
+            <w:shd w:fill="F3F6FA" w:val="clear"/>
+          </w:tcPr>
+          <w:p>
+            <w:pPr>
+              <w:spacing w:after="40" w:before="40" w:line="276" w:lineRule="auto"/>
+            </w:pPr>
+            <w:r/>
+            <w:r>
+              <w:rPr>
+                <w:rFonts w:ascii="宋体" w:hAnsi="宋体" w:eastAsia="宋体" w:cs="宋体"/>
+                <w:b w:val="0"/>
+                <w:sz w:val="21"/>
+              </w:rPr>
+              <w:t>须评残且有胡某依法扶养、无劳动能力又无生活来源的人。成年儿子胡继刚一般不算。</w:t>
+            </w:r>
+          </w:p>
+        </w:tc>
+        <w:tc>
+          <w:tcPr>
+            <w:tcW w:type="dxa" w:w="1792"/>
+            <w:shd w:fill="F3F6FA" w:val="clear"/>
+          </w:tcPr>
+          <w:p>
+            <w:pPr>
+              <w:spacing w:after="40" w:before="40" w:line="276" w:lineRule="auto"/>
+            </w:pPr>
+            <w:r/>
+            <w:r>
+              <w:rPr>
+                <w:rFonts w:ascii="宋体" w:hAnsi="宋体" w:eastAsia="宋体" w:cs="宋体"/>
+                <w:b w:val="0"/>
+                <w:sz w:val="21"/>
+              </w:rPr>
+              <w:t>若成立，进 L 后切缺口。</w:t>
+            </w:r>
+          </w:p>
+        </w:tc>
+        <w:tc>
+          <w:tcPr>
+            <w:tcW w:type="dxa" w:w="1792"/>
+            <w:shd w:fill="F3F6FA" w:val="clear"/>
+          </w:tcPr>
+          <w:p>
+            <w:pPr>
+              <w:spacing w:after="40" w:before="40" w:line="276" w:lineRule="auto"/>
+            </w:pPr>
+            <w:r/>
+            <w:r>
+              <w:rPr>
+                <w:rFonts w:ascii="宋体" w:hAnsi="宋体" w:eastAsia="宋体" w:cs="宋体"/>
+                <w:b w:val="0"/>
+                <w:sz w:val="21"/>
+              </w:rPr>
+              <w:t>不要把全家生活费写成被扶养人生活费。</w:t>
+            </w:r>
+          </w:p>
+        </w:tc>
+      </w:tr>
+      <w:tr>
+        <w:tc>
+          <w:tcPr>
+            <w:tcW w:type="dxa" w:w="1792"/>
+          </w:tcPr>
+          <w:p>
+            <w:pPr>
+              <w:spacing w:after="40" w:before="40" w:line="276" w:lineRule="auto"/>
+            </w:pPr>
+            <w:r/>
+            <w:r>
+              <w:rPr>
+                <w:rFonts w:ascii="宋体" w:hAnsi="宋体" w:eastAsia="宋体" w:cs="宋体"/>
+                <w:b w:val="0"/>
+                <w:sz w:val="21"/>
+              </w:rPr>
+              <w:t>精神损害抚慰金</w:t>
+            </w:r>
+          </w:p>
+        </w:tc>
+        <w:tc>
+          <w:tcPr>
+            <w:tcW w:type="dxa" w:w="1792"/>
+          </w:tcPr>
+          <w:p>
+            <w:pPr>
+              <w:spacing w:after="40" w:before="40" w:line="276" w:lineRule="auto"/>
+            </w:pPr>
+            <w:r/>
+            <w:r>
+              <w:rPr>
+                <w:rFonts w:ascii="宋体" w:hAnsi="宋体" w:eastAsia="宋体" w:cs="宋体"/>
+                <w:b w:val="0"/>
+                <w:sz w:val="21"/>
+              </w:rPr>
+              <w:t>评残或起诉时主张</w:t>
+            </w:r>
+          </w:p>
+        </w:tc>
+        <w:tc>
+          <w:tcPr>
+            <w:tcW w:type="dxa" w:w="1792"/>
+          </w:tcPr>
+          <w:p>
+            <w:pPr>
+              <w:spacing w:after="40" w:before="40" w:line="276" w:lineRule="auto"/>
+            </w:pPr>
+            <w:r/>
+            <w:r>
+              <w:rPr>
+                <w:rFonts w:ascii="宋体" w:hAnsi="宋体" w:eastAsia="宋体" w:cs="宋体"/>
+                <w:b w:val="0"/>
+                <w:sz w:val="21"/>
+              </w:rPr>
+              <w:t>按伤情和当地法院尺度。美团平台险常常不赔这一项。</w:t>
+            </w:r>
+          </w:p>
+        </w:tc>
+        <w:tc>
+          <w:tcPr>
+            <w:tcW w:type="dxa" w:w="1792"/>
+          </w:tcPr>
+          <w:p>
+            <w:pPr>
+              <w:spacing w:after="40" w:before="40" w:line="276" w:lineRule="auto"/>
+            </w:pPr>
+            <w:r/>
+            <w:r>
+              <w:rPr>
+                <w:rFonts w:ascii="宋体" w:hAnsi="宋体" w:eastAsia="宋体" w:cs="宋体"/>
+                <w:b w:val="0"/>
+                <w:sz w:val="21"/>
+              </w:rPr>
+              <w:t>保险不赔的部分，可向有过错的侵权人主张；刘作为车主/接受劳务过错方，可能分担己方缺口里的相应部分，不是替骑手把精神抚慰金全包。</w:t>
+            </w:r>
+          </w:p>
+        </w:tc>
+        <w:tc>
+          <w:tcPr>
+            <w:tcW w:type="dxa" w:w="1792"/>
+          </w:tcPr>
+          <w:p>
+            <w:pPr>
+              <w:spacing w:after="40" w:before="40" w:line="276" w:lineRule="auto"/>
+            </w:pPr>
+            <w:r/>
+            <w:r>
+              <w:rPr>
+                <w:rFonts w:ascii="宋体" w:hAnsi="宋体" w:eastAsia="宋体" w:cs="宋体"/>
+                <w:b w:val="0"/>
+                <w:sz w:val="21"/>
+              </w:rPr>
+              <w:t>不要以为刘必须把保险除外的精神抚慰金全部补上。</w:t>
+            </w:r>
+          </w:p>
+        </w:tc>
+      </w:tr>
+      <w:tr>
+        <w:tc>
+          <w:tcPr>
+            <w:tcW w:type="dxa" w:w="1792"/>
+            <w:shd w:fill="F3F6FA" w:val="clear"/>
+          </w:tcPr>
+          <w:p>
+            <w:pPr>
+              <w:spacing w:after="40" w:before="40" w:line="276" w:lineRule="auto"/>
+            </w:pPr>
+            <w:r/>
+            <w:r>
+              <w:rPr>
+                <w:rFonts w:ascii="宋体" w:hAnsi="宋体" w:eastAsia="宋体" w:cs="宋体"/>
+                <w:b w:val="0"/>
+                <w:sz w:val="21"/>
+              </w:rPr>
+              <w:t>鉴定费</w:t>
+            </w:r>
+          </w:p>
+        </w:tc>
+        <w:tc>
+          <w:tcPr>
+            <w:tcW w:type="dxa" w:w="1792"/>
+            <w:shd w:fill="F3F6FA" w:val="clear"/>
+          </w:tcPr>
+          <w:p>
+            <w:pPr>
+              <w:spacing w:after="40" w:before="40" w:line="276" w:lineRule="auto"/>
+            </w:pPr>
+            <w:r/>
+            <w:r>
+              <w:rPr>
+                <w:rFonts w:ascii="宋体" w:hAnsi="宋体" w:eastAsia="宋体" w:cs="宋体"/>
+                <w:b w:val="0"/>
+                <w:sz w:val="21"/>
+              </w:rPr>
+              <w:t>评残时发生</w:t>
+            </w:r>
+          </w:p>
+        </w:tc>
+        <w:tc>
+          <w:tcPr>
+            <w:tcW w:type="dxa" w:w="1792"/>
+            <w:shd w:fill="F3F6FA" w:val="clear"/>
+          </w:tcPr>
+          <w:p>
+            <w:pPr>
+              <w:spacing w:after="40" w:before="40" w:line="276" w:lineRule="auto"/>
+            </w:pPr>
+            <w:r/>
+            <w:r>
+              <w:rPr>
+                <w:rFonts w:ascii="宋体" w:hAnsi="宋体" w:eastAsia="宋体" w:cs="宋体"/>
+                <w:b w:val="0"/>
+                <w:sz w:val="21"/>
+              </w:rPr>
+              <w:t>道路交通事故伤残鉴定费，发票。</w:t>
+            </w:r>
+          </w:p>
+        </w:tc>
+        <w:tc>
+          <w:tcPr>
+            <w:tcW w:type="dxa" w:w="1792"/>
+            <w:shd w:fill="F3F6FA" w:val="clear"/>
+          </w:tcPr>
+          <w:p>
+            <w:pPr>
+              <w:spacing w:after="40" w:before="40" w:line="276" w:lineRule="auto"/>
+            </w:pPr>
+            <w:r/>
+            <w:r>
+              <w:rPr>
+                <w:rFonts w:ascii="宋体" w:hAnsi="宋体" w:eastAsia="宋体" w:cs="宋体"/>
+                <w:b w:val="0"/>
+                <w:sz w:val="21"/>
+              </w:rPr>
+              <w:t>进 L 后切缺口；有的判决由败诉方负担，以判决为准。</w:t>
+            </w:r>
+          </w:p>
+        </w:tc>
+        <w:tc>
+          <w:tcPr>
+            <w:tcW w:type="dxa" w:w="1792"/>
+            <w:shd w:fill="F3F6FA" w:val="clear"/>
+          </w:tcPr>
+          <w:p>
+            <w:pPr>
+              <w:spacing w:after="40" w:before="40" w:line="276" w:lineRule="auto"/>
+            </w:pPr>
+            <w:r/>
+            <w:r>
+              <w:rPr>
+                <w:rFonts w:ascii="宋体" w:hAnsi="宋体" w:eastAsia="宋体" w:cs="宋体"/>
+                <w:b w:val="0"/>
+                <w:sz w:val="21"/>
+              </w:rPr>
+              <w:t>不要网上计算器代替鉴定。</w:t>
+            </w:r>
+          </w:p>
+        </w:tc>
+      </w:tr>
+      <w:tr>
+        <w:tc>
+          <w:tcPr>
+            <w:tcW w:type="dxa" w:w="1792"/>
+          </w:tcPr>
+          <w:p>
+            <w:pPr>
+              <w:spacing w:after="40" w:before="40" w:line="276" w:lineRule="auto"/>
+            </w:pPr>
+            <w:r/>
+            <w:r>
+              <w:rPr>
+                <w:rFonts w:ascii="宋体" w:hAnsi="宋体" w:eastAsia="宋体" w:cs="宋体"/>
+                <w:b w:val="0"/>
+                <w:sz w:val="21"/>
+              </w:rPr>
+              <w:t>个人物品损失</w:t>
+            </w:r>
+          </w:p>
+        </w:tc>
+        <w:tc>
+          <w:tcPr>
+            <w:tcW w:type="dxa" w:w="1792"/>
+          </w:tcPr>
+          <w:p>
+            <w:pPr>
+              <w:spacing w:after="40" w:before="40" w:line="276" w:lineRule="auto"/>
+            </w:pPr>
+            <w:r/>
+            <w:r>
+              <w:rPr>
+                <w:rFonts w:ascii="宋体" w:hAnsi="宋体" w:eastAsia="宋体" w:cs="宋体"/>
+                <w:b w:val="0"/>
+                <w:sz w:val="21"/>
+              </w:rPr>
+              <w:t>有凭证再主张</w:t>
+            </w:r>
+          </w:p>
+        </w:tc>
+        <w:tc>
+          <w:tcPr>
+            <w:tcW w:type="dxa" w:w="1792"/>
+          </w:tcPr>
+          <w:p>
+            <w:pPr>
+              <w:spacing w:after="40" w:before="40" w:line="276" w:lineRule="auto"/>
+            </w:pPr>
+            <w:r/>
+            <w:r>
+              <w:rPr>
+                <w:rFonts w:ascii="宋体" w:hAnsi="宋体" w:eastAsia="宋体" w:cs="宋体"/>
+                <w:b w:val="0"/>
+                <w:sz w:val="21"/>
+              </w:rPr>
+              <w:t>衣服、眼镜、手机等因事故损坏。</w:t>
+            </w:r>
+          </w:p>
+        </w:tc>
+        <w:tc>
+          <w:tcPr>
+            <w:tcW w:type="dxa" w:w="1792"/>
+          </w:tcPr>
+          <w:p>
+            <w:pPr>
+              <w:spacing w:after="40" w:before="40" w:line="276" w:lineRule="auto"/>
+            </w:pPr>
+            <w:r/>
+            <w:r>
+              <w:rPr>
+                <w:rFonts w:ascii="宋体" w:hAnsi="宋体" w:eastAsia="宋体" w:cs="宋体"/>
+                <w:b w:val="0"/>
+                <w:sz w:val="21"/>
+              </w:rPr>
+              <w:t>进 L 后切缺口。</w:t>
+            </w:r>
+          </w:p>
+        </w:tc>
+        <w:tc>
+          <w:tcPr>
+            <w:tcW w:type="dxa" w:w="1792"/>
+          </w:tcPr>
+          <w:p>
+            <w:pPr>
+              <w:spacing w:after="40" w:before="40" w:line="276" w:lineRule="auto"/>
+            </w:pPr>
+            <w:r/>
+            <w:r>
+              <w:rPr>
+                <w:rFonts w:ascii="宋体" w:hAnsi="宋体" w:eastAsia="宋体" w:cs="宋体"/>
+                <w:b w:val="0"/>
+                <w:sz w:val="21"/>
+              </w:rPr>
+              <w:t>三轮车是刘的，车损不是胡某向刘索赔的项目；车损由刘自行向美团侧按责主张。</w:t>
+            </w:r>
+          </w:p>
+        </w:tc>
+      </w:tr>
+    </w:tbl>
+    <w:p>
+      <w:pPr>
+        <w:spacing w:after="160" w:before="0" w:line="360" w:lineRule="auto"/>
+        <w:jc w:val="left"/>
+      </w:pPr>
+    </w:p>
+    <w:p>
+      <w:pPr>
+        <w:spacing w:after="120" w:before="200" w:line="312" w:lineRule="auto"/>
+        <w:jc w:val="left"/>
+      </w:pPr>
+      <w:r>
+        <w:rPr>
+          <w:rFonts w:ascii="黑体" w:hAnsi="黑体" w:eastAsia="黑体" w:cs="黑体"/>
+          <w:b/>
+          <w:sz w:val="24"/>
+        </w:rPr>
+        <w:t>刘孝春不应承担的</w:t>
+      </w:r>
+    </w:p>
+    <w:p>
+      <w:pPr>
+        <w:spacing w:after="60" w:before="0" w:line="336" w:lineRule="auto"/>
+        <w:ind w:firstLine="210"/>
+        <w:jc w:val="left"/>
+      </w:pPr>
+      <w:r>
+        <w:rPr>
+          <w:rFonts w:ascii="宋体" w:hAnsi="宋体" w:eastAsia="宋体" w:cs="宋体"/>
+          <w:b w:val="0"/>
+          <w:sz w:val="24"/>
+        </w:rPr>
+        <w:t>• 美团骑手责任范围内（约 70%）赔不够的部分——仍是骑手和平台险的债。</w:t>
+      </w:r>
+    </w:p>
+    <w:p>
+      <w:pPr>
+        <w:spacing w:after="60" w:before="0" w:line="336" w:lineRule="auto"/>
+        <w:ind w:firstLine="210"/>
+        <w:jc w:val="left"/>
+      </w:pPr>
+      <w:r>
+        <w:rPr>
+          <w:rFonts w:ascii="宋体" w:hAnsi="宋体" w:eastAsia="宋体" w:cs="宋体"/>
+          <w:b w:val="0"/>
+          <w:sz w:val="24"/>
+        </w:rPr>
+        <w:t>• 胡继刚回上海少拿的工资、请护工之外自己陪护的「误工」。</w:t>
+      </w:r>
+    </w:p>
+    <w:p>
+      <w:pPr>
+        <w:spacing w:after="60" w:before="0" w:line="336" w:lineRule="auto"/>
+        <w:ind w:firstLine="210"/>
+        <w:jc w:val="left"/>
+      </w:pPr>
+      <w:r>
+        <w:rPr>
+          <w:rFonts w:ascii="宋体" w:hAnsi="宋体" w:eastAsia="宋体" w:cs="宋体"/>
+          <w:b w:val="0"/>
+          <w:sz w:val="24"/>
+        </w:rPr>
+        <w:t>• 无合同、无发票的现金护工，以及一对多护工。</w:t>
+      </w:r>
+    </w:p>
+    <w:p>
+      <w:pPr>
+        <w:spacing w:after="60" w:before="0" w:line="336" w:lineRule="auto"/>
+        <w:ind w:firstLine="210"/>
+        <w:jc w:val="left"/>
+      </w:pPr>
+      <w:r>
+        <w:rPr>
+          <w:rFonts w:ascii="宋体" w:hAnsi="宋体" w:eastAsia="宋体" w:cs="宋体"/>
+          <w:b w:val="0"/>
+          <w:sz w:val="24"/>
+        </w:rPr>
+        <w:t>• 跟骨骨刺、退变等与本次事故无关的治疗。</w:t>
+      </w:r>
+    </w:p>
+    <w:p>
+      <w:pPr>
+        <w:spacing w:after="60" w:before="0" w:line="336" w:lineRule="auto"/>
+        <w:ind w:firstLine="210"/>
+        <w:jc w:val="left"/>
+      </w:pPr>
+      <w:r>
+        <w:rPr>
+          <w:rFonts w:ascii="宋体" w:hAnsi="宋体" w:eastAsia="宋体" w:cs="宋体"/>
+          <w:b w:val="0"/>
+          <w:sz w:val="24"/>
+        </w:rPr>
+        <w:t>• 把刘孝春的三轮车损算成胡某的损失向刘要钱。</w:t>
+      </w:r>
+    </w:p>
+    <w:p>
+      <w:pPr>
+        <w:spacing w:after="60" w:before="0" w:line="336" w:lineRule="auto"/>
+        <w:ind w:firstLine="210"/>
+        <w:jc w:val="left"/>
+      </w:pPr>
+      <w:r>
+        <w:rPr>
+          <w:rFonts w:ascii="宋体" w:hAnsi="宋体" w:eastAsia="宋体" w:cs="宋体"/>
+          <w:b w:val="0"/>
+          <w:sz w:val="24"/>
+        </w:rPr>
+        <w:t>• 工伤待遇、社保补缴——退休未签合同，这条基本走不通。</w:t>
+      </w:r>
+    </w:p>
+    <w:p>
+      <w:pPr>
+        <w:spacing w:after="60" w:before="0" w:line="336" w:lineRule="auto"/>
+        <w:ind w:firstLine="210"/>
+        <w:jc w:val="left"/>
+      </w:pPr>
+      <w:r>
+        <w:rPr>
+          <w:rFonts w:ascii="宋体" w:hAnsi="宋体" w:eastAsia="宋体" w:cs="宋体"/>
+          <w:b w:val="0"/>
+          <w:sz w:val="24"/>
+        </w:rPr>
+        <w:t>• 现在就按十级、九级向刘要残疾赔偿金。</w:t>
       </w:r>
     </w:p>
     <w:p>

--- a/deliverables/青岛红枫路交通事故_伤情与处理备忘录_20260817.docx
+++ b/deliverables/青岛红枫路交通事故_伤情与处理备忘录_20260817.docx
@@ -4921,6 +4921,1158 @@
     </w:p>
     <w:p>
       <w:pPr>
+        <w:spacing w:after="120" w:before="200" w:line="312" w:lineRule="auto"/>
+        <w:jc w:val="left"/>
+      </w:pPr>
+      <w:r>
+        <w:rPr>
+          <w:rFonts w:ascii="黑体" w:hAnsi="黑体" w:eastAsia="黑体" w:cs="黑体"/>
+          <w:b/>
+          <w:sz w:val="24"/>
+        </w:rPr>
+        <w:t>待补充信息（请直接补事实）</w:t>
+      </w:r>
+    </w:p>
+    <w:p>
+      <w:pPr>
+        <w:spacing w:after="120" w:before="0" w:line="360" w:lineRule="auto"/>
+        <w:ind w:firstLine="420"/>
+        <w:jc w:val="left"/>
+      </w:pPr>
+      <w:r>
+        <w:rPr>
+          <w:rFonts w:ascii="宋体" w:hAnsi="宋体" w:eastAsia="宋体" w:cs="宋体"/>
+          <w:b w:val="0"/>
+          <w:sz w:val="24"/>
+        </w:rPr>
+        <w:t>下列空白没有就不要编进 3D 或对外口径。有新事实发文字即可写入。</w:t>
+      </w:r>
+    </w:p>
+    <w:tbl>
+      <w:tblPr>
+        <w:tblStyle w:val="TableGrid"/>
+        <w:tblW w:type="auto" w:w="0"/>
+        <w:tblLayout w:type="autofit"/>
+        <w:tblLook w:firstColumn="1" w:firstRow="1" w:lastColumn="0" w:lastRow="0" w:noHBand="0" w:noVBand="1" w:val="04A0"/>
+      </w:tblPr>
+      <w:tblGrid>
+        <w:gridCol w:w="1792"/>
+        <w:gridCol w:w="1792"/>
+        <w:gridCol w:w="1792"/>
+        <w:gridCol w:w="1792"/>
+        <w:gridCol w:w="1792"/>
+      </w:tblGrid>
+      <w:tr>
+        <w:tc>
+          <w:tcPr>
+            <w:tcW w:type="dxa" w:w="1792"/>
+            <w:shd w:fill="0B2F5B" w:val="clear"/>
+          </w:tcPr>
+          <w:p>
+            <w:pPr>
+              <w:spacing w:after="40" w:before="40" w:line="276" w:lineRule="auto"/>
+            </w:pPr>
+            <w:r/>
+            <w:r>
+              <w:rPr>
+                <w:rFonts w:ascii="黑体" w:hAnsi="黑体" w:eastAsia="黑体" w:cs="黑体"/>
+                <w:b/>
+                <w:color w:val="FFFFFF"/>
+                <w:sz w:val="21"/>
+              </w:rPr>
+              <w:t>类别</w:t>
+            </w:r>
+          </w:p>
+        </w:tc>
+        <w:tc>
+          <w:tcPr>
+            <w:tcW w:type="dxa" w:w="1792"/>
+            <w:shd w:fill="0B2F5B" w:val="clear"/>
+          </w:tcPr>
+          <w:p>
+            <w:pPr>
+              <w:spacing w:after="40" w:before="40" w:line="276" w:lineRule="auto"/>
+            </w:pPr>
+            <w:r/>
+            <w:r>
+              <w:rPr>
+                <w:rFonts w:ascii="黑体" w:hAnsi="黑体" w:eastAsia="黑体" w:cs="黑体"/>
+                <w:b/>
+                <w:color w:val="FFFFFF"/>
+                <w:sz w:val="21"/>
+              </w:rPr>
+              <w:t>已经掌握</w:t>
+            </w:r>
+          </w:p>
+        </w:tc>
+        <w:tc>
+          <w:tcPr>
+            <w:tcW w:type="dxa" w:w="1792"/>
+            <w:shd w:fill="0B2F5B" w:val="clear"/>
+          </w:tcPr>
+          <w:p>
+            <w:pPr>
+              <w:spacing w:after="40" w:before="40" w:line="276" w:lineRule="auto"/>
+            </w:pPr>
+            <w:r/>
+            <w:r>
+              <w:rPr>
+                <w:rFonts w:ascii="黑体" w:hAnsi="黑体" w:eastAsia="黑体" w:cs="黑体"/>
+                <w:b/>
+                <w:color w:val="FFFFFF"/>
+                <w:sz w:val="21"/>
+              </w:rPr>
+              <w:t>还缺什么</w:t>
+            </w:r>
+          </w:p>
+        </w:tc>
+        <w:tc>
+          <w:tcPr>
+            <w:tcW w:type="dxa" w:w="1792"/>
+            <w:shd w:fill="0B2F5B" w:val="clear"/>
+          </w:tcPr>
+          <w:p>
+            <w:pPr>
+              <w:spacing w:after="40" w:before="40" w:line="276" w:lineRule="auto"/>
+            </w:pPr>
+            <w:r/>
+            <w:r>
+              <w:rPr>
+                <w:rFonts w:ascii="黑体" w:hAnsi="黑体" w:eastAsia="黑体" w:cs="黑体"/>
+                <w:b/>
+                <w:color w:val="FFFFFF"/>
+                <w:sz w:val="21"/>
+              </w:rPr>
+              <w:t>找谁要</w:t>
+            </w:r>
+          </w:p>
+        </w:tc>
+        <w:tc>
+          <w:tcPr>
+            <w:tcW w:type="dxa" w:w="1792"/>
+            <w:shd w:fill="0B2F5B" w:val="clear"/>
+          </w:tcPr>
+          <w:p>
+            <w:pPr>
+              <w:spacing w:after="40" w:before="40" w:line="276" w:lineRule="auto"/>
+            </w:pPr>
+            <w:r/>
+            <w:r>
+              <w:rPr>
+                <w:rFonts w:ascii="黑体" w:hAnsi="黑体" w:eastAsia="黑体" w:cs="黑体"/>
+                <w:b/>
+                <w:color w:val="FFFFFF"/>
+                <w:sz w:val="21"/>
+              </w:rPr>
+              <w:t>缓急</w:t>
+            </w:r>
+          </w:p>
+        </w:tc>
+      </w:tr>
+      <w:tr>
+        <w:tc>
+          <w:tcPr>
+            <w:tcW w:type="dxa" w:w="1792"/>
+          </w:tcPr>
+          <w:p>
+            <w:pPr>
+              <w:spacing w:after="40" w:before="40" w:line="276" w:lineRule="auto"/>
+            </w:pPr>
+            <w:r/>
+            <w:r>
+              <w:rPr>
+                <w:rFonts w:ascii="宋体" w:hAnsi="宋体" w:eastAsia="宋体" w:cs="宋体"/>
+                <w:b w:val="0"/>
+                <w:sz w:val="21"/>
+              </w:rPr>
+              <w:t>事故现场</w:t>
+            </w:r>
+          </w:p>
+        </w:tc>
+        <w:tc>
+          <w:tcPr>
+            <w:tcW w:type="dxa" w:w="1792"/>
+          </w:tcPr>
+          <w:p>
+            <w:pPr>
+              <w:spacing w:after="40" w:before="40" w:line="276" w:lineRule="auto"/>
+            </w:pPr>
+            <w:r/>
+            <w:r>
+              <w:rPr>
+                <w:rFonts w:ascii="宋体" w:hAnsi="宋体" w:eastAsia="宋体" w:cs="宋体"/>
+                <w:b w:val="0"/>
+                <w:sz w:val="21"/>
+              </w:rPr>
+              <w:t>周五出事、抚顺路市政道路、先右靠再大弧度左拐、灯不亮、后方碰撞、三轮侧翻</w:t>
+            </w:r>
+          </w:p>
+        </w:tc>
+        <w:tc>
+          <w:tcPr>
+            <w:tcW w:type="dxa" w:w="1792"/>
+          </w:tcPr>
+          <w:p>
+            <w:pPr>
+              <w:spacing w:after="40" w:before="40" w:line="276" w:lineRule="auto"/>
+            </w:pPr>
+            <w:r/>
+            <w:r>
+              <w:rPr>
+                <w:rFonts w:ascii="宋体" w:hAnsi="宋体" w:eastAsia="宋体" w:cs="宋体"/>
+                <w:b w:val="0"/>
+                <w:sz w:val="21"/>
+              </w:rPr>
+              <w:t>具体钟点、天气、车道数、两车颜色品牌、货是否在车上、精确撞击部位、是否戴头盔</w:t>
+            </w:r>
+          </w:p>
+        </w:tc>
+        <w:tc>
+          <w:tcPr>
+            <w:tcW w:type="dxa" w:w="1792"/>
+          </w:tcPr>
+          <w:p>
+            <w:pPr>
+              <w:spacing w:after="40" w:before="40" w:line="276" w:lineRule="auto"/>
+            </w:pPr>
+            <w:r/>
+            <w:r>
+              <w:rPr>
+                <w:rFonts w:ascii="宋体" w:hAnsi="宋体" w:eastAsia="宋体" w:cs="宋体"/>
+                <w:b w:val="0"/>
+                <w:sz w:val="21"/>
+              </w:rPr>
+              <w:t>交警监控原视频 / 陈师傅</w:t>
+            </w:r>
+          </w:p>
+        </w:tc>
+        <w:tc>
+          <w:tcPr>
+            <w:tcW w:type="dxa" w:w="1792"/>
+          </w:tcPr>
+          <w:p>
+            <w:pPr>
+              <w:spacing w:after="40" w:before="40" w:line="276" w:lineRule="auto"/>
+            </w:pPr>
+            <w:r/>
+            <w:r>
+              <w:rPr>
+                <w:rFonts w:ascii="宋体" w:hAnsi="宋体" w:eastAsia="宋体" w:cs="宋体"/>
+                <w:b w:val="0"/>
+                <w:sz w:val="21"/>
+              </w:rPr>
+              <w:t>中</w:t>
+            </w:r>
+          </w:p>
+        </w:tc>
+      </w:tr>
+      <w:tr>
+        <w:tc>
+          <w:tcPr>
+            <w:tcW w:type="dxa" w:w="1792"/>
+            <w:shd w:fill="F3F6FA" w:val="clear"/>
+          </w:tcPr>
+          <w:p>
+            <w:pPr>
+              <w:spacing w:after="40" w:before="40" w:line="276" w:lineRule="auto"/>
+            </w:pPr>
+            <w:r/>
+            <w:r>
+              <w:rPr>
+                <w:rFonts w:ascii="宋体" w:hAnsi="宋体" w:eastAsia="宋体" w:cs="宋体"/>
+                <w:b w:val="0"/>
+                <w:sz w:val="21"/>
+              </w:rPr>
+              <w:t>车速与距离</w:t>
+            </w:r>
+          </w:p>
+        </w:tc>
+        <w:tc>
+          <w:tcPr>
+            <w:tcW w:type="dxa" w:w="1792"/>
+            <w:shd w:fill="F3F6FA" w:val="clear"/>
+          </w:tcPr>
+          <w:p>
+            <w:pPr>
+              <w:spacing w:after="40" w:before="40" w:line="276" w:lineRule="auto"/>
+            </w:pPr>
+            <w:r/>
+            <w:r>
+              <w:rPr>
+                <w:rFonts w:ascii="宋体" w:hAnsi="宋体" w:eastAsia="宋体" w:cs="宋体"/>
+                <w:b w:val="0"/>
+                <w:sz w:val="21"/>
+              </w:rPr>
+              <w:t>后方车距不足、骑手视野更好</w:t>
+            </w:r>
+          </w:p>
+        </w:tc>
+        <w:tc>
+          <w:tcPr>
+            <w:tcW w:type="dxa" w:w="1792"/>
+            <w:shd w:fill="F3F6FA" w:val="clear"/>
+          </w:tcPr>
+          <w:p>
+            <w:pPr>
+              <w:spacing w:after="40" w:before="40" w:line="276" w:lineRule="auto"/>
+            </w:pPr>
+            <w:r/>
+            <w:r>
+              <w:rPr>
+                <w:rFonts w:ascii="宋体" w:hAnsi="宋体" w:eastAsia="宋体" w:cs="宋体"/>
+                <w:b w:val="0"/>
+                <w:sz w:val="21"/>
+              </w:rPr>
+              <w:t>两车大概时速、跟车距离（米）、有没有刹车痕迹</w:t>
+            </w:r>
+          </w:p>
+        </w:tc>
+        <w:tc>
+          <w:tcPr>
+            <w:tcW w:type="dxa" w:w="1792"/>
+            <w:shd w:fill="F3F6FA" w:val="clear"/>
+          </w:tcPr>
+          <w:p>
+            <w:pPr>
+              <w:spacing w:after="40" w:before="40" w:line="276" w:lineRule="auto"/>
+            </w:pPr>
+            <w:r/>
+            <w:r>
+              <w:rPr>
+                <w:rFonts w:ascii="宋体" w:hAnsi="宋体" w:eastAsia="宋体" w:cs="宋体"/>
+                <w:b w:val="0"/>
+                <w:sz w:val="21"/>
+              </w:rPr>
+              <w:t>监控逐帧 / 认定书</w:t>
+            </w:r>
+          </w:p>
+        </w:tc>
+        <w:tc>
+          <w:tcPr>
+            <w:tcW w:type="dxa" w:w="1792"/>
+            <w:shd w:fill="F3F6FA" w:val="clear"/>
+          </w:tcPr>
+          <w:p>
+            <w:pPr>
+              <w:spacing w:after="40" w:before="40" w:line="276" w:lineRule="auto"/>
+            </w:pPr>
+            <w:r/>
+            <w:r>
+              <w:rPr>
+                <w:rFonts w:ascii="宋体" w:hAnsi="宋体" w:eastAsia="宋体" w:cs="宋体"/>
+                <w:b w:val="0"/>
+                <w:sz w:val="21"/>
+              </w:rPr>
+              <w:t>中</w:t>
+            </w:r>
+          </w:p>
+        </w:tc>
+      </w:tr>
+      <w:tr>
+        <w:tc>
+          <w:tcPr>
+            <w:tcW w:type="dxa" w:w="1792"/>
+          </w:tcPr>
+          <w:p>
+            <w:pPr>
+              <w:spacing w:after="40" w:before="40" w:line="276" w:lineRule="auto"/>
+            </w:pPr>
+            <w:r/>
+            <w:r>
+              <w:rPr>
+                <w:rFonts w:ascii="宋体" w:hAnsi="宋体" w:eastAsia="宋体" w:cs="宋体"/>
+                <w:b w:val="0"/>
+                <w:sz w:val="21"/>
+              </w:rPr>
+              <w:t>刘孝春</w:t>
+            </w:r>
+          </w:p>
+        </w:tc>
+        <w:tc>
+          <w:tcPr>
+            <w:tcW w:type="dxa" w:w="1792"/>
+          </w:tcPr>
+          <w:p>
+            <w:pPr>
+              <w:spacing w:after="40" w:before="40" w:line="276" w:lineRule="auto"/>
+            </w:pPr>
+            <w:r/>
+            <w:r>
+              <w:rPr>
+                <w:rFonts w:ascii="宋体" w:hAnsi="宋体" w:eastAsia="宋体" w:cs="宋体"/>
+                <w:b w:val="0"/>
+                <w:sz w:val="21"/>
+              </w:rPr>
+              <w:t>车主、派卸货、无劳动合同、市场内部牌约 2588、转向灯坏</w:t>
+            </w:r>
+          </w:p>
+        </w:tc>
+        <w:tc>
+          <w:tcPr>
+            <w:tcW w:type="dxa" w:w="1792"/>
+          </w:tcPr>
+          <w:p>
+            <w:pPr>
+              <w:spacing w:after="40" w:before="40" w:line="276" w:lineRule="auto"/>
+            </w:pPr>
+            <w:r/>
+            <w:r>
+              <w:rPr>
+                <w:rFonts w:ascii="宋体" w:hAnsi="宋体" w:eastAsia="宋体" w:cs="宋体"/>
+                <w:b w:val="0"/>
+                <w:sz w:val="21"/>
+              </w:rPr>
+              <w:t>碰撞瞬间他在不在现场；微信工钱流水；未结工钱实数；他是否知道没牌和灯坏；现场证人姓名电话</w:t>
+            </w:r>
+          </w:p>
+        </w:tc>
+        <w:tc>
+          <w:tcPr>
+            <w:tcW w:type="dxa" w:w="1792"/>
+          </w:tcPr>
+          <w:p>
+            <w:pPr>
+              <w:spacing w:after="40" w:before="40" w:line="276" w:lineRule="auto"/>
+            </w:pPr>
+            <w:r/>
+            <w:r>
+              <w:rPr>
+                <w:rFonts w:ascii="宋体" w:hAnsi="宋体" w:eastAsia="宋体" w:cs="宋体"/>
+                <w:b w:val="0"/>
+                <w:sz w:val="21"/>
+              </w:rPr>
+              <w:t>刘孝春、市场同事</w:t>
+            </w:r>
+          </w:p>
+        </w:tc>
+        <w:tc>
+          <w:tcPr>
+            <w:tcW w:type="dxa" w:w="1792"/>
+          </w:tcPr>
+          <w:p>
+            <w:pPr>
+              <w:spacing w:after="40" w:before="40" w:line="276" w:lineRule="auto"/>
+            </w:pPr>
+            <w:r/>
+            <w:r>
+              <w:rPr>
+                <w:rFonts w:ascii="宋体" w:hAnsi="宋体" w:eastAsia="宋体" w:cs="宋体"/>
+                <w:b w:val="0"/>
+                <w:sz w:val="21"/>
+              </w:rPr>
+              <w:t>急</w:t>
+            </w:r>
+          </w:p>
+        </w:tc>
+      </w:tr>
+      <w:tr>
+        <w:tc>
+          <w:tcPr>
+            <w:tcW w:type="dxa" w:w="1792"/>
+            <w:shd w:fill="F3F6FA" w:val="clear"/>
+          </w:tcPr>
+          <w:p>
+            <w:pPr>
+              <w:spacing w:after="40" w:before="40" w:line="276" w:lineRule="auto"/>
+            </w:pPr>
+            <w:r/>
+            <w:r>
+              <w:rPr>
+                <w:rFonts w:ascii="宋体" w:hAnsi="宋体" w:eastAsia="宋体" w:cs="宋体"/>
+                <w:b w:val="0"/>
+                <w:sz w:val="21"/>
+              </w:rPr>
+              <w:t>胡某驾驶资格</w:t>
+            </w:r>
+          </w:p>
+        </w:tc>
+        <w:tc>
+          <w:tcPr>
+            <w:tcW w:type="dxa" w:w="1792"/>
+            <w:shd w:fill="F3F6FA" w:val="clear"/>
+          </w:tcPr>
+          <w:p>
+            <w:pPr>
+              <w:spacing w:after="40" w:before="40" w:line="276" w:lineRule="auto"/>
+            </w:pPr>
+            <w:r/>
+            <w:r>
+              <w:rPr>
+                <w:rFonts w:ascii="宋体" w:hAnsi="宋体" w:eastAsia="宋体" w:cs="宋体"/>
+                <w:b w:val="0"/>
+                <w:sz w:val="21"/>
+              </w:rPr>
+              <w:t>交警认定三轮属机动车</w:t>
+            </w:r>
+          </w:p>
+        </w:tc>
+        <w:tc>
+          <w:tcPr>
+            <w:tcW w:type="dxa" w:w="1792"/>
+            <w:shd w:fill="F3F6FA" w:val="clear"/>
+          </w:tcPr>
+          <w:p>
+            <w:pPr>
+              <w:spacing w:after="40" w:before="40" w:line="276" w:lineRule="auto"/>
+            </w:pPr>
+            <w:r/>
+            <w:r>
+              <w:rPr>
+                <w:rFonts w:ascii="宋体" w:hAnsi="宋体" w:eastAsia="宋体" w:cs="宋体"/>
+                <w:b w:val="0"/>
+                <w:sz w:val="21"/>
+              </w:rPr>
+              <w:t>有没有对应准驾资格。只内部掌握，不要对外主动提，一般程序才可能查</w:t>
+            </w:r>
+          </w:p>
+        </w:tc>
+        <w:tc>
+          <w:tcPr>
+            <w:tcW w:type="dxa" w:w="1792"/>
+            <w:shd w:fill="F3F6FA" w:val="clear"/>
+          </w:tcPr>
+          <w:p>
+            <w:pPr>
+              <w:spacing w:after="40" w:before="40" w:line="276" w:lineRule="auto"/>
+            </w:pPr>
+            <w:r/>
+            <w:r>
+              <w:rPr>
+                <w:rFonts w:ascii="宋体" w:hAnsi="宋体" w:eastAsia="宋体" w:cs="宋体"/>
+                <w:b w:val="0"/>
+                <w:sz w:val="21"/>
+              </w:rPr>
+              <w:t>家属内部核对</w:t>
+            </w:r>
+          </w:p>
+        </w:tc>
+        <w:tc>
+          <w:tcPr>
+            <w:tcW w:type="dxa" w:w="1792"/>
+            <w:shd w:fill="F3F6FA" w:val="clear"/>
+          </w:tcPr>
+          <w:p>
+            <w:pPr>
+              <w:spacing w:after="40" w:before="40" w:line="276" w:lineRule="auto"/>
+            </w:pPr>
+            <w:r/>
+            <w:r>
+              <w:rPr>
+                <w:rFonts w:ascii="宋体" w:hAnsi="宋体" w:eastAsia="宋体" w:cs="宋体"/>
+                <w:b w:val="0"/>
+                <w:sz w:val="21"/>
+              </w:rPr>
+              <w:t>急（内部）</w:t>
+            </w:r>
+          </w:p>
+        </w:tc>
+      </w:tr>
+      <w:tr>
+        <w:tc>
+          <w:tcPr>
+            <w:tcW w:type="dxa" w:w="1792"/>
+          </w:tcPr>
+          <w:p>
+            <w:pPr>
+              <w:spacing w:after="40" w:before="40" w:line="276" w:lineRule="auto"/>
+            </w:pPr>
+            <w:r/>
+            <w:r>
+              <w:rPr>
+                <w:rFonts w:ascii="宋体" w:hAnsi="宋体" w:eastAsia="宋体" w:cs="宋体"/>
+                <w:b w:val="0"/>
+                <w:sz w:val="21"/>
+              </w:rPr>
+              <w:t>医院手续</w:t>
+            </w:r>
+          </w:p>
+        </w:tc>
+        <w:tc>
+          <w:tcPr>
+            <w:tcW w:type="dxa" w:w="1792"/>
+          </w:tcPr>
+          <w:p>
+            <w:pPr>
+              <w:spacing w:after="40" w:before="40" w:line="276" w:lineRule="auto"/>
+            </w:pPr>
+            <w:r/>
+            <w:r>
+              <w:rPr>
+                <w:rFonts w:ascii="宋体" w:hAnsi="宋体" w:eastAsia="宋体" w:cs="宋体"/>
+                <w:b w:val="0"/>
+                <w:sz w:val="21"/>
+              </w:rPr>
+              <w:t>齐鲁手术 8/15，人已到人民医院</w:t>
+            </w:r>
+          </w:p>
+        </w:tc>
+        <w:tc>
+          <w:tcPr>
+            <w:tcW w:type="dxa" w:w="1792"/>
+          </w:tcPr>
+          <w:p>
+            <w:pPr>
+              <w:spacing w:after="40" w:before="40" w:line="276" w:lineRule="auto"/>
+            </w:pPr>
+            <w:r/>
+            <w:r>
+              <w:rPr>
+                <w:rFonts w:ascii="宋体" w:hAnsi="宋体" w:eastAsia="宋体" w:cs="宋体"/>
+                <w:b w:val="0"/>
+                <w:sz w:val="21"/>
+              </w:rPr>
+              <w:t>齐鲁出院结算单、人民医院住院号、赛主任能否收回的答复</w:t>
+            </w:r>
+          </w:p>
+        </w:tc>
+        <w:tc>
+          <w:tcPr>
+            <w:tcW w:type="dxa" w:w="1792"/>
+          </w:tcPr>
+          <w:p>
+            <w:pPr>
+              <w:spacing w:after="40" w:before="40" w:line="276" w:lineRule="auto"/>
+            </w:pPr>
+            <w:r/>
+            <w:r>
+              <w:rPr>
+                <w:rFonts w:ascii="宋体" w:hAnsi="宋体" w:eastAsia="宋体" w:cs="宋体"/>
+                <w:b w:val="0"/>
+                <w:sz w:val="21"/>
+              </w:rPr>
+              <w:t>出院处 / 赛主任</w:t>
+            </w:r>
+          </w:p>
+        </w:tc>
+        <w:tc>
+          <w:tcPr>
+            <w:tcW w:type="dxa" w:w="1792"/>
+          </w:tcPr>
+          <w:p>
+            <w:pPr>
+              <w:spacing w:after="40" w:before="40" w:line="276" w:lineRule="auto"/>
+            </w:pPr>
+            <w:r/>
+            <w:r>
+              <w:rPr>
+                <w:rFonts w:ascii="宋体" w:hAnsi="宋体" w:eastAsia="宋体" w:cs="宋体"/>
+                <w:b w:val="0"/>
+                <w:sz w:val="21"/>
+              </w:rPr>
+              <w:t>急</w:t>
+            </w:r>
+          </w:p>
+        </w:tc>
+      </w:tr>
+      <w:tr>
+        <w:tc>
+          <w:tcPr>
+            <w:tcW w:type="dxa" w:w="1792"/>
+            <w:shd w:fill="F3F6FA" w:val="clear"/>
+          </w:tcPr>
+          <w:p>
+            <w:pPr>
+              <w:spacing w:after="40" w:before="40" w:line="276" w:lineRule="auto"/>
+            </w:pPr>
+            <w:r/>
+            <w:r>
+              <w:rPr>
+                <w:rFonts w:ascii="宋体" w:hAnsi="宋体" w:eastAsia="宋体" w:cs="宋体"/>
+                <w:b w:val="0"/>
+                <w:sz w:val="21"/>
+              </w:rPr>
+              <w:t>护工</w:t>
+            </w:r>
+          </w:p>
+        </w:tc>
+        <w:tc>
+          <w:tcPr>
+            <w:tcW w:type="dxa" w:w="1792"/>
+            <w:shd w:fill="F3F6FA" w:val="clear"/>
+          </w:tcPr>
+          <w:p>
+            <w:pPr>
+              <w:spacing w:after="40" w:before="40" w:line="276" w:lineRule="auto"/>
+            </w:pPr>
+            <w:r/>
+            <w:r>
+              <w:rPr>
+                <w:rFonts w:ascii="宋体" w:hAnsi="宋体" w:eastAsia="宋体" w:cs="宋体"/>
+                <w:b w:val="0"/>
+                <w:sz w:val="21"/>
+              </w:rPr>
+              <w:t>现在按不能自理、应请 24 小时一对一</w:t>
+            </w:r>
+          </w:p>
+        </w:tc>
+        <w:tc>
+          <w:tcPr>
+            <w:tcW w:type="dxa" w:w="1792"/>
+            <w:shd w:fill="F3F6FA" w:val="clear"/>
+          </w:tcPr>
+          <w:p>
+            <w:pPr>
+              <w:spacing w:after="40" w:before="40" w:line="276" w:lineRule="auto"/>
+            </w:pPr>
+            <w:r/>
+            <w:r>
+              <w:rPr>
+                <w:rFonts w:ascii="宋体" w:hAnsi="宋体" w:eastAsia="宋体" w:cs="宋体"/>
+                <w:b w:val="0"/>
+                <w:sz w:val="21"/>
+              </w:rPr>
+              <w:t>合同、发票、护理记录、日单价、开始日期</w:t>
+            </w:r>
+          </w:p>
+        </w:tc>
+        <w:tc>
+          <w:tcPr>
+            <w:tcW w:type="dxa" w:w="1792"/>
+            <w:shd w:fill="F3F6FA" w:val="clear"/>
+          </w:tcPr>
+          <w:p>
+            <w:pPr>
+              <w:spacing w:after="40" w:before="40" w:line="276" w:lineRule="auto"/>
+            </w:pPr>
+            <w:r/>
+            <w:r>
+              <w:rPr>
+                <w:rFonts w:ascii="宋体" w:hAnsi="宋体" w:eastAsia="宋体" w:cs="宋体"/>
+                <w:b w:val="0"/>
+                <w:sz w:val="21"/>
+              </w:rPr>
+              <w:t>护士站本院合作公司</w:t>
+            </w:r>
+          </w:p>
+        </w:tc>
+        <w:tc>
+          <w:tcPr>
+            <w:tcW w:type="dxa" w:w="1792"/>
+            <w:shd w:fill="F3F6FA" w:val="clear"/>
+          </w:tcPr>
+          <w:p>
+            <w:pPr>
+              <w:spacing w:after="40" w:before="40" w:line="276" w:lineRule="auto"/>
+            </w:pPr>
+            <w:r/>
+            <w:r>
+              <w:rPr>
+                <w:rFonts w:ascii="宋体" w:hAnsi="宋体" w:eastAsia="宋体" w:cs="宋体"/>
+                <w:b w:val="0"/>
+                <w:sz w:val="21"/>
+              </w:rPr>
+              <w:t>急</w:t>
+            </w:r>
+          </w:p>
+        </w:tc>
+      </w:tr>
+      <w:tr>
+        <w:tc>
+          <w:tcPr>
+            <w:tcW w:type="dxa" w:w="1792"/>
+          </w:tcPr>
+          <w:p>
+            <w:pPr>
+              <w:spacing w:after="40" w:before="40" w:line="276" w:lineRule="auto"/>
+            </w:pPr>
+            <w:r/>
+            <w:r>
+              <w:rPr>
+                <w:rFonts w:ascii="宋体" w:hAnsi="宋体" w:eastAsia="宋体" w:cs="宋体"/>
+                <w:b w:val="0"/>
+                <w:sz w:val="21"/>
+              </w:rPr>
+              <w:t>美团保险</w:t>
+            </w:r>
+          </w:p>
+        </w:tc>
+        <w:tc>
+          <w:tcPr>
+            <w:tcW w:type="dxa" w:w="1792"/>
+          </w:tcPr>
+          <w:p>
+            <w:pPr>
+              <w:spacing w:after="40" w:before="40" w:line="276" w:lineRule="auto"/>
+            </w:pPr>
+            <w:r/>
+            <w:r>
+              <w:rPr>
+                <w:rFonts w:ascii="宋体" w:hAnsi="宋体" w:eastAsia="宋体" w:cs="宋体"/>
+                <w:b w:val="0"/>
+                <w:sz w:val="21"/>
+              </w:rPr>
+              <w:t>电动车无交强险，赔付靠平台险按责</w:t>
+            </w:r>
+          </w:p>
+        </w:tc>
+        <w:tc>
+          <w:tcPr>
+            <w:tcW w:type="dxa" w:w="1792"/>
+          </w:tcPr>
+          <w:p>
+            <w:pPr>
+              <w:spacing w:after="40" w:before="40" w:line="276" w:lineRule="auto"/>
+            </w:pPr>
+            <w:r/>
+            <w:r>
+              <w:rPr>
+                <w:rFonts w:ascii="宋体" w:hAnsi="宋体" w:eastAsia="宋体" w:cs="宋体"/>
+                <w:b w:val="0"/>
+                <w:sz w:val="21"/>
+              </w:rPr>
+              <w:t>保单号/工号、限额、医疗是否另封顶、要不要认定书才能垫、人民医院抚顺路院区认不认</w:t>
+            </w:r>
+          </w:p>
+        </w:tc>
+        <w:tc>
+          <w:tcPr>
+            <w:tcW w:type="dxa" w:w="1792"/>
+          </w:tcPr>
+          <w:p>
+            <w:pPr>
+              <w:spacing w:after="40" w:before="40" w:line="276" w:lineRule="auto"/>
+            </w:pPr>
+            <w:r/>
+            <w:r>
+              <w:rPr>
+                <w:rFonts w:ascii="宋体" w:hAnsi="宋体" w:eastAsia="宋体" w:cs="宋体"/>
+                <w:b w:val="0"/>
+                <w:sz w:val="21"/>
+              </w:rPr>
+              <w:t>站点 + 平台险进微信群</w:t>
+            </w:r>
+          </w:p>
+        </w:tc>
+        <w:tc>
+          <w:tcPr>
+            <w:tcW w:type="dxa" w:w="1792"/>
+          </w:tcPr>
+          <w:p>
+            <w:pPr>
+              <w:spacing w:after="40" w:before="40" w:line="276" w:lineRule="auto"/>
+            </w:pPr>
+            <w:r/>
+            <w:r>
+              <w:rPr>
+                <w:rFonts w:ascii="宋体" w:hAnsi="宋体" w:eastAsia="宋体" w:cs="宋体"/>
+                <w:b w:val="0"/>
+                <w:sz w:val="21"/>
+              </w:rPr>
+              <w:t>急</w:t>
+            </w:r>
+          </w:p>
+        </w:tc>
+      </w:tr>
+      <w:tr>
+        <w:tc>
+          <w:tcPr>
+            <w:tcW w:type="dxa" w:w="1792"/>
+            <w:shd w:fill="F3F6FA" w:val="clear"/>
+          </w:tcPr>
+          <w:p>
+            <w:pPr>
+              <w:spacing w:after="40" w:before="40" w:line="276" w:lineRule="auto"/>
+            </w:pPr>
+            <w:r/>
+            <w:r>
+              <w:rPr>
+                <w:rFonts w:ascii="宋体" w:hAnsi="宋体" w:eastAsia="宋体" w:cs="宋体"/>
+                <w:b w:val="0"/>
+                <w:sz w:val="21"/>
+              </w:rPr>
+              <w:t>交警程序</w:t>
+            </w:r>
+          </w:p>
+        </w:tc>
+        <w:tc>
+          <w:tcPr>
+            <w:tcW w:type="dxa" w:w="1792"/>
+            <w:shd w:fill="F3F6FA" w:val="clear"/>
+          </w:tcPr>
+          <w:p>
+            <w:pPr>
+              <w:spacing w:after="40" w:before="40" w:line="276" w:lineRule="auto"/>
+            </w:pPr>
+            <w:r/>
+            <w:r>
+              <w:rPr>
+                <w:rFonts w:ascii="宋体" w:hAnsi="宋体" w:eastAsia="宋体" w:cs="宋体"/>
+                <w:b w:val="0"/>
+                <w:sz w:val="21"/>
+              </w:rPr>
+              <w:t>监控已调、排除全责、两车已扣</w:t>
+            </w:r>
+          </w:p>
+        </w:tc>
+        <w:tc>
+          <w:tcPr>
+            <w:tcW w:type="dxa" w:w="1792"/>
+            <w:shd w:fill="F3F6FA" w:val="clear"/>
+          </w:tcPr>
+          <w:p>
+            <w:pPr>
+              <w:spacing w:after="40" w:before="40" w:line="276" w:lineRule="auto"/>
+            </w:pPr>
+            <w:r/>
+            <w:r>
+              <w:rPr>
+                <w:rFonts w:ascii="宋体" w:hAnsi="宋体" w:eastAsia="宋体" w:cs="宋体"/>
+                <w:b w:val="0"/>
+                <w:sz w:val="21"/>
+              </w:rPr>
+              <w:t>面谈时间、简易还是一般、认定书原件复印件</w:t>
+            </w:r>
+          </w:p>
+        </w:tc>
+        <w:tc>
+          <w:tcPr>
+            <w:tcW w:type="dxa" w:w="1792"/>
+            <w:shd w:fill="F3F6FA" w:val="clear"/>
+          </w:tcPr>
+          <w:p>
+            <w:pPr>
+              <w:spacing w:after="40" w:before="40" w:line="276" w:lineRule="auto"/>
+            </w:pPr>
+            <w:r/>
+            <w:r>
+              <w:rPr>
+                <w:rFonts w:ascii="宋体" w:hAnsi="宋体" w:eastAsia="宋体" w:cs="宋体"/>
+                <w:b w:val="0"/>
+                <w:sz w:val="21"/>
+              </w:rPr>
+              <w:t>陈师傅</w:t>
+            </w:r>
+          </w:p>
+        </w:tc>
+        <w:tc>
+          <w:tcPr>
+            <w:tcW w:type="dxa" w:w="1792"/>
+            <w:shd w:fill="F3F6FA" w:val="clear"/>
+          </w:tcPr>
+          <w:p>
+            <w:pPr>
+              <w:spacing w:after="40" w:before="40" w:line="276" w:lineRule="auto"/>
+            </w:pPr>
+            <w:r/>
+            <w:r>
+              <w:rPr>
+                <w:rFonts w:ascii="宋体" w:hAnsi="宋体" w:eastAsia="宋体" w:cs="宋体"/>
+                <w:b w:val="0"/>
+                <w:sz w:val="21"/>
+              </w:rPr>
+              <w:t>急</w:t>
+            </w:r>
+          </w:p>
+        </w:tc>
+      </w:tr>
+      <w:tr>
+        <w:tc>
+          <w:tcPr>
+            <w:tcW w:type="dxa" w:w="1792"/>
+          </w:tcPr>
+          <w:p>
+            <w:pPr>
+              <w:spacing w:after="40" w:before="40" w:line="276" w:lineRule="auto"/>
+            </w:pPr>
+            <w:r/>
+            <w:r>
+              <w:rPr>
+                <w:rFonts w:ascii="宋体" w:hAnsi="宋体" w:eastAsia="宋体" w:cs="宋体"/>
+                <w:b w:val="0"/>
+                <w:sz w:val="21"/>
+              </w:rPr>
+              <w:t>费用发票</w:t>
+            </w:r>
+          </w:p>
+        </w:tc>
+        <w:tc>
+          <w:tcPr>
+            <w:tcW w:type="dxa" w:w="1792"/>
+          </w:tcPr>
+          <w:p>
+            <w:pPr>
+              <w:spacing w:after="40" w:before="40" w:line="276" w:lineRule="auto"/>
+            </w:pPr>
+            <w:r/>
+            <w:r>
+              <w:rPr>
+                <w:rFonts w:ascii="宋体" w:hAnsi="宋体" w:eastAsia="宋体" w:cs="宋体"/>
+                <w:b w:val="0"/>
+                <w:sz w:val="21"/>
+              </w:rPr>
+              <w:t>口述 3.5 万与 7 万冲突；救护车 160；雇主垫 2 万待核</w:t>
+            </w:r>
+          </w:p>
+        </w:tc>
+        <w:tc>
+          <w:tcPr>
+            <w:tcW w:type="dxa" w:w="1792"/>
+          </w:tcPr>
+          <w:p>
+            <w:pPr>
+              <w:spacing w:after="40" w:before="40" w:line="276" w:lineRule="auto"/>
+            </w:pPr>
+            <w:r/>
+            <w:r>
+              <w:rPr>
+                <w:rFonts w:ascii="宋体" w:hAnsi="宋体" w:eastAsia="宋体" w:cs="宋体"/>
+                <w:b w:val="0"/>
+                <w:sz w:val="21"/>
+              </w:rPr>
+              <w:t>齐鲁对账单、押金、手术费、药品、救护车发票；两套数用票重核</w:t>
+            </w:r>
+          </w:p>
+        </w:tc>
+        <w:tc>
+          <w:tcPr>
+            <w:tcW w:type="dxa" w:w="1792"/>
+          </w:tcPr>
+          <w:p>
+            <w:pPr>
+              <w:spacing w:after="40" w:before="40" w:line="276" w:lineRule="auto"/>
+            </w:pPr>
+            <w:r/>
+            <w:r>
+              <w:rPr>
+                <w:rFonts w:ascii="宋体" w:hAnsi="宋体" w:eastAsia="宋体" w:cs="宋体"/>
+                <w:b w:val="0"/>
+                <w:sz w:val="21"/>
+              </w:rPr>
+              <w:t>医院窗口</w:t>
+            </w:r>
+          </w:p>
+        </w:tc>
+        <w:tc>
+          <w:tcPr>
+            <w:tcW w:type="dxa" w:w="1792"/>
+          </w:tcPr>
+          <w:p>
+            <w:pPr>
+              <w:spacing w:after="40" w:before="40" w:line="276" w:lineRule="auto"/>
+            </w:pPr>
+            <w:r/>
+            <w:r>
+              <w:rPr>
+                <w:rFonts w:ascii="宋体" w:hAnsi="宋体" w:eastAsia="宋体" w:cs="宋体"/>
+                <w:b w:val="0"/>
+                <w:sz w:val="21"/>
+              </w:rPr>
+              <w:t>急</w:t>
+            </w:r>
+          </w:p>
+        </w:tc>
+      </w:tr>
+      <w:tr>
+        <w:tc>
+          <w:tcPr>
+            <w:tcW w:type="dxa" w:w="1792"/>
+            <w:shd w:fill="F3F6FA" w:val="clear"/>
+          </w:tcPr>
+          <w:p>
+            <w:pPr>
+              <w:spacing w:after="40" w:before="40" w:line="276" w:lineRule="auto"/>
+            </w:pPr>
+            <w:r/>
+            <w:r>
+              <w:rPr>
+                <w:rFonts w:ascii="宋体" w:hAnsi="宋体" w:eastAsia="宋体" w:cs="宋体"/>
+                <w:b w:val="0"/>
+                <w:sz w:val="21"/>
+              </w:rPr>
+              <w:t>美团骑手</w:t>
+            </w:r>
+          </w:p>
+        </w:tc>
+        <w:tc>
+          <w:tcPr>
+            <w:tcW w:type="dxa" w:w="1792"/>
+            <w:shd w:fill="F3F6FA" w:val="clear"/>
+          </w:tcPr>
+          <w:p>
+            <w:pPr>
+              <w:spacing w:after="40" w:before="40" w:line="276" w:lineRule="auto"/>
+            </w:pPr>
+            <w:r/>
+            <w:r>
+              <w:rPr>
+                <w:rFonts w:ascii="宋体" w:hAnsi="宋体" w:eastAsia="宋体" w:cs="宋体"/>
+                <w:b w:val="0"/>
+                <w:sz w:val="21"/>
+              </w:rPr>
+              <w:t>女骑手、二轮、配偶也送外卖、两子、偿付弱</w:t>
+            </w:r>
+          </w:p>
+        </w:tc>
+        <w:tc>
+          <w:tcPr>
+            <w:tcW w:type="dxa" w:w="1792"/>
+            <w:shd w:fill="F3F6FA" w:val="clear"/>
+          </w:tcPr>
+          <w:p>
+            <w:pPr>
+              <w:spacing w:after="40" w:before="40" w:line="276" w:lineRule="auto"/>
+            </w:pPr>
+            <w:r/>
+            <w:r>
+              <w:rPr>
+                <w:rFonts w:ascii="宋体" w:hAnsi="宋体" w:eastAsia="宋体" w:cs="宋体"/>
+                <w:b w:val="0"/>
+                <w:sz w:val="21"/>
+              </w:rPr>
+              <w:t>姓名、电话、站点名称、平台险对接人进群</w:t>
+            </w:r>
+          </w:p>
+        </w:tc>
+        <w:tc>
+          <w:tcPr>
+            <w:tcW w:type="dxa" w:w="1792"/>
+            <w:shd w:fill="F3F6FA" w:val="clear"/>
+          </w:tcPr>
+          <w:p>
+            <w:pPr>
+              <w:spacing w:after="40" w:before="40" w:line="276" w:lineRule="auto"/>
+            </w:pPr>
+            <w:r/>
+            <w:r>
+              <w:rPr>
+                <w:rFonts w:ascii="宋体" w:hAnsi="宋体" w:eastAsia="宋体" w:cs="宋体"/>
+                <w:b w:val="0"/>
+                <w:sz w:val="21"/>
+              </w:rPr>
+              <w:t>骑手 / 交警</w:t>
+            </w:r>
+          </w:p>
+        </w:tc>
+        <w:tc>
+          <w:tcPr>
+            <w:tcW w:type="dxa" w:w="1792"/>
+            <w:shd w:fill="F3F6FA" w:val="clear"/>
+          </w:tcPr>
+          <w:p>
+            <w:pPr>
+              <w:spacing w:after="40" w:before="40" w:line="276" w:lineRule="auto"/>
+            </w:pPr>
+            <w:r/>
+            <w:r>
+              <w:rPr>
+                <w:rFonts w:ascii="宋体" w:hAnsi="宋体" w:eastAsia="宋体" w:cs="宋体"/>
+                <w:b w:val="0"/>
+                <w:sz w:val="21"/>
+              </w:rPr>
+              <w:t>急</w:t>
+            </w:r>
+          </w:p>
+        </w:tc>
+      </w:tr>
+    </w:tbl>
+    <w:p>
+      <w:pPr>
+        <w:spacing w:after="160" w:before="0" w:line="360" w:lineRule="auto"/>
+        <w:jc w:val="left"/>
+      </w:pPr>
+    </w:p>
+    <w:p>
+      <w:pPr>
         <w:spacing w:after="160" w:before="280" w:line="312" w:lineRule="auto"/>
         <w:jc w:val="left"/>
       </w:pPr>

--- a/deliverables/青岛红枫路交通事故_伤情与处理备忘录_20260817.docx
+++ b/deliverables/青岛红枫路交通事故_伤情与处理备忘录_20260817.docx
@@ -44,7 +44,7 @@
           <w:color w:val="5C6B7A"/>
           <w:sz w:val="21"/>
         </w:rPr>
-        <w:t>整理日期：2026年8月17日  ·  材料：得到大脑通话 11 份 + 齐鲁医院云影像 3 份 CT</w:t>
+        <w:t>底稿 2026-08-17 · 补充 2026-08-19（17份得到大脑转写整理）  ·  材料：得到大脑 17 份转写（16 份相关）+ 齐鲁医院云影像 3 份 CT</w:t>
       </w:r>
     </w:p>
     <w:p>
@@ -134,7 +134,22 @@
           <w:b w:val="0"/>
           <w:sz w:val="24"/>
         </w:rPr>
-        <w:t>• 责任：交警视频排除全责，只可能同等或「三轮次责、外卖主责」。</w:t>
+        <w:t>• 责任：交警视频排除全责，只可能同等或「三轮次责、外卖主责」。8 月 18 日说的 70%/30% 是内部讨论，不是认定书。</w:t>
+      </w:r>
+    </w:p>
+    <w:p>
+      <w:pPr>
+        <w:spacing w:after="60" w:before="0" w:line="336" w:lineRule="auto"/>
+        <w:ind w:firstLine="210"/>
+        <w:jc w:val="left"/>
+      </w:pPr>
+      <w:r>
+        <w:rPr>
+          <w:rFonts w:ascii="宋体" w:hAnsi="宋体" w:eastAsia="宋体" w:cs="宋体"/>
+          <w:b w:val="0"/>
+          <w:sz w:val="24"/>
+        </w:rPr>
+        <w:t>• 过程：先右再左是护栏开口借道，可对交警说明，不能据此争全责。地点别称以交警文书为准。</w:t>
       </w:r>
     </w:p>
     <w:p>
@@ -284,7 +299,7 @@
           <w:b w:val="0"/>
           <w:sz w:val="24"/>
         </w:rPr>
-        <w:t>• 刘孝春：伤者事发时的雇佣老板，三轮车实际所有人或管理人。未签劳动合同。不要把他写成工伤单位，也不要让他去替美团骑手补差额。</w:t>
+        <w:t>• 刘孝春：伤者事发时的雇佣老板，三轮车实际所有人或管理人。未签劳动合同。录音转写有时作「刘小春」，以微信/身份证为准。不要把他写成工伤单位，也不要让他去替美团骑手补差额。</w:t>
       </w:r>
     </w:p>
     <w:p>
@@ -1168,6 +1183,161 @@
     </w:p>
     <w:p>
       <w:pPr>
+        <w:spacing w:after="60" w:before="0" w:line="336" w:lineRule="auto"/>
+        <w:ind w:firstLine="210"/>
+        <w:jc w:val="left"/>
+      </w:pPr>
+      <w:r>
+        <w:rPr>
+          <w:rFonts w:ascii="宋体" w:hAnsi="宋体" w:eastAsia="宋体" w:cs="宋体"/>
+          <w:b w:val="0"/>
+          <w:sz w:val="24"/>
+        </w:rPr>
+        <w:t xml:space="preserve">• </w:t>
+      </w:r>
+      <w:r>
+        <w:rPr>
+          <w:rFonts w:ascii="宋体" w:hAnsi="宋体" w:eastAsia="宋体" w:cs="宋体"/>
+          <w:b/>
+          <w:sz w:val="24"/>
+        </w:rPr>
+        <w:t xml:space="preserve">录音把车说成「叉车」 → </w:t>
+      </w:r>
+      <w:r>
+        <w:rPr>
+          <w:rFonts w:ascii="宋体" w:hAnsi="宋体" w:eastAsia="宋体" w:cs="宋体"/>
+          <w:b w:val="0"/>
+          <w:sz w:val="24"/>
+        </w:rPr>
+        <w:t>涉事是货运三轮，交警口头认定为机动车。不要对外说叉车。</w:t>
+      </w:r>
+    </w:p>
+    <w:p>
+      <w:pPr>
+        <w:spacing w:after="60" w:before="0" w:line="336" w:lineRule="auto"/>
+        <w:ind w:firstLine="210"/>
+        <w:jc w:val="left"/>
+      </w:pPr>
+      <w:r>
+        <w:rPr>
+          <w:rFonts w:ascii="宋体" w:hAnsi="宋体" w:eastAsia="宋体" w:cs="宋体"/>
+          <w:b w:val="0"/>
+          <w:sz w:val="24"/>
+        </w:rPr>
+        <w:t xml:space="preserve">• </w:t>
+      </w:r>
+      <w:r>
+        <w:rPr>
+          <w:rFonts w:ascii="宋体" w:hAnsi="宋体" w:eastAsia="宋体" w:cs="宋体"/>
+          <w:b/>
+          <w:sz w:val="24"/>
+        </w:rPr>
+        <w:t xml:space="preserve">地点有红枫路、哈尔滨路、福生批发市场、服装批发市场斜坡红绿灯等说法 → </w:t>
+      </w:r>
+      <w:r>
+        <w:rPr>
+          <w:rFonts w:ascii="宋体" w:hAnsi="宋体" w:eastAsia="宋体" w:cs="宋体"/>
+          <w:b w:val="0"/>
+          <w:sz w:val="24"/>
+        </w:rPr>
+        <w:t>可能指同一片批发市场外道路。对外写：批发市场外市政道路护栏开口附近，地址以交警文书为准。</w:t>
+      </w:r>
+    </w:p>
+    <w:p>
+      <w:pPr>
+        <w:spacing w:after="60" w:before="0" w:line="336" w:lineRule="auto"/>
+        <w:ind w:firstLine="210"/>
+        <w:jc w:val="left"/>
+      </w:pPr>
+      <w:r>
+        <w:rPr>
+          <w:rFonts w:ascii="宋体" w:hAnsi="宋体" w:eastAsia="宋体" w:cs="宋体"/>
+          <w:b w:val="0"/>
+          <w:sz w:val="24"/>
+        </w:rPr>
+        <w:t xml:space="preserve">• </w:t>
+      </w:r>
+      <w:r>
+        <w:rPr>
+          <w:rFonts w:ascii="宋体" w:hAnsi="宋体" w:eastAsia="宋体" w:cs="宋体"/>
+          <w:b/>
+          <w:sz w:val="24"/>
+        </w:rPr>
+        <w:t xml:space="preserve">录音写成「刘小春」 → </w:t>
+      </w:r>
+      <w:r>
+        <w:rPr>
+          <w:rFonts w:ascii="宋体" w:hAnsi="宋体" w:eastAsia="宋体" w:cs="宋体"/>
+          <w:b w:val="0"/>
+          <w:sz w:val="24"/>
+        </w:rPr>
+        <w:t>家属口述用工老板为刘孝春。转写可能同音错字，以身份证、微信实名为准。</w:t>
+      </w:r>
+    </w:p>
+    <w:p>
+      <w:pPr>
+        <w:spacing w:after="60" w:before="0" w:line="336" w:lineRule="auto"/>
+        <w:ind w:firstLine="210"/>
+        <w:jc w:val="left"/>
+      </w:pPr>
+      <w:r>
+        <w:rPr>
+          <w:rFonts w:ascii="宋体" w:hAnsi="宋体" w:eastAsia="宋体" w:cs="宋体"/>
+          <w:b w:val="0"/>
+          <w:sz w:val="24"/>
+        </w:rPr>
+        <w:t xml:space="preserve">• </w:t>
+      </w:r>
+      <w:r>
+        <w:rPr>
+          <w:rFonts w:ascii="宋体" w:hAnsi="宋体" w:eastAsia="宋体" w:cs="宋体"/>
+          <w:b/>
+          <w:sz w:val="24"/>
+        </w:rPr>
+        <w:t xml:space="preserve">录音写成「胡志远」 → </w:t>
+      </w:r>
+      <w:r>
+        <w:rPr>
+          <w:rFonts w:ascii="宋体" w:hAnsi="宋体" w:eastAsia="宋体" w:cs="宋体"/>
+          <w:b w:val="0"/>
+          <w:sz w:val="24"/>
+        </w:rPr>
+        <w:t>家属对接人是儿子胡继刚。伤者写胡某。姓名以身份证、病历首页为准。</w:t>
+      </w:r>
+    </w:p>
+    <w:p>
+      <w:pPr>
+        <w:spacing w:after="60" w:before="0" w:line="336" w:lineRule="auto"/>
+        <w:ind w:firstLine="210"/>
+        <w:jc w:val="left"/>
+      </w:pPr>
+      <w:r>
+        <w:rPr>
+          <w:rFonts w:ascii="宋体" w:hAnsi="宋体" w:eastAsia="宋体" w:cs="宋体"/>
+          <w:b w:val="0"/>
+          <w:sz w:val="24"/>
+        </w:rPr>
+        <w:t xml:space="preserve">• </w:t>
+      </w:r>
+      <w:r>
+        <w:rPr>
+          <w:rFonts w:ascii="宋体" w:hAnsi="宋体" w:eastAsia="宋体" w:cs="宋体"/>
+          <w:b/>
+          <w:sz w:val="24"/>
+        </w:rPr>
+        <w:t xml:space="preserve">律师沟通里出现九级伤残、赔偿 25 万至 30 万 → </w:t>
+      </w:r>
+      <w:r>
+        <w:rPr>
+          <w:rFonts w:ascii="宋体" w:hAnsi="宋体" w:eastAsia="宋体" w:cs="宋体"/>
+          <w:b w:val="0"/>
+          <w:sz w:val="24"/>
+        </w:rPr>
+        <w:t>那是另一个参考案例或收费举例，不能当本案结论。</w:t>
+      </w:r>
+    </w:p>
+    <w:p>
+      <w:pPr>
         <w:spacing w:after="160" w:before="280" w:line="312" w:lineRule="auto"/>
         <w:jc w:val="left"/>
       </w:pPr>
@@ -1498,7 +1668,7 @@
           <w:b w:val="0"/>
           <w:sz w:val="24"/>
         </w:rPr>
-        <w:t>干活在青岛市市北区抚顺路批发市场一带；碰撞按交警案卷，材料仍写抚顺路市政道路（红枫路汽车市场外），不要写成纯市场内部事故。</w:t>
+        <w:t>干活在青岛市市北区批发市场一带。碰撞在市场外市政道路护栏开口附近。录音里还有红枫路汽车市场、哈尔滨路、福生批发市场、服装批发市场斜坡红绿灯等叫法，可能指同一片，地址以交警文书为准。不要写成纯市场内部事故，也不要写成叉车事故。</w:t>
       </w:r>
     </w:p>
     <w:p>
@@ -1529,7 +1699,7 @@
           <w:b w:val="0"/>
           <w:sz w:val="24"/>
         </w:rPr>
-        <w:t>急诊 CT 登记为 2026-08-14；家属对骑手称「周五出事」。具体时刻以交警案卷为准。</w:t>
+        <w:t>急诊 CT 登记为 2026-08-14；家属对骑手称「周五出事」。2026-08-14 确为周五。具体时刻以接处警记录和认定书为准。</w:t>
       </w:r>
     </w:p>
     <w:p>
@@ -1560,7 +1730,7 @@
           <w:b w:val="0"/>
           <w:sz w:val="24"/>
         </w:rPr>
-        <w:t>胡某当时在为刘孝春家卸货搬运，驾驶/使用刘家三轮车准备掉头，后方美团二轮电动车碰撞，三轮侧翻。交警称视频能看清过程。</w:t>
+        <w:t>胡某当时在为刘孝春家卸货搬运，驾驶/使用刘家三轮车。因护栏开口和道路结构，掉头时先向右借道调整位置，再大弧度向左拐。后方美团二轮电动车碰撞，三轮侧翻压伤右下肢。交警称视频能看清过程。护栏开口可以解释动作来源，但不能据此争全责。</w:t>
       </w:r>
     </w:p>
     <w:p>
@@ -1619,7 +1789,7 @@
           <w:b w:val="0"/>
           <w:sz w:val="24"/>
         </w:rPr>
-        <w:t>• 掉头动作违规：先向右靠再大弧度左拐，易误导后方</w:t>
+        <w:t>• 掉头动作：先向右靠再大弧度左拐。8 月 18 日家属解释是护栏开口需要先借道；交警仍可能把该动作写成未有效提示后方</w:t>
       </w:r>
     </w:p>
     <w:p>
@@ -1677,7 +1847,7 @@
           <w:b/>
           <w:sz w:val="24"/>
         </w:rPr>
-        <w:t>监控可排除任何一方全责。可能结果只有两种：双方同等责任；或三轮次责、外卖主责。交警称无论简易、一般程序还是法院，看了视频都不会超出该范围。</w:t>
+        <w:t>监控可排除任何一方全责。可能结果只有两种：双方同等责任；或三轮次责、外卖主责。交警称无论简易、一般程序还是法院，看了视频都不会超出该范围。8 月 18 日内部说的「骑手 70%、用工方 30%」是讨论意见，不是认定书。</w:t>
       </w:r>
     </w:p>
     <w:p>
@@ -5104,7 +5274,7 @@
                 <w:b w:val="0"/>
                 <w:sz w:val="21"/>
               </w:rPr>
-              <w:t>周五出事、抚顺路市政道路、先右靠再大弧度左拐、灯不亮、后方碰撞、三轮侧翻</w:t>
+              <w:t>周五出事、批发市场外市政道路护栏开口附近、先右借道再大弧度左拐、灯不亮、后方碰撞、三轮侧翻</w:t>
             </w:r>
           </w:p>
         </w:tc>
@@ -5123,7 +5293,7 @@
                 <w:b w:val="0"/>
                 <w:sz w:val="21"/>
               </w:rPr>
-              <w:t>具体钟点、天气、车道数、两车颜色品牌、货是否在车上、精确撞击部位、是否戴头盔</w:t>
+              <w:t>具体钟点、天气、车道数、两车颜色品牌、货是否在车上、精确撞击部位、是否戴头盔；交警原视频（3D 复原待用，本次不重做）</w:t>
             </w:r>
           </w:p>
         </w:tc>
@@ -5162,6 +5332,205 @@
                 <w:sz w:val="21"/>
               </w:rPr>
               <w:t>中</w:t>
+            </w:r>
+          </w:p>
+        </w:tc>
+      </w:tr>
+      <w:tr>
+        <w:tc>
+          <w:tcPr>
+            <w:tcW w:type="dxa" w:w="1792"/>
+            <w:shd w:fill="F3F6FA" w:val="clear"/>
+          </w:tcPr>
+          <w:p>
+            <w:pPr>
+              <w:spacing w:after="40" w:before="40" w:line="276" w:lineRule="auto"/>
+            </w:pPr>
+            <w:r/>
+            <w:r>
+              <w:rPr>
+                <w:rFonts w:ascii="宋体" w:hAnsi="宋体" w:eastAsia="宋体" w:cs="宋体"/>
+                <w:b w:val="0"/>
+                <w:sz w:val="21"/>
+              </w:rPr>
+              <w:t>护栏与地点</w:t>
+            </w:r>
+          </w:p>
+        </w:tc>
+        <w:tc>
+          <w:tcPr>
+            <w:tcW w:type="dxa" w:w="1792"/>
+            <w:shd w:fill="F3F6FA" w:val="clear"/>
+          </w:tcPr>
+          <w:p>
+            <w:pPr>
+              <w:spacing w:after="40" w:before="40" w:line="276" w:lineRule="auto"/>
+            </w:pPr>
+            <w:r/>
+            <w:r>
+              <w:rPr>
+                <w:rFonts w:ascii="宋体" w:hAnsi="宋体" w:eastAsia="宋体" w:cs="宋体"/>
+                <w:b w:val="0"/>
+                <w:sz w:val="21"/>
+              </w:rPr>
+              <w:t>掉头因护栏开口先借道；地点有红枫路汽车市场、哈尔滨路、福生批发市场、服装批发市场斜坡红绿灯等叫法，可能同一片</w:t>
+            </w:r>
+          </w:p>
+        </w:tc>
+        <w:tc>
+          <w:tcPr>
+            <w:tcW w:type="dxa" w:w="1792"/>
+            <w:shd w:fill="F3F6FA" w:val="clear"/>
+          </w:tcPr>
+          <w:p>
+            <w:pPr>
+              <w:spacing w:after="40" w:before="40" w:line="276" w:lineRule="auto"/>
+            </w:pPr>
+            <w:r/>
+            <w:r>
+              <w:rPr>
+                <w:rFonts w:ascii="宋体" w:hAnsi="宋体" w:eastAsia="宋体" w:cs="宋体"/>
+                <w:b w:val="0"/>
+                <w:sz w:val="21"/>
+              </w:rPr>
+              <w:t>护栏开口照片、现场示意图；交警文书上的正式路名</w:t>
+            </w:r>
+          </w:p>
+        </w:tc>
+        <w:tc>
+          <w:tcPr>
+            <w:tcW w:type="dxa" w:w="1792"/>
+            <w:shd w:fill="F3F6FA" w:val="clear"/>
+          </w:tcPr>
+          <w:p>
+            <w:pPr>
+              <w:spacing w:after="40" w:before="40" w:line="276" w:lineRule="auto"/>
+            </w:pPr>
+            <w:r/>
+            <w:r>
+              <w:rPr>
+                <w:rFonts w:ascii="宋体" w:hAnsi="宋体" w:eastAsia="宋体" w:cs="宋体"/>
+                <w:b w:val="0"/>
+                <w:sz w:val="21"/>
+              </w:rPr>
+              <w:t>胡继刚现场补拍 / 认定书</w:t>
+            </w:r>
+          </w:p>
+        </w:tc>
+        <w:tc>
+          <w:tcPr>
+            <w:tcW w:type="dxa" w:w="1792"/>
+            <w:shd w:fill="F3F6FA" w:val="clear"/>
+          </w:tcPr>
+          <w:p>
+            <w:pPr>
+              <w:spacing w:after="40" w:before="40" w:line="276" w:lineRule="auto"/>
+            </w:pPr>
+            <w:r/>
+            <w:r>
+              <w:rPr>
+                <w:rFonts w:ascii="宋体" w:hAnsi="宋体" w:eastAsia="宋体" w:cs="宋体"/>
+                <w:b w:val="0"/>
+                <w:sz w:val="21"/>
+              </w:rPr>
+              <w:t>中</w:t>
+            </w:r>
+          </w:p>
+        </w:tc>
+      </w:tr>
+      <w:tr>
+        <w:tc>
+          <w:tcPr>
+            <w:tcW w:type="dxa" w:w="1792"/>
+          </w:tcPr>
+          <w:p>
+            <w:pPr>
+              <w:spacing w:after="40" w:before="40" w:line="276" w:lineRule="auto"/>
+            </w:pPr>
+            <w:r/>
+            <w:r>
+              <w:rPr>
+                <w:rFonts w:ascii="宋体" w:hAnsi="宋体" w:eastAsia="宋体" w:cs="宋体"/>
+                <w:b w:val="0"/>
+                <w:sz w:val="21"/>
+              </w:rPr>
+              <w:t>姓名核对</w:t>
+            </w:r>
+          </w:p>
+        </w:tc>
+        <w:tc>
+          <w:tcPr>
+            <w:tcW w:type="dxa" w:w="1792"/>
+          </w:tcPr>
+          <w:p>
+            <w:pPr>
+              <w:spacing w:after="40" w:before="40" w:line="276" w:lineRule="auto"/>
+            </w:pPr>
+            <w:r/>
+            <w:r>
+              <w:rPr>
+                <w:rFonts w:ascii="宋体" w:hAnsi="宋体" w:eastAsia="宋体" w:cs="宋体"/>
+                <w:b w:val="0"/>
+                <w:sz w:val="21"/>
+              </w:rPr>
+              <w:t>伤者胡某、对接人胡继刚、用工老板口述刘孝春；转写有刘小春、胡志远</w:t>
+            </w:r>
+          </w:p>
+        </w:tc>
+        <w:tc>
+          <w:tcPr>
+            <w:tcW w:type="dxa" w:w="1792"/>
+          </w:tcPr>
+          <w:p>
+            <w:pPr>
+              <w:spacing w:after="40" w:before="40" w:line="276" w:lineRule="auto"/>
+            </w:pPr>
+            <w:r/>
+            <w:r>
+              <w:rPr>
+                <w:rFonts w:ascii="宋体" w:hAnsi="宋体" w:eastAsia="宋体" w:cs="宋体"/>
+                <w:b w:val="0"/>
+                <w:sz w:val="21"/>
+              </w:rPr>
+              <w:t>身份证、病历首页、微信实名，对外材料只用证件姓名</w:t>
+            </w:r>
+          </w:p>
+        </w:tc>
+        <w:tc>
+          <w:tcPr>
+            <w:tcW w:type="dxa" w:w="1792"/>
+          </w:tcPr>
+          <w:p>
+            <w:pPr>
+              <w:spacing w:after="40" w:before="40" w:line="276" w:lineRule="auto"/>
+            </w:pPr>
+            <w:r/>
+            <w:r>
+              <w:rPr>
+                <w:rFonts w:ascii="宋体" w:hAnsi="宋体" w:eastAsia="宋体" w:cs="宋体"/>
+                <w:b w:val="0"/>
+                <w:sz w:val="21"/>
+              </w:rPr>
+              <w:t>胡继刚</w:t>
+            </w:r>
+          </w:p>
+        </w:tc>
+        <w:tc>
+          <w:tcPr>
+            <w:tcW w:type="dxa" w:w="1792"/>
+          </w:tcPr>
+          <w:p>
+            <w:pPr>
+              <w:spacing w:after="40" w:before="40" w:line="276" w:lineRule="auto"/>
+            </w:pPr>
+            <w:r/>
+            <w:r>
+              <w:rPr>
+                <w:rFonts w:ascii="宋体" w:hAnsi="宋体" w:eastAsia="宋体" w:cs="宋体"/>
+                <w:b w:val="0"/>
+                <w:sz w:val="21"/>
+              </w:rPr>
+              <w:t>急</w:t>
             </w:r>
           </w:p>
         </w:tc>
@@ -6710,6 +7079,21 @@
           <w:b w:val="0"/>
           <w:sz w:val="24"/>
         </w:rPr>
+        <w:t>• 掉头先右再左，是因为护栏开口借道，不是随意变道。请结合监控和现场勘查写进认定书。我们仍不争全责。</w:t>
+      </w:r>
+    </w:p>
+    <w:p>
+      <w:pPr>
+        <w:spacing w:after="60" w:before="0" w:line="336" w:lineRule="auto"/>
+        <w:ind w:firstLine="210"/>
+        <w:jc w:val="left"/>
+      </w:pPr>
+      <w:r>
+        <w:rPr>
+          <w:rFonts w:ascii="宋体" w:hAnsi="宋体" w:eastAsia="宋体" w:cs="宋体"/>
+          <w:b w:val="0"/>
+          <w:sz w:val="24"/>
+        </w:rPr>
         <w:t>• 请协助本周见到骑手，并请对方当场确认美团/保险公司联系人。</w:t>
       </w:r>
     </w:p>
@@ -7127,6 +7511,51 @@
           <w:sz w:val="24"/>
         </w:rPr>
         <w:t>• 不要把刘孝春写成工伤单位去人社局；退休未签合同，工伤这条很窄。</w:t>
+      </w:r>
+    </w:p>
+    <w:p>
+      <w:pPr>
+        <w:spacing w:after="60" w:before="0" w:line="336" w:lineRule="auto"/>
+        <w:ind w:firstLine="210"/>
+        <w:jc w:val="left"/>
+      </w:pPr>
+      <w:r>
+        <w:rPr>
+          <w:rFonts w:ascii="宋体" w:hAnsi="宋体" w:eastAsia="宋体" w:cs="宋体"/>
+          <w:b w:val="0"/>
+          <w:sz w:val="24"/>
+        </w:rPr>
+        <w:t>• 不要对外说叉车。涉事是货运三轮。</w:t>
+      </w:r>
+    </w:p>
+    <w:p>
+      <w:pPr>
+        <w:spacing w:after="60" w:before="0" w:line="336" w:lineRule="auto"/>
+        <w:ind w:firstLine="210"/>
+        <w:jc w:val="left"/>
+      </w:pPr>
+      <w:r>
+        <w:rPr>
+          <w:rFonts w:ascii="宋体" w:hAnsi="宋体" w:eastAsia="宋体" w:cs="宋体"/>
+          <w:b w:val="0"/>
+          <w:sz w:val="24"/>
+        </w:rPr>
+        <w:t>• 不要把律师举例里的九级、25–30 万当成本案结论。</w:t>
+      </w:r>
+    </w:p>
+    <w:p>
+      <w:pPr>
+        <w:spacing w:after="60" w:before="0" w:line="336" w:lineRule="auto"/>
+        <w:ind w:firstLine="210"/>
+        <w:jc w:val="left"/>
+      </w:pPr>
+      <w:r>
+        <w:rPr>
+          <w:rFonts w:ascii="宋体" w:hAnsi="宋体" w:eastAsia="宋体" w:cs="宋体"/>
+          <w:b w:val="0"/>
+          <w:sz w:val="24"/>
+        </w:rPr>
+        <w:t>• 不要把「骑手 70%、用工方 30%」说成交警认定——那是内部讨论。</w:t>
       </w:r>
     </w:p>
     <w:p>
@@ -8121,6 +8550,248 @@
           </w:p>
         </w:tc>
       </w:tr>
+      <w:tr>
+        <w:tc>
+          <w:tcPr>
+            <w:tcW w:type="dxa" w:w="2239"/>
+            <w:shd w:fill="F3F6FA" w:val="clear"/>
+          </w:tcPr>
+          <w:p>
+            <w:pPr>
+              <w:spacing w:after="40" w:before="40" w:line="276" w:lineRule="auto"/>
+            </w:pPr>
+            <w:r/>
+            <w:r>
+              <w:rPr>
+                <w:rFonts w:ascii="宋体" w:hAnsi="宋体" w:eastAsia="宋体" w:cs="宋体"/>
+                <w:b w:val="0"/>
+                <w:sz w:val="21"/>
+              </w:rPr>
+              <w:t>2026-08-18</w:t>
+            </w:r>
+          </w:p>
+        </w:tc>
+        <w:tc>
+          <w:tcPr>
+            <w:tcW w:type="dxa" w:w="2239"/>
+            <w:shd w:fill="F3F6FA" w:val="clear"/>
+          </w:tcPr>
+          <w:p>
+            <w:pPr>
+              <w:spacing w:after="40" w:before="40" w:line="276" w:lineRule="auto"/>
+            </w:pPr>
+            <w:r/>
+            <w:r>
+              <w:rPr>
+                <w:rFonts w:ascii="宋体" w:hAnsi="宋体" w:eastAsia="宋体" w:cs="宋体"/>
+                <w:b w:val="0"/>
+                <w:sz w:val="21"/>
+              </w:rPr>
+              <w:t>哈尔滨路叉车交通事故责任沟通讨论</w:t>
+            </w:r>
+          </w:p>
+        </w:tc>
+        <w:tc>
+          <w:tcPr>
+            <w:tcW w:type="dxa" w:w="2239"/>
+            <w:shd w:fill="F3F6FA" w:val="clear"/>
+          </w:tcPr>
+          <w:p>
+            <w:pPr>
+              <w:spacing w:after="40" w:before="40" w:line="276" w:lineRule="auto"/>
+            </w:pPr>
+            <w:r/>
+            <w:r>
+              <w:rPr>
+                <w:rFonts w:ascii="宋体" w:hAnsi="宋体" w:eastAsia="宋体" w:cs="宋体"/>
+                <w:b w:val="0"/>
+                <w:sz w:val="21"/>
+              </w:rPr>
+              <w:t>转写</w:t>
+            </w:r>
+          </w:p>
+        </w:tc>
+        <w:tc>
+          <w:tcPr>
+            <w:tcW w:type="dxa" w:w="2239"/>
+            <w:shd w:fill="F3F6FA" w:val="clear"/>
+          </w:tcPr>
+          <w:p>
+            <w:pPr>
+              <w:spacing w:after="40" w:before="40" w:line="276" w:lineRule="auto"/>
+            </w:pPr>
+            <w:r/>
+            <w:r>
+              <w:rPr>
+                <w:rFonts w:ascii="宋体" w:hAnsi="宋体" w:eastAsia="宋体" w:cs="宋体"/>
+                <w:b w:val="0"/>
+                <w:sz w:val="21"/>
+              </w:rPr>
+              <w:t>护栏开口借道、车辆归刘孝春、70%/30% 是内部设想不是认定书。标题「叉车」是转写错误。</w:t>
+            </w:r>
+          </w:p>
+        </w:tc>
+      </w:tr>
+      <w:tr>
+        <w:tc>
+          <w:tcPr>
+            <w:tcW w:type="dxa" w:w="2239"/>
+          </w:tcPr>
+          <w:p>
+            <w:pPr>
+              <w:spacing w:after="40" w:before="40" w:line="276" w:lineRule="auto"/>
+            </w:pPr>
+            <w:r/>
+            <w:r>
+              <w:rPr>
+                <w:rFonts w:ascii="宋体" w:hAnsi="宋体" w:eastAsia="宋体" w:cs="宋体"/>
+                <w:b w:val="0"/>
+                <w:sz w:val="21"/>
+              </w:rPr>
+              <w:t>2026-08-18</w:t>
+            </w:r>
+          </w:p>
+        </w:tc>
+        <w:tc>
+          <w:tcPr>
+            <w:tcW w:type="dxa" w:w="2239"/>
+          </w:tcPr>
+          <w:p>
+            <w:pPr>
+              <w:spacing w:after="40" w:before="40" w:line="276" w:lineRule="auto"/>
+            </w:pPr>
+            <w:r/>
+            <w:r>
+              <w:rPr>
+                <w:rFonts w:ascii="宋体" w:hAnsi="宋体" w:eastAsia="宋体" w:cs="宋体"/>
+                <w:b w:val="0"/>
+                <w:sz w:val="21"/>
+              </w:rPr>
+              <w:t>工伤交通事故赔偿案件的律师选择与费用沟通</w:t>
+            </w:r>
+          </w:p>
+        </w:tc>
+        <w:tc>
+          <w:tcPr>
+            <w:tcW w:type="dxa" w:w="2239"/>
+          </w:tcPr>
+          <w:p>
+            <w:pPr>
+              <w:spacing w:after="40" w:before="40" w:line="276" w:lineRule="auto"/>
+            </w:pPr>
+            <w:r/>
+            <w:r>
+              <w:rPr>
+                <w:rFonts w:ascii="宋体" w:hAnsi="宋体" w:eastAsia="宋体" w:cs="宋体"/>
+                <w:b w:val="0"/>
+                <w:sz w:val="21"/>
+              </w:rPr>
+              <w:t>转写</w:t>
+            </w:r>
+          </w:p>
+        </w:tc>
+        <w:tc>
+          <w:tcPr>
+            <w:tcW w:type="dxa" w:w="2239"/>
+          </w:tcPr>
+          <w:p>
+            <w:pPr>
+              <w:spacing w:after="40" w:before="40" w:line="276" w:lineRule="auto"/>
+            </w:pPr>
+            <w:r/>
+            <w:r>
+              <w:rPr>
+                <w:rFonts w:ascii="宋体" w:hAnsi="宋体" w:eastAsia="宋体" w:cs="宋体"/>
+                <w:b w:val="0"/>
+                <w:sz w:val="21"/>
+              </w:rPr>
+              <w:t>收费方式讨论；九级、25–30 万是另一案例，不能套本案。</w:t>
+            </w:r>
+          </w:p>
+        </w:tc>
+      </w:tr>
+      <w:tr>
+        <w:tc>
+          <w:tcPr>
+            <w:tcW w:type="dxa" w:w="2239"/>
+            <w:shd w:fill="F3F6FA" w:val="clear"/>
+          </w:tcPr>
+          <w:p>
+            <w:pPr>
+              <w:spacing w:after="40" w:before="40" w:line="276" w:lineRule="auto"/>
+            </w:pPr>
+            <w:r/>
+            <w:r>
+              <w:rPr>
+                <w:rFonts w:ascii="宋体" w:hAnsi="宋体" w:eastAsia="宋体" w:cs="宋体"/>
+                <w:b w:val="0"/>
+                <w:sz w:val="21"/>
+              </w:rPr>
+              <w:t>2026-08-19</w:t>
+            </w:r>
+          </w:p>
+        </w:tc>
+        <w:tc>
+          <w:tcPr>
+            <w:tcW w:type="dxa" w:w="2239"/>
+            <w:shd w:fill="F3F6FA" w:val="clear"/>
+          </w:tcPr>
+          <w:p>
+            <w:pPr>
+              <w:spacing w:after="40" w:before="40" w:line="276" w:lineRule="auto"/>
+            </w:pPr>
+            <w:r/>
+            <w:r>
+              <w:rPr>
+                <w:rFonts w:ascii="宋体" w:hAnsi="宋体" w:eastAsia="宋体" w:cs="宋体"/>
+                <w:b w:val="0"/>
+                <w:sz w:val="21"/>
+              </w:rPr>
+              <w:t>17份得到大脑材料整理底稿</w:t>
+            </w:r>
+          </w:p>
+        </w:tc>
+        <w:tc>
+          <w:tcPr>
+            <w:tcW w:type="dxa" w:w="2239"/>
+            <w:shd w:fill="F3F6FA" w:val="clear"/>
+          </w:tcPr>
+          <w:p>
+            <w:pPr>
+              <w:spacing w:after="40" w:before="40" w:line="276" w:lineRule="auto"/>
+            </w:pPr>
+            <w:r/>
+            <w:r>
+              <w:rPr>
+                <w:rFonts w:ascii="宋体" w:hAnsi="宋体" w:eastAsia="宋体" w:cs="宋体"/>
+                <w:b w:val="0"/>
+                <w:sz w:val="21"/>
+              </w:rPr>
+              <w:t>书面</w:t>
+            </w:r>
+          </w:p>
+        </w:tc>
+        <w:tc>
+          <w:tcPr>
+            <w:tcW w:type="dxa" w:w="2239"/>
+            <w:shd w:fill="F3F6FA" w:val="clear"/>
+          </w:tcPr>
+          <w:p>
+            <w:pPr>
+              <w:spacing w:after="40" w:before="40" w:line="276" w:lineRule="auto"/>
+            </w:pPr>
+            <w:r/>
+            <w:r>
+              <w:rPr>
+                <w:rFonts w:ascii="宋体" w:hAnsi="宋体" w:eastAsia="宋体" w:cs="宋体"/>
+                <w:b w:val="0"/>
+                <w:sz w:val="21"/>
+              </w:rPr>
+              <w:t>录音转写≠病历/认定书/保单。地点别称、姓名转写、护栏开口口径见该整理稿。3D 视频本次不重做。</w:t>
+            </w:r>
+          </w:p>
+        </w:tc>
+      </w:tr>
     </w:tbl>
     <w:p>
       <w:pPr>
@@ -8141,6 +8812,21 @@
           <w:sz w:val="24"/>
         </w:rPr>
         <w:t>得到大脑转写有口误和串台。凡与齐鲁医院已审核 CT 冲突的，一律以 CT 为准；凡与交警监控结论冲突的，一律以交警为准。</w:t>
+      </w:r>
+    </w:p>
+    <w:p>
+      <w:pPr>
+        <w:spacing w:after="120" w:before="0" w:line="360" w:lineRule="auto"/>
+        <w:ind w:firstLine="420"/>
+        <w:jc w:val="left"/>
+      </w:pPr>
+      <w:r>
+        <w:rPr>
+          <w:rFonts w:ascii="宋体" w:hAnsi="宋体" w:eastAsia="宋体" w:cs="宋体"/>
+          <w:b w:val="0"/>
+          <w:sz w:val="24"/>
+        </w:rPr>
+        <w:t>2026-08-19 另归档《交通事故材料整理_2026-08-19.md》。17 份得到大脑 PDF 的书面整理（16 份相关，1 份轻弦办公椅无关）。录音转写不等于病历、事故认定书、保险条款或律师正式意见。3D 复原提示词和示范动画留作待用；本次不重做视频，等交警原视频后再做写实。</w:t>
       </w:r>
     </w:p>
     <w:p>
@@ -8245,7 +8931,7 @@
           <w:b w:val="0"/>
           <w:sz w:val="24"/>
         </w:rPr>
-        <w:t>本文根据 2026 年 8 月 15–17 日通话整理，并核对用户提供的齐鲁医院云影像检查列表。影像所见和诊断摘自医院已审核报告原文。伤残部分只说明「尚未鉴定、现在不能定级」，不构成评残意见。二甲报销以保险公司确认为准，不以朋友咨询为准。赔偿金额、责任比例以交警认定书、保险合同和法院/鉴定机构为准。重新生成：python3 scripts/build_all.py</w:t>
+        <w:t>本文根据 2026 年 8 月 15–19 日通话及转写整理，并核对用户提供的齐鲁医院云影像检查列表。影像所见和诊断摘自医院已审核报告原文。伤残部分只说明「尚未鉴定、现在不能定级」，不构成评残意见。二甲报销以保险公司确认为准，不以朋友咨询为准。赔偿金额、责任比例以交警认定书、保险合同和法院/鉴定机构为准。重新生成：python3 scripts/build_all.py。3D 复原视频本次不重做，留作待用。</w:t>
       </w:r>
     </w:p>
     <w:sectPr>

--- a/deliverables/青岛红枫路交通事故_伤情与处理备忘录_20260817.docx
+++ b/deliverables/青岛红枫路交通事故_伤情与处理备忘录_20260817.docx
@@ -44,7 +44,7 @@
           <w:color w:val="5C6B7A"/>
           <w:sz w:val="21"/>
         </w:rPr>
-        <w:t>底稿 2026-08-17 · 补充 2026-08-19（17份得到大脑转写整理）  ·  材料：得到大脑 17 份转写（16 份相关）+ 齐鲁医院云影像 3 份 CT</w:t>
+        <w:t>底稿 2026-08-17 · 补充 2026-08-19（17份原文合集 + 口径对照）  ·  材料：17 份沟通记录原文合集 + 口径对照 + 齐鲁医院云影像 3 份 CT</w:t>
       </w:r>
     </w:p>
     <w:p>
@@ -134,7 +134,7 @@
           <w:b w:val="0"/>
           <w:sz w:val="24"/>
         </w:rPr>
-        <w:t>• 责任：交警视频排除全责，只可能同等或「三轮次责、外卖主责」。8 月 18 日说的 70%/30% 是内部讨论，不是认定书。</w:t>
+        <w:t>• 责任：交警视频排除全责，只可能同等或「三轮次责、外卖主责」。8 月 18 日说的 70%/30%/驾驶人 0 责是内部讨论，不是认定书。</w:t>
       </w:r>
     </w:p>
     <w:p>
@@ -149,7 +149,7 @@
           <w:b w:val="0"/>
           <w:sz w:val="24"/>
         </w:rPr>
-        <w:t>• 过程：先右再左是护栏开口借道，可对交警说明，不能据此争全责。地点别称以交警文书为准。</w:t>
+        <w:t>• 过程：卸完第一趟回装第二趟；1 号门斜坡护栏开口借道；踏板压右脚。可对交警说明，不能据此争全责。</w:t>
       </w:r>
     </w:p>
     <w:p>
@@ -164,7 +164,7 @@
           <w:b w:val="0"/>
           <w:sz w:val="24"/>
         </w:rPr>
-        <w:t>• 钱：先盯美团平台保险和已发生医疗费；不要指望骑手个人拿出大额现金。</w:t>
+        <w:t>• 钱：先盯美团平台保险。骑手 8/17 称已打客服未回信，加 1866 微信继续催，不要指望骑手现金。</w:t>
       </w:r>
     </w:p>
     <w:p>
@@ -179,7 +179,7 @@
           <w:b w:val="0"/>
           <w:sz w:val="24"/>
         </w:rPr>
-        <w:t>• 本周：不转其他三甲。首选问齐鲁能否收回；齐鲁收不回且美团险认人民医院，才暂留二甲。今天先结束没有住院号的空窗。</w:t>
+        <w:t>• 本周：取 33 床补打出院记录办住院号；一楼退费；问王主任保险不认二甲能否回齐鲁。3D 视频留作待用。</w:t>
       </w:r>
     </w:p>
     <w:p>
@@ -239,7 +239,7 @@
           <w:b w:val="0"/>
           <w:sz w:val="24"/>
         </w:rPr>
-        <w:t>• 伤者：64 岁男性胡某，骑三轮车（交警认定属机动车）。家属称老爷子。</w:t>
+        <w:t>• 伤者：64 岁男性胡某，骑三轮车（交警认定属机动车）。家属称老爷子。齐鲁转写床号 33 床、姓名胡志远，以身份证和病历首页为准。</w:t>
       </w:r>
     </w:p>
     <w:p>
@@ -269,7 +269,7 @@
           <w:b w:val="0"/>
           <w:sz w:val="24"/>
         </w:rPr>
-        <w:t>• 对方：女美团外卖骑手，驾驶二轮电动自行车。交警称其配偶亦送外卖，育有两子，个人偿付能力有限。</w:t>
+        <w:t>• 对方：女美团外卖骑手，黄色二轮电动自行车。交警称其配偶亦送外卖，育有两子，个人偿付能力有限。8 月 17 日约定加其 1866 开头微信，等保险客服回复。</w:t>
       </w:r>
     </w:p>
     <w:p>
@@ -299,7 +299,7 @@
           <w:b w:val="0"/>
           <w:sz w:val="24"/>
         </w:rPr>
-        <w:t>• 刘孝春：伤者事发时的雇佣老板，三轮车实际所有人或管理人。未签劳动合同。录音转写有时作「刘小春」，以微信/身份证为准。不要把他写成工伤单位，也不要让他去替美团骑手补差额。</w:t>
+        <w:t>• 刘孝春：伤者事发时的雇佣老板，三轮车实际所有人或管理人。不是孙总。未签劳动合同。录音转写有时作「刘小春」，以微信/身份证为准。8 月 15 日口述雇主也在现场，须证人核。不要把他写成工伤单位，也不要让他去替美团骑手补差额。</w:t>
       </w:r>
     </w:p>
     <w:p>
@@ -1333,7 +1333,162 @@
           <w:b w:val="0"/>
           <w:sz w:val="24"/>
         </w:rPr>
-        <w:t>那是另一个参考案例或收费举例，不能当本案结论。</w:t>
+        <w:t>那是记录 16 的远洋工伤另一案（已评残、拖了近五年），不能当本案结论。</w:t>
+      </w:r>
+    </w:p>
+    <w:p>
+      <w:pPr>
+        <w:spacing w:after="60" w:before="0" w:line="336" w:lineRule="auto"/>
+        <w:ind w:firstLine="210"/>
+        <w:jc w:val="left"/>
+      </w:pPr>
+      <w:r>
+        <w:rPr>
+          <w:rFonts w:ascii="宋体" w:hAnsi="宋体" w:eastAsia="宋体" w:cs="宋体"/>
+          <w:b w:val="0"/>
+          <w:sz w:val="24"/>
+        </w:rPr>
+        <w:t xml:space="preserve">• </w:t>
+      </w:r>
+      <w:r>
+        <w:rPr>
+          <w:rFonts w:ascii="宋体" w:hAnsi="宋体" w:eastAsia="宋体" w:cs="宋体"/>
+          <w:b/>
+          <w:sz w:val="24"/>
+        </w:rPr>
+        <w:t xml:space="preserve">合集目录把 17 份拆成多起车祸/叉车/行人 → </w:t>
+      </w:r>
+      <w:r>
+        <w:rPr>
+          <w:rFonts w:ascii="宋体" w:hAnsi="宋体" w:eastAsia="宋体" w:cs="宋体"/>
+          <w:b w:val="0"/>
+          <w:sz w:val="24"/>
+        </w:rPr>
+        <w:t>记录 1、3–15、17 是同一起三轮×美团女骑手事故。记录 2 轻弦无关。记录 16 是另一案。</w:t>
+      </w:r>
+    </w:p>
+    <w:p>
+      <w:pPr>
+        <w:spacing w:after="60" w:before="0" w:line="336" w:lineRule="auto"/>
+        <w:ind w:firstLine="210"/>
+        <w:jc w:val="left"/>
+      </w:pPr>
+      <w:r>
+        <w:rPr>
+          <w:rFonts w:ascii="宋体" w:hAnsi="宋体" w:eastAsia="宋体" w:cs="宋体"/>
+          <w:b w:val="0"/>
+          <w:sz w:val="24"/>
+        </w:rPr>
+        <w:t xml:space="preserve">• </w:t>
+      </w:r>
+      <w:r>
+        <w:rPr>
+          <w:rFonts w:ascii="宋体" w:hAnsi="宋体" w:eastAsia="宋体" w:cs="宋体"/>
+          <w:b/>
+          <w:sz w:val="24"/>
+        </w:rPr>
+        <w:t xml:space="preserve">有人问是不是给孙总卸货 → </w:t>
+      </w:r>
+      <w:r>
+        <w:rPr>
+          <w:rFonts w:ascii="宋体" w:hAnsi="宋体" w:eastAsia="宋体" w:cs="宋体"/>
+          <w:b w:val="0"/>
+          <w:sz w:val="24"/>
+        </w:rPr>
+        <w:t>伤者当场否认，说是给刘孝春干活。不要写成孙总。</w:t>
+      </w:r>
+    </w:p>
+    <w:p>
+      <w:pPr>
+        <w:spacing w:after="60" w:before="0" w:line="336" w:lineRule="auto"/>
+        <w:ind w:firstLine="210"/>
+        <w:jc w:val="left"/>
+      </w:pPr>
+      <w:r>
+        <w:rPr>
+          <w:rFonts w:ascii="宋体" w:hAnsi="宋体" w:eastAsia="宋体" w:cs="宋体"/>
+          <w:b w:val="0"/>
+          <w:sz w:val="24"/>
+        </w:rPr>
+        <w:t xml:space="preserve">• </w:t>
+      </w:r>
+      <w:r>
+        <w:rPr>
+          <w:rFonts w:ascii="宋体" w:hAnsi="宋体" w:eastAsia="宋体" w:cs="宋体"/>
+          <w:b/>
+          <w:sz w:val="24"/>
+        </w:rPr>
+        <w:t xml:space="preserve">记录 13 出现蒋玉年、陈先建、26 床、8000 元 → </w:t>
+      </w:r>
+      <w:r>
+        <w:rPr>
+          <w:rFonts w:ascii="宋体" w:hAnsi="宋体" w:eastAsia="宋体" w:cs="宋体"/>
+          <w:b w:val="0"/>
+          <w:sz w:val="24"/>
+        </w:rPr>
+        <w:t>病区串台。本案只取 33 床补打出院记录、一楼原路退费。其他人和其他钱不要进台账。</w:t>
+      </w:r>
+    </w:p>
+    <w:p>
+      <w:pPr>
+        <w:spacing w:after="60" w:before="0" w:line="336" w:lineRule="auto"/>
+        <w:ind w:firstLine="210"/>
+        <w:jc w:val="left"/>
+      </w:pPr>
+      <w:r>
+        <w:rPr>
+          <w:rFonts w:ascii="宋体" w:hAnsi="宋体" w:eastAsia="宋体" w:cs="宋体"/>
+          <w:b w:val="0"/>
+          <w:sz w:val="24"/>
+        </w:rPr>
+        <w:t xml:space="preserve">• </w:t>
+      </w:r>
+      <w:r>
+        <w:rPr>
+          <w:rFonts w:ascii="宋体" w:hAnsi="宋体" w:eastAsia="宋体" w:cs="宋体"/>
+          <w:b/>
+          <w:sz w:val="24"/>
+        </w:rPr>
+        <w:t xml:space="preserve">8 月 15 日说交警已经定全责 → </w:t>
+      </w:r>
+      <w:r>
+        <w:rPr>
+          <w:rFonts w:ascii="宋体" w:hAnsi="宋体" w:eastAsia="宋体" w:cs="宋体"/>
+          <w:b w:val="0"/>
+          <w:sz w:val="24"/>
+        </w:rPr>
+        <w:t>8 月 17 日交警看监控排除任何一方全责。早期口述作废。</w:t>
+      </w:r>
+    </w:p>
+    <w:p>
+      <w:pPr>
+        <w:spacing w:after="60" w:before="0" w:line="336" w:lineRule="auto"/>
+        <w:ind w:firstLine="210"/>
+        <w:jc w:val="left"/>
+      </w:pPr>
+      <w:r>
+        <w:rPr>
+          <w:rFonts w:ascii="宋体" w:hAnsi="宋体" w:eastAsia="宋体" w:cs="宋体"/>
+          <w:b w:val="0"/>
+          <w:sz w:val="24"/>
+        </w:rPr>
+        <w:t xml:space="preserve">• </w:t>
+      </w:r>
+      <w:r>
+        <w:rPr>
+          <w:rFonts w:ascii="宋体" w:hAnsi="宋体" w:eastAsia="宋体" w:cs="宋体"/>
+          <w:b/>
+          <w:sz w:val="24"/>
+        </w:rPr>
+        <w:t xml:space="preserve">记录 17 说驾驶人 0 责、刘孝春把 30% 全包 → </w:t>
+      </w:r>
+      <w:r>
+        <w:rPr>
+          <w:rFonts w:ascii="宋体" w:hAnsi="宋体" w:eastAsia="宋体" w:cs="宋体"/>
+          <w:b w:val="0"/>
+          <w:sz w:val="24"/>
+        </w:rPr>
+        <w:t>内部设想。交警仍可能把无牌、灯坏、掉头记在三轮使用人胡某这一方。</w:t>
       </w:r>
     </w:p>
     <w:p>
@@ -1668,7 +1823,7 @@
           <w:b w:val="0"/>
           <w:sz w:val="24"/>
         </w:rPr>
-        <w:t>干活在青岛市市北区批发市场一带。碰撞在市场外市政道路护栏开口附近。录音里还有红枫路汽车市场、哈尔滨路、福生批发市场、服装批发市场斜坡红绿灯等叫法，可能指同一片，地址以交警文书为准。不要写成纯市场内部事故，也不要写成叉车事故。</w:t>
+        <w:t>干活在青岛市市北区批发市场一带。8 月 18 日口述更细：哈尔滨路水果市场门口、1 号门出口斜坡、护栏开口处，还没到红绿灯大路口。录音里还有红枫路汽车市场、福生批发市场、服装批发市场斜坡红绿灯等叫法，可能指同一片，地址以交警文书为准。不要写成纯市场内部事故，也不要写成叉车事故。</w:t>
       </w:r>
     </w:p>
     <w:p>
@@ -1730,7 +1885,7 @@
           <w:b w:val="0"/>
           <w:sz w:val="24"/>
         </w:rPr>
-        <w:t>胡某当时在为刘孝春家卸货搬运，驾驶/使用刘家三轮车。因护栏开口和道路结构，掉头时先向右借道调整位置，再大弧度向左拐。后方美团二轮电动车碰撞，三轮侧翻压伤右下肢。交警称视频能看清过程。护栏开口可以解释动作来源，但不能据此争全责。</w:t>
+        <w:t>胡某当时在为刘孝春家卸货搬运，驾驶/使用刘家三轮车。卸完第一趟，回装第二趟：贴护栏上坡，准备左拐去下方装货再往楼上拉。因护栏开口，须先向上借道调整，再掉头。8 月 18 日口述双方都往上走。后方黄色美团二轮碰撞，三轮侧翻，脚踏板压伤右脚。交警称视频能看清过程；家属称监控可能看不清护栏。护栏开口可以解释动作来源，但不能据此争全责。</w:t>
       </w:r>
     </w:p>
     <w:p>
@@ -1774,7 +1929,7 @@
           <w:b w:val="0"/>
           <w:sz w:val="24"/>
         </w:rPr>
-        <w:t>• 车况旧、转向灯失灵，掉头未有效提示后方</w:t>
+        <w:t>• 车况旧：转向灯失灵，8 月 18 日口述大灯也坏，掉头未有效提示后方</w:t>
       </w:r>
     </w:p>
     <w:p>
@@ -1789,7 +1944,7 @@
           <w:b w:val="0"/>
           <w:sz w:val="24"/>
         </w:rPr>
-        <w:t>• 掉头动作：先向右靠再大弧度左拐。8 月 18 日家属解释是护栏开口需要先借道；交警仍可能把该动作写成未有效提示后方</w:t>
+        <w:t>• 掉头动作：先向上/向右借道再大弧度左拐。8 月 18 日家属解释是 1 号门斜坡护栏开口需要先借道；交警仍可能把该动作写成未有效提示后方</w:t>
       </w:r>
     </w:p>
     <w:p>
@@ -1847,7 +2002,7 @@
           <w:b/>
           <w:sz w:val="24"/>
         </w:rPr>
-        <w:t>监控可排除任何一方全责。可能结果只有两种：双方同等责任；或三轮次责、外卖主责。交警称无论简易、一般程序还是法院，看了视频都不会超出该范围。8 月 18 日内部说的「骑手 70%、用工方 30%」是讨论意见，不是认定书。</w:t>
+        <w:t>监控可排除任何一方全责。可能结果只有两种：双方同等责任；或三轮次责、外卖主责。交警称无论简易、一般程序还是法院，看了视频都不会超出该范围。8 月 18 日内部说的「骑手 70%、刘孝春 30%、驾驶人 0 责」是讨论意见，不是认定书。</w:t>
       </w:r>
     </w:p>
     <w:p>
@@ -2046,7 +2201,7 @@
           <w:color w:val="A63D2F"/>
           <w:sz w:val="24"/>
         </w:rPr>
-        <w:t>2026-08-17 中午：伤者已同意并搬到市北区人民医院，齐鲁出院单未办，二甲因此无法办理入院。这是当前第一优先，比谈残级、谈责任都急。</w:t>
+        <w:t>2026-08-17 下午：人已到市北区人民医院。齐鲁 33 床出院记录由戴老师补打，不用单独盖章，交给人民医院办入院。结余去齐鲁一楼收费窗口原路退。骑手称已打保险客服、尚未回信，约定加 1866 开头微信。二甲认不认仍以保险书面/通话为准，医院对接王主任：报不了就回齐鲁。</w:t>
       </w:r>
     </w:p>
     <w:p>
@@ -3087,7 +3242,7 @@
           <w:b w:val="0"/>
           <w:sz w:val="24"/>
         </w:rPr>
-        <w:t>案发时胡某正在帮刘家卸货搬运。车比较旧，只有抚顺路批发市场牌照，没有青岛市正规摩托车牌；转向灯坏了，掉头没有及时转向提醒。</w:t>
+        <w:t>案发时胡某正在帮刘家卸货搬运（卸完第一趟回装第二趟）。车比较旧，只有抚顺路批发市场牌照，没有青岛市正规摩托车牌；转向灯坏了，8 月 18 日口述大灯也坏。8 月 15 日口述雇主也在现场，须证人核。不是孙总。</w:t>
       </w:r>
     </w:p>
     <w:p>
@@ -5274,7 +5429,7 @@
                 <w:b w:val="0"/>
                 <w:sz w:val="21"/>
               </w:rPr>
-              <w:t>周五出事、批发市场外市政道路护栏开口附近、先右借道再大弧度左拐、灯不亮、后方碰撞、三轮侧翻</w:t>
+              <w:t>周五出事；卸完第一趟回装第二趟；哈尔滨路水果市场 1 号门斜坡护栏开口（还没到红绿灯）；双方口述都往上走；先借道再掉头；灯不亮；后方碰撞；踏板压右脚</w:t>
             </w:r>
           </w:p>
         </w:tc>
@@ -5373,7 +5528,7 @@
                 <w:b w:val="0"/>
                 <w:sz w:val="21"/>
               </w:rPr>
-              <w:t>掉头因护栏开口先借道；地点有红枫路汽车市场、哈尔滨路、福生批发市场、服装批发市场斜坡红绿灯等叫法，可能同一片</w:t>
+              <w:t>1 号门斜坡护栏开口借道；地点还有红枫路、福生、服装批发市场斜坡红绿灯等叫法</w:t>
             </w:r>
           </w:p>
         </w:tc>
@@ -5473,7 +5628,7 @@
                 <w:b w:val="0"/>
                 <w:sz w:val="21"/>
               </w:rPr>
-              <w:t>伤者胡某、对接人胡继刚、用工老板口述刘孝春；转写有刘小春、胡志远</w:t>
+              <w:t>对接人胡继刚；齐鲁转写 33 床胡志远；用工老板口述刘孝春（转写刘小春）；有人问过孙总被否认</w:t>
             </w:r>
           </w:p>
         </w:tc>
@@ -5672,7 +5827,7 @@
                 <w:b w:val="0"/>
                 <w:sz w:val="21"/>
               </w:rPr>
-              <w:t>车主、派卸货、无劳动合同、市场内部牌约 2588、转向灯坏</w:t>
+              <w:t>车主、派卸货、无劳动合同、市场内部牌约 2588、转向灯坏、口述大灯也坏；8/15 口述雇主在现场</w:t>
             </w:r>
           </w:p>
         </w:tc>
@@ -5691,7 +5846,7 @@
                 <w:b w:val="0"/>
                 <w:sz w:val="21"/>
               </w:rPr>
-              <w:t>碰撞瞬间他在不在现场；微信工钱流水；未结工钱实数；他是否知道没牌和灯坏；现场证人姓名电话</w:t>
+              <w:t>碰撞瞬间在不在现场的证人；微信工钱流水；未结工钱实数；他是否知道没牌和灯坏</w:t>
             </w:r>
           </w:p>
         </w:tc>
@@ -5871,7 +6026,7 @@
                 <w:b w:val="0"/>
                 <w:sz w:val="21"/>
               </w:rPr>
-              <w:t>齐鲁手术 8/15，人已到人民医院</w:t>
+              <w:t>齐鲁手术 8/15；人已到人民医院；戴老师补打 33 床出院记录、不用单独盖章；结余一楼原路退</w:t>
             </w:r>
           </w:p>
         </w:tc>
@@ -5890,7 +6045,7 @@
                 <w:b w:val="0"/>
                 <w:sz w:val="21"/>
               </w:rPr>
-              <w:t>齐鲁出院结算单、人民医院住院号、赛主任能否收回的答复</w:t>
+              <w:t>补打件是否已交人民医院并办成住院号；王主任对「报不了就回齐鲁」的落实</w:t>
             </w:r>
           </w:p>
         </w:tc>
@@ -5909,7 +6064,7 @@
                 <w:b w:val="0"/>
                 <w:sz w:val="21"/>
               </w:rPr>
-              <w:t>出院处 / 赛主任</w:t>
+              <w:t>出院处 / 王主任 / 人民医院入院处</w:t>
             </w:r>
           </w:p>
         </w:tc>
@@ -6070,7 +6225,7 @@
                 <w:b w:val="0"/>
                 <w:sz w:val="21"/>
               </w:rPr>
-              <w:t>电动车无交强险，赔付靠平台险按责</w:t>
+              <w:t>电动车无交强险；8/17 骑手称已打客服未回信；约定加 1866 开头微信</w:t>
             </w:r>
           </w:p>
         </w:tc>
@@ -6089,7 +6244,7 @@
                 <w:b w:val="0"/>
                 <w:sz w:val="21"/>
               </w:rPr>
-              <w:t>保单号/工号、限额、医疗是否另封顶、要不要认定书才能垫、人民医院抚顺路院区认不认</w:t>
+              <w:t>保单号/工号、限额、医疗是否另封顶、要不要认定书才能垫、人民医院抚顺路院区认不认的正式答复</w:t>
             </w:r>
           </w:p>
         </w:tc>
@@ -6108,7 +6263,7 @@
                 <w:b w:val="0"/>
                 <w:sz w:val="21"/>
               </w:rPr>
-              <w:t>站点 + 平台险进微信群</w:t>
+              <w:t>骑手微信 + 站点 + 平台险进群</w:t>
             </w:r>
           </w:p>
         </w:tc>
@@ -6288,7 +6443,7 @@
                 <w:b w:val="0"/>
                 <w:sz w:val="21"/>
               </w:rPr>
-              <w:t>齐鲁对账单、押金、手术费、药品、救护车发票；两套数用票重核</w:t>
+              <w:t>齐鲁对账单、押金、手术费、药品、救护车发票；两套数用票重核。记录 13 的 8000 元不是本案</w:t>
             </w:r>
           </w:p>
         </w:tc>
@@ -6307,7 +6462,7 @@
                 <w:b w:val="0"/>
                 <w:sz w:val="21"/>
               </w:rPr>
-              <w:t>医院窗口</w:t>
+              <w:t>医院一楼收费窗口</w:t>
             </w:r>
           </w:p>
         </w:tc>
@@ -6567,7 +6722,7 @@
                 <w:b w:val="0"/>
                 <w:sz w:val="21"/>
               </w:rPr>
-              <w:t>当天办齐鲁出院结算；同时问赛主任能否收回本院（术后两天、外固定、交警要三甲）</w:t>
+              <w:t>取齐鲁 33 床补打出院记录交人民医院办住院号；同时去一楼收费窗口办结余原路退；问王主任：保险不认二甲能否收回齐鲁</w:t>
             </w:r>
           </w:p>
         </w:tc>
@@ -6586,7 +6741,7 @@
                 <w:b w:val="0"/>
                 <w:sz w:val="21"/>
               </w:rPr>
-              <w:t>空窗最危险；能回齐鲁就回，问一次是正当的</w:t>
+              <w:t>空窗最危险；补打件不用单独盖章；能回齐鲁就回</w:t>
             </w:r>
           </w:p>
         </w:tc>
@@ -6608,7 +6763,7 @@
                 <w:b w:val="0"/>
                 <w:sz w:val="21"/>
               </w:rPr>
-              <w:t>家属+交警+骑手</w:t>
+              <w:t>家属+骑手</w:t>
             </w:r>
           </w:p>
         </w:tc>
@@ -6628,7 +6783,7 @@
                 <w:b w:val="0"/>
                 <w:sz w:val="21"/>
               </w:rPr>
-              <w:t>要美团平台险电话（不是交强险公司），报医院全称问：市北区人民医院费用能否理赔</w:t>
+              <w:t>加 1866 开头微信，催保险客服书面答复：市北区人民医院（抚顺路院区）认不认、赔付比例、要不要认定书才能垫</w:t>
             </w:r>
           </w:p>
         </w:tc>
@@ -6648,7 +6803,7 @@
                 <w:b w:val="0"/>
                 <w:sz w:val="21"/>
               </w:rPr>
-              <w:t>外卖电动车没有交强险；认定单上未必有人保/平安</w:t>
+              <w:t>骑手 8/17 下午只说打了客服还没回信，不能当成已经确认</w:t>
             </w:r>
           </w:p>
         </w:tc>
@@ -7079,7 +7234,7 @@
           <w:b w:val="0"/>
           <w:sz w:val="24"/>
         </w:rPr>
-        <w:t>• 掉头先右再左，是因为护栏开口借道，不是随意变道。请结合监控和现场勘查写进认定书。我们仍不争全责。</w:t>
+        <w:t>• 掉头先右再左，是因为哈尔滨路水果市场 1 号门斜坡护栏开口借道，不是随意变道。双方口述都往上走。请结合监控和现场勘查写进认定书。我们仍不争全责。</w:t>
       </w:r>
     </w:p>
     <w:p>
@@ -7168,7 +7323,7 @@
           <w:b w:val="0"/>
           <w:sz w:val="24"/>
         </w:rPr>
-        <w:t>• 请平台和保险进群。个人经济情况理解，但规则归规则。</w:t>
+        <w:t>• 请平台和保险进群。8 月 17 日你说已打客服、加 1866 微信，现在要书面结果：人民医院认不认、赔付比例。</w:t>
       </w:r>
     </w:p>
     <w:p>
@@ -7227,7 +7382,7 @@
           <w:b w:val="0"/>
           <w:sz w:val="24"/>
         </w:rPr>
-        <w:t>• 请先协助办完齐鲁出院结算。患者术后只有两天、外固定还在、二甲入院还办不成。请明确：能否收回齐鲁本院连续治疗；若不能，请马上把出院办完，避免没有住院号。</w:t>
+        <w:t>• 请先协助：补打的 33 床出院记录交给人民医院办住院号；结余去一楼收费窗口原路退。若美团险不认二甲，请王主任协助退回齐鲁连续治疗。</w:t>
       </w:r>
     </w:p>
     <w:p>
@@ -7555,7 +7710,52 @@
           <w:b w:val="0"/>
           <w:sz w:val="24"/>
         </w:rPr>
-        <w:t>• 不要把「骑手 70%、用工方 30%」说成交警认定——那是内部讨论。</w:t>
+        <w:t>• 不要把「骑手 70%、用工方 30%、驾驶人 0 责」说成交警认定——那是内部讨论。</w:t>
+      </w:r>
+    </w:p>
+    <w:p>
+      <w:pPr>
+        <w:spacing w:after="60" w:before="0" w:line="336" w:lineRule="auto"/>
+        <w:ind w:firstLine="210"/>
+        <w:jc w:val="left"/>
+      </w:pPr>
+      <w:r>
+        <w:rPr>
+          <w:rFonts w:ascii="宋体" w:hAnsi="宋体" w:eastAsia="宋体" w:cs="宋体"/>
+          <w:b w:val="0"/>
+          <w:sz w:val="24"/>
+        </w:rPr>
+        <w:t>• 不要把记录 16 远洋工伤九级、25–30 万当成本案。</w:t>
+      </w:r>
+    </w:p>
+    <w:p>
+      <w:pPr>
+        <w:spacing w:after="60" w:before="0" w:line="336" w:lineRule="auto"/>
+        <w:ind w:firstLine="210"/>
+        <w:jc w:val="left"/>
+      </w:pPr>
+      <w:r>
+        <w:rPr>
+          <w:rFonts w:ascii="宋体" w:hAnsi="宋体" w:eastAsia="宋体" w:cs="宋体"/>
+          <w:b w:val="0"/>
+          <w:sz w:val="24"/>
+        </w:rPr>
+        <w:t>• 不要把记录 13 里蒋玉年、26 床、8000 元写进本案费用。</w:t>
+      </w:r>
+    </w:p>
+    <w:p>
+      <w:pPr>
+        <w:spacing w:after="60" w:before="0" w:line="336" w:lineRule="auto"/>
+        <w:ind w:firstLine="210"/>
+        <w:jc w:val="left"/>
+      </w:pPr>
+      <w:r>
+        <w:rPr>
+          <w:rFonts w:ascii="宋体" w:hAnsi="宋体" w:eastAsia="宋体" w:cs="宋体"/>
+          <w:b w:val="0"/>
+          <w:sz w:val="24"/>
+        </w:rPr>
+        <w:t>• 不要写成给孙总干活。</w:t>
       </w:r>
     </w:p>
     <w:p>
@@ -7707,7 +7907,7 @@
                 <w:b w:val="0"/>
                 <w:sz w:val="21"/>
               </w:rPr>
-              <w:t>伤势与理赔情况讨论</w:t>
+              <w:t>1｜伤势与理赔情况讨论</w:t>
             </w:r>
           </w:p>
         </w:tc>
@@ -7745,7 +7945,7 @@
                 <w:b w:val="0"/>
                 <w:sz w:val="21"/>
               </w:rPr>
-              <w:t>早期口述伤情与费用，须用 CT 校正</w:t>
+              <w:t>第一趟卸完回装第二趟、踏板压右脚、雇主口述在场。伤情/全责/出院须用 CT 和 8/17 交警校正</w:t>
             </w:r>
           </w:p>
         </w:tc>
@@ -7787,7 +7987,7 @@
                 <w:b w:val="0"/>
                 <w:sz w:val="21"/>
               </w:rPr>
-              <w:t>轻弦办公椅园区快闪洽谈</w:t>
+              <w:t>2｜轻弦办公椅园区快闪洽谈</w:t>
             </w:r>
           </w:p>
         </w:tc>
@@ -7827,7 +8027,7 @@
                 <w:b w:val="0"/>
                 <w:sz w:val="21"/>
               </w:rPr>
-              <w:t>同批录音，与事故无关，见附录</w:t>
+              <w:t>与事故无关，见附录</w:t>
             </w:r>
           </w:p>
         </w:tc>
@@ -7867,7 +8067,7 @@
                 <w:b w:val="0"/>
                 <w:sz w:val="21"/>
               </w:rPr>
-              <w:t>美团医疗赔偿家属协商</w:t>
+              <w:t>3｜美团医疗赔偿家属协商</w:t>
             </w:r>
           </w:p>
         </w:tc>
@@ -7947,7 +8147,7 @@
                 <w:b w:val="0"/>
                 <w:sz w:val="21"/>
               </w:rPr>
-              <w:t>与骑手赔偿责任通话</w:t>
+              <w:t>4｜与骑手赔偿责任通话</w:t>
             </w:r>
           </w:p>
         </w:tc>
@@ -7987,7 +8187,7 @@
                 <w:b w:val="0"/>
                 <w:sz w:val="21"/>
               </w:rPr>
-              <w:t>骑手要等认定书；家属要求拉群</w:t>
+              <w:t>骑手要等认定书；家属要求拉群、不满未探望</w:t>
             </w:r>
           </w:p>
         </w:tc>
@@ -8027,7 +8227,7 @@
                 <w:b w:val="0"/>
                 <w:sz w:val="21"/>
               </w:rPr>
-              <w:t>医院转院结算流程</w:t>
+              <w:t>5｜医院转院结算流程</w:t>
             </w:r>
           </w:p>
         </w:tc>
@@ -8107,7 +8307,7 @@
                 <w:b w:val="0"/>
                 <w:sz w:val="21"/>
               </w:rPr>
-              <w:t>红枫路交警沟通</w:t>
+              <w:t>6｜红枫路交警沟通</w:t>
             </w:r>
           </w:p>
         </w:tc>
@@ -8187,7 +8387,7 @@
                 <w:b w:val="0"/>
                 <w:sz w:val="21"/>
               </w:rPr>
-              <w:t>交警补充：赔偿职权边界</w:t>
+              <w:t>7｜交警补充：赔偿职权边界</w:t>
             </w:r>
           </w:p>
         </w:tc>
@@ -8267,7 +8467,7 @@
                 <w:b w:val="0"/>
                 <w:sz w:val="21"/>
               </w:rPr>
-              <w:t>交警：二甲入院与执行风险</w:t>
+              <w:t>8｜交警：二甲入院与执行风险</w:t>
             </w:r>
           </w:p>
         </w:tc>
@@ -8347,7 +8547,7 @@
                 <w:b w:val="0"/>
                 <w:sz w:val="21"/>
               </w:rPr>
-              <w:t>与赛主任转院沟通</w:t>
+              <w:t>9｜转院问题内部/律师讨论</w:t>
             </w:r>
           </w:p>
         </w:tc>
@@ -8366,7 +8566,7 @@
                 <w:b w:val="0"/>
                 <w:sz w:val="21"/>
               </w:rPr>
-              <w:t>03:27</w:t>
+              <w:t>38:06</w:t>
             </w:r>
           </w:p>
         </w:tc>
@@ -8385,7 +8585,7 @@
                 <w:b w:val="0"/>
                 <w:sz w:val="21"/>
               </w:rPr>
-              <w:t>联合体二甲惯例；交警电话公对公</w:t>
+              <w:t>必须回三甲的策略讨论；责任预判须服从交警视频</w:t>
             </w:r>
           </w:p>
         </w:tc>
@@ -8427,7 +8627,7 @@
                 <w:b w:val="0"/>
                 <w:sz w:val="21"/>
               </w:rPr>
-              <w:t>转院问题内部/律师讨论</w:t>
+              <w:t>10｜与赛主任转院沟通</w:t>
             </w:r>
           </w:p>
         </w:tc>
@@ -8447,7 +8647,7 @@
                 <w:b w:val="0"/>
                 <w:sz w:val="21"/>
               </w:rPr>
-              <w:t>38:06</w:t>
+              <w:t>03:27</w:t>
             </w:r>
           </w:p>
         </w:tc>
@@ -8467,7 +8667,7 @@
                 <w:b w:val="0"/>
                 <w:sz w:val="21"/>
               </w:rPr>
-              <w:t>必须回三甲的策略讨论；责任预判须服从交警视频</w:t>
+              <w:t>联合体二甲惯例；交警电话公对公</w:t>
             </w:r>
           </w:p>
         </w:tc>
@@ -8507,7 +8707,7 @@
                 <w:b w:val="0"/>
                 <w:sz w:val="21"/>
               </w:rPr>
-              <w:t>伤者转院报销问题咨询</w:t>
+              <w:t>11｜伤者转院报销问题咨询</w:t>
             </w:r>
           </w:p>
         </w:tc>
@@ -8545,7 +8745,327 @@
                 <w:b w:val="0"/>
                 <w:sz w:val="21"/>
               </w:rPr>
-              <w:t>同场录音补充：医保≠美团险；术后两天不是康复期；认定单上未必有传统车险公司</w:t>
+              <w:t>医保≠美团险；术后两天不是康复期；认定单上未必有传统车险公司</w:t>
+            </w:r>
+          </w:p>
+        </w:tc>
+      </w:tr>
+      <w:tr>
+        <w:tc>
+          <w:tcPr>
+            <w:tcW w:type="dxa" w:w="2239"/>
+            <w:shd w:fill="F3F6FA" w:val="clear"/>
+          </w:tcPr>
+          <w:p>
+            <w:pPr>
+              <w:spacing w:after="40" w:before="40" w:line="276" w:lineRule="auto"/>
+            </w:pPr>
+            <w:r/>
+            <w:r>
+              <w:rPr>
+                <w:rFonts w:ascii="宋体" w:hAnsi="宋体" w:eastAsia="宋体" w:cs="宋体"/>
+                <w:b w:val="0"/>
+                <w:sz w:val="21"/>
+              </w:rPr>
+              <w:t>2026-08-17</w:t>
+            </w:r>
+          </w:p>
+        </w:tc>
+        <w:tc>
+          <w:tcPr>
+            <w:tcW w:type="dxa" w:w="2239"/>
+            <w:shd w:fill="F3F6FA" w:val="clear"/>
+          </w:tcPr>
+          <w:p>
+            <w:pPr>
+              <w:spacing w:after="40" w:before="40" w:line="276" w:lineRule="auto"/>
+            </w:pPr>
+            <w:r/>
+            <w:r>
+              <w:rPr>
+                <w:rFonts w:ascii="宋体" w:hAnsi="宋体" w:eastAsia="宋体" w:cs="宋体"/>
+                <w:b w:val="0"/>
+                <w:sz w:val="21"/>
+              </w:rPr>
+              <w:t>12｜请对方联系保险公司</w:t>
+            </w:r>
+          </w:p>
+        </w:tc>
+        <w:tc>
+          <w:tcPr>
+            <w:tcW w:type="dxa" w:w="2239"/>
+            <w:shd w:fill="F3F6FA" w:val="clear"/>
+          </w:tcPr>
+          <w:p>
+            <w:pPr>
+              <w:spacing w:after="40" w:before="40" w:line="276" w:lineRule="auto"/>
+            </w:pPr>
+            <w:r/>
+            <w:r>
+              <w:rPr>
+                <w:rFonts w:ascii="宋体" w:hAnsi="宋体" w:eastAsia="宋体" w:cs="宋体"/>
+                <w:b w:val="0"/>
+                <w:sz w:val="21"/>
+              </w:rPr>
+              <w:t>00:39</w:t>
+            </w:r>
+          </w:p>
+        </w:tc>
+        <w:tc>
+          <w:tcPr>
+            <w:tcW w:type="dxa" w:w="2239"/>
+            <w:shd w:fill="F3F6FA" w:val="clear"/>
+          </w:tcPr>
+          <w:p>
+            <w:pPr>
+              <w:spacing w:after="40" w:before="40" w:line="276" w:lineRule="auto"/>
+            </w:pPr>
+            <w:r/>
+            <w:r>
+              <w:rPr>
+                <w:rFonts w:ascii="宋体" w:hAnsi="宋体" w:eastAsia="宋体" w:cs="宋体"/>
+                <w:b w:val="0"/>
+                <w:sz w:val="21"/>
+              </w:rPr>
+              <w:t>让二轮女骑手联系保险；能赔才留人民医院</w:t>
+            </w:r>
+          </w:p>
+        </w:tc>
+      </w:tr>
+      <w:tr>
+        <w:tc>
+          <w:tcPr>
+            <w:tcW w:type="dxa" w:w="2239"/>
+          </w:tcPr>
+          <w:p>
+            <w:pPr>
+              <w:spacing w:after="40" w:before="40" w:line="276" w:lineRule="auto"/>
+            </w:pPr>
+            <w:r/>
+            <w:r>
+              <w:rPr>
+                <w:rFonts w:ascii="宋体" w:hAnsi="宋体" w:eastAsia="宋体" w:cs="宋体"/>
+                <w:b w:val="0"/>
+                <w:sz w:val="21"/>
+              </w:rPr>
+              <w:t>2026-08-17</w:t>
+            </w:r>
+          </w:p>
+        </w:tc>
+        <w:tc>
+          <w:tcPr>
+            <w:tcW w:type="dxa" w:w="2239"/>
+          </w:tcPr>
+          <w:p>
+            <w:pPr>
+              <w:spacing w:after="40" w:before="40" w:line="276" w:lineRule="auto"/>
+            </w:pPr>
+            <w:r/>
+            <w:r>
+              <w:rPr>
+                <w:rFonts w:ascii="宋体" w:hAnsi="宋体" w:eastAsia="宋体" w:cs="宋体"/>
+                <w:b w:val="0"/>
+                <w:sz w:val="21"/>
+              </w:rPr>
+              <w:t>13｜补打出院记录（病区串台）</w:t>
+            </w:r>
+          </w:p>
+        </w:tc>
+        <w:tc>
+          <w:tcPr>
+            <w:tcW w:type="dxa" w:w="2239"/>
+          </w:tcPr>
+          <w:p>
+            <w:pPr>
+              <w:spacing w:after="40" w:before="40" w:line="276" w:lineRule="auto"/>
+            </w:pPr>
+            <w:r/>
+            <w:r>
+              <w:rPr>
+                <w:rFonts w:ascii="宋体" w:hAnsi="宋体" w:eastAsia="宋体" w:cs="宋体"/>
+                <w:b w:val="0"/>
+                <w:sz w:val="21"/>
+              </w:rPr>
+              <w:t>12:00</w:t>
+            </w:r>
+          </w:p>
+        </w:tc>
+        <w:tc>
+          <w:tcPr>
+            <w:tcW w:type="dxa" w:w="2239"/>
+          </w:tcPr>
+          <w:p>
+            <w:pPr>
+              <w:spacing w:after="40" w:before="40" w:line="276" w:lineRule="auto"/>
+            </w:pPr>
+            <w:r/>
+            <w:r>
+              <w:rPr>
+                <w:rFonts w:ascii="宋体" w:hAnsi="宋体" w:eastAsia="宋体" w:cs="宋体"/>
+                <w:b w:val="0"/>
+                <w:sz w:val="21"/>
+              </w:rPr>
+              <w:t>只取 33 床戴老师补打出院记录、不用盖章、一楼原路退。蒋玉年/8000 元不是本案</w:t>
+            </w:r>
+          </w:p>
+        </w:tc>
+      </w:tr>
+      <w:tr>
+        <w:tc>
+          <w:tcPr>
+            <w:tcW w:type="dxa" w:w="2239"/>
+            <w:shd w:fill="F3F6FA" w:val="clear"/>
+          </w:tcPr>
+          <w:p>
+            <w:pPr>
+              <w:spacing w:after="40" w:before="40" w:line="276" w:lineRule="auto"/>
+            </w:pPr>
+            <w:r/>
+            <w:r>
+              <w:rPr>
+                <w:rFonts w:ascii="宋体" w:hAnsi="宋体" w:eastAsia="宋体" w:cs="宋体"/>
+                <w:b w:val="0"/>
+                <w:sz w:val="21"/>
+              </w:rPr>
+              <w:t>2026-08-17</w:t>
+            </w:r>
+          </w:p>
+        </w:tc>
+        <w:tc>
+          <w:tcPr>
+            <w:tcW w:type="dxa" w:w="2239"/>
+            <w:shd w:fill="F3F6FA" w:val="clear"/>
+          </w:tcPr>
+          <w:p>
+            <w:pPr>
+              <w:spacing w:after="40" w:before="40" w:line="276" w:lineRule="auto"/>
+            </w:pPr>
+            <w:r/>
+            <w:r>
+              <w:rPr>
+                <w:rFonts w:ascii="宋体" w:hAnsi="宋体" w:eastAsia="宋体" w:cs="宋体"/>
+                <w:b w:val="0"/>
+                <w:sz w:val="21"/>
+              </w:rPr>
+              <w:t>14｜骑手侧保险报销确认</w:t>
+            </w:r>
+          </w:p>
+        </w:tc>
+        <w:tc>
+          <w:tcPr>
+            <w:tcW w:type="dxa" w:w="2239"/>
+            <w:shd w:fill="F3F6FA" w:val="clear"/>
+          </w:tcPr>
+          <w:p>
+            <w:pPr>
+              <w:spacing w:after="40" w:before="40" w:line="276" w:lineRule="auto"/>
+            </w:pPr>
+            <w:r/>
+            <w:r>
+              <w:rPr>
+                <w:rFonts w:ascii="宋体" w:hAnsi="宋体" w:eastAsia="宋体" w:cs="宋体"/>
+                <w:b w:val="0"/>
+                <w:sz w:val="21"/>
+              </w:rPr>
+              <w:t>02:00</w:t>
+            </w:r>
+          </w:p>
+        </w:tc>
+        <w:tc>
+          <w:tcPr>
+            <w:tcW w:type="dxa" w:w="2239"/>
+            <w:shd w:fill="F3F6FA" w:val="clear"/>
+          </w:tcPr>
+          <w:p>
+            <w:pPr>
+              <w:spacing w:after="40" w:before="40" w:line="276" w:lineRule="auto"/>
+            </w:pPr>
+            <w:r/>
+            <w:r>
+              <w:rPr>
+                <w:rFonts w:ascii="宋体" w:hAnsi="宋体" w:eastAsia="宋体" w:cs="宋体"/>
+                <w:b w:val="0"/>
+                <w:sz w:val="21"/>
+              </w:rPr>
+              <w:t>骑手称已打客服未回信；加微信 1866；地点有人叫福生批发市场</w:t>
+            </w:r>
+          </w:p>
+        </w:tc>
+      </w:tr>
+      <w:tr>
+        <w:tc>
+          <w:tcPr>
+            <w:tcW w:type="dxa" w:w="2239"/>
+          </w:tcPr>
+          <w:p>
+            <w:pPr>
+              <w:spacing w:after="40" w:before="40" w:line="276" w:lineRule="auto"/>
+            </w:pPr>
+            <w:r/>
+            <w:r>
+              <w:rPr>
+                <w:rFonts w:ascii="宋体" w:hAnsi="宋体" w:eastAsia="宋体" w:cs="宋体"/>
+                <w:b w:val="0"/>
+                <w:sz w:val="21"/>
+              </w:rPr>
+              <w:t>2026-08-17</w:t>
+            </w:r>
+          </w:p>
+        </w:tc>
+        <w:tc>
+          <w:tcPr>
+            <w:tcW w:type="dxa" w:w="2239"/>
+          </w:tcPr>
+          <w:p>
+            <w:pPr>
+              <w:spacing w:after="40" w:before="40" w:line="276" w:lineRule="auto"/>
+            </w:pPr>
+            <w:r/>
+            <w:r>
+              <w:rPr>
+                <w:rFonts w:ascii="宋体" w:hAnsi="宋体" w:eastAsia="宋体" w:cs="宋体"/>
+                <w:b w:val="0"/>
+                <w:sz w:val="21"/>
+              </w:rPr>
+              <w:t>15｜问医院二甲报销与王主任</w:t>
+            </w:r>
+          </w:p>
+        </w:tc>
+        <w:tc>
+          <w:tcPr>
+            <w:tcW w:type="dxa" w:w="2239"/>
+          </w:tcPr>
+          <w:p>
+            <w:pPr>
+              <w:spacing w:after="40" w:before="40" w:line="276" w:lineRule="auto"/>
+            </w:pPr>
+            <w:r/>
+            <w:r>
+              <w:rPr>
+                <w:rFonts w:ascii="宋体" w:hAnsi="宋体" w:eastAsia="宋体" w:cs="宋体"/>
+                <w:b w:val="0"/>
+                <w:sz w:val="21"/>
+              </w:rPr>
+              <w:t>00:50</w:t>
+            </w:r>
+          </w:p>
+        </w:tc>
+        <w:tc>
+          <w:tcPr>
+            <w:tcW w:type="dxa" w:w="2239"/>
+          </w:tcPr>
+          <w:p>
+            <w:pPr>
+              <w:spacing w:after="40" w:before="40" w:line="276" w:lineRule="auto"/>
+            </w:pPr>
+            <w:r/>
+            <w:r>
+              <w:rPr>
+                <w:rFonts w:ascii="宋体" w:hAnsi="宋体" w:eastAsia="宋体" w:cs="宋体"/>
+                <w:b w:val="0"/>
+                <w:sz w:val="21"/>
+              </w:rPr>
+              <w:t>保险说了算；报不了就回齐鲁；王主任落实</w:t>
             </w:r>
           </w:p>
         </w:tc>
@@ -8587,7 +9107,7 @@
                 <w:b w:val="0"/>
                 <w:sz w:val="21"/>
               </w:rPr>
-              <w:t>哈尔滨路叉车交通事故责任沟通讨论</w:t>
+              <w:t>16｜律师选择与费用（另一案）</w:t>
             </w:r>
           </w:p>
         </w:tc>
@@ -8607,7 +9127,7 @@
                 <w:b w:val="0"/>
                 <w:sz w:val="21"/>
               </w:rPr>
-              <w:t>转写</w:t>
+              <w:t>23:00</w:t>
             </w:r>
           </w:p>
         </w:tc>
@@ -8627,7 +9147,7 @@
                 <w:b w:val="0"/>
                 <w:sz w:val="21"/>
               </w:rPr>
-              <w:t>护栏开口借道、车辆归刘孝春、70%/30% 是内部设想不是认定书。标题「叉车」是转写错误。</w:t>
+              <w:t>仅作收费常识。九级、25–30 万、远洋工伤是另一案，不能套本案</w:t>
             </w:r>
           </w:p>
         </w:tc>
@@ -8667,7 +9187,7 @@
                 <w:b w:val="0"/>
                 <w:sz w:val="21"/>
               </w:rPr>
-              <w:t>工伤交通事故赔偿案件的律师选择与费用沟通</w:t>
+              <w:t>17｜护栏开口内部讨论</w:t>
             </w:r>
           </w:p>
         </w:tc>
@@ -8686,7 +9206,7 @@
                 <w:b w:val="0"/>
                 <w:sz w:val="21"/>
               </w:rPr>
-              <w:t>转写</w:t>
+              <w:t>06:39</w:t>
             </w:r>
           </w:p>
         </w:tc>
@@ -8705,7 +9225,7 @@
                 <w:b w:val="0"/>
                 <w:sz w:val="21"/>
               </w:rPr>
-              <w:t>收费方式讨论；九级、25–30 万是另一案例，不能套本案。</w:t>
+              <w:t>1 号门斜坡护栏开口、双方上坡、大灯也坏。标题「叉车」和「驾驶人 0 责」不要对外</w:t>
             </w:r>
           </w:p>
         </w:tc>
@@ -8747,7 +9267,7 @@
                 <w:b w:val="0"/>
                 <w:sz w:val="21"/>
               </w:rPr>
-              <w:t>17份得到大脑材料整理底稿</w:t>
+              <w:t>书面｜沟通记录合集口径对照</w:t>
             </w:r>
           </w:p>
         </w:tc>
@@ -8787,7 +9307,7 @@
                 <w:b w:val="0"/>
                 <w:sz w:val="21"/>
               </w:rPr>
-              <w:t>录音转写≠病历/认定书/保单。地点别称、姓名转写、护栏开口口径见该整理稿。3D 视频本次不重做。</w:t>
+              <w:t>17 份原文怎么用、合集目录拆案纠正、新补事实清单</w:t>
             </w:r>
           </w:p>
         </w:tc>
@@ -8826,7 +9346,7 @@
           <w:b w:val="0"/>
           <w:sz w:val="24"/>
         </w:rPr>
-        <w:t>2026-08-19 另归档《交通事故材料整理_2026-08-19.md》。17 份得到大脑 PDF 的书面整理（16 份相关，1 份轻弦办公椅无关）。录音转写不等于病历、事故认定书、保险条款或律师正式意见。3D 复原提示词和示范动画留作待用；本次不重做视频，等交警原视频后再做写实。</w:t>
+        <w:t>2026-08-19 另归档《沟通记录合集-2026年8月15日至18日.md》和《沟通记录合集_口径对照_2026-08-19.md》。17 份得到大脑原文合集已归档。记录 1、3–15、17 是同一起事故；记录 2 轻弦无关；记录 16 是远洋工伤九级另一案。录音转写不等于病历、事故认定书、保险条款或律师正式意见。3D 复原提示词和示范动画留作待用；本次不重做视频，等交警原视频后再做写实。</w:t>
       </w:r>
     </w:p>
     <w:p>

--- a/deliverables/青岛红枫路交通事故_伤情与处理备忘录_20260817.docx
+++ b/deliverables/青岛红枫路交通事故_伤情与处理备忘录_20260817.docx
@@ -44,7 +44,7 @@
           <w:color w:val="5C6B7A"/>
           <w:sz w:val="21"/>
         </w:rPr>
-        <w:t>底稿 2026-08-17 · 补充 2026-08-19（17份原文合集 + 口径对照）  ·  材料：17 份沟通记录原文合集 + 口径对照 + 齐鲁医院云影像 3 份 CT</w:t>
+        <w:t>底稿 2026-08-17 · 补充 2026-08-19（家属书面确认待确认事项）  ·  材料：17 份沟通记录原文合集 + 口径对照 + 齐鲁医院云影像 3 份 CT</w:t>
       </w:r>
     </w:p>
     <w:p>
@@ -134,7 +134,7 @@
           <w:b w:val="0"/>
           <w:sz w:val="24"/>
         </w:rPr>
-        <w:t>• 责任：交警视频排除全责，只可能同等或「三轮次责、外卖主责」。8 月 18 日说的 70%/30%/驾驶人 0 责是内部讨论，不是认定书。</w:t>
+        <w:t>• 责任：认定书尚未出具。视频排除全责。程序由律师看监控后定。驾驶人有驾驶资格证书，无牌风险仍在。</w:t>
       </w:r>
     </w:p>
     <w:p>
@@ -149,7 +149,7 @@
           <w:b w:val="0"/>
           <w:sz w:val="24"/>
         </w:rPr>
-        <w:t>• 过程：卸完第一趟回装第二趟；1 号门斜坡护栏开口借道；踏板压右脚。可对交警说明，不能据此争全责。</w:t>
+        <w:t>• 地点：抚顺路批发市场，抚顺路与哈尔滨路交叉口，主要在抚顺路路口。</w:t>
       </w:r>
     </w:p>
     <w:p>
@@ -164,7 +164,7 @@
           <w:b w:val="0"/>
           <w:sz w:val="24"/>
         </w:rPr>
-        <w:t>• 钱：先盯美团平台保险。骑手 8/17 称已打客服未回信，加 1866 微信继续催，不要指望骑手现金。</w:t>
+        <w:t>• 医院：人民医院可以赔，比例待定。二级以上公立、医保范围内用药可以。</w:t>
       </w:r>
     </w:p>
     <w:p>
@@ -179,7 +179,22 @@
           <w:b w:val="0"/>
           <w:sz w:val="24"/>
         </w:rPr>
-        <w:t>• 本周：取 33 床补打出院记录办住院号；一楼退费；问王主任保险不认二甲能否回齐鲁。3D 视频留作待用。</w:t>
+        <w:t>• 用工：乔刘记商贸、刘孝春、雇佣无合同、工伤排除。已垫付 3 万现金须写收据。雇员受害不必等法院先确认法律关系。</w:t>
+      </w:r>
+    </w:p>
+    <w:p>
+      <w:pPr>
+        <w:spacing w:after="60" w:before="0" w:line="336" w:lineRule="auto"/>
+        <w:ind w:firstLine="210"/>
+        <w:jc w:val="left"/>
+      </w:pPr>
+      <w:r>
+        <w:rPr>
+          <w:rFonts w:ascii="宋体" w:hAnsi="宋体" w:eastAsia="宋体" w:cs="宋体"/>
+          <w:b w:val="0"/>
+          <w:sz w:val="24"/>
+        </w:rPr>
+        <w:t>• 钱：费用口径 4 万，与垫付 3 万用票分清。美团保险拉群确认保单和限额。</w:t>
       </w:r>
     </w:p>
     <w:p>
@@ -299,7 +314,7 @@
           <w:b w:val="0"/>
           <w:sz w:val="24"/>
         </w:rPr>
-        <w:t>• 刘孝春：伤者事发时的雇佣老板，三轮车实际所有人或管理人。不是孙总。未签劳动合同。录音转写有时作「刘小春」，以微信/身份证为准。8 月 15 日口述雇主也在现场，须证人核。不要把他写成工伤单位，也不要让他去替美团骑手补差额。</w:t>
+        <w:t>• 刘孝春：乔刘记商贸负责人，伤者事发时的雇佣老板，三轮车实际所有人或管理人。雇佣关系，未签劳动合同，不具备工伤认定条件。雇员受害责任仍可主张，不必等法院先确认法律关系。录音转写有时作「刘小春」。已垫付现金 3 万元，须收据写明垫付不是借款、不是了结。</w:t>
       </w:r>
     </w:p>
     <w:p>
@@ -344,7 +359,7 @@
           <w:b w:val="0"/>
           <w:sz w:val="24"/>
         </w:rPr>
-        <w:t>来源为用户提供的云影像检查列表链接，已打开三份已审核 CT 报告。报告页注明：本报告仅供临床医生参考，不作任何证明。</w:t>
+        <w:t>来源为用户提供的云影像检查列表链接（同链再次确认）。目前仍是三份已审核 CT，没有新的术后片。内固定根数、后续方案、康复时间、残级仍待手术记录和复查。报告页注明：本报告仅供临床医生参考，不作任何证明。</w:t>
       </w:r>
     </w:p>
     <w:p>
@@ -1240,7 +1255,7 @@
           <w:b w:val="0"/>
           <w:sz w:val="24"/>
         </w:rPr>
-        <w:t>可能指同一片批发市场外道路。对外写：批发市场外市政道路护栏开口附近，地址以交警文书为准。</w:t>
+        <w:t>家属确认：抚顺路批发市场，抚顺路与哈尔滨路交叉口，主要在抚顺路路口。对外用这一条，仍以认定书为准。用户一条里写「抚松路」按抚顺路统一。</w:t>
       </w:r>
     </w:p>
     <w:p>
@@ -1823,7 +1838,7 @@
           <w:b w:val="0"/>
           <w:sz w:val="24"/>
         </w:rPr>
-        <w:t>干活在青岛市市北区批发市场一带。8 月 18 日口述更细：哈尔滨路水果市场门口、1 号门出口斜坡、护栏开口处，还没到红绿灯大路口。录音里还有红枫路汽车市场、福生批发市场、服装批发市场斜坡红绿灯等叫法，可能指同一片，地址以交警文书为准。不要写成纯市场内部事故，也不要写成叉车事故。</w:t>
+        <w:t>青岛市市北区抚顺路批发市场，抚顺路与哈尔滨路交叉口，主要在抚顺路路口。护栏开口借道掉头。录音里的红枫路汽车市场、福生、服装批发市场斜坡等停用。用户一条写「抚松路」按抚顺路统一。地址仍以认定书为准。</w:t>
       </w:r>
     </w:p>
     <w:p>
@@ -1914,7 +1929,7 @@
           <w:b w:val="0"/>
           <w:sz w:val="24"/>
         </w:rPr>
-        <w:t>• 三轮车交警认定为机动车，未悬挂正规机动车号牌（只有抚顺路批发市场内部牌，无青岛市摩托车/机动车号牌；家属记得 2588，交警不认可）</w:t>
+        <w:t>• 三轮车：货运三轮，交警口头认定为机动车；只有抚顺路批发市场内部牌，无青岛市机动车号牌</w:t>
       </w:r>
     </w:p>
     <w:p>
@@ -1929,7 +1944,7 @@
           <w:b w:val="0"/>
           <w:sz w:val="24"/>
         </w:rPr>
-        <w:t>• 车况旧：转向灯失灵，8 月 18 日口述大灯也坏，掉头未有效提示后方</w:t>
+        <w:t>• 左转向灯失灵（另有口述大灯也坏）；掉头先向右再向左大弧度。家属解释是护栏开口借道，待认定书</w:t>
       </w:r>
     </w:p>
     <w:p>
@@ -2002,7 +2017,7 @@
           <w:b/>
           <w:sz w:val="24"/>
         </w:rPr>
-        <w:t>监控可排除任何一方全责。可能结果只有两种：双方同等责任；或三轮次责、外卖主责。交警称无论简易、一般程序还是法院，看了视频都不会超出该范围。8 月 18 日内部说的「骑手 70%、刘孝春 30%、驾驶人 0 责」是讨论意见，不是认定书。</w:t>
+        <w:t>书面认定书尚未出具。监控可排除任何一方全责。可能同等，或外卖主责、三轮次责。双方过错描述待认定书。简易或一般程序由律师看监控和车辆材料后确定，家属不自己拍板。</w:t>
       </w:r>
     </w:p>
     <w:p>
@@ -2094,7 +2109,7 @@
           <w:b w:val="0"/>
           <w:sz w:val="24"/>
         </w:rPr>
-        <w:t>一般程序：扣车鉴定，周期约一个多月。三轮方可能面临无牌上路；若驾驶员无对应准驾资格，还可能无证驾驶，治安拘留+罚款。最终责任仍大概率落在上述两种。</w:t>
+        <w:t>一般程序：扣车鉴定，周期约一个多月。三轮无青岛市号牌，仍可能被查无牌上路。家属确认驾驶人具备驾驶资格证书，无证驾驶这一条风险下降，但不要主动把驾驶证先交给一般程序去扩查。</w:t>
       </w:r>
     </w:p>
     <w:p>
@@ -2117,7 +2132,7 @@
           <w:b/>
           <w:sz w:val="24"/>
         </w:rPr>
-        <w:t>交警建议：</w:t>
+        <w:t>本次怎么选：</w:t>
       </w:r>
       <w:r>
         <w:rPr>
@@ -2125,7 +2140,7 @@
           <w:b w:val="0"/>
           <w:sz w:val="24"/>
         </w:rPr>
-        <w:t>交警建议优先双方协商、走简易，避免三轮方额外行政处罚、节省时间。一方不同意则走一般程序。</w:t>
+        <w:t>交警曾建议优先协商走简易。家属本次确认：简易还是一般，由律师确定。同意任何责任比例或程序之前，必须让处理交通事故的本地律师先看监控和车辆材料。</w:t>
       </w:r>
     </w:p>
     <w:p>
@@ -2148,7 +2163,7 @@
           <w:b/>
           <w:sz w:val="24"/>
         </w:rPr>
-        <w:t>认定书之后：</w:t>
+        <w:t>驾驶资格：</w:t>
       </w:r>
       <w:r>
         <w:rPr>
@@ -2156,13 +2171,13 @@
           <w:b w:val="0"/>
           <w:sz w:val="24"/>
         </w:rPr>
-        <w:t>认定书出具后，交警不再参与赔多少钱。协商不成只能起诉。</w:t>
+        <w:t>驾驶人具备驾驶资格证书。内部留复印件。一般程序不再按「可能无证」恐吓自己，但仍评估无牌。</w:t>
       </w:r>
     </w:p>
     <w:p>
       <w:pPr>
-        <w:spacing w:after="120" w:before="0" w:line="360" w:lineRule="auto"/>
-        <w:ind w:firstLine="420"/>
+        <w:spacing w:after="60" w:before="0" w:line="336" w:lineRule="auto"/>
+        <w:ind w:firstLine="210"/>
         <w:jc w:val="left"/>
       </w:pPr>
       <w:r>
@@ -2171,7 +2186,38 @@
           <w:b w:val="0"/>
           <w:sz w:val="24"/>
         </w:rPr>
-        <w:t>内部判断：一般程序几乎改变不了责任范围，却可能把无牌上路、无证驾驶的处罚打到己方。优先协商+简易，但签约前必须问清美团平台保险在该责任比例下能否赔医疗费和日后伤残。保险覆盖不足的部分再决定是否起诉，而不是先把车扣一个多月。</w:t>
+        <w:t xml:space="preserve">• </w:t>
+      </w:r>
+      <w:r>
+        <w:rPr>
+          <w:rFonts w:ascii="宋体" w:hAnsi="宋体" w:eastAsia="宋体" w:cs="宋体"/>
+          <w:b/>
+          <w:sz w:val="24"/>
+        </w:rPr>
+        <w:t>认定书：</w:t>
+      </w:r>
+      <w:r>
+        <w:rPr>
+          <w:rFonts w:ascii="宋体" w:hAnsi="宋体" w:eastAsia="宋体" w:cs="宋体"/>
+          <w:b w:val="0"/>
+          <w:sz w:val="24"/>
+        </w:rPr>
+        <w:t>认定书尚未出具。出具后交警不再参与赔多少钱。协商不成只能起诉。</w:t>
+      </w:r>
+    </w:p>
+    <w:p>
+      <w:pPr>
+        <w:spacing w:after="120" w:before="0" w:line="360" w:lineRule="auto"/>
+        <w:ind w:firstLine="420"/>
+        <w:jc w:val="left"/>
+      </w:pPr>
+      <w:r>
+        <w:rPr>
+          <w:rFonts w:ascii="宋体" w:hAnsi="宋体" w:eastAsia="宋体" w:cs="宋体"/>
+          <w:b w:val="0"/>
+          <w:sz w:val="24"/>
+        </w:rPr>
+        <w:t>同意任何责任比例或程序之前，必须让处理交通事故的本地律师先看监控和车辆材料。有驾驶证后，一般程序的无证风险下降；无青岛市号牌的风险仍在。家属不自己拍板走简易。</w:t>
       </w:r>
     </w:p>
     <w:p>
@@ -2201,7 +2247,7 @@
           <w:color w:val="A63D2F"/>
           <w:sz w:val="24"/>
         </w:rPr>
-        <w:t>2026-08-17 下午：人已到市北区人民医院。齐鲁 33 床出院记录由戴老师补打，不用单独盖章，交给人民医院办入院。结余去齐鲁一楼收费窗口原路退。骑手称已打保险客服、尚未回信，约定加 1866 开头微信。二甲认不认仍以保险书面/通话为准，医院对接王主任：报不了就回齐鲁。</w:t>
+        <w:t>2026-08-19 家属确认：市北区人民医院费用可以赔，比例待定。口径：二级以上公立医院、医保范围内用药可以。人已到人民医院（公立二甲）。书面比例、保单号、住院号仍要盯。认定书尚未出具。</w:t>
       </w:r>
     </w:p>
     <w:p>
@@ -2309,7 +2355,7 @@
           <w:b w:val="0"/>
           <w:sz w:val="24"/>
         </w:rPr>
-        <w:t>报销要分两条，不能混：① 医保：公立二甲通常能走医保结算；② 美团平台险/交通事故赔偿：认不认这家医院，必须问美团保险，朋友一句「公立二甲都报」覆盖不了这一条。</w:t>
+        <w:t>报销仍分两条：① 医保：公立二甲通常能结算；② 美团平台险：家属确认可以赔、比例待定，二级以上公立医院医保范围内用药可以。比例和限额仍要书面，不能当全额。</w:t>
       </w:r>
     </w:p>
     <w:p>
@@ -2464,7 +2510,7 @@
           <w:b w:val="0"/>
           <w:sz w:val="24"/>
         </w:rPr>
-        <w:t>家属会后口径正确：二甲能不能报，由保险公司确定。保险说二甲不行就不能继续住；保险说可以，再安心住；保险要求回三甲，由保险医务部门对接医院。向保险报医院全称：市北区人民医院（抚顺路院区）。</w:t>
+        <w:t>家属确认人民医院可以赔、比例待定。向保险继续要书面：赔付比例、保单号、限额、要不要认定书才能垫付。医院全称：市北区人民医院（抚顺路院区）。</w:t>
       </w:r>
     </w:p>
     <w:p>
@@ -2526,7 +2572,7 @@
           <w:b w:val="0"/>
           <w:sz w:val="24"/>
         </w:rPr>
-        <w:t>今天先把出院/入院手续打通，避免治疗空窗。住哪一级以美团保险公司书面或通话确认为准，不以朋友一句「公立二甲都报」为准。</w:t>
+        <w:t>住院号办成；保险书面比例拿到手。可以暂留人民医院，但比例未定不要当全额报销。</w:t>
       </w:r>
     </w:p>
     <w:p>
@@ -2615,7 +2661,7 @@
           <w:b w:val="0"/>
           <w:sz w:val="24"/>
         </w:rPr>
-        <w:t>• 不要把医保能报，说成美团险一定能报。</w:t>
+        <w:t>• 不要把口头「可以赔」说成已经全额赔、比例已定。</w:t>
       </w:r>
     </w:p>
     <w:p>
@@ -2674,7 +2720,7 @@
           <w:color w:val="A63D2F"/>
           <w:sz w:val="24"/>
         </w:rPr>
-        <w:t>不建议去转其他三甲。也不建议在入院未办成、美团险未确认前，把留在市北区人民医院当成既定方案。首选能回齐鲁就回齐鲁。</w:t>
+        <w:t>家属确认人民医院（公立二甲）费用可以赔，比例待定。二级以上公立医院、医保范围内用药可以。不必再为「二甲能不能报」来回搬人。比例书面未到之前，不要按全额报销花钱。</w:t>
       </w:r>
     </w:p>
     <w:p>
@@ -2897,7 +2943,7 @@
           <w:b/>
           <w:sz w:val="24"/>
         </w:rPr>
-        <w:t>齐鲁明确收不回，美团险确认人民医院可赔：</w:t>
+        <w:t>美团险已确认可赔、比例待书面：</w:t>
       </w:r>
       <w:r>
         <w:rPr>
@@ -2905,7 +2951,7 @@
           <w:b w:val="0"/>
           <w:sz w:val="24"/>
         </w:rPr>
-        <w:t>暂留市北区人民医院。留痕：保险认这家医院；赛主任每周查房谁来、哪天来。发热、伤口渗液、外固定松动、剧痛、脚趾发绀，立刻回三甲急诊。</w:t>
+        <w:t>暂留市北区人民医院。要书面比例、保单号。发热、伤口、外固定异常立刻回三甲急诊。</w:t>
       </w:r>
     </w:p>
     <w:p>
@@ -3034,7 +3080,7 @@
           <w:b/>
           <w:sz w:val="24"/>
         </w:rPr>
-        <w:t>已垫付（待发票核对）：</w:t>
+        <w:t>费用口径：</w:t>
       </w:r>
       <w:r>
         <w:rPr>
@@ -3042,7 +3088,7 @@
           <w:b w:val="0"/>
           <w:sz w:val="24"/>
         </w:rPr>
-        <w:t>8 月 16 日家属内部口径：累计花费不到 3.5 万元，全部自垫，责任方未付。医生口头预估本次治疗大约 5 万元。</w:t>
+        <w:t>8 月 19 日家属确认费用口径 4 万元。须用发票重核，不能继续对外报 3.5 万或 7 万。</w:t>
       </w:r>
     </w:p>
     <w:p>
@@ -3065,7 +3111,7 @@
           <w:b/>
           <w:sz w:val="24"/>
         </w:rPr>
-        <w:t>冲突口径：</w:t>
+        <w:t>垫付现金：</w:t>
       </w:r>
       <w:r>
         <w:rPr>
@@ -3073,7 +3119,38 @@
           <w:b w:val="0"/>
           <w:sz w:val="24"/>
         </w:rPr>
-        <w:t>8 月 15 日另有「预缴合计约 7 万、雇主垫 2 万、家属垫 1 万、未结工钱 5000」口径，与 3.5 万冲突，台账必须用发票重核，不能两套数对外。</w:t>
+        <w:t>用工方（乔刘记商贸/刘孝春）已垫付现金 3 万元。与「4 万元」并存：收据和发票分清 3 万是垫付现金、4 万是累计还是另一笔。未结工钱约 5000 另写，不冲抵。</w:t>
+      </w:r>
+    </w:p>
+    <w:p>
+      <w:pPr>
+        <w:spacing w:after="60" w:before="0" w:line="336" w:lineRule="auto"/>
+        <w:ind w:firstLine="210"/>
+        <w:jc w:val="left"/>
+      </w:pPr>
+      <w:r>
+        <w:rPr>
+          <w:rFonts w:ascii="宋体" w:hAnsi="宋体" w:eastAsia="宋体" w:cs="宋体"/>
+          <w:b w:val="0"/>
+          <w:sz w:val="24"/>
+        </w:rPr>
+        <w:t xml:space="preserve">• </w:t>
+      </w:r>
+      <w:r>
+        <w:rPr>
+          <w:rFonts w:ascii="宋体" w:hAnsi="宋体" w:eastAsia="宋体" w:cs="宋体"/>
+          <w:b/>
+          <w:sz w:val="24"/>
+        </w:rPr>
+        <w:t>收据怎么写：</w:t>
+      </w:r>
+      <w:r>
+        <w:rPr>
+          <w:rFonts w:ascii="宋体" w:hAnsi="宋体" w:eastAsia="宋体" w:cs="宋体"/>
+          <w:b w:val="0"/>
+          <w:sz w:val="24"/>
+        </w:rPr>
+        <w:t>3 万元收据必须写：垫付医疗费，不是借款，不是一次性了结交通事故，不冲抵未结工钱，不代美团赔偿。</w:t>
       </w:r>
     </w:p>
     <w:p>
@@ -3104,7 +3181,7 @@
           <w:b w:val="0"/>
           <w:sz w:val="24"/>
         </w:rPr>
-        <w:t>对方电动车无交强险/商业险。美团平台为骑手投保意外/责任类保险，按骑手责任比例赔。超额找骑手个人；骑手经济弱，存在判了也执行不到的风险。</w:t>
+        <w:t>平台是美团。承保公司、责任范围、赔付限额待骑手拉群确认。电动车无交强险。人民医院可以赔、比例待定。</w:t>
       </w:r>
     </w:p>
     <w:p>
@@ -3135,7 +3212,7 @@
           <w:b w:val="0"/>
           <w:sz w:val="24"/>
         </w:rPr>
-        <w:t>相对确定：住院费、手术费、检查费、药品、专业转运。相对不确定：护工、误工、后续伤残、营养、交通。全部要发票或合同，据实申报。</w:t>
+        <w:t>相对确定：住院费、手术费、检查费、药品（医保范围内）、专业转运。相对不确定：护工、误工、后续伤残、营养、交通、赔付比例。全部要发票或合同。</w:t>
       </w:r>
     </w:p>
     <w:p>
@@ -3180,6 +3257,110 @@
           <w:b/>
           <w:sz w:val="24"/>
         </w:rPr>
+        <w:t>法律关系提醒：不必先经法院确认才生效</w:t>
+      </w:r>
+    </w:p>
+    <w:p>
+      <w:pPr>
+        <w:spacing w:after="60" w:before="0" w:line="336" w:lineRule="auto"/>
+        <w:ind w:firstLine="210"/>
+        <w:jc w:val="left"/>
+      </w:pPr>
+      <w:r>
+        <w:rPr>
+          <w:rFonts w:ascii="宋体" w:hAnsi="宋体" w:eastAsia="宋体" w:cs="宋体"/>
+          <w:b w:val="0"/>
+          <w:sz w:val="24"/>
+        </w:rPr>
+        <w:t>• 不必等法院先确认「雇佣/劳务法律关系」才去留证、收垫付、要欠薪。现在就能做。</w:t>
+      </w:r>
+    </w:p>
+    <w:p>
+      <w:pPr>
+        <w:spacing w:after="60" w:before="0" w:line="336" w:lineRule="auto"/>
+        <w:ind w:firstLine="210"/>
+        <w:jc w:val="left"/>
+      </w:pPr>
+      <w:r>
+        <w:rPr>
+          <w:rFonts w:ascii="宋体" w:hAnsi="宋体" w:eastAsia="宋体" w:cs="宋体"/>
+          <w:b w:val="0"/>
+          <w:sz w:val="24"/>
+        </w:rPr>
+        <w:t>• 工伤已经排除：未签劳动合同，不具备工伤认定条件。不要去人社局。</w:t>
+      </w:r>
+    </w:p>
+    <w:p>
+      <w:pPr>
+        <w:spacing w:after="60" w:before="0" w:line="336" w:lineRule="auto"/>
+        <w:ind w:firstLine="210"/>
+        <w:jc w:val="left"/>
+      </w:pPr>
+      <w:r>
+        <w:rPr>
+          <w:rFonts w:ascii="宋体" w:hAnsi="宋体" w:eastAsia="宋体" w:cs="宋体"/>
+          <w:b w:val="0"/>
+          <w:sz w:val="24"/>
+        </w:rPr>
+        <w:t>• 雇员受害仍可主张：有乔刘记商贸派活、车是刘的、人在卸货、有工钱或欠薪，即可按民法典 1192、1209 主张。法院以后怎么定性，是起诉时的事。</w:t>
+      </w:r>
+    </w:p>
+    <w:p>
+      <w:pPr>
+        <w:spacing w:after="60" w:before="0" w:line="336" w:lineRule="auto"/>
+        <w:ind w:firstLine="210"/>
+        <w:jc w:val="left"/>
+      </w:pPr>
+      <w:r>
+        <w:rPr>
+          <w:rFonts w:ascii="宋体" w:hAnsi="宋体" w:eastAsia="宋体" w:cs="宋体"/>
+          <w:b w:val="0"/>
+          <w:sz w:val="24"/>
+        </w:rPr>
+        <w:t>• 3 万元现金立刻写收据：垫付医疗费，不是借款，不是一次性了结交通事故，不冲抵欠薪，不代美团赔偿。</w:t>
+      </w:r>
+    </w:p>
+    <w:p>
+      <w:pPr>
+        <w:spacing w:after="60" w:before="0" w:line="336" w:lineRule="auto"/>
+        <w:ind w:firstLine="210"/>
+        <w:jc w:val="left"/>
+      </w:pPr>
+      <w:r>
+        <w:rPr>
+          <w:rFonts w:ascii="宋体" w:hAnsi="宋体" w:eastAsia="宋体" w:cs="宋体"/>
+          <w:b w:val="0"/>
+          <w:sz w:val="24"/>
+        </w:rPr>
+        <w:t>• 未结工钱约 5000 另写一张欠薪确认，不乘责任比例，不和垫付混在一张纸上。</w:t>
+      </w:r>
+    </w:p>
+    <w:p>
+      <w:pPr>
+        <w:spacing w:after="60" w:before="0" w:line="336" w:lineRule="auto"/>
+        <w:ind w:firstLine="210"/>
+        <w:jc w:val="left"/>
+      </w:pPr>
+      <w:r>
+        <w:rPr>
+          <w:rFonts w:ascii="宋体" w:hAnsi="宋体" w:eastAsia="宋体" w:cs="宋体"/>
+          <w:b w:val="0"/>
+          <w:sz w:val="24"/>
+        </w:rPr>
+        <w:t>• 4 万元和 3 万元用发票分清后再对外报一个数。</w:t>
+      </w:r>
+    </w:p>
+    <w:p>
+      <w:pPr>
+        <w:spacing w:after="120" w:before="200" w:line="312" w:lineRule="auto"/>
+        <w:jc w:val="left"/>
+      </w:pPr>
+      <w:r>
+        <w:rPr>
+          <w:rFonts w:ascii="黑体" w:hAnsi="黑体" w:eastAsia="黑体" w:cs="黑体"/>
+          <w:b/>
+          <w:sz w:val="24"/>
+        </w:rPr>
         <w:t>刘孝春：车主/劳务，不是替美团补差额的人</w:t>
       </w:r>
     </w:p>
@@ -3211,7 +3392,7 @@
           <w:b w:val="0"/>
           <w:sz w:val="24"/>
         </w:rPr>
-        <w:t>伤者当时的雇佣老板，三轮车实际所有人或管理人。64 岁胡某已退休，当时没有签劳动合同。</w:t>
+        <w:t>乔刘记商贸负责人刘孝春。伤者当时的雇佣老板，三轮车实际所有人或管理人。64 岁胡某已退休，雇佣关系，未签劳动合同。</w:t>
       </w:r>
     </w:p>
     <w:p>
@@ -3242,7 +3423,7 @@
           <w:b w:val="0"/>
           <w:sz w:val="24"/>
         </w:rPr>
-        <w:t>案发时胡某正在帮刘家卸货搬运（卸完第一趟回装第二趟）。车比较旧，只有抚顺路批发市场牌照，没有青岛市正规摩托车牌；转向灯坏了，8 月 18 日口述大灯也坏。8 月 15 日口述雇主也在现场，须证人核。不是孙总。</w:t>
+        <w:t>案发时胡某正在为乔刘记商贸/刘家卸货搬运。车只有抚顺路批发市场内部牌，无青岛市号牌；转向灯已损坏。已垫付现金 3 万元。</w:t>
       </w:r>
     </w:p>
     <w:p>
@@ -3273,7 +3454,7 @@
           <w:b w:val="0"/>
           <w:sz w:val="24"/>
         </w:rPr>
-        <w:t>没有劳动合同 + 已退休，工伤和标准劳动关系很难成立。按个人之间劳务关系看（民法典第 1192 条）：提供劳务一方因劳务受伤，按双方各自过错分担，不是雇主无过错全包。</w:t>
+        <w:t>家属确认：雇佣关系、未签劳动合同，不具备工伤认定条件。不要去人社局。雇员受害责任仍待定，但不必等法院先确认法律关系才留证、收垫付、要欠薪。按个人劳务（民法典第 1192 条）和车主过错（第 1209 条）主张。</w:t>
       </w:r>
     </w:p>
     <w:p>
@@ -3428,7 +3609,7 @@
           <w:b w:val="0"/>
           <w:sz w:val="24"/>
         </w:rPr>
-        <w:t>本周仍先拉美团保险、出认定书。对刘孝春先留证据：谁的车、当天在卸货、有无工钱微信、他是否知道没牌和灯坏。不要立刻发律师函，也不要签「与刘再无纠葛」。他若出钱，书面写明是垫付或雇主补偿，不是总包结案。</w:t>
+        <w:t>先写 3 万垫付收据（垫付不是借款、不是了结）。欠薪约 5000 另写。雇员受害怎么切，等认定书和律师。不要签与刘了结，不要写代美团赔。</w:t>
       </w:r>
     </w:p>
     <w:p>
@@ -3682,7 +3863,7 @@
                 <w:b w:val="0"/>
                 <w:sz w:val="21"/>
               </w:rPr>
-              <w:t>按实际未付工钱，8/15 口述约 5000 元，须微信或证人核。</w:t>
+              <w:t>按实际未付工钱，口述约 5000 元，须另写欠条/微信确认。</w:t>
             </w:r>
           </w:p>
         </w:tc>
@@ -3701,7 +3882,7 @@
                 <w:b w:val="0"/>
                 <w:sz w:val="21"/>
               </w:rPr>
-              <w:t>100% 由刘孝春付。这是欠薪，不乘 30%，不和事故赔偿冲抵。</w:t>
+              <w:t>100% 由刘孝春付。这是欠薪，不乘 30%，不和 3 万垫付、4 万医疗口径冲抵。</w:t>
             </w:r>
           </w:p>
         </w:tc>
@@ -3720,7 +3901,7 @@
                 <w:b w:val="0"/>
                 <w:sz w:val="21"/>
               </w:rPr>
-              <w:t>不要拿欠薪去抵医疗费后说事故两清。</w:t>
+              <w:t>不要拿欠薪去抵 3 万垫付后说事故两清。</w:t>
             </w:r>
           </w:p>
         </w:tc>
@@ -5226,7 +5407,7 @@
           <w:b w:val="0"/>
           <w:sz w:val="24"/>
         </w:rPr>
-        <w:t>• 工伤待遇、社保补缴——退休未签合同，这条基本走不通。</w:t>
+        <w:t>• 工伤待遇、社保补缴——未签劳动合同，家属确认不具备工伤认定条件。</w:t>
       </w:r>
     </w:p>
     <w:p>
@@ -5429,7 +5610,7 @@
                 <w:b w:val="0"/>
                 <w:sz w:val="21"/>
               </w:rPr>
-              <w:t>周五出事；卸完第一趟回装第二趟；哈尔滨路水果市场 1 号门斜坡护栏开口（还没到红绿灯）；双方口述都往上走；先借道再掉头；灯不亮；后方碰撞；踏板压右脚</w:t>
+              <w:t>周五出事；抚顺路批发市场、抚顺路与哈尔滨路交叉口；护栏开口借道；踏板压右脚；灯不亮；后方碰撞</w:t>
             </w:r>
           </w:p>
         </w:tc>
@@ -5448,7 +5629,7 @@
                 <w:b w:val="0"/>
                 <w:sz w:val="21"/>
               </w:rPr>
-              <w:t>具体钟点、天气、车道数、两车颜色品牌、货是否在车上、精确撞击部位、是否戴头盔；交警原视频（3D 复原待用，本次不重做）</w:t>
+              <w:t>具体钟点、天气、车道数、两车颜色品牌、货是否在车上、精确撞击部位；交警原视频（3D 待用）</w:t>
             </w:r>
           </w:p>
         </w:tc>
@@ -5528,7 +5709,7 @@
                 <w:b w:val="0"/>
                 <w:sz w:val="21"/>
               </w:rPr>
-              <w:t>1 号门斜坡护栏开口借道；地点还有红枫路、福生、服装批发市场斜坡红绿灯等叫法</w:t>
+              <w:t>家属确认：抚顺路批发市场，抚顺路与哈尔滨路交叉口，主要在抚顺路路口；护栏开口借道</w:t>
             </w:r>
           </w:p>
         </w:tc>
@@ -5548,7 +5729,7 @@
                 <w:b w:val="0"/>
                 <w:sz w:val="21"/>
               </w:rPr>
-              <w:t>护栏开口照片、现场示意图；交警文书上的正式路名</w:t>
+              <w:t>认定书正式路名、现场图、护栏开口照片</w:t>
             </w:r>
           </w:p>
         </w:tc>
@@ -5568,206 +5749,7 @@
                 <w:b w:val="0"/>
                 <w:sz w:val="21"/>
               </w:rPr>
-              <w:t>胡继刚现场补拍 / 认定书</w:t>
-            </w:r>
-          </w:p>
-        </w:tc>
-        <w:tc>
-          <w:tcPr>
-            <w:tcW w:type="dxa" w:w="1792"/>
-            <w:shd w:fill="F3F6FA" w:val="clear"/>
-          </w:tcPr>
-          <w:p>
-            <w:pPr>
-              <w:spacing w:after="40" w:before="40" w:line="276" w:lineRule="auto"/>
-            </w:pPr>
-            <w:r/>
-            <w:r>
-              <w:rPr>
-                <w:rFonts w:ascii="宋体" w:hAnsi="宋体" w:eastAsia="宋体" w:cs="宋体"/>
-                <w:b w:val="0"/>
-                <w:sz w:val="21"/>
-              </w:rPr>
-              <w:t>中</w:t>
-            </w:r>
-          </w:p>
-        </w:tc>
-      </w:tr>
-      <w:tr>
-        <w:tc>
-          <w:tcPr>
-            <w:tcW w:type="dxa" w:w="1792"/>
-          </w:tcPr>
-          <w:p>
-            <w:pPr>
-              <w:spacing w:after="40" w:before="40" w:line="276" w:lineRule="auto"/>
-            </w:pPr>
-            <w:r/>
-            <w:r>
-              <w:rPr>
-                <w:rFonts w:ascii="宋体" w:hAnsi="宋体" w:eastAsia="宋体" w:cs="宋体"/>
-                <w:b w:val="0"/>
-                <w:sz w:val="21"/>
-              </w:rPr>
-              <w:t>姓名核对</w:t>
-            </w:r>
-          </w:p>
-        </w:tc>
-        <w:tc>
-          <w:tcPr>
-            <w:tcW w:type="dxa" w:w="1792"/>
-          </w:tcPr>
-          <w:p>
-            <w:pPr>
-              <w:spacing w:after="40" w:before="40" w:line="276" w:lineRule="auto"/>
-            </w:pPr>
-            <w:r/>
-            <w:r>
-              <w:rPr>
-                <w:rFonts w:ascii="宋体" w:hAnsi="宋体" w:eastAsia="宋体" w:cs="宋体"/>
-                <w:b w:val="0"/>
-                <w:sz w:val="21"/>
-              </w:rPr>
-              <w:t>对接人胡继刚；齐鲁转写 33 床胡志远；用工老板口述刘孝春（转写刘小春）；有人问过孙总被否认</w:t>
-            </w:r>
-          </w:p>
-        </w:tc>
-        <w:tc>
-          <w:tcPr>
-            <w:tcW w:type="dxa" w:w="1792"/>
-          </w:tcPr>
-          <w:p>
-            <w:pPr>
-              <w:spacing w:after="40" w:before="40" w:line="276" w:lineRule="auto"/>
-            </w:pPr>
-            <w:r/>
-            <w:r>
-              <w:rPr>
-                <w:rFonts w:ascii="宋体" w:hAnsi="宋体" w:eastAsia="宋体" w:cs="宋体"/>
-                <w:b w:val="0"/>
-                <w:sz w:val="21"/>
-              </w:rPr>
-              <w:t>身份证、病历首页、微信实名，对外材料只用证件姓名</w:t>
-            </w:r>
-          </w:p>
-        </w:tc>
-        <w:tc>
-          <w:tcPr>
-            <w:tcW w:type="dxa" w:w="1792"/>
-          </w:tcPr>
-          <w:p>
-            <w:pPr>
-              <w:spacing w:after="40" w:before="40" w:line="276" w:lineRule="auto"/>
-            </w:pPr>
-            <w:r/>
-            <w:r>
-              <w:rPr>
-                <w:rFonts w:ascii="宋体" w:hAnsi="宋体" w:eastAsia="宋体" w:cs="宋体"/>
-                <w:b w:val="0"/>
-                <w:sz w:val="21"/>
-              </w:rPr>
-              <w:t>胡继刚</w:t>
-            </w:r>
-          </w:p>
-        </w:tc>
-        <w:tc>
-          <w:tcPr>
-            <w:tcW w:type="dxa" w:w="1792"/>
-          </w:tcPr>
-          <w:p>
-            <w:pPr>
-              <w:spacing w:after="40" w:before="40" w:line="276" w:lineRule="auto"/>
-            </w:pPr>
-            <w:r/>
-            <w:r>
-              <w:rPr>
-                <w:rFonts w:ascii="宋体" w:hAnsi="宋体" w:eastAsia="宋体" w:cs="宋体"/>
-                <w:b w:val="0"/>
-                <w:sz w:val="21"/>
-              </w:rPr>
-              <w:t>急</w:t>
-            </w:r>
-          </w:p>
-        </w:tc>
-      </w:tr>
-      <w:tr>
-        <w:tc>
-          <w:tcPr>
-            <w:tcW w:type="dxa" w:w="1792"/>
-            <w:shd w:fill="F3F6FA" w:val="clear"/>
-          </w:tcPr>
-          <w:p>
-            <w:pPr>
-              <w:spacing w:after="40" w:before="40" w:line="276" w:lineRule="auto"/>
-            </w:pPr>
-            <w:r/>
-            <w:r>
-              <w:rPr>
-                <w:rFonts w:ascii="宋体" w:hAnsi="宋体" w:eastAsia="宋体" w:cs="宋体"/>
-                <w:b w:val="0"/>
-                <w:sz w:val="21"/>
-              </w:rPr>
-              <w:t>车速与距离</w:t>
-            </w:r>
-          </w:p>
-        </w:tc>
-        <w:tc>
-          <w:tcPr>
-            <w:tcW w:type="dxa" w:w="1792"/>
-            <w:shd w:fill="F3F6FA" w:val="clear"/>
-          </w:tcPr>
-          <w:p>
-            <w:pPr>
-              <w:spacing w:after="40" w:before="40" w:line="276" w:lineRule="auto"/>
-            </w:pPr>
-            <w:r/>
-            <w:r>
-              <w:rPr>
-                <w:rFonts w:ascii="宋体" w:hAnsi="宋体" w:eastAsia="宋体" w:cs="宋体"/>
-                <w:b w:val="0"/>
-                <w:sz w:val="21"/>
-              </w:rPr>
-              <w:t>后方车距不足、骑手视野更好</w:t>
-            </w:r>
-          </w:p>
-        </w:tc>
-        <w:tc>
-          <w:tcPr>
-            <w:tcW w:type="dxa" w:w="1792"/>
-            <w:shd w:fill="F3F6FA" w:val="clear"/>
-          </w:tcPr>
-          <w:p>
-            <w:pPr>
-              <w:spacing w:after="40" w:before="40" w:line="276" w:lineRule="auto"/>
-            </w:pPr>
-            <w:r/>
-            <w:r>
-              <w:rPr>
-                <w:rFonts w:ascii="宋体" w:hAnsi="宋体" w:eastAsia="宋体" w:cs="宋体"/>
-                <w:b w:val="0"/>
-                <w:sz w:val="21"/>
-              </w:rPr>
-              <w:t>两车大概时速、跟车距离（米）、有没有刹车痕迹</w:t>
-            </w:r>
-          </w:p>
-        </w:tc>
-        <w:tc>
-          <w:tcPr>
-            <w:tcW w:type="dxa" w:w="1792"/>
-            <w:shd w:fill="F3F6FA" w:val="clear"/>
-          </w:tcPr>
-          <w:p>
-            <w:pPr>
-              <w:spacing w:after="40" w:before="40" w:line="276" w:lineRule="auto"/>
-            </w:pPr>
-            <w:r/>
-            <w:r>
-              <w:rPr>
-                <w:rFonts w:ascii="宋体" w:hAnsi="宋体" w:eastAsia="宋体" w:cs="宋体"/>
-                <w:b w:val="0"/>
-                <w:sz w:val="21"/>
-              </w:rPr>
-              <w:t>监控逐帧 / 认定书</w:t>
+              <w:t>认定书 / 胡继刚补拍</w:t>
             </w:r>
           </w:p>
         </w:tc>
@@ -5827,7 +5809,7 @@
                 <w:b w:val="0"/>
                 <w:sz w:val="21"/>
               </w:rPr>
-              <w:t>车主、派卸货、无劳动合同、市场内部牌约 2588、转向灯坏、口述大灯也坏；8/15 口述雇主在现场</w:t>
+              <w:t>乔刘记商贸负责人；雇佣无合同；工伤排除；市场内部牌；转向灯坏；已垫付现金 3 万</w:t>
             </w:r>
           </w:p>
         </w:tc>
@@ -5846,7 +5828,7 @@
                 <w:b w:val="0"/>
                 <w:sz w:val="21"/>
               </w:rPr>
-              <w:t>碰撞瞬间在不在现场的证人；微信工钱流水；未结工钱实数；他是否知道没牌和灯坏</w:t>
+              <w:t>3 万垫付收据（性质三句话）；欠薪 5000 书面；4 万费用发票分清；营业执照/微信抬头</w:t>
             </w:r>
           </w:p>
         </w:tc>
@@ -5865,7 +5847,7 @@
                 <w:b w:val="0"/>
                 <w:sz w:val="21"/>
               </w:rPr>
-              <w:t>刘孝春、市场同事</w:t>
+              <w:t>刘孝春</w:t>
             </w:r>
           </w:p>
         </w:tc>
@@ -5926,7 +5908,7 @@
                 <w:b w:val="0"/>
                 <w:sz w:val="21"/>
               </w:rPr>
-              <w:t>交警认定三轮属机动车</w:t>
+              <w:t>家属确认具备驾驶资格证书</w:t>
             </w:r>
           </w:p>
         </w:tc>
@@ -5946,7 +5928,7 @@
                 <w:b w:val="0"/>
                 <w:sz w:val="21"/>
               </w:rPr>
-              <w:t>有没有对应准驾资格。只内部掌握，不要对外主动提，一般程序才可能查</w:t>
+              <w:t>内部留驾驶证复印件。不要主动交给一般程序扩查</w:t>
             </w:r>
           </w:p>
         </w:tc>
@@ -5966,7 +5948,7 @@
                 <w:b w:val="0"/>
                 <w:sz w:val="21"/>
               </w:rPr>
-              <w:t>家属内部核对</w:t>
+              <w:t>胡继刚内部</w:t>
             </w:r>
           </w:p>
         </w:tc>
@@ -5986,206 +5968,7 @@
                 <w:b w:val="0"/>
                 <w:sz w:val="21"/>
               </w:rPr>
-              <w:t>急（内部）</w:t>
-            </w:r>
-          </w:p>
-        </w:tc>
-      </w:tr>
-      <w:tr>
-        <w:tc>
-          <w:tcPr>
-            <w:tcW w:type="dxa" w:w="1792"/>
-          </w:tcPr>
-          <w:p>
-            <w:pPr>
-              <w:spacing w:after="40" w:before="40" w:line="276" w:lineRule="auto"/>
-            </w:pPr>
-            <w:r/>
-            <w:r>
-              <w:rPr>
-                <w:rFonts w:ascii="宋体" w:hAnsi="宋体" w:eastAsia="宋体" w:cs="宋体"/>
-                <w:b w:val="0"/>
-                <w:sz w:val="21"/>
-              </w:rPr>
-              <w:t>医院手续</w:t>
-            </w:r>
-          </w:p>
-        </w:tc>
-        <w:tc>
-          <w:tcPr>
-            <w:tcW w:type="dxa" w:w="1792"/>
-          </w:tcPr>
-          <w:p>
-            <w:pPr>
-              <w:spacing w:after="40" w:before="40" w:line="276" w:lineRule="auto"/>
-            </w:pPr>
-            <w:r/>
-            <w:r>
-              <w:rPr>
-                <w:rFonts w:ascii="宋体" w:hAnsi="宋体" w:eastAsia="宋体" w:cs="宋体"/>
-                <w:b w:val="0"/>
-                <w:sz w:val="21"/>
-              </w:rPr>
-              <w:t>齐鲁手术 8/15；人已到人民医院；戴老师补打 33 床出院记录、不用单独盖章；结余一楼原路退</w:t>
-            </w:r>
-          </w:p>
-        </w:tc>
-        <w:tc>
-          <w:tcPr>
-            <w:tcW w:type="dxa" w:w="1792"/>
-          </w:tcPr>
-          <w:p>
-            <w:pPr>
-              <w:spacing w:after="40" w:before="40" w:line="276" w:lineRule="auto"/>
-            </w:pPr>
-            <w:r/>
-            <w:r>
-              <w:rPr>
-                <w:rFonts w:ascii="宋体" w:hAnsi="宋体" w:eastAsia="宋体" w:cs="宋体"/>
-                <w:b w:val="0"/>
-                <w:sz w:val="21"/>
-              </w:rPr>
-              <w:t>补打件是否已交人民医院并办成住院号；王主任对「报不了就回齐鲁」的落实</w:t>
-            </w:r>
-          </w:p>
-        </w:tc>
-        <w:tc>
-          <w:tcPr>
-            <w:tcW w:type="dxa" w:w="1792"/>
-          </w:tcPr>
-          <w:p>
-            <w:pPr>
-              <w:spacing w:after="40" w:before="40" w:line="276" w:lineRule="auto"/>
-            </w:pPr>
-            <w:r/>
-            <w:r>
-              <w:rPr>
-                <w:rFonts w:ascii="宋体" w:hAnsi="宋体" w:eastAsia="宋体" w:cs="宋体"/>
-                <w:b w:val="0"/>
-                <w:sz w:val="21"/>
-              </w:rPr>
-              <w:t>出院处 / 王主任 / 人民医院入院处</w:t>
-            </w:r>
-          </w:p>
-        </w:tc>
-        <w:tc>
-          <w:tcPr>
-            <w:tcW w:type="dxa" w:w="1792"/>
-          </w:tcPr>
-          <w:p>
-            <w:pPr>
-              <w:spacing w:after="40" w:before="40" w:line="276" w:lineRule="auto"/>
-            </w:pPr>
-            <w:r/>
-            <w:r>
-              <w:rPr>
-                <w:rFonts w:ascii="宋体" w:hAnsi="宋体" w:eastAsia="宋体" w:cs="宋体"/>
-                <w:b w:val="0"/>
-                <w:sz w:val="21"/>
-              </w:rPr>
-              <w:t>急</w:t>
-            </w:r>
-          </w:p>
-        </w:tc>
-      </w:tr>
-      <w:tr>
-        <w:tc>
-          <w:tcPr>
-            <w:tcW w:type="dxa" w:w="1792"/>
-            <w:shd w:fill="F3F6FA" w:val="clear"/>
-          </w:tcPr>
-          <w:p>
-            <w:pPr>
-              <w:spacing w:after="40" w:before="40" w:line="276" w:lineRule="auto"/>
-            </w:pPr>
-            <w:r/>
-            <w:r>
-              <w:rPr>
-                <w:rFonts w:ascii="宋体" w:hAnsi="宋体" w:eastAsia="宋体" w:cs="宋体"/>
-                <w:b w:val="0"/>
-                <w:sz w:val="21"/>
-              </w:rPr>
-              <w:t>护工</w:t>
-            </w:r>
-          </w:p>
-        </w:tc>
-        <w:tc>
-          <w:tcPr>
-            <w:tcW w:type="dxa" w:w="1792"/>
-            <w:shd w:fill="F3F6FA" w:val="clear"/>
-          </w:tcPr>
-          <w:p>
-            <w:pPr>
-              <w:spacing w:after="40" w:before="40" w:line="276" w:lineRule="auto"/>
-            </w:pPr>
-            <w:r/>
-            <w:r>
-              <w:rPr>
-                <w:rFonts w:ascii="宋体" w:hAnsi="宋体" w:eastAsia="宋体" w:cs="宋体"/>
-                <w:b w:val="0"/>
-                <w:sz w:val="21"/>
-              </w:rPr>
-              <w:t>现在按不能自理、应请 24 小时一对一</w:t>
-            </w:r>
-          </w:p>
-        </w:tc>
-        <w:tc>
-          <w:tcPr>
-            <w:tcW w:type="dxa" w:w="1792"/>
-            <w:shd w:fill="F3F6FA" w:val="clear"/>
-          </w:tcPr>
-          <w:p>
-            <w:pPr>
-              <w:spacing w:after="40" w:before="40" w:line="276" w:lineRule="auto"/>
-            </w:pPr>
-            <w:r/>
-            <w:r>
-              <w:rPr>
-                <w:rFonts w:ascii="宋体" w:hAnsi="宋体" w:eastAsia="宋体" w:cs="宋体"/>
-                <w:b w:val="0"/>
-                <w:sz w:val="21"/>
-              </w:rPr>
-              <w:t>合同、发票、护理记录、日单价、开始日期</w:t>
-            </w:r>
-          </w:p>
-        </w:tc>
-        <w:tc>
-          <w:tcPr>
-            <w:tcW w:type="dxa" w:w="1792"/>
-            <w:shd w:fill="F3F6FA" w:val="clear"/>
-          </w:tcPr>
-          <w:p>
-            <w:pPr>
-              <w:spacing w:after="40" w:before="40" w:line="276" w:lineRule="auto"/>
-            </w:pPr>
-            <w:r/>
-            <w:r>
-              <w:rPr>
-                <w:rFonts w:ascii="宋体" w:hAnsi="宋体" w:eastAsia="宋体" w:cs="宋体"/>
-                <w:b w:val="0"/>
-                <w:sz w:val="21"/>
-              </w:rPr>
-              <w:t>护士站本院合作公司</w:t>
-            </w:r>
-          </w:p>
-        </w:tc>
-        <w:tc>
-          <w:tcPr>
-            <w:tcW w:type="dxa" w:w="1792"/>
-            <w:shd w:fill="F3F6FA" w:val="clear"/>
-          </w:tcPr>
-          <w:p>
-            <w:pPr>
-              <w:spacing w:after="40" w:before="40" w:line="276" w:lineRule="auto"/>
-            </w:pPr>
-            <w:r/>
-            <w:r>
-              <w:rPr>
-                <w:rFonts w:ascii="宋体" w:hAnsi="宋体" w:eastAsia="宋体" w:cs="宋体"/>
-                <w:b w:val="0"/>
-                <w:sz w:val="21"/>
-              </w:rPr>
-              <w:t>急</w:t>
+              <w:t>已确认</w:t>
             </w:r>
           </w:p>
         </w:tc>
@@ -6225,7 +6008,7 @@
                 <w:b w:val="0"/>
                 <w:sz w:val="21"/>
               </w:rPr>
-              <w:t>电动车无交强险；8/17 骑手称已打客服未回信；约定加 1866 开头微信</w:t>
+              <w:t>平台美团；人民医院可以赔、比例待定；二级以上公立医保范围内用药可以</w:t>
             </w:r>
           </w:p>
         </w:tc>
@@ -6244,7 +6027,7 @@
                 <w:b w:val="0"/>
                 <w:sz w:val="21"/>
               </w:rPr>
-              <w:t>保单号/工号、限额、医疗是否另封顶、要不要认定书才能垫、人民医院抚顺路院区认不认的正式答复</w:t>
+              <w:t>骑手拉群：保险公司名称、保单号、报案号、限额、书面比例、要不要认定书才能垫</w:t>
             </w:r>
           </w:p>
         </w:tc>
@@ -6263,7 +6046,7 @@
                 <w:b w:val="0"/>
                 <w:sz w:val="21"/>
               </w:rPr>
-              <w:t>骑手微信 + 站点 + 平台险进群</w:t>
+              <w:t>骑手拉群</w:t>
             </w:r>
           </w:p>
         </w:tc>
@@ -6324,7 +6107,7 @@
                 <w:b w:val="0"/>
                 <w:sz w:val="21"/>
               </w:rPr>
-              <w:t>监控已调、排除全责、两车已扣</w:t>
+              <w:t>监控已调、排除全责、两车已扣；认定书尚未出具</w:t>
             </w:r>
           </w:p>
         </w:tc>
@@ -6344,7 +6127,7 @@
                 <w:b w:val="0"/>
                 <w:sz w:val="21"/>
               </w:rPr>
-              <w:t>面谈时间、简易还是一般、认定书原件复印件</w:t>
+              <w:t>预计出具时间；律师看完监控再选简易或一般；认定书原件</w:t>
             </w:r>
           </w:p>
         </w:tc>
@@ -6364,7 +6147,7 @@
                 <w:b w:val="0"/>
                 <w:sz w:val="21"/>
               </w:rPr>
-              <w:t>陈师傅</w:t>
+              <w:t>陈师傅 + 律师</w:t>
             </w:r>
           </w:p>
         </w:tc>
@@ -6424,7 +6207,7 @@
                 <w:b w:val="0"/>
                 <w:sz w:val="21"/>
               </w:rPr>
-              <w:t>口述 3.5 万与 7 万冲突；救护车 160；雇主垫 2 万待核</w:t>
+              <w:t>垫付现金 3 万；费用口径确认 4 万；口述 5000 欠薪</w:t>
             </w:r>
           </w:p>
         </w:tc>
@@ -6443,7 +6226,7 @@
                 <w:b w:val="0"/>
                 <w:sz w:val="21"/>
               </w:rPr>
-              <w:t>齐鲁对账单、押金、手术费、药品、救护车发票；两套数用票重核。记录 13 的 8000 元不是本案</w:t>
+              <w:t>发票对账；3 万与 4 万分清；垫付收据；欠薪书面。记录 13 的 8000 元不是本案</w:t>
             </w:r>
           </w:p>
         </w:tc>
@@ -6462,7 +6245,405 @@
                 <w:b w:val="0"/>
                 <w:sz w:val="21"/>
               </w:rPr>
-              <w:t>医院一楼收费窗口</w:t>
+              <w:t>医院窗口 + 刘孝春收据</w:t>
+            </w:r>
+          </w:p>
+        </w:tc>
+        <w:tc>
+          <w:tcPr>
+            <w:tcW w:type="dxa" w:w="1792"/>
+          </w:tcPr>
+          <w:p>
+            <w:pPr>
+              <w:spacing w:after="40" w:before="40" w:line="276" w:lineRule="auto"/>
+            </w:pPr>
+            <w:r/>
+            <w:r>
+              <w:rPr>
+                <w:rFonts w:ascii="宋体" w:hAnsi="宋体" w:eastAsia="宋体" w:cs="宋体"/>
+                <w:b w:val="0"/>
+                <w:sz w:val="21"/>
+              </w:rPr>
+              <w:t>急</w:t>
+            </w:r>
+          </w:p>
+        </w:tc>
+      </w:tr>
+      <w:tr>
+        <w:tc>
+          <w:tcPr>
+            <w:tcW w:type="dxa" w:w="1792"/>
+            <w:shd w:fill="F3F6FA" w:val="clear"/>
+          </w:tcPr>
+          <w:p>
+            <w:pPr>
+              <w:spacing w:after="40" w:before="40" w:line="276" w:lineRule="auto"/>
+            </w:pPr>
+            <w:r/>
+            <w:r>
+              <w:rPr>
+                <w:rFonts w:ascii="宋体" w:hAnsi="宋体" w:eastAsia="宋体" w:cs="宋体"/>
+                <w:b w:val="0"/>
+                <w:sz w:val="21"/>
+              </w:rPr>
+              <w:t>姓名核对</w:t>
+            </w:r>
+          </w:p>
+        </w:tc>
+        <w:tc>
+          <w:tcPr>
+            <w:tcW w:type="dxa" w:w="1792"/>
+            <w:shd w:fill="F3F6FA" w:val="clear"/>
+          </w:tcPr>
+          <w:p>
+            <w:pPr>
+              <w:spacing w:after="40" w:before="40" w:line="276" w:lineRule="auto"/>
+            </w:pPr>
+            <w:r/>
+            <w:r>
+              <w:rPr>
+                <w:rFonts w:ascii="宋体" w:hAnsi="宋体" w:eastAsia="宋体" w:cs="宋体"/>
+                <w:b w:val="0"/>
+                <w:sz w:val="21"/>
+              </w:rPr>
+              <w:t>对接人胡继刚；齐鲁转写 33 床胡志远；用工老板口述刘孝春（转写刘小春）；有人问过孙总被否认</w:t>
+            </w:r>
+          </w:p>
+        </w:tc>
+        <w:tc>
+          <w:tcPr>
+            <w:tcW w:type="dxa" w:w="1792"/>
+            <w:shd w:fill="F3F6FA" w:val="clear"/>
+          </w:tcPr>
+          <w:p>
+            <w:pPr>
+              <w:spacing w:after="40" w:before="40" w:line="276" w:lineRule="auto"/>
+            </w:pPr>
+            <w:r/>
+            <w:r>
+              <w:rPr>
+                <w:rFonts w:ascii="宋体" w:hAnsi="宋体" w:eastAsia="宋体" w:cs="宋体"/>
+                <w:b w:val="0"/>
+                <w:sz w:val="21"/>
+              </w:rPr>
+              <w:t>身份证、病历首页、微信实名，对外材料只用证件姓名</w:t>
+            </w:r>
+          </w:p>
+        </w:tc>
+        <w:tc>
+          <w:tcPr>
+            <w:tcW w:type="dxa" w:w="1792"/>
+            <w:shd w:fill="F3F6FA" w:val="clear"/>
+          </w:tcPr>
+          <w:p>
+            <w:pPr>
+              <w:spacing w:after="40" w:before="40" w:line="276" w:lineRule="auto"/>
+            </w:pPr>
+            <w:r/>
+            <w:r>
+              <w:rPr>
+                <w:rFonts w:ascii="宋体" w:hAnsi="宋体" w:eastAsia="宋体" w:cs="宋体"/>
+                <w:b w:val="0"/>
+                <w:sz w:val="21"/>
+              </w:rPr>
+              <w:t>胡继刚</w:t>
+            </w:r>
+          </w:p>
+        </w:tc>
+        <w:tc>
+          <w:tcPr>
+            <w:tcW w:type="dxa" w:w="1792"/>
+            <w:shd w:fill="F3F6FA" w:val="clear"/>
+          </w:tcPr>
+          <w:p>
+            <w:pPr>
+              <w:spacing w:after="40" w:before="40" w:line="276" w:lineRule="auto"/>
+            </w:pPr>
+            <w:r/>
+            <w:r>
+              <w:rPr>
+                <w:rFonts w:ascii="宋体" w:hAnsi="宋体" w:eastAsia="宋体" w:cs="宋体"/>
+                <w:b w:val="0"/>
+                <w:sz w:val="21"/>
+              </w:rPr>
+              <w:t>急</w:t>
+            </w:r>
+          </w:p>
+        </w:tc>
+      </w:tr>
+      <w:tr>
+        <w:tc>
+          <w:tcPr>
+            <w:tcW w:type="dxa" w:w="1792"/>
+          </w:tcPr>
+          <w:p>
+            <w:pPr>
+              <w:spacing w:after="40" w:before="40" w:line="276" w:lineRule="auto"/>
+            </w:pPr>
+            <w:r/>
+            <w:r>
+              <w:rPr>
+                <w:rFonts w:ascii="宋体" w:hAnsi="宋体" w:eastAsia="宋体" w:cs="宋体"/>
+                <w:b w:val="0"/>
+                <w:sz w:val="21"/>
+              </w:rPr>
+              <w:t>车速与距离</w:t>
+            </w:r>
+          </w:p>
+        </w:tc>
+        <w:tc>
+          <w:tcPr>
+            <w:tcW w:type="dxa" w:w="1792"/>
+          </w:tcPr>
+          <w:p>
+            <w:pPr>
+              <w:spacing w:after="40" w:before="40" w:line="276" w:lineRule="auto"/>
+            </w:pPr>
+            <w:r/>
+            <w:r>
+              <w:rPr>
+                <w:rFonts w:ascii="宋体" w:hAnsi="宋体" w:eastAsia="宋体" w:cs="宋体"/>
+                <w:b w:val="0"/>
+                <w:sz w:val="21"/>
+              </w:rPr>
+              <w:t>后方车距不足、骑手视野更好</w:t>
+            </w:r>
+          </w:p>
+        </w:tc>
+        <w:tc>
+          <w:tcPr>
+            <w:tcW w:type="dxa" w:w="1792"/>
+          </w:tcPr>
+          <w:p>
+            <w:pPr>
+              <w:spacing w:after="40" w:before="40" w:line="276" w:lineRule="auto"/>
+            </w:pPr>
+            <w:r/>
+            <w:r>
+              <w:rPr>
+                <w:rFonts w:ascii="宋体" w:hAnsi="宋体" w:eastAsia="宋体" w:cs="宋体"/>
+                <w:b w:val="0"/>
+                <w:sz w:val="21"/>
+              </w:rPr>
+              <w:t>两车大概时速、跟车距离（米）、有没有刹车痕迹</w:t>
+            </w:r>
+          </w:p>
+        </w:tc>
+        <w:tc>
+          <w:tcPr>
+            <w:tcW w:type="dxa" w:w="1792"/>
+          </w:tcPr>
+          <w:p>
+            <w:pPr>
+              <w:spacing w:after="40" w:before="40" w:line="276" w:lineRule="auto"/>
+            </w:pPr>
+            <w:r/>
+            <w:r>
+              <w:rPr>
+                <w:rFonts w:ascii="宋体" w:hAnsi="宋体" w:eastAsia="宋体" w:cs="宋体"/>
+                <w:b w:val="0"/>
+                <w:sz w:val="21"/>
+              </w:rPr>
+              <w:t>监控逐帧 / 认定书</w:t>
+            </w:r>
+          </w:p>
+        </w:tc>
+        <w:tc>
+          <w:tcPr>
+            <w:tcW w:type="dxa" w:w="1792"/>
+          </w:tcPr>
+          <w:p>
+            <w:pPr>
+              <w:spacing w:after="40" w:before="40" w:line="276" w:lineRule="auto"/>
+            </w:pPr>
+            <w:r/>
+            <w:r>
+              <w:rPr>
+                <w:rFonts w:ascii="宋体" w:hAnsi="宋体" w:eastAsia="宋体" w:cs="宋体"/>
+                <w:b w:val="0"/>
+                <w:sz w:val="21"/>
+              </w:rPr>
+              <w:t>中</w:t>
+            </w:r>
+          </w:p>
+        </w:tc>
+      </w:tr>
+      <w:tr>
+        <w:tc>
+          <w:tcPr>
+            <w:tcW w:type="dxa" w:w="1792"/>
+            <w:shd w:fill="F3F6FA" w:val="clear"/>
+          </w:tcPr>
+          <w:p>
+            <w:pPr>
+              <w:spacing w:after="40" w:before="40" w:line="276" w:lineRule="auto"/>
+            </w:pPr>
+            <w:r/>
+            <w:r>
+              <w:rPr>
+                <w:rFonts w:ascii="宋体" w:hAnsi="宋体" w:eastAsia="宋体" w:cs="宋体"/>
+                <w:b w:val="0"/>
+                <w:sz w:val="21"/>
+              </w:rPr>
+              <w:t>医院手续</w:t>
+            </w:r>
+          </w:p>
+        </w:tc>
+        <w:tc>
+          <w:tcPr>
+            <w:tcW w:type="dxa" w:w="1792"/>
+            <w:shd w:fill="F3F6FA" w:val="clear"/>
+          </w:tcPr>
+          <w:p>
+            <w:pPr>
+              <w:spacing w:after="40" w:before="40" w:line="276" w:lineRule="auto"/>
+            </w:pPr>
+            <w:r/>
+            <w:r>
+              <w:rPr>
+                <w:rFonts w:ascii="宋体" w:hAnsi="宋体" w:eastAsia="宋体" w:cs="宋体"/>
+                <w:b w:val="0"/>
+                <w:sz w:val="21"/>
+              </w:rPr>
+              <w:t>齐鲁手术 8/15；人已到人民医院；保险侧确认二甲可赔、比例待定</w:t>
+            </w:r>
+          </w:p>
+        </w:tc>
+        <w:tc>
+          <w:tcPr>
+            <w:tcW w:type="dxa" w:w="1792"/>
+            <w:shd w:fill="F3F6FA" w:val="clear"/>
+          </w:tcPr>
+          <w:p>
+            <w:pPr>
+              <w:spacing w:after="40" w:before="40" w:line="276" w:lineRule="auto"/>
+            </w:pPr>
+            <w:r/>
+            <w:r>
+              <w:rPr>
+                <w:rFonts w:ascii="宋体" w:hAnsi="宋体" w:eastAsia="宋体" w:cs="宋体"/>
+                <w:b w:val="0"/>
+                <w:sz w:val="21"/>
+              </w:rPr>
+              <w:t>住院号；书面赔付比例；手术记录和植入物清单（钢钉根数）</w:t>
+            </w:r>
+          </w:p>
+        </w:tc>
+        <w:tc>
+          <w:tcPr>
+            <w:tcW w:type="dxa" w:w="1792"/>
+            <w:shd w:fill="F3F6FA" w:val="clear"/>
+          </w:tcPr>
+          <w:p>
+            <w:pPr>
+              <w:spacing w:after="40" w:before="40" w:line="276" w:lineRule="auto"/>
+            </w:pPr>
+            <w:r/>
+            <w:r>
+              <w:rPr>
+                <w:rFonts w:ascii="宋体" w:hAnsi="宋体" w:eastAsia="宋体" w:cs="宋体"/>
+                <w:b w:val="0"/>
+                <w:sz w:val="21"/>
+              </w:rPr>
+              <w:t>入院处 / 保险书面 / 病案室</w:t>
+            </w:r>
+          </w:p>
+        </w:tc>
+        <w:tc>
+          <w:tcPr>
+            <w:tcW w:type="dxa" w:w="1792"/>
+            <w:shd w:fill="F3F6FA" w:val="clear"/>
+          </w:tcPr>
+          <w:p>
+            <w:pPr>
+              <w:spacing w:after="40" w:before="40" w:line="276" w:lineRule="auto"/>
+            </w:pPr>
+            <w:r/>
+            <w:r>
+              <w:rPr>
+                <w:rFonts w:ascii="宋体" w:hAnsi="宋体" w:eastAsia="宋体" w:cs="宋体"/>
+                <w:b w:val="0"/>
+                <w:sz w:val="21"/>
+              </w:rPr>
+              <w:t>急</w:t>
+            </w:r>
+          </w:p>
+        </w:tc>
+      </w:tr>
+      <w:tr>
+        <w:tc>
+          <w:tcPr>
+            <w:tcW w:type="dxa" w:w="1792"/>
+          </w:tcPr>
+          <w:p>
+            <w:pPr>
+              <w:spacing w:after="40" w:before="40" w:line="276" w:lineRule="auto"/>
+            </w:pPr>
+            <w:r/>
+            <w:r>
+              <w:rPr>
+                <w:rFonts w:ascii="宋体" w:hAnsi="宋体" w:eastAsia="宋体" w:cs="宋体"/>
+                <w:b w:val="0"/>
+                <w:sz w:val="21"/>
+              </w:rPr>
+              <w:t>护工</w:t>
+            </w:r>
+          </w:p>
+        </w:tc>
+        <w:tc>
+          <w:tcPr>
+            <w:tcW w:type="dxa" w:w="1792"/>
+          </w:tcPr>
+          <w:p>
+            <w:pPr>
+              <w:spacing w:after="40" w:before="40" w:line="276" w:lineRule="auto"/>
+            </w:pPr>
+            <w:r/>
+            <w:r>
+              <w:rPr>
+                <w:rFonts w:ascii="宋体" w:hAnsi="宋体" w:eastAsia="宋体" w:cs="宋体"/>
+                <w:b w:val="0"/>
+                <w:sz w:val="21"/>
+              </w:rPr>
+              <w:t>现在按不能自理、应请 24 小时一对一</w:t>
+            </w:r>
+          </w:p>
+        </w:tc>
+        <w:tc>
+          <w:tcPr>
+            <w:tcW w:type="dxa" w:w="1792"/>
+          </w:tcPr>
+          <w:p>
+            <w:pPr>
+              <w:spacing w:after="40" w:before="40" w:line="276" w:lineRule="auto"/>
+            </w:pPr>
+            <w:r/>
+            <w:r>
+              <w:rPr>
+                <w:rFonts w:ascii="宋体" w:hAnsi="宋体" w:eastAsia="宋体" w:cs="宋体"/>
+                <w:b w:val="0"/>
+                <w:sz w:val="21"/>
+              </w:rPr>
+              <w:t>合同、发票、护理记录、日单价、开始日期</w:t>
+            </w:r>
+          </w:p>
+        </w:tc>
+        <w:tc>
+          <w:tcPr>
+            <w:tcW w:type="dxa" w:w="1792"/>
+          </w:tcPr>
+          <w:p>
+            <w:pPr>
+              <w:spacing w:after="40" w:before="40" w:line="276" w:lineRule="auto"/>
+            </w:pPr>
+            <w:r/>
+            <w:r>
+              <w:rPr>
+                <w:rFonts w:ascii="宋体" w:hAnsi="宋体" w:eastAsia="宋体" w:cs="宋体"/>
+                <w:b w:val="0"/>
+                <w:sz w:val="21"/>
+              </w:rPr>
+              <w:t>护士站本院合作公司</w:t>
             </w:r>
           </w:p>
         </w:tc>
@@ -6523,7 +6704,7 @@
                 <w:b w:val="0"/>
                 <w:sz w:val="21"/>
               </w:rPr>
-              <w:t>女骑手、二轮、配偶也送外卖、两子、偿付弱</w:t>
+              <w:t>女骑手、美团平台、二轮</w:t>
             </w:r>
           </w:p>
         </w:tc>
@@ -6543,7 +6724,7 @@
                 <w:b w:val="0"/>
                 <w:sz w:val="21"/>
               </w:rPr>
-              <w:t>姓名、电话、站点名称、平台险对接人进群</w:t>
+              <w:t>姓名、电话、站点名称；拉群确认保险公司和保单</w:t>
             </w:r>
           </w:p>
         </w:tc>
@@ -6563,7 +6744,7 @@
                 <w:b w:val="0"/>
                 <w:sz w:val="21"/>
               </w:rPr>
-              <w:t>骑手 / 交警</w:t>
+              <w:t>骑手拉群</w:t>
             </w:r>
           </w:p>
         </w:tc>
@@ -6703,6 +6884,127 @@
                 <w:b w:val="0"/>
                 <w:sz w:val="21"/>
               </w:rPr>
+              <w:t>律师</w:t>
+            </w:r>
+          </w:p>
+        </w:tc>
+        <w:tc>
+          <w:tcPr>
+            <w:tcW w:type="dxa" w:w="2986"/>
+          </w:tcPr>
+          <w:p>
+            <w:pPr>
+              <w:spacing w:after="40" w:before="40" w:line="276" w:lineRule="auto"/>
+            </w:pPr>
+            <w:r/>
+            <w:r>
+              <w:rPr>
+                <w:rFonts w:ascii="宋体" w:hAnsi="宋体" w:eastAsia="宋体" w:cs="宋体"/>
+                <w:b w:val="0"/>
+                <w:sz w:val="21"/>
+              </w:rPr>
+              <w:t>看监控和车辆材料后，书面确定走简易还是一般；同意任何责任比例前先看完</w:t>
+            </w:r>
+          </w:p>
+        </w:tc>
+        <w:tc>
+          <w:tcPr>
+            <w:tcW w:type="dxa" w:w="2986"/>
+          </w:tcPr>
+          <w:p>
+            <w:pPr>
+              <w:spacing w:after="40" w:before="40" w:line="276" w:lineRule="auto"/>
+            </w:pPr>
+            <w:r/>
+            <w:r>
+              <w:rPr>
+                <w:rFonts w:ascii="宋体" w:hAnsi="宋体" w:eastAsia="宋体" w:cs="宋体"/>
+                <w:b w:val="0"/>
+                <w:sz w:val="21"/>
+              </w:rPr>
+              <w:t>家属确认程序由律师定。有驾驶证则无证风险下降，无牌风险仍要评估</w:t>
+            </w:r>
+          </w:p>
+        </w:tc>
+      </w:tr>
+      <w:tr>
+        <w:tc>
+          <w:tcPr>
+            <w:tcW w:type="dxa" w:w="2986"/>
+            <w:shd w:fill="F3F6FA" w:val="clear"/>
+          </w:tcPr>
+          <w:p>
+            <w:pPr>
+              <w:spacing w:after="40" w:before="40" w:line="276" w:lineRule="auto"/>
+            </w:pPr>
+            <w:r/>
+            <w:r>
+              <w:rPr>
+                <w:rFonts w:ascii="宋体" w:hAnsi="宋体" w:eastAsia="宋体" w:cs="宋体"/>
+                <w:b w:val="0"/>
+                <w:sz w:val="21"/>
+              </w:rPr>
+              <w:t>家属+刘孝春</w:t>
+            </w:r>
+          </w:p>
+        </w:tc>
+        <w:tc>
+          <w:tcPr>
+            <w:tcW w:type="dxa" w:w="2986"/>
+            <w:shd w:fill="F3F6FA" w:val="clear"/>
+          </w:tcPr>
+          <w:p>
+            <w:pPr>
+              <w:spacing w:after="40" w:before="40" w:line="276" w:lineRule="auto"/>
+            </w:pPr>
+            <w:r/>
+            <w:r>
+              <w:rPr>
+                <w:rFonts w:ascii="宋体" w:hAnsi="宋体" w:eastAsia="宋体" w:cs="宋体"/>
+                <w:b w:val="0"/>
+                <w:sz w:val="21"/>
+              </w:rPr>
+              <w:t>立刻写 3 万现金收据：垫付医疗费，不是借款，不是了结事故，不冲抵欠薪，不代美团赔。欠薪约 5000 另写一张</w:t>
+            </w:r>
+          </w:p>
+        </w:tc>
+        <w:tc>
+          <w:tcPr>
+            <w:tcW w:type="dxa" w:w="2986"/>
+            <w:shd w:fill="F3F6FA" w:val="clear"/>
+          </w:tcPr>
+          <w:p>
+            <w:pPr>
+              <w:spacing w:after="40" w:before="40" w:line="276" w:lineRule="auto"/>
+            </w:pPr>
+            <w:r/>
+            <w:r>
+              <w:rPr>
+                <w:rFonts w:ascii="宋体" w:hAnsi="宋体" w:eastAsia="宋体" w:cs="宋体"/>
+                <w:b w:val="0"/>
+                <w:sz w:val="21"/>
+              </w:rPr>
+              <w:t>不写性质，事后可能被说成借款或已赔完。不必等法院先确认法律关系</w:t>
+            </w:r>
+          </w:p>
+        </w:tc>
+      </w:tr>
+      <w:tr>
+        <w:tc>
+          <w:tcPr>
+            <w:tcW w:type="dxa" w:w="2986"/>
+          </w:tcPr>
+          <w:p>
+            <w:pPr>
+              <w:spacing w:after="40" w:before="40" w:line="276" w:lineRule="auto"/>
+            </w:pPr>
+            <w:r/>
+            <w:r>
+              <w:rPr>
+                <w:rFonts w:ascii="宋体" w:hAnsi="宋体" w:eastAsia="宋体" w:cs="宋体"/>
+                <w:b w:val="0"/>
+                <w:sz w:val="21"/>
+              </w:rPr>
               <w:t>家属</w:t>
             </w:r>
           </w:p>
@@ -6722,7 +7024,7 @@
                 <w:b w:val="0"/>
                 <w:sz w:val="21"/>
               </w:rPr>
-              <w:t>取齐鲁 33 床补打出院记录交人民医院办住院号；同时去一楼收费窗口办结余原路退；问王主任：保险不认二甲能否收回齐鲁</w:t>
+              <w:t>用发票分清「垫付 3 万」和「费用口径 4 万」；催陈师傅认定书预计出具日</w:t>
             </w:r>
           </w:p>
         </w:tc>
@@ -6741,7 +7043,7 @@
                 <w:b w:val="0"/>
                 <w:sz w:val="21"/>
               </w:rPr>
-              <w:t>空窗最危险；补打件不用单独盖章；能回齐鲁就回</w:t>
+              <w:t>两套数不能同时对外</w:t>
             </w:r>
           </w:p>
         </w:tc>
@@ -6783,7 +7085,7 @@
                 <w:b w:val="0"/>
                 <w:sz w:val="21"/>
               </w:rPr>
-              <w:t>加 1866 开头微信，催保险客服书面答复：市北区人民医院（抚顺路院区）认不认、赔付比例、要不要认定书才能垫</w:t>
+              <w:t>拉群确认：保险公司名称、保单号、报案号、限额、人民医院书面赔付比例</w:t>
             </w:r>
           </w:p>
         </w:tc>
@@ -6803,7 +7105,7 @@
                 <w:b w:val="0"/>
                 <w:sz w:val="21"/>
               </w:rPr>
-              <w:t>骑手 8/17 下午只说打了客服还没回信，不能当成已经确认</w:t>
+              <w:t>已确认可以赔、比例待定；平台是美团，承保公司未定</w:t>
             </w:r>
           </w:p>
         </w:tc>
@@ -6843,7 +7145,7 @@
                 <w:b w:val="0"/>
                 <w:sz w:val="21"/>
               </w:rPr>
-              <w:t>下载并保存三份 CT 报告、齐鲁手术记录、费用明细和发票</w:t>
+              <w:t>办成人民医院住院号；保存三份 CT、追手术记录和植入物清单</w:t>
             </w:r>
           </w:p>
         </w:tc>
@@ -6862,128 +7164,7 @@
                 <w:b w:val="0"/>
                 <w:sz w:val="21"/>
               </w:rPr>
-              <w:t>这是目前最硬的伤情和花费证据</w:t>
-            </w:r>
-          </w:p>
-        </w:tc>
-      </w:tr>
-      <w:tr>
-        <w:tc>
-          <w:tcPr>
-            <w:tcW w:type="dxa" w:w="2986"/>
-            <w:shd w:fill="F3F6FA" w:val="clear"/>
-          </w:tcPr>
-          <w:p>
-            <w:pPr>
-              <w:spacing w:after="40" w:before="40" w:line="276" w:lineRule="auto"/>
-            </w:pPr>
-            <w:r/>
-            <w:r>
-              <w:rPr>
-                <w:rFonts w:ascii="宋体" w:hAnsi="宋体" w:eastAsia="宋体" w:cs="宋体"/>
-                <w:b w:val="0"/>
-                <w:sz w:val="21"/>
-              </w:rPr>
-              <w:t>家属+赛主任+交警</w:t>
-            </w:r>
-          </w:p>
-        </w:tc>
-        <w:tc>
-          <w:tcPr>
-            <w:tcW w:type="dxa" w:w="2986"/>
-            <w:shd w:fill="F3F6FA" w:val="clear"/>
-          </w:tcPr>
-          <w:p>
-            <w:pPr>
-              <w:spacing w:after="40" w:before="40" w:line="276" w:lineRule="auto"/>
-            </w:pPr>
-            <w:r/>
-            <w:r>
-              <w:rPr>
-                <w:rFonts w:ascii="宋体" w:hAnsi="宋体" w:eastAsia="宋体" w:cs="宋体"/>
-                <w:b w:val="0"/>
-                <w:sz w:val="21"/>
-              </w:rPr>
-              <w:t>医院资质公对公留痕：交警电话可给赛主任，口径必须是交警原话</w:t>
-            </w:r>
-          </w:p>
-        </w:tc>
-        <w:tc>
-          <w:tcPr>
-            <w:tcW w:type="dxa" w:w="2986"/>
-            <w:shd w:fill="F3F6FA" w:val="clear"/>
-          </w:tcPr>
-          <w:p>
-            <w:pPr>
-              <w:spacing w:after="40" w:before="40" w:line="276" w:lineRule="auto"/>
-            </w:pPr>
-            <w:r/>
-            <w:r>
-              <w:rPr>
-                <w:rFonts w:ascii="宋体" w:hAnsi="宋体" w:eastAsia="宋体" w:cs="宋体"/>
-                <w:b w:val="0"/>
-                <w:sz w:val="21"/>
-              </w:rPr>
-              <w:t>不代扮交警，不换号</w:t>
-            </w:r>
-          </w:p>
-        </w:tc>
-      </w:tr>
-      <w:tr>
-        <w:tc>
-          <w:tcPr>
-            <w:tcW w:type="dxa" w:w="2986"/>
-          </w:tcPr>
-          <w:p>
-            <w:pPr>
-              <w:spacing w:after="40" w:before="40" w:line="276" w:lineRule="auto"/>
-            </w:pPr>
-            <w:r/>
-            <w:r>
-              <w:rPr>
-                <w:rFonts w:ascii="宋体" w:hAnsi="宋体" w:eastAsia="宋体" w:cs="宋体"/>
-                <w:b w:val="0"/>
-                <w:sz w:val="21"/>
-              </w:rPr>
-              <w:t>交警</w:t>
-            </w:r>
-          </w:p>
-        </w:tc>
-        <w:tc>
-          <w:tcPr>
-            <w:tcW w:type="dxa" w:w="2986"/>
-          </w:tcPr>
-          <w:p>
-            <w:pPr>
-              <w:spacing w:after="40" w:before="40" w:line="276" w:lineRule="auto"/>
-            </w:pPr>
-            <w:r/>
-            <w:r>
-              <w:rPr>
-                <w:rFonts w:ascii="宋体" w:hAnsi="宋体" w:eastAsia="宋体" w:cs="宋体"/>
-                <w:b w:val="0"/>
-                <w:sz w:val="21"/>
-              </w:rPr>
-              <w:t>本周约骑手面谈；要平台保险名称、保单/工号、理赔窗口和是否须认定书</w:t>
-            </w:r>
-          </w:p>
-        </w:tc>
-        <w:tc>
-          <w:tcPr>
-            <w:tcW w:type="dxa" w:w="2986"/>
-          </w:tcPr>
-          <w:p>
-            <w:pPr>
-              <w:spacing w:after="40" w:before="40" w:line="276" w:lineRule="auto"/>
-            </w:pPr>
-            <w:r/>
-            <w:r>
-              <w:rPr>
-                <w:rFonts w:ascii="宋体" w:hAnsi="宋体" w:eastAsia="宋体" w:cs="宋体"/>
-                <w:b w:val="0"/>
-                <w:sz w:val="21"/>
-              </w:rPr>
-              <w:t>钱主要来自平台险，不是骑手现金</w:t>
+              <w:t>钢钉根数、后续方案、残级还没有正式文件</w:t>
             </w:r>
           </w:p>
         </w:tc>
@@ -7025,7 +7206,7 @@
                 <w:b w:val="0"/>
                 <w:sz w:val="21"/>
               </w:rPr>
-              <w:t>面谈只谈已发生费用和后续流程，不谈残级、不签总包死价</w:t>
+              <w:t>护士站请本院合作一对一 24 小时护工（合同+发票）；面谈不谈残级、不签总包</w:t>
             </w:r>
           </w:p>
         </w:tc>
@@ -7045,128 +7226,7 @@
                 <w:b w:val="0"/>
                 <w:sz w:val="21"/>
               </w:rPr>
-              <w:t>残还评不了，现在锁死会吃亏</w:t>
-            </w:r>
-          </w:p>
-        </w:tc>
-      </w:tr>
-      <w:tr>
-        <w:tc>
-          <w:tcPr>
-            <w:tcW w:type="dxa" w:w="2986"/>
-          </w:tcPr>
-          <w:p>
-            <w:pPr>
-              <w:spacing w:after="40" w:before="40" w:line="276" w:lineRule="auto"/>
-            </w:pPr>
-            <w:r/>
-            <w:r>
-              <w:rPr>
-                <w:rFonts w:ascii="宋体" w:hAnsi="宋体" w:eastAsia="宋体" w:cs="宋体"/>
-                <w:b w:val="0"/>
-                <w:sz w:val="21"/>
-              </w:rPr>
-              <w:t>家属</w:t>
-            </w:r>
-          </w:p>
-        </w:tc>
-        <w:tc>
-          <w:tcPr>
-            <w:tcW w:type="dxa" w:w="2986"/>
-          </w:tcPr>
-          <w:p>
-            <w:pPr>
-              <w:spacing w:after="40" w:before="40" w:line="276" w:lineRule="auto"/>
-            </w:pPr>
-            <w:r/>
-            <w:r>
-              <w:rPr>
-                <w:rFonts w:ascii="宋体" w:hAnsi="宋体" w:eastAsia="宋体" w:cs="宋体"/>
-                <w:b w:val="0"/>
-                <w:sz w:val="21"/>
-              </w:rPr>
-              <w:t>护士站请本院合作一对一 24 小时护工（合同+发票）；胡继刚办完住院号、拉群、约交警后回上海上班</w:t>
-            </w:r>
-          </w:p>
-        </w:tc>
-        <w:tc>
-          <w:tcPr>
-            <w:tcW w:type="dxa" w:w="2986"/>
-          </w:tcPr>
-          <w:p>
-            <w:pPr>
-              <w:spacing w:after="40" w:before="40" w:line="276" w:lineRule="auto"/>
-            </w:pPr>
-            <w:r/>
-            <w:r>
-              <w:rPr>
-                <w:rFonts w:ascii="宋体" w:hAnsi="宋体" w:eastAsia="宋体" w:cs="宋体"/>
-                <w:b w:val="0"/>
-                <w:sz w:val="21"/>
-              </w:rPr>
-              <w:t>现在不能自理，12 小时夜里没人；家属自己陪护的工资报不了，护工发票才能按责报护理费</w:t>
-            </w:r>
-          </w:p>
-        </w:tc>
-      </w:tr>
-      <w:tr>
-        <w:tc>
-          <w:tcPr>
-            <w:tcW w:type="dxa" w:w="2986"/>
-            <w:shd w:fill="F3F6FA" w:val="clear"/>
-          </w:tcPr>
-          <w:p>
-            <w:pPr>
-              <w:spacing w:after="40" w:before="40" w:line="276" w:lineRule="auto"/>
-            </w:pPr>
-            <w:r/>
-            <w:r>
-              <w:rPr>
-                <w:rFonts w:ascii="宋体" w:hAnsi="宋体" w:eastAsia="宋体" w:cs="宋体"/>
-                <w:b w:val="0"/>
-                <w:sz w:val="21"/>
-              </w:rPr>
-              <w:t>家属+岳父</w:t>
-            </w:r>
-          </w:p>
-        </w:tc>
-        <w:tc>
-          <w:tcPr>
-            <w:tcW w:type="dxa" w:w="2986"/>
-            <w:shd w:fill="F3F6FA" w:val="clear"/>
-          </w:tcPr>
-          <w:p>
-            <w:pPr>
-              <w:spacing w:after="40" w:before="40" w:line="276" w:lineRule="auto"/>
-            </w:pPr>
-            <w:r/>
-            <w:r>
-              <w:rPr>
-                <w:rFonts w:ascii="宋体" w:hAnsi="宋体" w:eastAsia="宋体" w:cs="宋体"/>
-                <w:b w:val="0"/>
-                <w:sz w:val="21"/>
-              </w:rPr>
-              <w:t>内部固定刘孝春角色：车是他的、活是他的、无劳动合同；先收微信转账、现场证人，不发律师函，不签与刘了结</w:t>
-            </w:r>
-          </w:p>
-        </w:tc>
-        <w:tc>
-          <w:tcPr>
-            <w:tcW w:type="dxa" w:w="2986"/>
-            <w:shd w:fill="F3F6FA" w:val="clear"/>
-          </w:tcPr>
-          <w:p>
-            <w:pPr>
-              <w:spacing w:after="40" w:before="40" w:line="276" w:lineRule="auto"/>
-            </w:pPr>
-            <w:r/>
-            <w:r>
-              <w:rPr>
-                <w:rFonts w:ascii="宋体" w:hAnsi="宋体" w:eastAsia="宋体" w:cs="宋体"/>
-                <w:b w:val="0"/>
-                <w:sz w:val="21"/>
-              </w:rPr>
-              <w:t>他可能分担己方份额和车主过错，但不能替美团骑手补差额，两笔账不能混</w:t>
+              <w:t>护理费要票；残还评不了</w:t>
             </w:r>
           </w:p>
         </w:tc>
@@ -7219,7 +7279,7 @@
           <w:b w:val="0"/>
           <w:sz w:val="24"/>
         </w:rPr>
-        <w:t>• 我们接受「看视频、任何一方都不是全责」这一事实前提。</w:t>
+        <w:t>• 我们接受「看视频、任何一方都不是全责」。认定书尚未出具。</w:t>
       </w:r>
     </w:p>
     <w:p>
@@ -7234,7 +7294,7 @@
           <w:b w:val="0"/>
           <w:sz w:val="24"/>
         </w:rPr>
-        <w:t>• 掉头先右再左，是因为哈尔滨路水果市场 1 号门斜坡护栏开口借道，不是随意变道。双方口述都往上走。请结合监控和现场勘查写进认定书。我们仍不争全责。</w:t>
+        <w:t>• 地点请写：抚顺路批发市场，抚顺路与哈尔滨路交叉口，主要在抚顺路路口。掉头先右再左是护栏开口借道，不是随意变道。</w:t>
       </w:r>
     </w:p>
     <w:p>
@@ -7249,37 +7309,7 @@
           <w:b w:val="0"/>
           <w:sz w:val="24"/>
         </w:rPr>
-        <w:t>• 请协助本周见到骑手，并请对方当场确认美团/保险公司联系人。</w:t>
-      </w:r>
-    </w:p>
-    <w:p>
-      <w:pPr>
-        <w:spacing w:after="60" w:before="0" w:line="336" w:lineRule="auto"/>
-        <w:ind w:firstLine="210"/>
-        <w:jc w:val="left"/>
-      </w:pPr>
-      <w:r>
-        <w:rPr>
-          <w:rFonts w:ascii="宋体" w:hAnsi="宋体" w:eastAsia="宋体" w:cs="宋体"/>
-          <w:b w:val="0"/>
-          <w:sz w:val="24"/>
-        </w:rPr>
-        <w:t>• 就医医院请书面或通话留痕：默认三甲；若暂留二甲，是否影响保险审核。</w:t>
-      </w:r>
-    </w:p>
-    <w:p>
-      <w:pPr>
-        <w:spacing w:after="60" w:before="0" w:line="336" w:lineRule="auto"/>
-        <w:ind w:firstLine="210"/>
-        <w:jc w:val="left"/>
-      </w:pPr>
-      <w:r>
-        <w:rPr>
-          <w:rFonts w:ascii="宋体" w:hAnsi="宋体" w:eastAsia="宋体" w:cs="宋体"/>
-          <w:b w:val="0"/>
-          <w:sz w:val="24"/>
-        </w:rPr>
-        <w:t>• 简易程序可以谈，但要先问清保险能否在该责任比例下正常赔。</w:t>
+        <w:t>• 请协助见到骑手并拉保险进群。简易或一般程序我们听律师看完监控再定。</w:t>
       </w:r>
     </w:p>
     <w:p>
@@ -7323,7 +7353,7 @@
           <w:b w:val="0"/>
           <w:sz w:val="24"/>
         </w:rPr>
-        <w:t>• 请平台和保险进群。8 月 17 日你说已打客服、加 1866 微信，现在要书面结果：人民医院认不认、赔付比例。</w:t>
+        <w:t>• 请拉群确认保险公司名称、保单号、限额和书面赔付比例。人民医院可以赔，比例还没书面。</w:t>
       </w:r>
     </w:p>
     <w:p>
@@ -7441,7 +7471,7 @@
           <w:b w:val="0"/>
           <w:sz w:val="24"/>
         </w:rPr>
-        <w:t>• 请确认：山东大学齐鲁医院（青岛）已发生费用、市北区人民医院（抚顺路院区）后续费用，是否都属于可赔医院。请用医院全称核对。</w:t>
+        <w:t>• 请书面确认：市北区人民医院（抚顺路院区）可赔，赔付比例是多少，医保范围内用药如何核，要不要认定书才能垫付。</w:t>
       </w:r>
     </w:p>
     <w:p>
@@ -7560,7 +7590,52 @@
           <w:b w:val="0"/>
           <w:sz w:val="24"/>
         </w:rPr>
-        <w:t>• 不要为了走一般程序去赌全责，那会把无牌/无证风险砸在己方。</w:t>
+        <w:t>• 不要为了走一般程序去赌全责。驾驶人有证，但无牌风险仍在，程序由律师定。</w:t>
+      </w:r>
+    </w:p>
+    <w:p>
+      <w:pPr>
+        <w:spacing w:after="60" w:before="0" w:line="336" w:lineRule="auto"/>
+        <w:ind w:firstLine="210"/>
+        <w:jc w:val="left"/>
+      </w:pPr>
+      <w:r>
+        <w:rPr>
+          <w:rFonts w:ascii="宋体" w:hAnsi="宋体" w:eastAsia="宋体" w:cs="宋体"/>
+          <w:b w:val="0"/>
+          <w:sz w:val="24"/>
+        </w:rPr>
+        <w:t>• 不要把 3 万垫付说成借款或事故已经了结。</w:t>
+      </w:r>
+    </w:p>
+    <w:p>
+      <w:pPr>
+        <w:spacing w:after="60" w:before="0" w:line="336" w:lineRule="auto"/>
+        <w:ind w:firstLine="210"/>
+        <w:jc w:val="left"/>
+      </w:pPr>
+      <w:r>
+        <w:rPr>
+          <w:rFonts w:ascii="宋体" w:hAnsi="宋体" w:eastAsia="宋体" w:cs="宋体"/>
+          <w:b w:val="0"/>
+          <w:sz w:val="24"/>
+        </w:rPr>
+        <w:t>• 不要去人社局报工伤。未签劳动合同，不具备工伤认定条件。</w:t>
+      </w:r>
+    </w:p>
+    <w:p>
+      <w:pPr>
+        <w:spacing w:after="60" w:before="0" w:line="336" w:lineRule="auto"/>
+        <w:ind w:firstLine="210"/>
+        <w:jc w:val="left"/>
+      </w:pPr>
+      <w:r>
+        <w:rPr>
+          <w:rFonts w:ascii="宋体" w:hAnsi="宋体" w:eastAsia="宋体" w:cs="宋体"/>
+          <w:b w:val="0"/>
+          <w:sz w:val="24"/>
+        </w:rPr>
+        <w:t>• 不要等法院先确认雇佣关系才去写收据、要欠薪——现在就能写。</w:t>
       </w:r>
     </w:p>
     <w:p>
@@ -7665,7 +7740,7 @@
           <w:b w:val="0"/>
           <w:sz w:val="24"/>
         </w:rPr>
-        <w:t>• 不要把刘孝春写成工伤单位去人社局；退休未签合同，工伤这条很窄。</w:t>
+        <w:t>• 不要把刘孝春写成工伤单位去人社局；未签劳动合同，工伤已排除。</w:t>
       </w:r>
     </w:p>
     <w:p>
@@ -9267,7 +9342,7 @@
                 <w:b w:val="0"/>
                 <w:sz w:val="21"/>
               </w:rPr>
-              <w:t>书面｜沟通记录合集口径对照</w:t>
+              <w:t>书面｜家属确认待确认事项</w:t>
             </w:r>
           </w:p>
         </w:tc>
@@ -9307,7 +9382,7 @@
                 <w:b w:val="0"/>
                 <w:sz w:val="21"/>
               </w:rPr>
-              <w:t>17 份原文怎么用、合集目录拆案纠正、新补事实清单</w:t>
+              <w:t>认定书未出；抚顺路路口；有驾驶证；人民医院可赔比例待定；乔刘记商贸；垫付 3 万；费用口径 4 万；工伤排除；程序由律师定</w:t>
             </w:r>
           </w:p>
         </w:tc>

--- a/deliverables/青岛红枫路交通事故_伤情与处理备忘录_20260817.docx
+++ b/deliverables/青岛红枫路交通事故_伤情与处理备忘录_20260817.docx
@@ -44,7 +44,7 @@
           <w:color w:val="5C6B7A"/>
           <w:sz w:val="21"/>
         </w:rPr>
-        <w:t>底稿 2026-08-17 · 补充 2026-08-19（家属书面确认待确认事项）  ·  材料：17 份沟通记录原文合集 + 口径对照 + 齐鲁医院云影像 3 份 CT</w:t>
+        <w:t>底稿 2026-08-17 · 补充 2026-08-19（现阶段不谈总账，先办证据）  ·  材料：17 份沟通记录原文合集 + 口径对照 + 齐鲁医院云影像 3 份 CT</w:t>
       </w:r>
     </w:p>
     <w:p>
@@ -74,7 +74,7 @@
           <w:b w:val="0"/>
           <w:sz w:val="24"/>
         </w:rPr>
-        <w:t>• 谁受伤：只有 64 岁男性胡某。云影像三份 CT 都是他的。</w:t>
+        <w:t>• 现阶段不谈总赔偿数额。先固定监控和用工证据，取得书面认定，确认保险与医院资格，核清费用；病情稳定、鉴定成熟后再算交通事故赔偿和雇员受害/车主过错。工伤不走。</w:t>
       </w:r>
     </w:p>
     <w:p>
@@ -89,7 +89,7 @@
           <w:b w:val="0"/>
           <w:sz w:val="24"/>
         </w:rPr>
-        <w:t>• 伤了什么：右胫骨远端骨折、腓骨近端骨折、踝关节半脱位、距骨内缘及外踝撕脱骨折；8 月 15 日已在齐鲁医院做内外固定。</w:t>
+        <w:t>• 谁受伤：只有 64 岁男性胡某。云影像三份 CT 都是他的。</w:t>
       </w:r>
     </w:p>
     <w:p>
@@ -104,7 +104,7 @@
           <w:b w:val="0"/>
           <w:sz w:val="24"/>
         </w:rPr>
-        <w:t>• 什么不是这次伤的：右足骨结构完整；跟骨骨刺和退变不要写成跟骨粉碎骨折。</w:t>
+        <w:t>• 伤了什么：右胫骨远端骨折、腓骨近端骨折、踝关节半脱位、距骨内缘及外踝撕脱骨折；8 月 15 日已在齐鲁医院做内外固定。</w:t>
       </w:r>
     </w:p>
     <w:p>
@@ -119,7 +119,7 @@
           <w:b w:val="0"/>
           <w:sz w:val="24"/>
         </w:rPr>
-        <w:t>• 谁伤残：现在谁都还没有伤残等级。伤残鉴定尚未做，CT 不能当残级。</w:t>
+        <w:t>• 什么不是这次伤的：右足骨结构完整；跟骨骨刺和退变不要写成跟骨粉碎骨折。</w:t>
       </w:r>
     </w:p>
     <w:p>
@@ -134,7 +134,7 @@
           <w:b w:val="0"/>
           <w:sz w:val="24"/>
         </w:rPr>
-        <w:t>• 责任：认定书尚未出具。视频排除全责。程序由律师看监控后定。驾驶人有驾驶资格证书，无牌风险仍在。</w:t>
+        <w:t>• 谁伤残：现在谁都还没有伤残等级。伤残鉴定尚未做，CT 不能当残级。</w:t>
       </w:r>
     </w:p>
     <w:p>
@@ -149,7 +149,7 @@
           <w:b w:val="0"/>
           <w:sz w:val="24"/>
         </w:rPr>
-        <w:t>• 地点：抚顺路批发市场，抚顺路与哈尔滨路交叉口，主要在抚顺路路口。</w:t>
+        <w:t>• 责任：认定书尚未出具。视频排除全责。程序由律师看监控后定。驾驶人有驾驶资格证书，无牌风险仍在。</w:t>
       </w:r>
     </w:p>
     <w:p>
@@ -164,7 +164,7 @@
           <w:b w:val="0"/>
           <w:sz w:val="24"/>
         </w:rPr>
-        <w:t>• 医院：人民医院可以赔，比例待定。二级以上公立、医保范围内用药可以。</w:t>
+        <w:t>• 地点：抚顺路批发市场，抚顺路与哈尔滨路交叉口，主要在抚顺路路口。</w:t>
       </w:r>
     </w:p>
     <w:p>
@@ -179,7 +179,7 @@
           <w:b w:val="0"/>
           <w:sz w:val="24"/>
         </w:rPr>
-        <w:t>• 用工：乔刘记商贸、刘孝春、雇佣无合同、工伤排除。已垫付 3 万现金须写收据。雇员受害不必等法院先确认法律关系。</w:t>
+        <w:t>• 医院：人民医院可以赔，比例待定。二级以上公立、医保范围内用药可以。</w:t>
       </w:r>
     </w:p>
     <w:p>
@@ -194,6 +194,21 @@
           <w:b w:val="0"/>
           <w:sz w:val="24"/>
         </w:rPr>
+        <w:t>• 用工：乔刘记商贸、刘孝春、雇佣无合同、工伤排除。已垫付 3 万现金须写收据。雇员受害不必等法院先确认法律关系。</w:t>
+      </w:r>
+    </w:p>
+    <w:p>
+      <w:pPr>
+        <w:spacing w:after="60" w:before="0" w:line="336" w:lineRule="auto"/>
+        <w:ind w:firstLine="210"/>
+        <w:jc w:val="left"/>
+      </w:pPr>
+      <w:r>
+        <w:rPr>
+          <w:rFonts w:ascii="宋体" w:hAnsi="宋体" w:eastAsia="宋体" w:cs="宋体"/>
+          <w:b w:val="0"/>
+          <w:sz w:val="24"/>
+        </w:rPr>
         <w:t>• 钱：费用口径 4 万，与垫付 3 万用票分清。美团保险拉群确认保单和限额。</w:t>
       </w:r>
     </w:p>
@@ -210,6 +225,1968 @@
           <w:sz w:val="24"/>
         </w:rPr>
         <w:t>这份备忘录只做事实整理和行动清单。它不是医学鉴定书，也不是律师意见书。伤残等级必须由有资质的司法鉴定机构在治疗终结后出具。</w:t>
+      </w:r>
+    </w:p>
+    <w:p>
+      <w:pPr>
+        <w:spacing w:after="160" w:before="280" w:line="312" w:lineRule="auto"/>
+        <w:jc w:val="left"/>
+      </w:pPr>
+      <w:r>
+        <w:rPr>
+          <w:rFonts w:ascii="黑体" w:hAnsi="黑体" w:eastAsia="黑体" w:cs="黑体"/>
+          <w:b/>
+          <w:color w:val="0B2F5B"/>
+          <w:sz w:val="28"/>
+        </w:rPr>
+        <w:t>现阶段办理顺序：先证据，后总账</w:t>
+      </w:r>
+    </w:p>
+    <w:p>
+      <w:pPr>
+        <w:spacing w:after="160" w:before="0" w:line="360" w:lineRule="auto"/>
+        <w:jc w:val="left"/>
+      </w:pPr>
+      <w:r>
+        <w:rPr>
+          <w:rFonts w:ascii="宋体" w:hAnsi="宋体" w:eastAsia="宋体" w:cs="宋体"/>
+          <w:b/>
+          <w:color w:val="A63D2F"/>
+          <w:sz w:val="24"/>
+        </w:rPr>
+        <w:t>本案现阶段不应急于谈一个总赔偿数额。应先固定监控和用工证据、取得书面责任认定、确认保险与医院资格、核清全部费用，再在病情稳定及鉴定条件成熟后计算交通事故赔偿，以及可能的雇员受害/车主过错请求。本案未签劳动合同，不具备工伤认定条件，不要去人社局报工伤。</w:t>
+      </w:r>
+    </w:p>
+    <w:p>
+      <w:pPr>
+        <w:spacing w:after="120" w:before="200" w:line="312" w:lineRule="auto"/>
+        <w:jc w:val="left"/>
+      </w:pPr>
+      <w:r>
+        <w:rPr>
+          <w:rFonts w:ascii="黑体" w:hAnsi="黑体" w:eastAsia="黑体" w:cs="黑体"/>
+          <w:b/>
+          <w:sz w:val="24"/>
+        </w:rPr>
+        <w:t>贯穿禁止</w:t>
+      </w:r>
+    </w:p>
+    <w:p>
+      <w:pPr>
+        <w:spacing w:after="60" w:before="0" w:line="336" w:lineRule="auto"/>
+        <w:ind w:firstLine="210"/>
+        <w:jc w:val="left"/>
+      </w:pPr>
+      <w:r>
+        <w:rPr>
+          <w:rFonts w:ascii="宋体" w:hAnsi="宋体" w:eastAsia="宋体" w:cs="宋体"/>
+          <w:b w:val="0"/>
+          <w:color w:val="A63D2F"/>
+          <w:sz w:val="24"/>
+        </w:rPr>
+        <w:t>• 不要现在谈总赔偿数额、总包、一次性了结，也不要报残级。</w:t>
+      </w:r>
+    </w:p>
+    <w:p>
+      <w:pPr>
+        <w:spacing w:after="60" w:before="0" w:line="336" w:lineRule="auto"/>
+        <w:ind w:firstLine="210"/>
+        <w:jc w:val="left"/>
+      </w:pPr>
+      <w:r>
+        <w:rPr>
+          <w:rFonts w:ascii="宋体" w:hAnsi="宋体" w:eastAsia="宋体" w:cs="宋体"/>
+          <w:b w:val="0"/>
+          <w:color w:val="A63D2F"/>
+          <w:sz w:val="24"/>
+        </w:rPr>
+        <w:t>• 不要把内部测算（残疾赔偿金基数、70%/30%）说给骑手或刘孝春当报价。</w:t>
+      </w:r>
+    </w:p>
+    <w:p>
+      <w:pPr>
+        <w:spacing w:after="60" w:before="0" w:line="336" w:lineRule="auto"/>
+        <w:ind w:firstLine="210"/>
+        <w:jc w:val="left"/>
+      </w:pPr>
+      <w:r>
+        <w:rPr>
+          <w:rFonts w:ascii="宋体" w:hAnsi="宋体" w:eastAsia="宋体" w:cs="宋体"/>
+          <w:b w:val="0"/>
+          <w:color w:val="A63D2F"/>
+          <w:sz w:val="24"/>
+        </w:rPr>
+        <w:t>• 不要去人社局报工伤；用工责任按雇员受害和车主过错另走。</w:t>
+      </w:r>
+    </w:p>
+    <w:p>
+      <w:pPr>
+        <w:spacing w:after="60" w:before="0" w:line="336" w:lineRule="auto"/>
+        <w:ind w:firstLine="210"/>
+        <w:jc w:val="left"/>
+      </w:pPr>
+      <w:r>
+        <w:rPr>
+          <w:rFonts w:ascii="宋体" w:hAnsi="宋体" w:eastAsia="宋体" w:cs="宋体"/>
+          <w:b w:val="0"/>
+          <w:color w:val="A63D2F"/>
+          <w:sz w:val="24"/>
+        </w:rPr>
+        <w:t>• 不要签任何写着「一次了结、以后不再主张」的纸，包括微信里口头两清。</w:t>
+      </w:r>
+    </w:p>
+    <w:p>
+      <w:pPr>
+        <w:spacing w:after="60" w:before="0" w:line="336" w:lineRule="auto"/>
+        <w:ind w:firstLine="210"/>
+        <w:jc w:val="left"/>
+      </w:pPr>
+      <w:r>
+        <w:rPr>
+          <w:rFonts w:ascii="宋体" w:hAnsi="宋体" w:eastAsia="宋体" w:cs="宋体"/>
+          <w:b w:val="0"/>
+          <w:color w:val="A63D2F"/>
+          <w:sz w:val="24"/>
+        </w:rPr>
+        <w:t>• 3 万垫付收据必须写清：垫付医疗费，不是借款，不是了结。</w:t>
+      </w:r>
+    </w:p>
+    <w:p>
+      <w:pPr>
+        <w:spacing w:after="120" w:before="200" w:line="312" w:lineRule="auto"/>
+        <w:jc w:val="left"/>
+      </w:pPr>
+      <w:r>
+        <w:rPr>
+          <w:rFonts w:ascii="黑体" w:hAnsi="黑体" w:eastAsia="黑体" w:cs="黑体"/>
+          <w:b/>
+          <w:sz w:val="24"/>
+        </w:rPr>
+        <w:t>分步清单（紧急程度）</w:t>
+      </w:r>
+    </w:p>
+    <w:tbl>
+      <w:tblPr>
+        <w:tblStyle w:val="TableGrid"/>
+        <w:tblW w:type="auto" w:w="0"/>
+        <w:tblLayout w:type="autofit"/>
+        <w:tblLook w:firstColumn="1" w:firstRow="1" w:lastColumn="0" w:lastRow="0" w:noHBand="0" w:noVBand="1" w:val="04A0"/>
+      </w:tblPr>
+      <w:tblGrid>
+        <w:gridCol w:w="1493"/>
+        <w:gridCol w:w="1493"/>
+        <w:gridCol w:w="1493"/>
+        <w:gridCol w:w="1493"/>
+        <w:gridCol w:w="1493"/>
+        <w:gridCol w:w="1493"/>
+      </w:tblGrid>
+      <w:tr>
+        <w:tc>
+          <w:tcPr>
+            <w:tcW w:type="dxa" w:w="1493"/>
+            <w:shd w:fill="0B2F5B" w:val="clear"/>
+          </w:tcPr>
+          <w:p>
+            <w:pPr>
+              <w:spacing w:after="40" w:before="40" w:line="276" w:lineRule="auto"/>
+            </w:pPr>
+            <w:r/>
+            <w:r>
+              <w:rPr>
+                <w:rFonts w:ascii="黑体" w:hAnsi="黑体" w:eastAsia="黑体" w:cs="黑体"/>
+                <w:b/>
+                <w:color w:val="FFFFFF"/>
+                <w:sz w:val="21"/>
+              </w:rPr>
+              <w:t>序号</w:t>
+            </w:r>
+          </w:p>
+        </w:tc>
+        <w:tc>
+          <w:tcPr>
+            <w:tcW w:type="dxa" w:w="1493"/>
+            <w:shd w:fill="0B2F5B" w:val="clear"/>
+          </w:tcPr>
+          <w:p>
+            <w:pPr>
+              <w:spacing w:after="40" w:before="40" w:line="276" w:lineRule="auto"/>
+            </w:pPr>
+            <w:r/>
+            <w:r>
+              <w:rPr>
+                <w:rFonts w:ascii="黑体" w:hAnsi="黑体" w:eastAsia="黑体" w:cs="黑体"/>
+                <w:b/>
+                <w:color w:val="FFFFFF"/>
+                <w:sz w:val="21"/>
+              </w:rPr>
+              <w:t>缓急</w:t>
+            </w:r>
+          </w:p>
+        </w:tc>
+        <w:tc>
+          <w:tcPr>
+            <w:tcW w:type="dxa" w:w="1493"/>
+            <w:shd w:fill="0B2F5B" w:val="clear"/>
+          </w:tcPr>
+          <w:p>
+            <w:pPr>
+              <w:spacing w:after="40" w:before="40" w:line="276" w:lineRule="auto"/>
+            </w:pPr>
+            <w:r/>
+            <w:r>
+              <w:rPr>
+                <w:rFonts w:ascii="黑体" w:hAnsi="黑体" w:eastAsia="黑体" w:cs="黑体"/>
+                <w:b/>
+                <w:color w:val="FFFFFF"/>
+                <w:sz w:val="21"/>
+              </w:rPr>
+              <w:t>时限</w:t>
+            </w:r>
+          </w:p>
+        </w:tc>
+        <w:tc>
+          <w:tcPr>
+            <w:tcW w:type="dxa" w:w="1493"/>
+            <w:shd w:fill="0B2F5B" w:val="clear"/>
+          </w:tcPr>
+          <w:p>
+            <w:pPr>
+              <w:spacing w:after="40" w:before="40" w:line="276" w:lineRule="auto"/>
+            </w:pPr>
+            <w:r/>
+            <w:r>
+              <w:rPr>
+                <w:rFonts w:ascii="黑体" w:hAnsi="黑体" w:eastAsia="黑体" w:cs="黑体"/>
+                <w:b/>
+                <w:color w:val="FFFFFF"/>
+                <w:sz w:val="21"/>
+              </w:rPr>
+              <w:t>事项</w:t>
+            </w:r>
+          </w:p>
+        </w:tc>
+        <w:tc>
+          <w:tcPr>
+            <w:tcW w:type="dxa" w:w="1493"/>
+            <w:shd w:fill="0B2F5B" w:val="clear"/>
+          </w:tcPr>
+          <w:p>
+            <w:pPr>
+              <w:spacing w:after="40" w:before="40" w:line="276" w:lineRule="auto"/>
+            </w:pPr>
+            <w:r/>
+            <w:r>
+              <w:rPr>
+                <w:rFonts w:ascii="黑体" w:hAnsi="黑体" w:eastAsia="黑体" w:cs="黑体"/>
+                <w:b/>
+                <w:color w:val="FFFFFF"/>
+                <w:sz w:val="21"/>
+              </w:rPr>
+              <w:t>谁来办</w:t>
+            </w:r>
+          </w:p>
+        </w:tc>
+        <w:tc>
+          <w:tcPr>
+            <w:tcW w:type="dxa" w:w="1493"/>
+            <w:shd w:fill="0B2F5B" w:val="clear"/>
+          </w:tcPr>
+          <w:p>
+            <w:pPr>
+              <w:spacing w:after="40" w:before="40" w:line="276" w:lineRule="auto"/>
+            </w:pPr>
+            <w:r/>
+            <w:r>
+              <w:rPr>
+                <w:rFonts w:ascii="黑体" w:hAnsi="黑体" w:eastAsia="黑体" w:cs="黑体"/>
+                <w:b/>
+                <w:color w:val="FFFFFF"/>
+                <w:sz w:val="21"/>
+              </w:rPr>
+              <w:t>完成标志</w:t>
+            </w:r>
+          </w:p>
+        </w:tc>
+      </w:tr>
+      <w:tr>
+        <w:tc>
+          <w:tcPr>
+            <w:tcW w:type="dxa" w:w="1493"/>
+          </w:tcPr>
+          <w:p>
+            <w:pPr>
+              <w:spacing w:after="40" w:before="40" w:line="276" w:lineRule="auto"/>
+            </w:pPr>
+            <w:r/>
+            <w:r>
+              <w:rPr>
+                <w:rFonts w:ascii="宋体" w:hAnsi="宋体" w:eastAsia="宋体" w:cs="宋体"/>
+                <w:b w:val="0"/>
+                <w:sz w:val="21"/>
+              </w:rPr>
+              <w:t>S0</w:t>
+            </w:r>
+          </w:p>
+        </w:tc>
+        <w:tc>
+          <w:tcPr>
+            <w:tcW w:type="dxa" w:w="1493"/>
+          </w:tcPr>
+          <w:p>
+            <w:pPr>
+              <w:spacing w:after="40" w:before="40" w:line="276" w:lineRule="auto"/>
+            </w:pPr>
+            <w:r/>
+            <w:r>
+              <w:rPr>
+                <w:rFonts w:ascii="宋体" w:hAnsi="宋体" w:eastAsia="宋体" w:cs="宋体"/>
+                <w:b w:val="0"/>
+                <w:sz w:val="21"/>
+              </w:rPr>
+              <w:t>贯穿禁止</w:t>
+            </w:r>
+          </w:p>
+        </w:tc>
+        <w:tc>
+          <w:tcPr>
+            <w:tcW w:type="dxa" w:w="1493"/>
+          </w:tcPr>
+          <w:p>
+            <w:pPr>
+              <w:spacing w:after="40" w:before="40" w:line="276" w:lineRule="auto"/>
+            </w:pPr>
+            <w:r/>
+            <w:r>
+              <w:rPr>
+                <w:rFonts w:ascii="宋体" w:hAnsi="宋体" w:eastAsia="宋体" w:cs="宋体"/>
+                <w:b w:val="0"/>
+                <w:sz w:val="21"/>
+              </w:rPr>
+              <w:t>从现在到评残结束</w:t>
+            </w:r>
+          </w:p>
+        </w:tc>
+        <w:tc>
+          <w:tcPr>
+            <w:tcW w:type="dxa" w:w="1493"/>
+          </w:tcPr>
+          <w:p>
+            <w:pPr>
+              <w:spacing w:after="40" w:before="40" w:line="276" w:lineRule="auto"/>
+            </w:pPr>
+            <w:r/>
+            <w:r>
+              <w:rPr>
+                <w:rFonts w:ascii="宋体" w:hAnsi="宋体" w:eastAsia="宋体" w:cs="宋体"/>
+                <w:b w:val="0"/>
+                <w:sz w:val="21"/>
+              </w:rPr>
+              <w:t>不谈总赔偿数额</w:t>
+            </w:r>
+          </w:p>
+        </w:tc>
+        <w:tc>
+          <w:tcPr>
+            <w:tcW w:type="dxa" w:w="1493"/>
+          </w:tcPr>
+          <w:p>
+            <w:pPr>
+              <w:spacing w:after="40" w:before="40" w:line="276" w:lineRule="auto"/>
+            </w:pPr>
+            <w:r/>
+            <w:r>
+              <w:rPr>
+                <w:rFonts w:ascii="宋体" w:hAnsi="宋体" w:eastAsia="宋体" w:cs="宋体"/>
+                <w:b w:val="0"/>
+                <w:sz w:val="21"/>
+              </w:rPr>
+              <w:t>全体对外场合（骑手、保险、刘孝春、交警）</w:t>
+            </w:r>
+          </w:p>
+        </w:tc>
+        <w:tc>
+          <w:tcPr>
+            <w:tcW w:type="dxa" w:w="1493"/>
+          </w:tcPr>
+          <w:p>
+            <w:pPr>
+              <w:spacing w:after="40" w:before="40" w:line="276" w:lineRule="auto"/>
+            </w:pPr>
+            <w:r/>
+            <w:r>
+              <w:rPr>
+                <w:rFonts w:ascii="宋体" w:hAnsi="宋体" w:eastAsia="宋体" w:cs="宋体"/>
+                <w:b w:val="0"/>
+                <w:sz w:val="21"/>
+              </w:rPr>
+              <w:t>所有书面沟通都没有总包数字；没有签了结协议。</w:t>
+            </w:r>
+          </w:p>
+        </w:tc>
+      </w:tr>
+      <w:tr>
+        <w:tc>
+          <w:tcPr>
+            <w:tcW w:type="dxa" w:w="1493"/>
+            <w:shd w:fill="F3F6FA" w:val="clear"/>
+          </w:tcPr>
+          <w:p>
+            <w:pPr>
+              <w:spacing w:after="40" w:before="40" w:line="276" w:lineRule="auto"/>
+            </w:pPr>
+            <w:r/>
+            <w:r>
+              <w:rPr>
+                <w:rFonts w:ascii="宋体" w:hAnsi="宋体" w:eastAsia="宋体" w:cs="宋体"/>
+                <w:b w:val="0"/>
+                <w:sz w:val="21"/>
+              </w:rPr>
+              <w:t>S1</w:t>
+            </w:r>
+          </w:p>
+        </w:tc>
+        <w:tc>
+          <w:tcPr>
+            <w:tcW w:type="dxa" w:w="1493"/>
+            <w:shd w:fill="F3F6FA" w:val="clear"/>
+          </w:tcPr>
+          <w:p>
+            <w:pPr>
+              <w:spacing w:after="40" w:before="40" w:line="276" w:lineRule="auto"/>
+            </w:pPr>
+            <w:r/>
+            <w:r>
+              <w:rPr>
+                <w:rFonts w:ascii="宋体" w:hAnsi="宋体" w:eastAsia="宋体" w:cs="宋体"/>
+                <w:b w:val="0"/>
+                <w:sz w:val="21"/>
+              </w:rPr>
+              <w:t>紧急</w:t>
+            </w:r>
+          </w:p>
+        </w:tc>
+        <w:tc>
+          <w:tcPr>
+            <w:tcW w:type="dxa" w:w="1493"/>
+            <w:shd w:fill="F3F6FA" w:val="clear"/>
+          </w:tcPr>
+          <w:p>
+            <w:pPr>
+              <w:spacing w:after="40" w:before="40" w:line="276" w:lineRule="auto"/>
+            </w:pPr>
+            <w:r/>
+            <w:r>
+              <w:rPr>
+                <w:rFonts w:ascii="宋体" w:hAnsi="宋体" w:eastAsia="宋体" w:cs="宋体"/>
+                <w:b w:val="0"/>
+                <w:sz w:val="21"/>
+              </w:rPr>
+              <w:t>本周，可并行</w:t>
+            </w:r>
+          </w:p>
+        </w:tc>
+        <w:tc>
+          <w:tcPr>
+            <w:tcW w:type="dxa" w:w="1493"/>
+            <w:shd w:fill="F3F6FA" w:val="clear"/>
+          </w:tcPr>
+          <w:p>
+            <w:pPr>
+              <w:spacing w:after="40" w:before="40" w:line="276" w:lineRule="auto"/>
+            </w:pPr>
+            <w:r/>
+            <w:r>
+              <w:rPr>
+                <w:rFonts w:ascii="宋体" w:hAnsi="宋体" w:eastAsia="宋体" w:cs="宋体"/>
+                <w:b w:val="0"/>
+                <w:sz w:val="21"/>
+              </w:rPr>
+              <w:t>固定监控证据</w:t>
+            </w:r>
+          </w:p>
+        </w:tc>
+        <w:tc>
+          <w:tcPr>
+            <w:tcW w:type="dxa" w:w="1493"/>
+            <w:shd w:fill="F3F6FA" w:val="clear"/>
+          </w:tcPr>
+          <w:p>
+            <w:pPr>
+              <w:spacing w:after="40" w:before="40" w:line="276" w:lineRule="auto"/>
+            </w:pPr>
+            <w:r/>
+            <w:r>
+              <w:rPr>
+                <w:rFonts w:ascii="宋体" w:hAnsi="宋体" w:eastAsia="宋体" w:cs="宋体"/>
+                <w:b w:val="0"/>
+                <w:sz w:val="21"/>
+              </w:rPr>
+              <w:t>胡继刚 → 市北区交警陈师傅</w:t>
+            </w:r>
+          </w:p>
+        </w:tc>
+        <w:tc>
+          <w:tcPr>
+            <w:tcW w:type="dxa" w:w="1493"/>
+            <w:shd w:fill="F3F6FA" w:val="clear"/>
+          </w:tcPr>
+          <w:p>
+            <w:pPr>
+              <w:spacing w:after="40" w:before="40" w:line="276" w:lineRule="auto"/>
+            </w:pPr>
+            <w:r/>
+            <w:r>
+              <w:rPr>
+                <w:rFonts w:ascii="宋体" w:hAnsi="宋体" w:eastAsia="宋体" w:cs="宋体"/>
+                <w:b w:val="0"/>
+                <w:sz w:val="21"/>
+              </w:rPr>
+              <w:t>事故编号 + 监控调取/查看回执（微信截图即可）写进台账。</w:t>
+            </w:r>
+          </w:p>
+        </w:tc>
+      </w:tr>
+      <w:tr>
+        <w:tc>
+          <w:tcPr>
+            <w:tcW w:type="dxa" w:w="1493"/>
+          </w:tcPr>
+          <w:p>
+            <w:pPr>
+              <w:spacing w:after="40" w:before="40" w:line="276" w:lineRule="auto"/>
+            </w:pPr>
+            <w:r/>
+            <w:r>
+              <w:rPr>
+                <w:rFonts w:ascii="宋体" w:hAnsi="宋体" w:eastAsia="宋体" w:cs="宋体"/>
+                <w:b w:val="0"/>
+                <w:sz w:val="21"/>
+              </w:rPr>
+              <w:t>S2</w:t>
+            </w:r>
+          </w:p>
+        </w:tc>
+        <w:tc>
+          <w:tcPr>
+            <w:tcW w:type="dxa" w:w="1493"/>
+          </w:tcPr>
+          <w:p>
+            <w:pPr>
+              <w:spacing w:after="40" w:before="40" w:line="276" w:lineRule="auto"/>
+            </w:pPr>
+            <w:r/>
+            <w:r>
+              <w:rPr>
+                <w:rFonts w:ascii="宋体" w:hAnsi="宋体" w:eastAsia="宋体" w:cs="宋体"/>
+                <w:b w:val="0"/>
+                <w:sz w:val="21"/>
+              </w:rPr>
+              <w:t>紧急</w:t>
+            </w:r>
+          </w:p>
+        </w:tc>
+        <w:tc>
+          <w:tcPr>
+            <w:tcW w:type="dxa" w:w="1493"/>
+          </w:tcPr>
+          <w:p>
+            <w:pPr>
+              <w:spacing w:after="40" w:before="40" w:line="276" w:lineRule="auto"/>
+            </w:pPr>
+            <w:r/>
+            <w:r>
+              <w:rPr>
+                <w:rFonts w:ascii="宋体" w:hAnsi="宋体" w:eastAsia="宋体" w:cs="宋体"/>
+                <w:b w:val="0"/>
+                <w:sz w:val="21"/>
+              </w:rPr>
+              <w:t>本周，可并行</w:t>
+            </w:r>
+          </w:p>
+        </w:tc>
+        <w:tc>
+          <w:tcPr>
+            <w:tcW w:type="dxa" w:w="1493"/>
+          </w:tcPr>
+          <w:p>
+            <w:pPr>
+              <w:spacing w:after="40" w:before="40" w:line="276" w:lineRule="auto"/>
+            </w:pPr>
+            <w:r/>
+            <w:r>
+              <w:rPr>
+                <w:rFonts w:ascii="宋体" w:hAnsi="宋体" w:eastAsia="宋体" w:cs="宋体"/>
+                <w:b w:val="0"/>
+                <w:sz w:val="21"/>
+              </w:rPr>
+              <w:t>固定用工证据</w:t>
+            </w:r>
+          </w:p>
+        </w:tc>
+        <w:tc>
+          <w:tcPr>
+            <w:tcW w:type="dxa" w:w="1493"/>
+          </w:tcPr>
+          <w:p>
+            <w:pPr>
+              <w:spacing w:after="40" w:before="40" w:line="276" w:lineRule="auto"/>
+            </w:pPr>
+            <w:r/>
+            <w:r>
+              <w:rPr>
+                <w:rFonts w:ascii="宋体" w:hAnsi="宋体" w:eastAsia="宋体" w:cs="宋体"/>
+                <w:b w:val="0"/>
+                <w:sz w:val="21"/>
+              </w:rPr>
+              <w:t>胡继刚 + 刘孝春</w:t>
+            </w:r>
+          </w:p>
+        </w:tc>
+        <w:tc>
+          <w:tcPr>
+            <w:tcW w:type="dxa" w:w="1493"/>
+          </w:tcPr>
+          <w:p>
+            <w:pPr>
+              <w:spacing w:after="40" w:before="40" w:line="276" w:lineRule="auto"/>
+            </w:pPr>
+            <w:r/>
+            <w:r>
+              <w:rPr>
+                <w:rFonts w:ascii="宋体" w:hAnsi="宋体" w:eastAsia="宋体" w:cs="宋体"/>
+                <w:b w:val="0"/>
+                <w:sz w:val="21"/>
+              </w:rPr>
+              <w:t>收据原件、欠条/微信确认、派活和车辆照片已拍照备份。</w:t>
+            </w:r>
+          </w:p>
+        </w:tc>
+      </w:tr>
+      <w:tr>
+        <w:tc>
+          <w:tcPr>
+            <w:tcW w:type="dxa" w:w="1493"/>
+            <w:shd w:fill="F3F6FA" w:val="clear"/>
+          </w:tcPr>
+          <w:p>
+            <w:pPr>
+              <w:spacing w:after="40" w:before="40" w:line="276" w:lineRule="auto"/>
+            </w:pPr>
+            <w:r/>
+            <w:r>
+              <w:rPr>
+                <w:rFonts w:ascii="宋体" w:hAnsi="宋体" w:eastAsia="宋体" w:cs="宋体"/>
+                <w:b w:val="0"/>
+                <w:sz w:val="21"/>
+              </w:rPr>
+              <w:t>S3</w:t>
+            </w:r>
+          </w:p>
+        </w:tc>
+        <w:tc>
+          <w:tcPr>
+            <w:tcW w:type="dxa" w:w="1493"/>
+            <w:shd w:fill="F3F6FA" w:val="clear"/>
+          </w:tcPr>
+          <w:p>
+            <w:pPr>
+              <w:spacing w:after="40" w:before="40" w:line="276" w:lineRule="auto"/>
+            </w:pPr>
+            <w:r/>
+            <w:r>
+              <w:rPr>
+                <w:rFonts w:ascii="宋体" w:hAnsi="宋体" w:eastAsia="宋体" w:cs="宋体"/>
+                <w:b w:val="0"/>
+                <w:sz w:val="21"/>
+              </w:rPr>
+              <w:t>紧急</w:t>
+            </w:r>
+          </w:p>
+        </w:tc>
+        <w:tc>
+          <w:tcPr>
+            <w:tcW w:type="dxa" w:w="1493"/>
+            <w:shd w:fill="F3F6FA" w:val="clear"/>
+          </w:tcPr>
+          <w:p>
+            <w:pPr>
+              <w:spacing w:after="40" w:before="40" w:line="276" w:lineRule="auto"/>
+            </w:pPr>
+            <w:r/>
+            <w:r>
+              <w:rPr>
+                <w:rFonts w:ascii="宋体" w:hAnsi="宋体" w:eastAsia="宋体" w:cs="宋体"/>
+                <w:b w:val="0"/>
+                <w:sz w:val="21"/>
+              </w:rPr>
+              <w:t>本周，可并行</w:t>
+            </w:r>
+          </w:p>
+        </w:tc>
+        <w:tc>
+          <w:tcPr>
+            <w:tcW w:type="dxa" w:w="1493"/>
+            <w:shd w:fill="F3F6FA" w:val="clear"/>
+          </w:tcPr>
+          <w:p>
+            <w:pPr>
+              <w:spacing w:after="40" w:before="40" w:line="276" w:lineRule="auto"/>
+            </w:pPr>
+            <w:r/>
+            <w:r>
+              <w:rPr>
+                <w:rFonts w:ascii="宋体" w:hAnsi="宋体" w:eastAsia="宋体" w:cs="宋体"/>
+                <w:b w:val="0"/>
+                <w:sz w:val="21"/>
+              </w:rPr>
+              <w:t>确认医院资格并办住院号</w:t>
+            </w:r>
+          </w:p>
+        </w:tc>
+        <w:tc>
+          <w:tcPr>
+            <w:tcW w:type="dxa" w:w="1493"/>
+            <w:shd w:fill="F3F6FA" w:val="clear"/>
+          </w:tcPr>
+          <w:p>
+            <w:pPr>
+              <w:spacing w:after="40" w:before="40" w:line="276" w:lineRule="auto"/>
+            </w:pPr>
+            <w:r/>
+            <w:r>
+              <w:rPr>
+                <w:rFonts w:ascii="宋体" w:hAnsi="宋体" w:eastAsia="宋体" w:cs="宋体"/>
+                <w:b w:val="0"/>
+                <w:sz w:val="21"/>
+              </w:rPr>
+              <w:t>家属 → 人民医院入院处 / 齐鲁出院处</w:t>
+            </w:r>
+          </w:p>
+        </w:tc>
+        <w:tc>
+          <w:tcPr>
+            <w:tcW w:type="dxa" w:w="1493"/>
+            <w:shd w:fill="F3F6FA" w:val="clear"/>
+          </w:tcPr>
+          <w:p>
+            <w:pPr>
+              <w:spacing w:after="40" w:before="40" w:line="276" w:lineRule="auto"/>
+            </w:pPr>
+            <w:r/>
+            <w:r>
+              <w:rPr>
+                <w:rFonts w:ascii="宋体" w:hAnsi="宋体" w:eastAsia="宋体" w:cs="宋体"/>
+                <w:b w:val="0"/>
+                <w:sz w:val="21"/>
+              </w:rPr>
+              <w:t>住院号办成；保险对医院资格有书面或群内文字答复。</w:t>
+            </w:r>
+          </w:p>
+        </w:tc>
+      </w:tr>
+      <w:tr>
+        <w:tc>
+          <w:tcPr>
+            <w:tcW w:type="dxa" w:w="1493"/>
+          </w:tcPr>
+          <w:p>
+            <w:pPr>
+              <w:spacing w:after="40" w:before="40" w:line="276" w:lineRule="auto"/>
+            </w:pPr>
+            <w:r/>
+            <w:r>
+              <w:rPr>
+                <w:rFonts w:ascii="宋体" w:hAnsi="宋体" w:eastAsia="宋体" w:cs="宋体"/>
+                <w:b w:val="0"/>
+                <w:sz w:val="21"/>
+              </w:rPr>
+              <w:t>S4</w:t>
+            </w:r>
+          </w:p>
+        </w:tc>
+        <w:tc>
+          <w:tcPr>
+            <w:tcW w:type="dxa" w:w="1493"/>
+          </w:tcPr>
+          <w:p>
+            <w:pPr>
+              <w:spacing w:after="40" w:before="40" w:line="276" w:lineRule="auto"/>
+            </w:pPr>
+            <w:r/>
+            <w:r>
+              <w:rPr>
+                <w:rFonts w:ascii="宋体" w:hAnsi="宋体" w:eastAsia="宋体" w:cs="宋体"/>
+                <w:b w:val="0"/>
+                <w:sz w:val="21"/>
+              </w:rPr>
+              <w:t>紧急</w:t>
+            </w:r>
+          </w:p>
+        </w:tc>
+        <w:tc>
+          <w:tcPr>
+            <w:tcW w:type="dxa" w:w="1493"/>
+          </w:tcPr>
+          <w:p>
+            <w:pPr>
+              <w:spacing w:after="40" w:before="40" w:line="276" w:lineRule="auto"/>
+            </w:pPr>
+            <w:r/>
+            <w:r>
+              <w:rPr>
+                <w:rFonts w:ascii="宋体" w:hAnsi="宋体" w:eastAsia="宋体" w:cs="宋体"/>
+                <w:b w:val="0"/>
+                <w:sz w:val="21"/>
+              </w:rPr>
+              <w:t>本周，可并行</w:t>
+            </w:r>
+          </w:p>
+        </w:tc>
+        <w:tc>
+          <w:tcPr>
+            <w:tcW w:type="dxa" w:w="1493"/>
+          </w:tcPr>
+          <w:p>
+            <w:pPr>
+              <w:spacing w:after="40" w:before="40" w:line="276" w:lineRule="auto"/>
+            </w:pPr>
+            <w:r/>
+            <w:r>
+              <w:rPr>
+                <w:rFonts w:ascii="宋体" w:hAnsi="宋体" w:eastAsia="宋体" w:cs="宋体"/>
+                <w:b w:val="0"/>
+                <w:sz w:val="21"/>
+              </w:rPr>
+              <w:t>确认保险（承保公司、保单、比例）</w:t>
+            </w:r>
+          </w:p>
+        </w:tc>
+        <w:tc>
+          <w:tcPr>
+            <w:tcW w:type="dxa" w:w="1493"/>
+          </w:tcPr>
+          <w:p>
+            <w:pPr>
+              <w:spacing w:after="40" w:before="40" w:line="276" w:lineRule="auto"/>
+            </w:pPr>
+            <w:r/>
+            <w:r>
+              <w:rPr>
+                <w:rFonts w:ascii="宋体" w:hAnsi="宋体" w:eastAsia="宋体" w:cs="宋体"/>
+                <w:b w:val="0"/>
+                <w:sz w:val="21"/>
+              </w:rPr>
+              <w:t>家属 + 骑手拉群</w:t>
+            </w:r>
+          </w:p>
+        </w:tc>
+        <w:tc>
+          <w:tcPr>
+            <w:tcW w:type="dxa" w:w="1493"/>
+          </w:tcPr>
+          <w:p>
+            <w:pPr>
+              <w:spacing w:after="40" w:before="40" w:line="276" w:lineRule="auto"/>
+            </w:pPr>
+            <w:r/>
+            <w:r>
+              <w:rPr>
+                <w:rFonts w:ascii="宋体" w:hAnsi="宋体" w:eastAsia="宋体" w:cs="宋体"/>
+                <w:b w:val="0"/>
+                <w:sz w:val="21"/>
+              </w:rPr>
+              <w:t>四方微信群建立；保单号/报案号和书面比例（或「待书面」的催告记录）在群里。</w:t>
+            </w:r>
+          </w:p>
+        </w:tc>
+      </w:tr>
+      <w:tr>
+        <w:tc>
+          <w:tcPr>
+            <w:tcW w:type="dxa" w:w="1493"/>
+            <w:shd w:fill="F3F6FA" w:val="clear"/>
+          </w:tcPr>
+          <w:p>
+            <w:pPr>
+              <w:spacing w:after="40" w:before="40" w:line="276" w:lineRule="auto"/>
+            </w:pPr>
+            <w:r/>
+            <w:r>
+              <w:rPr>
+                <w:rFonts w:ascii="宋体" w:hAnsi="宋体" w:eastAsia="宋体" w:cs="宋体"/>
+                <w:b w:val="0"/>
+                <w:sz w:val="21"/>
+              </w:rPr>
+              <w:t>S5</w:t>
+            </w:r>
+          </w:p>
+        </w:tc>
+        <w:tc>
+          <w:tcPr>
+            <w:tcW w:type="dxa" w:w="1493"/>
+            <w:shd w:fill="F3F6FA" w:val="clear"/>
+          </w:tcPr>
+          <w:p>
+            <w:pPr>
+              <w:spacing w:after="40" w:before="40" w:line="276" w:lineRule="auto"/>
+            </w:pPr>
+            <w:r/>
+            <w:r>
+              <w:rPr>
+                <w:rFonts w:ascii="宋体" w:hAnsi="宋体" w:eastAsia="宋体" w:cs="宋体"/>
+                <w:b w:val="0"/>
+                <w:sz w:val="21"/>
+              </w:rPr>
+              <w:t>紧急</w:t>
+            </w:r>
+          </w:p>
+        </w:tc>
+        <w:tc>
+          <w:tcPr>
+            <w:tcW w:type="dxa" w:w="1493"/>
+            <w:shd w:fill="F3F6FA" w:val="clear"/>
+          </w:tcPr>
+          <w:p>
+            <w:pPr>
+              <w:spacing w:after="40" w:before="40" w:line="276" w:lineRule="auto"/>
+            </w:pPr>
+            <w:r/>
+            <w:r>
+              <w:rPr>
+                <w:rFonts w:ascii="宋体" w:hAnsi="宋体" w:eastAsia="宋体" w:cs="宋体"/>
+                <w:b w:val="0"/>
+                <w:sz w:val="21"/>
+              </w:rPr>
+              <w:t>本周起持续</w:t>
+            </w:r>
+          </w:p>
+        </w:tc>
+        <w:tc>
+          <w:tcPr>
+            <w:tcW w:type="dxa" w:w="1493"/>
+            <w:shd w:fill="F3F6FA" w:val="clear"/>
+          </w:tcPr>
+          <w:p>
+            <w:pPr>
+              <w:spacing w:after="40" w:before="40" w:line="276" w:lineRule="auto"/>
+            </w:pPr>
+            <w:r/>
+            <w:r>
+              <w:rPr>
+                <w:rFonts w:ascii="宋体" w:hAnsi="宋体" w:eastAsia="宋体" w:cs="宋体"/>
+                <w:b w:val="0"/>
+                <w:sz w:val="21"/>
+              </w:rPr>
+              <w:t>核清全部费用</w:t>
+            </w:r>
+          </w:p>
+        </w:tc>
+        <w:tc>
+          <w:tcPr>
+            <w:tcW w:type="dxa" w:w="1493"/>
+            <w:shd w:fill="F3F6FA" w:val="clear"/>
+          </w:tcPr>
+          <w:p>
+            <w:pPr>
+              <w:spacing w:after="40" w:before="40" w:line="276" w:lineRule="auto"/>
+            </w:pPr>
+            <w:r/>
+            <w:r>
+              <w:rPr>
+                <w:rFonts w:ascii="宋体" w:hAnsi="宋体" w:eastAsia="宋体" w:cs="宋体"/>
+                <w:b w:val="0"/>
+                <w:sz w:val="21"/>
+              </w:rPr>
+              <w:t>家属（医院窗口 + 护工公司 + 刘孝春收据）</w:t>
+            </w:r>
+          </w:p>
+        </w:tc>
+        <w:tc>
+          <w:tcPr>
+            <w:tcW w:type="dxa" w:w="1493"/>
+            <w:shd w:fill="F3F6FA" w:val="clear"/>
+          </w:tcPr>
+          <w:p>
+            <w:pPr>
+              <w:spacing w:after="40" w:before="40" w:line="276" w:lineRule="auto"/>
+            </w:pPr>
+            <w:r/>
+            <w:r>
+              <w:rPr>
+                <w:rFonts w:ascii="宋体" w:hAnsi="宋体" w:eastAsia="宋体" w:cs="宋体"/>
+                <w:b w:val="0"/>
+                <w:sz w:val="21"/>
+              </w:rPr>
+              <w:t>Excel 费用台账能对上发票；对外只报对上票的一个数。</w:t>
+            </w:r>
+          </w:p>
+        </w:tc>
+      </w:tr>
+      <w:tr>
+        <w:tc>
+          <w:tcPr>
+            <w:tcW w:type="dxa" w:w="1493"/>
+          </w:tcPr>
+          <w:p>
+            <w:pPr>
+              <w:spacing w:after="40" w:before="40" w:line="276" w:lineRule="auto"/>
+            </w:pPr>
+            <w:r/>
+            <w:r>
+              <w:rPr>
+                <w:rFonts w:ascii="宋体" w:hAnsi="宋体" w:eastAsia="宋体" w:cs="宋体"/>
+                <w:b w:val="0"/>
+                <w:sz w:val="21"/>
+              </w:rPr>
+              <w:t>S6</w:t>
+            </w:r>
+          </w:p>
+        </w:tc>
+        <w:tc>
+          <w:tcPr>
+            <w:tcW w:type="dxa" w:w="1493"/>
+          </w:tcPr>
+          <w:p>
+            <w:pPr>
+              <w:spacing w:after="40" w:before="40" w:line="276" w:lineRule="auto"/>
+            </w:pPr>
+            <w:r/>
+            <w:r>
+              <w:rPr>
+                <w:rFonts w:ascii="宋体" w:hAnsi="宋体" w:eastAsia="宋体" w:cs="宋体"/>
+                <w:b w:val="0"/>
+                <w:sz w:val="21"/>
+              </w:rPr>
+              <w:t>急</w:t>
+            </w:r>
+          </w:p>
+        </w:tc>
+        <w:tc>
+          <w:tcPr>
+            <w:tcW w:type="dxa" w:w="1493"/>
+          </w:tcPr>
+          <w:p>
+            <w:pPr>
+              <w:spacing w:after="40" w:before="40" w:line="276" w:lineRule="auto"/>
+            </w:pPr>
+            <w:r/>
+            <w:r>
+              <w:rPr>
+                <w:rFonts w:ascii="宋体" w:hAnsi="宋体" w:eastAsia="宋体" w:cs="宋体"/>
+                <w:b w:val="0"/>
+                <w:sz w:val="21"/>
+              </w:rPr>
+              <w:t>1–2 周</w:t>
+            </w:r>
+          </w:p>
+        </w:tc>
+        <w:tc>
+          <w:tcPr>
+            <w:tcW w:type="dxa" w:w="1493"/>
+          </w:tcPr>
+          <w:p>
+            <w:pPr>
+              <w:spacing w:after="40" w:before="40" w:line="276" w:lineRule="auto"/>
+            </w:pPr>
+            <w:r/>
+            <w:r>
+              <w:rPr>
+                <w:rFonts w:ascii="宋体" w:hAnsi="宋体" w:eastAsia="宋体" w:cs="宋体"/>
+                <w:b w:val="0"/>
+                <w:sz w:val="21"/>
+              </w:rPr>
+              <w:t>取得书面责任认定</w:t>
+            </w:r>
+          </w:p>
+        </w:tc>
+        <w:tc>
+          <w:tcPr>
+            <w:tcW w:type="dxa" w:w="1493"/>
+          </w:tcPr>
+          <w:p>
+            <w:pPr>
+              <w:spacing w:after="40" w:before="40" w:line="276" w:lineRule="auto"/>
+            </w:pPr>
+            <w:r/>
+            <w:r>
+              <w:rPr>
+                <w:rFonts w:ascii="宋体" w:hAnsi="宋体" w:eastAsia="宋体" w:cs="宋体"/>
+                <w:b w:val="0"/>
+                <w:sz w:val="21"/>
+              </w:rPr>
+              <w:t>胡继刚催陈师傅；签字前律师看</w:t>
+            </w:r>
+          </w:p>
+        </w:tc>
+        <w:tc>
+          <w:tcPr>
+            <w:tcW w:type="dxa" w:w="1493"/>
+          </w:tcPr>
+          <w:p>
+            <w:pPr>
+              <w:spacing w:after="40" w:before="40" w:line="276" w:lineRule="auto"/>
+            </w:pPr>
+            <w:r/>
+            <w:r>
+              <w:rPr>
+                <w:rFonts w:ascii="宋体" w:hAnsi="宋体" w:eastAsia="宋体" w:cs="宋体"/>
+                <w:b w:val="0"/>
+                <w:sz w:val="21"/>
+              </w:rPr>
+              <w:t>认定书原件在手，复印件/照片已备份；路名和责任比例已记下。</w:t>
+            </w:r>
+          </w:p>
+        </w:tc>
+      </w:tr>
+      <w:tr>
+        <w:tc>
+          <w:tcPr>
+            <w:tcW w:type="dxa" w:w="1493"/>
+            <w:shd w:fill="F3F6FA" w:val="clear"/>
+          </w:tcPr>
+          <w:p>
+            <w:pPr>
+              <w:spacing w:after="40" w:before="40" w:line="276" w:lineRule="auto"/>
+            </w:pPr>
+            <w:r/>
+            <w:r>
+              <w:rPr>
+                <w:rFonts w:ascii="宋体" w:hAnsi="宋体" w:eastAsia="宋体" w:cs="宋体"/>
+                <w:b w:val="0"/>
+                <w:sz w:val="21"/>
+              </w:rPr>
+              <w:t>S7</w:t>
+            </w:r>
+          </w:p>
+        </w:tc>
+        <w:tc>
+          <w:tcPr>
+            <w:tcW w:type="dxa" w:w="1493"/>
+            <w:shd w:fill="F3F6FA" w:val="clear"/>
+          </w:tcPr>
+          <w:p>
+            <w:pPr>
+              <w:spacing w:after="40" w:before="40" w:line="276" w:lineRule="auto"/>
+            </w:pPr>
+            <w:r/>
+            <w:r>
+              <w:rPr>
+                <w:rFonts w:ascii="宋体" w:hAnsi="宋体" w:eastAsia="宋体" w:cs="宋体"/>
+                <w:b w:val="0"/>
+                <w:sz w:val="21"/>
+              </w:rPr>
+              <w:t>急</w:t>
+            </w:r>
+          </w:p>
+        </w:tc>
+        <w:tc>
+          <w:tcPr>
+            <w:tcW w:type="dxa" w:w="1493"/>
+            <w:shd w:fill="F3F6FA" w:val="clear"/>
+          </w:tcPr>
+          <w:p>
+            <w:pPr>
+              <w:spacing w:after="40" w:before="40" w:line="276" w:lineRule="auto"/>
+            </w:pPr>
+            <w:r/>
+            <w:r>
+              <w:rPr>
+                <w:rFonts w:ascii="宋体" w:hAnsi="宋体" w:eastAsia="宋体" w:cs="宋体"/>
+                <w:b w:val="0"/>
+                <w:sz w:val="21"/>
+              </w:rPr>
+              <w:t>看完监控后、签程序前</w:t>
+            </w:r>
+          </w:p>
+        </w:tc>
+        <w:tc>
+          <w:tcPr>
+            <w:tcW w:type="dxa" w:w="1493"/>
+            <w:shd w:fill="F3F6FA" w:val="clear"/>
+          </w:tcPr>
+          <w:p>
+            <w:pPr>
+              <w:spacing w:after="40" w:before="40" w:line="276" w:lineRule="auto"/>
+            </w:pPr>
+            <w:r/>
+            <w:r>
+              <w:rPr>
+                <w:rFonts w:ascii="宋体" w:hAnsi="宋体" w:eastAsia="宋体" w:cs="宋体"/>
+                <w:b w:val="0"/>
+                <w:sz w:val="21"/>
+              </w:rPr>
+              <w:t>律师确定简易或一般程序</w:t>
+            </w:r>
+          </w:p>
+        </w:tc>
+        <w:tc>
+          <w:tcPr>
+            <w:tcW w:type="dxa" w:w="1493"/>
+            <w:shd w:fill="F3F6FA" w:val="clear"/>
+          </w:tcPr>
+          <w:p>
+            <w:pPr>
+              <w:spacing w:after="40" w:before="40" w:line="276" w:lineRule="auto"/>
+            </w:pPr>
+            <w:r/>
+            <w:r>
+              <w:rPr>
+                <w:rFonts w:ascii="宋体" w:hAnsi="宋体" w:eastAsia="宋体" w:cs="宋体"/>
+                <w:b w:val="0"/>
+                <w:sz w:val="21"/>
+              </w:rPr>
+              <w:t>处理交通事故的本地律师（岳父场外即可）；家属不拍板</w:t>
+            </w:r>
+          </w:p>
+        </w:tc>
+        <w:tc>
+          <w:tcPr>
+            <w:tcW w:type="dxa" w:w="1493"/>
+            <w:shd w:fill="F3F6FA" w:val="clear"/>
+          </w:tcPr>
+          <w:p>
+            <w:pPr>
+              <w:spacing w:after="40" w:before="40" w:line="276" w:lineRule="auto"/>
+            </w:pPr>
+            <w:r/>
+            <w:r>
+              <w:rPr>
+                <w:rFonts w:ascii="宋体" w:hAnsi="宋体" w:eastAsia="宋体" w:cs="宋体"/>
+                <w:b w:val="0"/>
+                <w:sz w:val="21"/>
+              </w:rPr>
+              <w:t>律师对程序有明确意见；家属按该意见回复交警。</w:t>
+            </w:r>
+          </w:p>
+        </w:tc>
+      </w:tr>
+      <w:tr>
+        <w:tc>
+          <w:tcPr>
+            <w:tcW w:type="dxa" w:w="1493"/>
+          </w:tcPr>
+          <w:p>
+            <w:pPr>
+              <w:spacing w:after="40" w:before="40" w:line="276" w:lineRule="auto"/>
+            </w:pPr>
+            <w:r/>
+            <w:r>
+              <w:rPr>
+                <w:rFonts w:ascii="宋体" w:hAnsi="宋体" w:eastAsia="宋体" w:cs="宋体"/>
+                <w:b w:val="0"/>
+                <w:sz w:val="21"/>
+              </w:rPr>
+              <w:t>S8</w:t>
+            </w:r>
+          </w:p>
+        </w:tc>
+        <w:tc>
+          <w:tcPr>
+            <w:tcW w:type="dxa" w:w="1493"/>
+          </w:tcPr>
+          <w:p>
+            <w:pPr>
+              <w:spacing w:after="40" w:before="40" w:line="276" w:lineRule="auto"/>
+            </w:pPr>
+            <w:r/>
+            <w:r>
+              <w:rPr>
+                <w:rFonts w:ascii="宋体" w:hAnsi="宋体" w:eastAsia="宋体" w:cs="宋体"/>
+                <w:b w:val="0"/>
+                <w:sz w:val="21"/>
+              </w:rPr>
+              <w:t>中</w:t>
+            </w:r>
+          </w:p>
+        </w:tc>
+        <w:tc>
+          <w:tcPr>
+            <w:tcW w:type="dxa" w:w="1493"/>
+          </w:tcPr>
+          <w:p>
+            <w:pPr>
+              <w:spacing w:after="40" w:before="40" w:line="276" w:lineRule="auto"/>
+            </w:pPr>
+            <w:r/>
+            <w:r>
+              <w:rPr>
+                <w:rFonts w:ascii="宋体" w:hAnsi="宋体" w:eastAsia="宋体" w:cs="宋体"/>
+                <w:b w:val="0"/>
+                <w:sz w:val="21"/>
+              </w:rPr>
+              <w:t>治疗期间持续，不挡本周急事</w:t>
+            </w:r>
+          </w:p>
+        </w:tc>
+        <w:tc>
+          <w:tcPr>
+            <w:tcW w:type="dxa" w:w="1493"/>
+          </w:tcPr>
+          <w:p>
+            <w:pPr>
+              <w:spacing w:after="40" w:before="40" w:line="276" w:lineRule="auto"/>
+            </w:pPr>
+            <w:r/>
+            <w:r>
+              <w:rPr>
+                <w:rFonts w:ascii="宋体" w:hAnsi="宋体" w:eastAsia="宋体" w:cs="宋体"/>
+                <w:b w:val="0"/>
+                <w:sz w:val="21"/>
+              </w:rPr>
+              <w:t>补现场与护栏证据</w:t>
+            </w:r>
+          </w:p>
+        </w:tc>
+        <w:tc>
+          <w:tcPr>
+            <w:tcW w:type="dxa" w:w="1493"/>
+          </w:tcPr>
+          <w:p>
+            <w:pPr>
+              <w:spacing w:after="40" w:before="40" w:line="276" w:lineRule="auto"/>
+            </w:pPr>
+            <w:r/>
+            <w:r>
+              <w:rPr>
+                <w:rFonts w:ascii="宋体" w:hAnsi="宋体" w:eastAsia="宋体" w:cs="宋体"/>
+                <w:b w:val="0"/>
+                <w:sz w:val="21"/>
+              </w:rPr>
+              <w:t>胡继刚补拍；以认定书为准</w:t>
+            </w:r>
+          </w:p>
+        </w:tc>
+        <w:tc>
+          <w:tcPr>
+            <w:tcW w:type="dxa" w:w="1493"/>
+          </w:tcPr>
+          <w:p>
+            <w:pPr>
+              <w:spacing w:after="40" w:before="40" w:line="276" w:lineRule="auto"/>
+            </w:pPr>
+            <w:r/>
+            <w:r>
+              <w:rPr>
+                <w:rFonts w:ascii="宋体" w:hAnsi="宋体" w:eastAsia="宋体" w:cs="宋体"/>
+                <w:b w:val="0"/>
+                <w:sz w:val="21"/>
+              </w:rPr>
+              <w:t>现场照片已存；认定书正式路名已核对。</w:t>
+            </w:r>
+          </w:p>
+        </w:tc>
+      </w:tr>
+      <w:tr>
+        <w:tc>
+          <w:tcPr>
+            <w:tcW w:type="dxa" w:w="1493"/>
+            <w:shd w:fill="F3F6FA" w:val="clear"/>
+          </w:tcPr>
+          <w:p>
+            <w:pPr>
+              <w:spacing w:after="40" w:before="40" w:line="276" w:lineRule="auto"/>
+            </w:pPr>
+            <w:r/>
+            <w:r>
+              <w:rPr>
+                <w:rFonts w:ascii="宋体" w:hAnsi="宋体" w:eastAsia="宋体" w:cs="宋体"/>
+                <w:b w:val="0"/>
+                <w:sz w:val="21"/>
+              </w:rPr>
+              <w:t>S9</w:t>
+            </w:r>
+          </w:p>
+        </w:tc>
+        <w:tc>
+          <w:tcPr>
+            <w:tcW w:type="dxa" w:w="1493"/>
+            <w:shd w:fill="F3F6FA" w:val="clear"/>
+          </w:tcPr>
+          <w:p>
+            <w:pPr>
+              <w:spacing w:after="40" w:before="40" w:line="276" w:lineRule="auto"/>
+            </w:pPr>
+            <w:r/>
+            <w:r>
+              <w:rPr>
+                <w:rFonts w:ascii="宋体" w:hAnsi="宋体" w:eastAsia="宋体" w:cs="宋体"/>
+                <w:b w:val="0"/>
+                <w:sz w:val="21"/>
+              </w:rPr>
+              <w:t>后</w:t>
+            </w:r>
+          </w:p>
+        </w:tc>
+        <w:tc>
+          <w:tcPr>
+            <w:tcW w:type="dxa" w:w="1493"/>
+            <w:shd w:fill="F3F6FA" w:val="clear"/>
+          </w:tcPr>
+          <w:p>
+            <w:pPr>
+              <w:spacing w:after="40" w:before="40" w:line="276" w:lineRule="auto"/>
+            </w:pPr>
+            <w:r/>
+            <w:r>
+              <w:rPr>
+                <w:rFonts w:ascii="宋体" w:hAnsi="宋体" w:eastAsia="宋体" w:cs="宋体"/>
+                <w:b w:val="0"/>
+                <w:sz w:val="21"/>
+              </w:rPr>
+              <w:t>病情稳定、鉴定条件成熟（常见伤后约 3 个月，以鉴定机构书面要求为准）</w:t>
+            </w:r>
+          </w:p>
+        </w:tc>
+        <w:tc>
+          <w:tcPr>
+            <w:tcW w:type="dxa" w:w="1493"/>
+            <w:shd w:fill="F3F6FA" w:val="clear"/>
+          </w:tcPr>
+          <w:p>
+            <w:pPr>
+              <w:spacing w:after="40" w:before="40" w:line="276" w:lineRule="auto"/>
+            </w:pPr>
+            <w:r/>
+            <w:r>
+              <w:rPr>
+                <w:rFonts w:ascii="宋体" w:hAnsi="宋体" w:eastAsia="宋体" w:cs="宋体"/>
+                <w:b w:val="0"/>
+                <w:sz w:val="21"/>
+              </w:rPr>
+              <w:t>再计算交通事故赔偿和用工责任请求</w:t>
+            </w:r>
+          </w:p>
+        </w:tc>
+        <w:tc>
+          <w:tcPr>
+            <w:tcW w:type="dxa" w:w="1493"/>
+            <w:shd w:fill="F3F6FA" w:val="clear"/>
+          </w:tcPr>
+          <w:p>
+            <w:pPr>
+              <w:spacing w:after="40" w:before="40" w:line="276" w:lineRule="auto"/>
+            </w:pPr>
+            <w:r/>
+            <w:r>
+              <w:rPr>
+                <w:rFonts w:ascii="宋体" w:hAnsi="宋体" w:eastAsia="宋体" w:cs="宋体"/>
+                <w:b w:val="0"/>
+                <w:sz w:val="21"/>
+              </w:rPr>
+              <w:t>家属 + 律师；司法鉴定机构</w:t>
+            </w:r>
+          </w:p>
+        </w:tc>
+        <w:tc>
+          <w:tcPr>
+            <w:tcW w:type="dxa" w:w="1493"/>
+            <w:shd w:fill="F3F6FA" w:val="clear"/>
+          </w:tcPr>
+          <w:p>
+            <w:pPr>
+              <w:spacing w:after="40" w:before="40" w:line="276" w:lineRule="auto"/>
+            </w:pPr>
+            <w:r/>
+            <w:r>
+              <w:rPr>
+                <w:rFonts w:ascii="宋体" w:hAnsi="宋体" w:eastAsia="宋体" w:cs="宋体"/>
+                <w:b w:val="0"/>
+                <w:sz w:val="21"/>
+              </w:rPr>
+              <w:t>鉴定意见出具后，按票+残级+责任比例列出请求清单，再进入调解或起诉。</w:t>
+            </w:r>
+          </w:p>
+        </w:tc>
+      </w:tr>
+    </w:tbl>
+    <w:p>
+      <w:pPr>
+        <w:spacing w:after="160" w:before="0" w:line="360" w:lineRule="auto"/>
+        <w:jc w:val="left"/>
+      </w:pPr>
+    </w:p>
+    <w:p>
+      <w:pPr>
+        <w:spacing w:after="120" w:before="200" w:line="312" w:lineRule="auto"/>
+        <w:jc w:val="left"/>
+      </w:pPr>
+      <w:r>
+        <w:rPr>
+          <w:rFonts w:ascii="黑体" w:hAnsi="黑体" w:eastAsia="黑体" w:cs="黑体"/>
+          <w:b/>
+          <w:sz w:val="24"/>
+        </w:rPr>
+        <w:t>每一项怎么办理</w:t>
+      </w:r>
+    </w:p>
+    <w:p>
+      <w:pPr>
+        <w:spacing w:after="60" w:before="0" w:line="336" w:lineRule="auto"/>
+        <w:ind w:firstLine="210"/>
+        <w:jc w:val="left"/>
+      </w:pPr>
+      <w:r>
+        <w:rPr>
+          <w:rFonts w:ascii="宋体" w:hAnsi="宋体" w:eastAsia="宋体" w:cs="宋体"/>
+          <w:b w:val="0"/>
+          <w:sz w:val="24"/>
+        </w:rPr>
+        <w:t xml:space="preserve">• </w:t>
+      </w:r>
+      <w:r>
+        <w:rPr>
+          <w:rFonts w:ascii="宋体" w:hAnsi="宋体" w:eastAsia="宋体" w:cs="宋体"/>
+          <w:b/>
+          <w:sz w:val="24"/>
+        </w:rPr>
+        <w:t>S0 不谈总赔偿数额（贯穿禁止）：</w:t>
+      </w:r>
+      <w:r>
+        <w:rPr>
+          <w:rFonts w:ascii="宋体" w:hAnsi="宋体" w:eastAsia="宋体" w:cs="宋体"/>
+          <w:b w:val="0"/>
+          <w:sz w:val="24"/>
+        </w:rPr>
+        <w:t>对骑手、刘孝春、保险只谈已发生发票、住院号、拉群、认定书进度。有人问「一共要多少」：答「费用还在发生，等认定书和治疗稳定后再按票算」。3 万垫付收据写明不是了结。内部测算数字不要发到群里。</w:t>
+      </w:r>
+    </w:p>
+    <w:p>
+      <w:pPr>
+        <w:spacing w:after="120" w:before="0" w:line="360" w:lineRule="auto"/>
+        <w:ind w:firstLine="210"/>
+        <w:jc w:val="left"/>
+      </w:pPr>
+      <w:r>
+        <w:rPr>
+          <w:rFonts w:ascii="宋体" w:hAnsi="宋体" w:eastAsia="宋体" w:cs="宋体"/>
+          <w:b w:val="0"/>
+          <w:color w:val="5C6B7A"/>
+          <w:sz w:val="21"/>
+        </w:rPr>
+        <w:t>为什么现在做：认定书未出、保险限额未知、费用还在发生、残未评。现在报总包只会签亏，也没有合法计算基础。</w:t>
+      </w:r>
+    </w:p>
+    <w:p>
+      <w:pPr>
+        <w:spacing w:after="60" w:before="0" w:line="336" w:lineRule="auto"/>
+        <w:ind w:firstLine="210"/>
+        <w:jc w:val="left"/>
+      </w:pPr>
+      <w:r>
+        <w:rPr>
+          <w:rFonts w:ascii="宋体" w:hAnsi="宋体" w:eastAsia="宋体" w:cs="宋体"/>
+          <w:b w:val="0"/>
+          <w:sz w:val="24"/>
+        </w:rPr>
+        <w:t xml:space="preserve">• </w:t>
+      </w:r>
+      <w:r>
+        <w:rPr>
+          <w:rFonts w:ascii="宋体" w:hAnsi="宋体" w:eastAsia="宋体" w:cs="宋体"/>
+          <w:b/>
+          <w:sz w:val="24"/>
+        </w:rPr>
+        <w:t>S1 固定监控证据（紧急）：</w:t>
+      </w:r>
+      <w:r>
+        <w:rPr>
+          <w:rFonts w:ascii="宋体" w:hAnsi="宋体" w:eastAsia="宋体" w:cs="宋体"/>
+          <w:b w:val="0"/>
+          <w:sz w:val="24"/>
+        </w:rPr>
+        <w:t>微信或当面问四件事并请他回复留痕：①事故编号；②监控是否已调取、保存到何时；③家属或律师何时可查看、能否复制；④书面认定书预计哪天出具。不要只靠手机偷拍交警屏幕。能拿到复制件最好；拿不到至少要「已调取+允许查看」的微信回执。</w:t>
+      </w:r>
+    </w:p>
+    <w:p>
+      <w:pPr>
+        <w:spacing w:after="120" w:before="0" w:line="360" w:lineRule="auto"/>
+        <w:ind w:firstLine="210"/>
+        <w:jc w:val="left"/>
+      </w:pPr>
+      <w:r>
+        <w:rPr>
+          <w:rFonts w:ascii="宋体" w:hAnsi="宋体" w:eastAsia="宋体" w:cs="宋体"/>
+          <w:b w:val="0"/>
+          <w:color w:val="5C6B7A"/>
+          <w:sz w:val="21"/>
+        </w:rPr>
+        <w:t>为什么现在做：监控是责任认定和以后起诉的核心。交警口头说已调取，但没有复制件或调取回执，等于还没固定。</w:t>
+      </w:r>
+    </w:p>
+    <w:p>
+      <w:pPr>
+        <w:spacing w:after="60" w:before="0" w:line="336" w:lineRule="auto"/>
+        <w:ind w:firstLine="210"/>
+        <w:jc w:val="left"/>
+      </w:pPr>
+      <w:r>
+        <w:rPr>
+          <w:rFonts w:ascii="宋体" w:hAnsi="宋体" w:eastAsia="宋体" w:cs="宋体"/>
+          <w:b w:val="0"/>
+          <w:sz w:val="24"/>
+        </w:rPr>
+        <w:t xml:space="preserve">• </w:t>
+      </w:r>
+      <w:r>
+        <w:rPr>
+          <w:rFonts w:ascii="宋体" w:hAnsi="宋体" w:eastAsia="宋体" w:cs="宋体"/>
+          <w:b/>
+          <w:sz w:val="24"/>
+        </w:rPr>
+        <w:t>S2 固定用工证据（紧急）：</w:t>
+      </w:r>
+      <w:r>
+        <w:rPr>
+          <w:rFonts w:ascii="宋体" w:hAnsi="宋体" w:eastAsia="宋体" w:cs="宋体"/>
+          <w:b w:val="0"/>
+          <w:sz w:val="24"/>
+        </w:rPr>
+        <w:t>当天做三张纸：①3 万现金收据，写「垫付医疗费，不是借款，不是一次性了结交通事故，不冲抵未结工钱，不代美团赔偿」；②未结工钱约 5000 另写欠条/微信确认，不乘责任比例；③保存派活微信、内部牌照片、转向灯损坏照片、当天卸货事实。营业执照或微信抬头能要则要。不要去人社局报工伤。</w:t>
+      </w:r>
+    </w:p>
+    <w:p>
+      <w:pPr>
+        <w:spacing w:after="120" w:before="0" w:line="360" w:lineRule="auto"/>
+        <w:ind w:firstLine="210"/>
+        <w:jc w:val="left"/>
+      </w:pPr>
+      <w:r>
+        <w:rPr>
+          <w:rFonts w:ascii="宋体" w:hAnsi="宋体" w:eastAsia="宋体" w:cs="宋体"/>
+          <w:b w:val="0"/>
+          <w:color w:val="5C6B7A"/>
+          <w:sz w:val="21"/>
+        </w:rPr>
+        <w:t>为什么现在做：雇佣无合同，工伤已经排除，但雇员受害和车主过错仍可主张。证据现在不留，以后法院也难认。不必等法院先确认法律关系。</w:t>
+      </w:r>
+    </w:p>
+    <w:p>
+      <w:pPr>
+        <w:spacing w:after="60" w:before="0" w:line="336" w:lineRule="auto"/>
+        <w:ind w:firstLine="210"/>
+        <w:jc w:val="left"/>
+      </w:pPr>
+      <w:r>
+        <w:rPr>
+          <w:rFonts w:ascii="宋体" w:hAnsi="宋体" w:eastAsia="宋体" w:cs="宋体"/>
+          <w:b w:val="0"/>
+          <w:sz w:val="24"/>
+        </w:rPr>
+        <w:t xml:space="preserve">• </w:t>
+      </w:r>
+      <w:r>
+        <w:rPr>
+          <w:rFonts w:ascii="宋体" w:hAnsi="宋体" w:eastAsia="宋体" w:cs="宋体"/>
+          <w:b/>
+          <w:sz w:val="24"/>
+        </w:rPr>
+        <w:t>S3 确认医院资格并办住院号（紧急）：</w:t>
+      </w:r>
+      <w:r>
+        <w:rPr>
+          <w:rFonts w:ascii="宋体" w:hAnsi="宋体" w:eastAsia="宋体" w:cs="宋体"/>
+          <w:b w:val="0"/>
+          <w:sz w:val="24"/>
+        </w:rPr>
+        <w:t>先办齐鲁出院结算和 33 床出院记录，再办人民医院住院号。向保险书面确认：市北区人民医院（抚顺路院区）是否可赔、赔付比例、医保范围内用药如何核。口径是二级以上公立、医保范围内用药可以；比例未书面确定前不要按全额报销花钱。出院前索取住院费用清单、诊断证明、出院小结。发热、伤口、外固定异常立刻回三甲急诊。</w:t>
+      </w:r>
+    </w:p>
+    <w:p>
+      <w:pPr>
+        <w:spacing w:after="120" w:before="0" w:line="360" w:lineRule="auto"/>
+        <w:ind w:firstLine="210"/>
+        <w:jc w:val="left"/>
+      </w:pPr>
+      <w:r>
+        <w:rPr>
+          <w:rFonts w:ascii="宋体" w:hAnsi="宋体" w:eastAsia="宋体" w:cs="宋体"/>
+          <w:b w:val="0"/>
+          <w:color w:val="5C6B7A"/>
+          <w:sz w:val="21"/>
+        </w:rPr>
+        <w:t>为什么现在做：人已到市北区人民医院。家属确认可以赔、比例待定。没有住院号就没有连续病历，后续费用也挂不上。</w:t>
+      </w:r>
+    </w:p>
+    <w:p>
+      <w:pPr>
+        <w:spacing w:after="60" w:before="0" w:line="336" w:lineRule="auto"/>
+        <w:ind w:firstLine="210"/>
+        <w:jc w:val="left"/>
+      </w:pPr>
+      <w:r>
+        <w:rPr>
+          <w:rFonts w:ascii="宋体" w:hAnsi="宋体" w:eastAsia="宋体" w:cs="宋体"/>
+          <w:b w:val="0"/>
+          <w:sz w:val="24"/>
+        </w:rPr>
+        <w:t xml:space="preserve">• </w:t>
+      </w:r>
+      <w:r>
+        <w:rPr>
+          <w:rFonts w:ascii="宋体" w:hAnsi="宋体" w:eastAsia="宋体" w:cs="宋体"/>
+          <w:b/>
+          <w:sz w:val="24"/>
+        </w:rPr>
+        <w:t>S4 确认保险（承保公司、保单、比例）（紧急）：</w:t>
+      </w:r>
+      <w:r>
+        <w:rPr>
+          <w:rFonts w:ascii="宋体" w:hAnsi="宋体" w:eastAsia="宋体" w:cs="宋体"/>
+          <w:b w:val="0"/>
+          <w:sz w:val="24"/>
+        </w:rPr>
+        <w:t>骑手必须拉群：骑手、站点、保险客服、家属。群里书面要：保险公司全称、保单号、报案号、限额、人民医院书面赔付比例、要不要认定书才能垫付医疗费、理赔材料清单。不要只打电话。超 3 天无保险对接人，才触发律师函，现在不先发。</w:t>
+      </w:r>
+    </w:p>
+    <w:p>
+      <w:pPr>
+        <w:spacing w:after="120" w:before="0" w:line="360" w:lineRule="auto"/>
+        <w:ind w:firstLine="210"/>
+        <w:jc w:val="left"/>
+      </w:pPr>
+      <w:r>
+        <w:rPr>
+          <w:rFonts w:ascii="宋体" w:hAnsi="宋体" w:eastAsia="宋体" w:cs="宋体"/>
+          <w:b w:val="0"/>
+          <w:color w:val="5C6B7A"/>
+          <w:sz w:val="21"/>
+        </w:rPr>
+        <w:t>为什么现在做：对方是外卖电动车，没有交强险。认定书上未必印保险公司电话。大头在美团平台险，现在还只有口头「可以赔」。</w:t>
+      </w:r>
+    </w:p>
+    <w:p>
+      <w:pPr>
+        <w:spacing w:after="60" w:before="0" w:line="336" w:lineRule="auto"/>
+        <w:ind w:firstLine="210"/>
+        <w:jc w:val="left"/>
+      </w:pPr>
+      <w:r>
+        <w:rPr>
+          <w:rFonts w:ascii="宋体" w:hAnsi="宋体" w:eastAsia="宋体" w:cs="宋体"/>
+          <w:b w:val="0"/>
+          <w:sz w:val="24"/>
+        </w:rPr>
+        <w:t xml:space="preserve">• </w:t>
+      </w:r>
+      <w:r>
+        <w:rPr>
+          <w:rFonts w:ascii="宋体" w:hAnsi="宋体" w:eastAsia="宋体" w:cs="宋体"/>
+          <w:b/>
+          <w:sz w:val="24"/>
+        </w:rPr>
+        <w:t>S5 核清全部费用（紧急）：</w:t>
+      </w:r>
+      <w:r>
+        <w:rPr>
+          <w:rFonts w:ascii="宋体" w:hAnsi="宋体" w:eastAsia="宋体" w:cs="宋体"/>
+          <w:b w:val="0"/>
+          <w:sz w:val="24"/>
+        </w:rPr>
+        <w:t>用发票做台账，分清：刘孝春垫付现金 3 万是一笔；费用口径 4 万是累计还是另一笔。逐项贴票：齐鲁手术/CT、人民医院、药品、护工合同+发票（本院合作一对一 24 小时）、救护车 160 元。医保已报金额单独记，避免重复报。记录 13 的 8000 元、蒋玉年不是本案。无票现金先不要对外报。</w:t>
+      </w:r>
+    </w:p>
+    <w:p>
+      <w:pPr>
+        <w:spacing w:after="120" w:before="0" w:line="360" w:lineRule="auto"/>
+        <w:ind w:firstLine="210"/>
+        <w:jc w:val="left"/>
+      </w:pPr>
+      <w:r>
+        <w:rPr>
+          <w:rFonts w:ascii="宋体" w:hAnsi="宋体" w:eastAsia="宋体" w:cs="宋体"/>
+          <w:b w:val="0"/>
+          <w:color w:val="5C6B7A"/>
+          <w:sz w:val="21"/>
+        </w:rPr>
+        <w:t>为什么现在做：对外出现过 3.5 万、7 万、垫付 3 万、口径 4 万。两套数不能同时报。没有发票的现金事后很难认。</w:t>
+      </w:r>
+    </w:p>
+    <w:p>
+      <w:pPr>
+        <w:spacing w:after="60" w:before="0" w:line="336" w:lineRule="auto"/>
+        <w:ind w:firstLine="210"/>
+        <w:jc w:val="left"/>
+      </w:pPr>
+      <w:r>
+        <w:rPr>
+          <w:rFonts w:ascii="宋体" w:hAnsi="宋体" w:eastAsia="宋体" w:cs="宋体"/>
+          <w:b w:val="0"/>
+          <w:sz w:val="24"/>
+        </w:rPr>
+        <w:t xml:space="preserve">• </w:t>
+      </w:r>
+      <w:r>
+        <w:rPr>
+          <w:rFonts w:ascii="宋体" w:hAnsi="宋体" w:eastAsia="宋体" w:cs="宋体"/>
+          <w:b/>
+          <w:sz w:val="24"/>
+        </w:rPr>
+        <w:t>S6 取得书面责任认定（急）：</w:t>
+      </w:r>
+      <w:r>
+        <w:rPr>
+          <w:rFonts w:ascii="宋体" w:hAnsi="宋体" w:eastAsia="宋体" w:cs="宋体"/>
+          <w:b w:val="0"/>
+          <w:sz w:val="24"/>
+        </w:rPr>
+        <w:t>本周先要「预计出具日」。收到认定书先核对：地点是否写抚顺路与哈尔滨路交叉口、双方身份、过错描述、责任比例。不服有复核期，不要当场情绪化拒签，先拍照发给律师。认定书不管金额，不要逼交警写赔多少。简易或一般程序由律师看完监控再定，家属不自己拍板。</w:t>
+      </w:r>
+    </w:p>
+    <w:p>
+      <w:pPr>
+        <w:spacing w:after="120" w:before="0" w:line="360" w:lineRule="auto"/>
+        <w:ind w:firstLine="210"/>
+        <w:jc w:val="left"/>
+      </w:pPr>
+      <w:r>
+        <w:rPr>
+          <w:rFonts w:ascii="宋体" w:hAnsi="宋体" w:eastAsia="宋体" w:cs="宋体"/>
+          <w:b w:val="0"/>
+          <w:color w:val="5C6B7A"/>
+          <w:sz w:val="21"/>
+        </w:rPr>
+        <w:t>为什么现在做：口头排除全责不能当证据。认定书出具后交警不再管赔多少钱。没有认定书，保险垫付和起诉都缺关键文件。</w:t>
+      </w:r>
+    </w:p>
+    <w:p>
+      <w:pPr>
+        <w:spacing w:after="60" w:before="0" w:line="336" w:lineRule="auto"/>
+        <w:ind w:firstLine="210"/>
+        <w:jc w:val="left"/>
+      </w:pPr>
+      <w:r>
+        <w:rPr>
+          <w:rFonts w:ascii="宋体" w:hAnsi="宋体" w:eastAsia="宋体" w:cs="宋体"/>
+          <w:b w:val="0"/>
+          <w:sz w:val="24"/>
+        </w:rPr>
+        <w:t xml:space="preserve">• </w:t>
+      </w:r>
+      <w:r>
+        <w:rPr>
+          <w:rFonts w:ascii="宋体" w:hAnsi="宋体" w:eastAsia="宋体" w:cs="宋体"/>
+          <w:b/>
+          <w:sz w:val="24"/>
+        </w:rPr>
+        <w:t>S7 律师确定简易或一般程序（急）：</w:t>
+      </w:r>
+      <w:r>
+        <w:rPr>
+          <w:rFonts w:ascii="宋体" w:hAnsi="宋体" w:eastAsia="宋体" w:cs="宋体"/>
+          <w:b w:val="0"/>
+          <w:sz w:val="24"/>
+        </w:rPr>
+        <w:t>律师看监控复制件或到场查看、看内部牌和灯坏情况后，书面或微信明确「走简易」或「走一般」。同意任何责任比例之前必须看完。现在不请诉讼律师当面谈、不先发律师函。</w:t>
+      </w:r>
+    </w:p>
+    <w:p>
+      <w:pPr>
+        <w:spacing w:after="120" w:before="0" w:line="360" w:lineRule="auto"/>
+        <w:ind w:firstLine="210"/>
+        <w:jc w:val="left"/>
+      </w:pPr>
+      <w:r>
+        <w:rPr>
+          <w:rFonts w:ascii="宋体" w:hAnsi="宋体" w:eastAsia="宋体" w:cs="宋体"/>
+          <w:b w:val="0"/>
+          <w:color w:val="5C6B7A"/>
+          <w:sz w:val="21"/>
+        </w:rPr>
+        <w:t>为什么现在做：简易快出认定书，便于保险进场。一般程序会查车辆，无青岛市号牌仍有风险。驾驶人有证，无证风险已下降，但不要主动把驾驶证交给一般程序去扩查。</w:t>
+      </w:r>
+    </w:p>
+    <w:p>
+      <w:pPr>
+        <w:spacing w:after="60" w:before="0" w:line="336" w:lineRule="auto"/>
+        <w:ind w:firstLine="210"/>
+        <w:jc w:val="left"/>
+      </w:pPr>
+      <w:r>
+        <w:rPr>
+          <w:rFonts w:ascii="宋体" w:hAnsi="宋体" w:eastAsia="宋体" w:cs="宋体"/>
+          <w:b w:val="0"/>
+          <w:sz w:val="24"/>
+        </w:rPr>
+        <w:t xml:space="preserve">• </w:t>
+      </w:r>
+      <w:r>
+        <w:rPr>
+          <w:rFonts w:ascii="宋体" w:hAnsi="宋体" w:eastAsia="宋体" w:cs="宋体"/>
+          <w:b/>
+          <w:sz w:val="24"/>
+        </w:rPr>
+        <w:t>S8 补现场与护栏证据（中）：</w:t>
+      </w:r>
+      <w:r>
+        <w:rPr>
+          <w:rFonts w:ascii="宋体" w:hAnsi="宋体" w:eastAsia="宋体" w:cs="宋体"/>
+          <w:b w:val="0"/>
+          <w:sz w:val="24"/>
+        </w:rPr>
+        <w:t>补拍护栏开口、路口方向、内部牌。3D 示范动画留作待用，等交警原视频再做写实，本次不重做。对外地点统一用：抚顺路批发市场，抚顺路与哈尔滨路交叉口，主要在抚顺路路口。</w:t>
+      </w:r>
+    </w:p>
+    <w:p>
+      <w:pPr>
+        <w:spacing w:after="120" w:before="0" w:line="360" w:lineRule="auto"/>
+        <w:ind w:firstLine="210"/>
+        <w:jc w:val="left"/>
+      </w:pPr>
+      <w:r>
+        <w:rPr>
+          <w:rFonts w:ascii="宋体" w:hAnsi="宋体" w:eastAsia="宋体" w:cs="宋体"/>
+          <w:b w:val="0"/>
+          <w:color w:val="5C6B7A"/>
+          <w:sz w:val="21"/>
+        </w:rPr>
+        <w:t>为什么现在做：掉头先右再左是护栏开口借道，可以解释动作来源，但不能据此争全责。认定书路名仍可能和口述不一致。</w:t>
+      </w:r>
+    </w:p>
+    <w:p>
+      <w:pPr>
+        <w:spacing w:after="60" w:before="0" w:line="336" w:lineRule="auto"/>
+        <w:ind w:firstLine="210"/>
+        <w:jc w:val="left"/>
+      </w:pPr>
+      <w:r>
+        <w:rPr>
+          <w:rFonts w:ascii="宋体" w:hAnsi="宋体" w:eastAsia="宋体" w:cs="宋体"/>
+          <w:b w:val="0"/>
+          <w:sz w:val="24"/>
+        </w:rPr>
+        <w:t xml:space="preserve">• </w:t>
+      </w:r>
+      <w:r>
+        <w:rPr>
+          <w:rFonts w:ascii="宋体" w:hAnsi="宋体" w:eastAsia="宋体" w:cs="宋体"/>
+          <w:b/>
+          <w:sz w:val="24"/>
+        </w:rPr>
+        <w:t>S9 再计算交通事故赔偿和用工责任请求（后）：</w:t>
+      </w:r>
+      <w:r>
+        <w:rPr>
+          <w:rFonts w:ascii="宋体" w:hAnsi="宋体" w:eastAsia="宋体" w:cs="宋体"/>
+          <w:b w:val="0"/>
+          <w:sz w:val="24"/>
+        </w:rPr>
+        <w:t>治疗终结后做道路交通事故伤残鉴定（人体损伤致残程度分级），用途写清交通事故，右足骨刺不送评，不要走人社局工伤标准。鉴定后才计算：①对骑手/美团平台险的交通事故赔偿（按认定书比例）；②对刘孝春的雇员受害（民法典 1192）和车主过错（1209），只切己方缺口里与其过错相当的部分，不替美团补约 70%。未结工钱始终 100% 由刘付。谈不拢再起诉。</w:t>
+      </w:r>
+    </w:p>
+    <w:p>
+      <w:pPr>
+        <w:spacing w:after="120" w:before="0" w:line="360" w:lineRule="auto"/>
+        <w:ind w:firstLine="210"/>
+        <w:jc w:val="left"/>
+      </w:pPr>
+      <w:r>
+        <w:rPr>
+          <w:rFonts w:ascii="宋体" w:hAnsi="宋体" w:eastAsia="宋体" w:cs="宋体"/>
+          <w:b w:val="0"/>
+          <w:color w:val="5C6B7A"/>
+          <w:sz w:val="21"/>
+        </w:rPr>
+        <w:t>为什么现在做：现在没有残级、没有认定书比例、没有保险限额，算出来的总数字没有用，还容易被对方拿去锁死。</w:t>
       </w:r>
     </w:p>
     <w:p>
@@ -2677,6 +4654,21 @@
           <w:sz w:val="24"/>
         </w:rPr>
         <w:t>• 不要对保险或交警说「已经是康复期」。</w:t>
+      </w:r>
+    </w:p>
+    <w:p>
+      <w:pPr>
+        <w:spacing w:after="60" w:before="0" w:line="336" w:lineRule="auto"/>
+        <w:ind w:firstLine="210"/>
+        <w:jc w:val="left"/>
+      </w:pPr>
+      <w:r>
+        <w:rPr>
+          <w:rFonts w:ascii="宋体" w:hAnsi="宋体" w:eastAsia="宋体" w:cs="宋体"/>
+          <w:b w:val="0"/>
+          <w:sz w:val="24"/>
+        </w:rPr>
+        <w:t>• 不要现在谈一个总赔偿数额或签一次性了结。</w:t>
       </w:r>
     </w:p>
     <w:p>
@@ -7383,7 +9375,7 @@
           <w:b w:val="0"/>
           <w:sz w:val="24"/>
         </w:rPr>
-        <w:t>• 不谈残级，不签一次性了结，除非律师看过保险条款。</w:t>
+        <w:t>• 今天不谈总赔偿数额、不谈残级，不签一次性了结。费用还在发生，等认定书和治疗稳定后再按票算。</w:t>
       </w:r>
     </w:p>
     <w:p>
@@ -7560,7 +9552,7 @@
           <w:b w:val="0"/>
           <w:sz w:val="24"/>
         </w:rPr>
-        <w:t>• 不要对外说「已经几级伤残」。</w:t>
+        <w:t>• 不要现在谈一个总赔偿数额、不要对外说「已经几级伤残」。</w:t>
       </w:r>
     </w:p>
     <w:p>

--- a/deliverables/青岛红枫路交通事故_伤情与处理备忘录_20260817.docx
+++ b/deliverables/青岛红枫路交通事故_伤情与处理备忘录_20260817.docx
@@ -44,7 +44,7 @@
           <w:color w:val="5C6B7A"/>
           <w:sz w:val="21"/>
         </w:rPr>
-        <w:t>底稿 2026-08-17 · 补充 2026-08-19（现阶段不谈总账，先办证据）  ·  材料：17 份沟通记录原文合集 + 口径对照 + 齐鲁医院云影像 3 份 CT</w:t>
+        <w:t>底稿 2026-08-17 · 补充 2026-08-19（材料去重：转院三点、事故四条、立即八事）  ·  材料：17 份沟通记录原文合集 + 口径对照 + 齐鲁医院云影像 3 份 CT</w:t>
       </w:r>
     </w:p>
     <w:p>
@@ -2201,6 +2201,1041 @@
           <w:color w:val="0B2F5B"/>
           <w:sz w:val="28"/>
         </w:rPr>
+        <w:t>沟通记录去重：转院三点、事故四条、立即八事</w:t>
+      </w:r>
+    </w:p>
+    <w:p>
+      <w:pPr>
+        <w:spacing w:after="120" w:before="0" w:line="360" w:lineRule="auto"/>
+        <w:ind w:firstLine="420"/>
+        <w:jc w:val="left"/>
+      </w:pPr>
+      <w:r>
+        <w:rPr>
+          <w:rFonts w:ascii="宋体" w:hAnsi="宋体" w:eastAsia="宋体" w:cs="宋体"/>
+          <w:b w:val="0"/>
+          <w:sz w:val="24"/>
+        </w:rPr>
+        <w:t>17 份转写里，转院和报销类大量重复。读原件只为核对细节；对外和行动只看下面这三块。</w:t>
+      </w:r>
+    </w:p>
+    <w:p>
+      <w:pPr>
+        <w:spacing w:after="120" w:before="200" w:line="312" w:lineRule="auto"/>
+        <w:jc w:val="left"/>
+      </w:pPr>
+      <w:r>
+        <w:rPr>
+          <w:rFonts w:ascii="黑体" w:hAnsi="黑体" w:eastAsia="黑体" w:cs="黑体"/>
+          <w:b/>
+          <w:sz w:val="24"/>
+        </w:rPr>
+        <w:t>转院与保险：核心只三点</w:t>
+      </w:r>
+    </w:p>
+    <w:p>
+      <w:pPr>
+        <w:spacing w:after="60" w:before="0" w:line="336" w:lineRule="auto"/>
+        <w:ind w:firstLine="210"/>
+        <w:jc w:val="left"/>
+      </w:pPr>
+      <w:r>
+        <w:rPr>
+          <w:rFonts w:ascii="宋体" w:hAnsi="宋体" w:eastAsia="宋体" w:cs="宋体"/>
+          <w:b w:val="0"/>
+          <w:sz w:val="24"/>
+        </w:rPr>
+        <w:t xml:space="preserve">• </w:t>
+      </w:r>
+      <w:r>
+        <w:rPr>
+          <w:rFonts w:ascii="宋体" w:hAnsi="宋体" w:eastAsia="宋体" w:cs="宋体"/>
+          <w:b/>
+          <w:sz w:val="24"/>
+        </w:rPr>
+        <w:t>1. 先完成原医院结算：</w:t>
+      </w:r>
+      <w:r>
+        <w:rPr>
+          <w:rFonts w:ascii="宋体" w:hAnsi="宋体" w:eastAsia="宋体" w:cs="宋体"/>
+          <w:b w:val="0"/>
+          <w:sz w:val="24"/>
+        </w:rPr>
+        <w:t>齐鲁出院结算、33 床出院记录、押金原路退。跨院必须先结上一院，才能办人民医院入院。完成标志：齐鲁出院手续办完，人民医院能收材料。</w:t>
+      </w:r>
+    </w:p>
+    <w:p>
+      <w:pPr>
+        <w:spacing w:after="60" w:before="0" w:line="336" w:lineRule="auto"/>
+        <w:ind w:firstLine="210"/>
+        <w:jc w:val="left"/>
+      </w:pPr>
+      <w:r>
+        <w:rPr>
+          <w:rFonts w:ascii="宋体" w:hAnsi="宋体" w:eastAsia="宋体" w:cs="宋体"/>
+          <w:b w:val="0"/>
+          <w:sz w:val="24"/>
+        </w:rPr>
+        <w:t xml:space="preserve">• </w:t>
+      </w:r>
+      <w:r>
+        <w:rPr>
+          <w:rFonts w:ascii="宋体" w:hAnsi="宋体" w:eastAsia="宋体" w:cs="宋体"/>
+          <w:b/>
+          <w:sz w:val="24"/>
+        </w:rPr>
+        <w:t>2. 确认新医院能否正常入院：</w:t>
+      </w:r>
+      <w:r>
+        <w:rPr>
+          <w:rFonts w:ascii="宋体" w:hAnsi="宋体" w:eastAsia="宋体" w:cs="宋体"/>
+          <w:b w:val="0"/>
+          <w:sz w:val="24"/>
+        </w:rPr>
+        <w:t>市北区人民医院（抚顺路院区）办住院号。医疗安全为先：手续卡住先问齐鲁能否收回，不要另找三甲碰运气。完成标志：住院号办成。</w:t>
+      </w:r>
+    </w:p>
+    <w:p>
+      <w:pPr>
+        <w:spacing w:after="60" w:before="0" w:line="336" w:lineRule="auto"/>
+        <w:ind w:firstLine="210"/>
+        <w:jc w:val="left"/>
+      </w:pPr>
+      <w:r>
+        <w:rPr>
+          <w:rFonts w:ascii="宋体" w:hAnsi="宋体" w:eastAsia="宋体" w:cs="宋体"/>
+          <w:b w:val="0"/>
+          <w:sz w:val="24"/>
+        </w:rPr>
+        <w:t xml:space="preserve">• </w:t>
+      </w:r>
+      <w:r>
+        <w:rPr>
+          <w:rFonts w:ascii="宋体" w:hAnsi="宋体" w:eastAsia="宋体" w:cs="宋体"/>
+          <w:b/>
+          <w:sz w:val="24"/>
+        </w:rPr>
+        <w:t>3. 向实际承保公司书面确认二甲赔付资格和比例：</w:t>
+      </w:r>
+      <w:r>
+        <w:rPr>
+          <w:rFonts w:ascii="宋体" w:hAnsi="宋体" w:eastAsia="宋体" w:cs="宋体"/>
+          <w:b w:val="0"/>
+          <w:sz w:val="24"/>
+        </w:rPr>
+        <w:t>骑手拉群报案。要保单号、书面比例。不依赖交警、医院或非经办人员的口头判断。家属确认可以赔、比例待定，不等于书面已到。完成标志：书面或群内文字：认不认人民医院、比例多少。</w:t>
+      </w:r>
+    </w:p>
+    <w:p>
+      <w:pPr>
+        <w:spacing w:after="120" w:before="200" w:line="312" w:lineRule="auto"/>
+        <w:jc w:val="left"/>
+      </w:pPr>
+      <w:r>
+        <w:rPr>
+          <w:rFonts w:ascii="黑体" w:hAnsi="黑体" w:eastAsia="黑体" w:cs="黑体"/>
+          <w:b/>
+          <w:sz w:val="24"/>
+        </w:rPr>
+        <w:t>事故经过、责任与对方沟通</w:t>
+      </w:r>
+    </w:p>
+    <w:p>
+      <w:pPr>
+        <w:spacing w:after="60" w:before="0" w:line="336" w:lineRule="auto"/>
+        <w:ind w:firstLine="210"/>
+        <w:jc w:val="left"/>
+      </w:pPr>
+      <w:r>
+        <w:rPr>
+          <w:rFonts w:ascii="宋体" w:hAnsi="宋体" w:eastAsia="宋体" w:cs="宋体"/>
+          <w:b w:val="0"/>
+          <w:sz w:val="24"/>
+        </w:rPr>
+        <w:t xml:space="preserve">• </w:t>
+      </w:r>
+      <w:r>
+        <w:rPr>
+          <w:rFonts w:ascii="宋体" w:hAnsi="宋体" w:eastAsia="宋体" w:cs="宋体"/>
+          <w:b/>
+          <w:sz w:val="24"/>
+        </w:rPr>
+        <w:t>早期口述：</w:t>
+      </w:r>
+      <w:r>
+        <w:rPr>
+          <w:rFonts w:ascii="宋体" w:hAnsi="宋体" w:eastAsia="宋体" w:cs="宋体"/>
+          <w:b w:val="0"/>
+          <w:sz w:val="24"/>
+        </w:rPr>
+        <w:t>伤者和家属早期口述事故、伤情、费用及「对方全责」看法。全责已被 8 月 17 日交警监控排除，早期口述不作对外口径。</w:t>
+      </w:r>
+    </w:p>
+    <w:p>
+      <w:pPr>
+        <w:spacing w:after="60" w:before="0" w:line="336" w:lineRule="auto"/>
+        <w:ind w:firstLine="210"/>
+        <w:jc w:val="left"/>
+      </w:pPr>
+      <w:r>
+        <w:rPr>
+          <w:rFonts w:ascii="宋体" w:hAnsi="宋体" w:eastAsia="宋体" w:cs="宋体"/>
+          <w:b w:val="0"/>
+          <w:sz w:val="24"/>
+        </w:rPr>
+        <w:t xml:space="preserve">• </w:t>
+      </w:r>
+      <w:r>
+        <w:rPr>
+          <w:rFonts w:ascii="宋体" w:hAnsi="宋体" w:eastAsia="宋体" w:cs="宋体"/>
+          <w:b/>
+          <w:sz w:val="24"/>
+        </w:rPr>
+        <w:t>与骑手通话：</w:t>
+      </w:r>
+      <w:r>
+        <w:rPr>
+          <w:rFonts w:ascii="宋体" w:hAnsi="宋体" w:eastAsia="宋体" w:cs="宋体"/>
+          <w:b w:val="0"/>
+          <w:sz w:val="24"/>
+        </w:rPr>
+        <w:t>家属与骑手通话，确认书面责任认定尚未出具，并提出建立多方沟通群。</w:t>
+      </w:r>
+    </w:p>
+    <w:p>
+      <w:pPr>
+        <w:spacing w:after="60" w:before="0" w:line="336" w:lineRule="auto"/>
+        <w:ind w:firstLine="210"/>
+        <w:jc w:val="left"/>
+      </w:pPr>
+      <w:r>
+        <w:rPr>
+          <w:rFonts w:ascii="宋体" w:hAnsi="宋体" w:eastAsia="宋体" w:cs="宋体"/>
+          <w:b w:val="0"/>
+          <w:sz w:val="24"/>
+        </w:rPr>
+        <w:t xml:space="preserve">• </w:t>
+      </w:r>
+      <w:r>
+        <w:rPr>
+          <w:rFonts w:ascii="宋体" w:hAnsi="宋体" w:eastAsia="宋体" w:cs="宋体"/>
+          <w:b/>
+          <w:sz w:val="24"/>
+        </w:rPr>
+        <w:t>交警口头分析（最关键）：</w:t>
+      </w:r>
+      <w:r>
+        <w:rPr>
+          <w:rFonts w:ascii="宋体" w:hAnsi="宋体" w:eastAsia="宋体" w:cs="宋体"/>
+          <w:b w:val="0"/>
+          <w:sz w:val="24"/>
+        </w:rPr>
+        <w:t>交警根据监控说明双方过错及简易/一般两种程序。书面认定书尚未出具。排除任何一方全责。</w:t>
+      </w:r>
+    </w:p>
+    <w:p>
+      <w:pPr>
+        <w:spacing w:after="60" w:before="0" w:line="336" w:lineRule="auto"/>
+        <w:ind w:firstLine="210"/>
+        <w:jc w:val="left"/>
+      </w:pPr>
+      <w:r>
+        <w:rPr>
+          <w:rFonts w:ascii="宋体" w:hAnsi="宋体" w:eastAsia="宋体" w:cs="宋体"/>
+          <w:b w:val="0"/>
+          <w:sz w:val="24"/>
+        </w:rPr>
+        <w:t xml:space="preserve">• </w:t>
+      </w:r>
+      <w:r>
+        <w:rPr>
+          <w:rFonts w:ascii="宋体" w:hAnsi="宋体" w:eastAsia="宋体" w:cs="宋体"/>
+          <w:b/>
+          <w:sz w:val="24"/>
+        </w:rPr>
+        <w:t>内部讨论：</w:t>
+      </w:r>
+      <w:r>
+        <w:rPr>
+          <w:rFonts w:ascii="宋体" w:hAnsi="宋体" w:eastAsia="宋体" w:cs="宋体"/>
+          <w:b w:val="0"/>
+          <w:sz w:val="24"/>
+        </w:rPr>
+        <w:t>家属对车辆行驶路线、护栏影响、车辆归属和责任比例的内部讨论。护栏开口可解释掉头动作，不能据此争全责；「骑手 70%、用工方 30%」是内部设想，不是交警结论。</w:t>
+      </w:r>
+    </w:p>
+    <w:p>
+      <w:pPr>
+        <w:spacing w:after="120" w:before="200" w:line="312" w:lineRule="auto"/>
+        <w:jc w:val="left"/>
+      </w:pPr>
+      <w:r>
+        <w:rPr>
+          <w:rFonts w:ascii="黑体" w:hAnsi="黑体" w:eastAsia="黑体" w:cs="黑体"/>
+          <w:b/>
+          <w:sz w:val="24"/>
+        </w:rPr>
+        <w:t>立即八事</w:t>
+      </w:r>
+    </w:p>
+    <w:tbl>
+      <w:tblPr>
+        <w:tblStyle w:val="TableGrid"/>
+        <w:tblW w:type="auto" w:w="0"/>
+        <w:tblLayout w:type="autofit"/>
+        <w:tblLook w:firstColumn="1" w:firstRow="1" w:lastColumn="0" w:lastRow="0" w:noHBand="0" w:noVBand="1" w:val="04A0"/>
+      </w:tblPr>
+      <w:tblGrid>
+        <w:gridCol w:w="2239"/>
+        <w:gridCol w:w="2239"/>
+        <w:gridCol w:w="2239"/>
+        <w:gridCol w:w="2239"/>
+      </w:tblGrid>
+      <w:tr>
+        <w:tc>
+          <w:tcPr>
+            <w:tcW w:type="dxa" w:w="2239"/>
+            <w:shd w:fill="0B2F5B" w:val="clear"/>
+          </w:tcPr>
+          <w:p>
+            <w:pPr>
+              <w:spacing w:after="40" w:before="40" w:line="276" w:lineRule="auto"/>
+            </w:pPr>
+            <w:r/>
+            <w:r>
+              <w:rPr>
+                <w:rFonts w:ascii="黑体" w:hAnsi="黑体" w:eastAsia="黑体" w:cs="黑体"/>
+                <w:b/>
+                <w:color w:val="FFFFFF"/>
+                <w:sz w:val="21"/>
+              </w:rPr>
+              <w:t>序号</w:t>
+            </w:r>
+          </w:p>
+        </w:tc>
+        <w:tc>
+          <w:tcPr>
+            <w:tcW w:type="dxa" w:w="2239"/>
+            <w:shd w:fill="0B2F5B" w:val="clear"/>
+          </w:tcPr>
+          <w:p>
+            <w:pPr>
+              <w:spacing w:after="40" w:before="40" w:line="276" w:lineRule="auto"/>
+            </w:pPr>
+            <w:r/>
+            <w:r>
+              <w:rPr>
+                <w:rFonts w:ascii="黑体" w:hAnsi="黑体" w:eastAsia="黑体" w:cs="黑体"/>
+                <w:b/>
+                <w:color w:val="FFFFFF"/>
+                <w:sz w:val="21"/>
+              </w:rPr>
+              <w:t>谁</w:t>
+            </w:r>
+          </w:p>
+        </w:tc>
+        <w:tc>
+          <w:tcPr>
+            <w:tcW w:type="dxa" w:w="2239"/>
+            <w:shd w:fill="0B2F5B" w:val="clear"/>
+          </w:tcPr>
+          <w:p>
+            <w:pPr>
+              <w:spacing w:after="40" w:before="40" w:line="276" w:lineRule="auto"/>
+            </w:pPr>
+            <w:r/>
+            <w:r>
+              <w:rPr>
+                <w:rFonts w:ascii="黑体" w:hAnsi="黑体" w:eastAsia="黑体" w:cs="黑体"/>
+                <w:b/>
+                <w:color w:val="FFFFFF"/>
+                <w:sz w:val="21"/>
+              </w:rPr>
+              <w:t>做什么</w:t>
+            </w:r>
+          </w:p>
+        </w:tc>
+        <w:tc>
+          <w:tcPr>
+            <w:tcW w:type="dxa" w:w="2239"/>
+            <w:shd w:fill="0B2F5B" w:val="clear"/>
+          </w:tcPr>
+          <w:p>
+            <w:pPr>
+              <w:spacing w:after="40" w:before="40" w:line="276" w:lineRule="auto"/>
+            </w:pPr>
+            <w:r/>
+            <w:r>
+              <w:rPr>
+                <w:rFonts w:ascii="黑体" w:hAnsi="黑体" w:eastAsia="黑体" w:cs="黑体"/>
+                <w:b/>
+                <w:color w:val="FFFFFF"/>
+                <w:sz w:val="21"/>
+              </w:rPr>
+              <w:t>为什么</w:t>
+            </w:r>
+          </w:p>
+        </w:tc>
+      </w:tr>
+      <w:tr>
+        <w:tc>
+          <w:tcPr>
+            <w:tcW w:type="dxa" w:w="2239"/>
+          </w:tcPr>
+          <w:p>
+            <w:pPr>
+              <w:spacing w:after="40" w:before="40" w:line="276" w:lineRule="auto"/>
+            </w:pPr>
+            <w:r/>
+            <w:r>
+              <w:rPr>
+                <w:rFonts w:ascii="宋体" w:hAnsi="宋体" w:eastAsia="宋体" w:cs="宋体"/>
+                <w:b w:val="0"/>
+                <w:sz w:val="21"/>
+              </w:rPr>
+              <w:t>1</w:t>
+            </w:r>
+          </w:p>
+        </w:tc>
+        <w:tc>
+          <w:tcPr>
+            <w:tcW w:type="dxa" w:w="2239"/>
+          </w:tcPr>
+          <w:p>
+            <w:pPr>
+              <w:spacing w:after="40" w:before="40" w:line="276" w:lineRule="auto"/>
+            </w:pPr>
+            <w:r/>
+            <w:r>
+              <w:rPr>
+                <w:rFonts w:ascii="宋体" w:hAnsi="宋体" w:eastAsia="宋体" w:cs="宋体"/>
+                <w:b w:val="0"/>
+                <w:sz w:val="21"/>
+              </w:rPr>
+              <w:t>胡继刚 → 陈师傅</w:t>
+            </w:r>
+          </w:p>
+        </w:tc>
+        <w:tc>
+          <w:tcPr>
+            <w:tcW w:type="dxa" w:w="2239"/>
+          </w:tcPr>
+          <w:p>
+            <w:pPr>
+              <w:spacing w:after="40" w:before="40" w:line="276" w:lineRule="auto"/>
+            </w:pPr>
+            <w:r/>
+            <w:r>
+              <w:rPr>
+                <w:rFonts w:ascii="宋体" w:hAnsi="宋体" w:eastAsia="宋体" w:cs="宋体"/>
+                <w:b w:val="0"/>
+                <w:sz w:val="21"/>
+              </w:rPr>
+              <w:t>向交警确认书面事故认定书的进度，并索取事故编号、监控保存情况及简易/一般程序的书面说明。</w:t>
+            </w:r>
+          </w:p>
+        </w:tc>
+        <w:tc>
+          <w:tcPr>
+            <w:tcW w:type="dxa" w:w="2239"/>
+          </w:tcPr>
+          <w:p>
+            <w:pPr>
+              <w:spacing w:after="40" w:before="40" w:line="276" w:lineRule="auto"/>
+            </w:pPr>
+            <w:r/>
+            <w:r>
+              <w:rPr>
+                <w:rFonts w:ascii="宋体" w:hAnsi="宋体" w:eastAsia="宋体" w:cs="宋体"/>
+                <w:b w:val="0"/>
+                <w:sz w:val="21"/>
+              </w:rPr>
+              <w:t>口头排除全责不能当证据。没有编号和监控回执，等于还没固定。</w:t>
+            </w:r>
+          </w:p>
+        </w:tc>
+      </w:tr>
+      <w:tr>
+        <w:tc>
+          <w:tcPr>
+            <w:tcW w:type="dxa" w:w="2239"/>
+            <w:shd w:fill="F3F6FA" w:val="clear"/>
+          </w:tcPr>
+          <w:p>
+            <w:pPr>
+              <w:spacing w:after="40" w:before="40" w:line="276" w:lineRule="auto"/>
+            </w:pPr>
+            <w:r/>
+            <w:r>
+              <w:rPr>
+                <w:rFonts w:ascii="宋体" w:hAnsi="宋体" w:eastAsia="宋体" w:cs="宋体"/>
+                <w:b w:val="0"/>
+                <w:sz w:val="21"/>
+              </w:rPr>
+              <w:t>2</w:t>
+            </w:r>
+          </w:p>
+        </w:tc>
+        <w:tc>
+          <w:tcPr>
+            <w:tcW w:type="dxa" w:w="2239"/>
+            <w:shd w:fill="F3F6FA" w:val="clear"/>
+          </w:tcPr>
+          <w:p>
+            <w:pPr>
+              <w:spacing w:after="40" w:before="40" w:line="276" w:lineRule="auto"/>
+            </w:pPr>
+            <w:r/>
+            <w:r>
+              <w:rPr>
+                <w:rFonts w:ascii="宋体" w:hAnsi="宋体" w:eastAsia="宋体" w:cs="宋体"/>
+                <w:b w:val="0"/>
+                <w:sz w:val="21"/>
+              </w:rPr>
+              <w:t>本地交通事故律师（岳父场外）</w:t>
+            </w:r>
+          </w:p>
+        </w:tc>
+        <w:tc>
+          <w:tcPr>
+            <w:tcW w:type="dxa" w:w="2239"/>
+            <w:shd w:fill="F3F6FA" w:val="clear"/>
+          </w:tcPr>
+          <w:p>
+            <w:pPr>
+              <w:spacing w:after="40" w:before="40" w:line="276" w:lineRule="auto"/>
+            </w:pPr>
+            <w:r/>
+            <w:r>
+              <w:rPr>
+                <w:rFonts w:ascii="宋体" w:hAnsi="宋体" w:eastAsia="宋体" w:cs="宋体"/>
+                <w:b w:val="0"/>
+                <w:sz w:val="21"/>
+              </w:rPr>
+              <w:t>在同意任何责任比例或程序选择前，查看监控和车辆材料，尤其评估一般程序可能带来的车辆与驾驶资格风险。</w:t>
+            </w:r>
+          </w:p>
+        </w:tc>
+        <w:tc>
+          <w:tcPr>
+            <w:tcW w:type="dxa" w:w="2239"/>
+            <w:shd w:fill="F3F6FA" w:val="clear"/>
+          </w:tcPr>
+          <w:p>
+            <w:pPr>
+              <w:spacing w:after="40" w:before="40" w:line="276" w:lineRule="auto"/>
+            </w:pPr>
+            <w:r/>
+            <w:r>
+              <w:rPr>
+                <w:rFonts w:ascii="宋体" w:hAnsi="宋体" w:eastAsia="宋体" w:cs="宋体"/>
+                <w:b w:val="0"/>
+                <w:sz w:val="21"/>
+              </w:rPr>
+              <w:t>驾驶人有证，无证风险下降；无青岛市号牌风险仍在。家属不自己拍板。现在不请诉讼律师当面谈。</w:t>
+            </w:r>
+          </w:p>
+        </w:tc>
+      </w:tr>
+      <w:tr>
+        <w:tc>
+          <w:tcPr>
+            <w:tcW w:type="dxa" w:w="2239"/>
+          </w:tcPr>
+          <w:p>
+            <w:pPr>
+              <w:spacing w:after="40" w:before="40" w:line="276" w:lineRule="auto"/>
+            </w:pPr>
+            <w:r/>
+            <w:r>
+              <w:rPr>
+                <w:rFonts w:ascii="宋体" w:hAnsi="宋体" w:eastAsia="宋体" w:cs="宋体"/>
+                <w:b w:val="0"/>
+                <w:sz w:val="21"/>
+              </w:rPr>
+              <w:t>3</w:t>
+            </w:r>
+          </w:p>
+        </w:tc>
+        <w:tc>
+          <w:tcPr>
+            <w:tcW w:type="dxa" w:w="2239"/>
+          </w:tcPr>
+          <w:p>
+            <w:pPr>
+              <w:spacing w:after="40" w:before="40" w:line="276" w:lineRule="auto"/>
+            </w:pPr>
+            <w:r/>
+            <w:r>
+              <w:rPr>
+                <w:rFonts w:ascii="宋体" w:hAnsi="宋体" w:eastAsia="宋体" w:cs="宋体"/>
+                <w:b w:val="0"/>
+                <w:sz w:val="21"/>
+              </w:rPr>
+              <w:t>家属 + 骑手拉群</w:t>
+            </w:r>
+          </w:p>
+        </w:tc>
+        <w:tc>
+          <w:tcPr>
+            <w:tcW w:type="dxa" w:w="2239"/>
+          </w:tcPr>
+          <w:p>
+            <w:pPr>
+              <w:spacing w:after="40" w:before="40" w:line="276" w:lineRule="auto"/>
+            </w:pPr>
+            <w:r/>
+            <w:r>
+              <w:rPr>
+                <w:rFonts w:ascii="宋体" w:hAnsi="宋体" w:eastAsia="宋体" w:cs="宋体"/>
+                <w:b w:val="0"/>
+                <w:sz w:val="21"/>
+              </w:rPr>
+              <w:t>向实际承保保险公司报案并取得书面答复，不再依赖交警、医院或非经办人员的口头判断。</w:t>
+            </w:r>
+          </w:p>
+        </w:tc>
+        <w:tc>
+          <w:tcPr>
+            <w:tcW w:type="dxa" w:w="2239"/>
+          </w:tcPr>
+          <w:p>
+            <w:pPr>
+              <w:spacing w:after="40" w:before="40" w:line="276" w:lineRule="auto"/>
+            </w:pPr>
+            <w:r/>
+            <w:r>
+              <w:rPr>
+                <w:rFonts w:ascii="宋体" w:hAnsi="宋体" w:eastAsia="宋体" w:cs="宋体"/>
+                <w:b w:val="0"/>
+                <w:sz w:val="21"/>
+              </w:rPr>
+              <w:t>对方无交强险。大头在美团平台险。人民医院可以赔、比例待书面。</w:t>
+            </w:r>
+          </w:p>
+        </w:tc>
+      </w:tr>
+      <w:tr>
+        <w:tc>
+          <w:tcPr>
+            <w:tcW w:type="dxa" w:w="2239"/>
+            <w:shd w:fill="F3F6FA" w:val="clear"/>
+          </w:tcPr>
+          <w:p>
+            <w:pPr>
+              <w:spacing w:after="40" w:before="40" w:line="276" w:lineRule="auto"/>
+            </w:pPr>
+            <w:r/>
+            <w:r>
+              <w:rPr>
+                <w:rFonts w:ascii="宋体" w:hAnsi="宋体" w:eastAsia="宋体" w:cs="宋体"/>
+                <w:b w:val="0"/>
+                <w:sz w:val="21"/>
+              </w:rPr>
+              <w:t>4</w:t>
+            </w:r>
+          </w:p>
+        </w:tc>
+        <w:tc>
+          <w:tcPr>
+            <w:tcW w:type="dxa" w:w="2239"/>
+            <w:shd w:fill="F3F6FA" w:val="clear"/>
+          </w:tcPr>
+          <w:p>
+            <w:pPr>
+              <w:spacing w:after="40" w:before="40" w:line="276" w:lineRule="auto"/>
+            </w:pPr>
+            <w:r/>
+            <w:r>
+              <w:rPr>
+                <w:rFonts w:ascii="宋体" w:hAnsi="宋体" w:eastAsia="宋体" w:cs="宋体"/>
+                <w:b w:val="0"/>
+                <w:sz w:val="21"/>
+              </w:rPr>
+              <w:t>家属 → 齐鲁出院处 / 人民医院入院处</w:t>
+            </w:r>
+          </w:p>
+        </w:tc>
+        <w:tc>
+          <w:tcPr>
+            <w:tcW w:type="dxa" w:w="2239"/>
+            <w:shd w:fill="F3F6FA" w:val="clear"/>
+          </w:tcPr>
+          <w:p>
+            <w:pPr>
+              <w:spacing w:after="40" w:before="40" w:line="276" w:lineRule="auto"/>
+            </w:pPr>
+            <w:r/>
+            <w:r>
+              <w:rPr>
+                <w:rFonts w:ascii="宋体" w:hAnsi="宋体" w:eastAsia="宋体" w:cs="宋体"/>
+                <w:b w:val="0"/>
+                <w:sz w:val="21"/>
+              </w:rPr>
+              <w:t>以医疗安全为先确定住院地点，补齐齐鲁医院出院结算、出院记录和市北区人民医院入院材料。</w:t>
+            </w:r>
+          </w:p>
+        </w:tc>
+        <w:tc>
+          <w:tcPr>
+            <w:tcW w:type="dxa" w:w="2239"/>
+            <w:shd w:fill="F3F6FA" w:val="clear"/>
+          </w:tcPr>
+          <w:p>
+            <w:pPr>
+              <w:spacing w:after="40" w:before="40" w:line="276" w:lineRule="auto"/>
+            </w:pPr>
+            <w:r/>
+            <w:r>
+              <w:rPr>
+                <w:rFonts w:ascii="宋体" w:hAnsi="宋体" w:eastAsia="宋体" w:cs="宋体"/>
+                <w:b w:val="0"/>
+                <w:sz w:val="21"/>
+              </w:rPr>
+              <w:t>转院类录音大量重复，核心就是结算、入院、保险书面确认这三步。</w:t>
+            </w:r>
+          </w:p>
+        </w:tc>
+      </w:tr>
+      <w:tr>
+        <w:tc>
+          <w:tcPr>
+            <w:tcW w:type="dxa" w:w="2239"/>
+          </w:tcPr>
+          <w:p>
+            <w:pPr>
+              <w:spacing w:after="40" w:before="40" w:line="276" w:lineRule="auto"/>
+            </w:pPr>
+            <w:r/>
+            <w:r>
+              <w:rPr>
+                <w:rFonts w:ascii="宋体" w:hAnsi="宋体" w:eastAsia="宋体" w:cs="宋体"/>
+                <w:b w:val="0"/>
+                <w:sz w:val="21"/>
+              </w:rPr>
+              <w:t>5</w:t>
+            </w:r>
+          </w:p>
+        </w:tc>
+        <w:tc>
+          <w:tcPr>
+            <w:tcW w:type="dxa" w:w="2239"/>
+          </w:tcPr>
+          <w:p>
+            <w:pPr>
+              <w:spacing w:after="40" w:before="40" w:line="276" w:lineRule="auto"/>
+            </w:pPr>
+            <w:r/>
+            <w:r>
+              <w:rPr>
+                <w:rFonts w:ascii="宋体" w:hAnsi="宋体" w:eastAsia="宋体" w:cs="宋体"/>
+                <w:b w:val="0"/>
+                <w:sz w:val="21"/>
+              </w:rPr>
+              <w:t>家属</w:t>
+            </w:r>
+          </w:p>
+        </w:tc>
+        <w:tc>
+          <w:tcPr>
+            <w:tcW w:type="dxa" w:w="2239"/>
+          </w:tcPr>
+          <w:p>
+            <w:pPr>
+              <w:spacing w:after="40" w:before="40" w:line="276" w:lineRule="auto"/>
+            </w:pPr>
+            <w:r/>
+            <w:r>
+              <w:rPr>
+                <w:rFonts w:ascii="宋体" w:hAnsi="宋体" w:eastAsia="宋体" w:cs="宋体"/>
+                <w:b w:val="0"/>
+                <w:sz w:val="21"/>
+              </w:rPr>
+              <w:t>立即建立费用台账，逐笔核清 4 万元金额。</w:t>
+            </w:r>
+          </w:p>
+        </w:tc>
+        <w:tc>
+          <w:tcPr>
+            <w:tcW w:type="dxa" w:w="2239"/>
+          </w:tcPr>
+          <w:p>
+            <w:pPr>
+              <w:spacing w:after="40" w:before="40" w:line="276" w:lineRule="auto"/>
+            </w:pPr>
+            <w:r/>
+            <w:r>
+              <w:rPr>
+                <w:rFonts w:ascii="宋体" w:hAnsi="宋体" w:eastAsia="宋体" w:cs="宋体"/>
+                <w:b w:val="0"/>
+                <w:sz w:val="21"/>
+              </w:rPr>
+              <w:t>家属确认费用口径 4 万。须用发票重核，并与刘孝春垫付现金 3 万分清。不能再对外报 3.5 万或 7 万。</w:t>
+            </w:r>
+          </w:p>
+        </w:tc>
+      </w:tr>
+      <w:tr>
+        <w:tc>
+          <w:tcPr>
+            <w:tcW w:type="dxa" w:w="2239"/>
+            <w:shd w:fill="F3F6FA" w:val="clear"/>
+          </w:tcPr>
+          <w:p>
+            <w:pPr>
+              <w:spacing w:after="40" w:before="40" w:line="276" w:lineRule="auto"/>
+            </w:pPr>
+            <w:r/>
+            <w:r>
+              <w:rPr>
+                <w:rFonts w:ascii="宋体" w:hAnsi="宋体" w:eastAsia="宋体" w:cs="宋体"/>
+                <w:b w:val="0"/>
+                <w:sz w:val="21"/>
+              </w:rPr>
+              <w:t>6</w:t>
+            </w:r>
+          </w:p>
+        </w:tc>
+        <w:tc>
+          <w:tcPr>
+            <w:tcW w:type="dxa" w:w="2239"/>
+            <w:shd w:fill="F3F6FA" w:val="clear"/>
+          </w:tcPr>
+          <w:p>
+            <w:pPr>
+              <w:spacing w:after="40" w:before="40" w:line="276" w:lineRule="auto"/>
+            </w:pPr>
+            <w:r/>
+            <w:r>
+              <w:rPr>
+                <w:rFonts w:ascii="宋体" w:hAnsi="宋体" w:eastAsia="宋体" w:cs="宋体"/>
+                <w:b w:val="0"/>
+                <w:sz w:val="21"/>
+              </w:rPr>
+              <w:t>家属</w:t>
+            </w:r>
+          </w:p>
+        </w:tc>
+        <w:tc>
+          <w:tcPr>
+            <w:tcW w:type="dxa" w:w="2239"/>
+            <w:shd w:fill="F3F6FA" w:val="clear"/>
+          </w:tcPr>
+          <w:p>
+            <w:pPr>
+              <w:spacing w:after="40" w:before="40" w:line="276" w:lineRule="auto"/>
+            </w:pPr>
+            <w:r/>
+            <w:r>
+              <w:rPr>
+                <w:rFonts w:ascii="宋体" w:hAnsi="宋体" w:eastAsia="宋体" w:cs="宋体"/>
+                <w:b w:val="0"/>
+                <w:sz w:val="21"/>
+              </w:rPr>
+              <w:t>保存事故监控、全部病历、票据、转运材料及沟通记录原件和电子备份。</w:t>
+            </w:r>
+          </w:p>
+        </w:tc>
+        <w:tc>
+          <w:tcPr>
+            <w:tcW w:type="dxa" w:w="2239"/>
+            <w:shd w:fill="F3F6FA" w:val="clear"/>
+          </w:tcPr>
+          <w:p>
+            <w:pPr>
+              <w:spacing w:after="40" w:before="40" w:line="276" w:lineRule="auto"/>
+            </w:pPr>
+            <w:r/>
+            <w:r>
+              <w:rPr>
+                <w:rFonts w:ascii="宋体" w:hAnsi="宋体" w:eastAsia="宋体" w:cs="宋体"/>
+                <w:b w:val="0"/>
+                <w:sz w:val="21"/>
+              </w:rPr>
+              <w:t>原件和照片/扫描各一份。监控至少要调取回执。</w:t>
+            </w:r>
+          </w:p>
+        </w:tc>
+      </w:tr>
+      <w:tr>
+        <w:tc>
+          <w:tcPr>
+            <w:tcW w:type="dxa" w:w="2239"/>
+          </w:tcPr>
+          <w:p>
+            <w:pPr>
+              <w:spacing w:after="40" w:before="40" w:line="276" w:lineRule="auto"/>
+            </w:pPr>
+            <w:r/>
+            <w:r>
+              <w:rPr>
+                <w:rFonts w:ascii="宋体" w:hAnsi="宋体" w:eastAsia="宋体" w:cs="宋体"/>
+                <w:b w:val="0"/>
+                <w:sz w:val="21"/>
+              </w:rPr>
+              <w:t>7</w:t>
+            </w:r>
+          </w:p>
+        </w:tc>
+        <w:tc>
+          <w:tcPr>
+            <w:tcW w:type="dxa" w:w="2239"/>
+          </w:tcPr>
+          <w:p>
+            <w:pPr>
+              <w:spacing w:after="40" w:before="40" w:line="276" w:lineRule="auto"/>
+            </w:pPr>
+            <w:r/>
+            <w:r>
+              <w:rPr>
+                <w:rFonts w:ascii="宋体" w:hAnsi="宋体" w:eastAsia="宋体" w:cs="宋体"/>
+                <w:b w:val="0"/>
+                <w:sz w:val="21"/>
+              </w:rPr>
+              <w:t>胡继刚 + 刘孝春</w:t>
+            </w:r>
+          </w:p>
+        </w:tc>
+        <w:tc>
+          <w:tcPr>
+            <w:tcW w:type="dxa" w:w="2239"/>
+          </w:tcPr>
+          <w:p>
+            <w:pPr>
+              <w:spacing w:after="40" w:before="40" w:line="276" w:lineRule="auto"/>
+            </w:pPr>
+            <w:r/>
+            <w:r>
+              <w:rPr>
+                <w:rFonts w:ascii="宋体" w:hAnsi="宋体" w:eastAsia="宋体" w:cs="宋体"/>
+                <w:b w:val="0"/>
+                <w:sz w:val="21"/>
+              </w:rPr>
+              <w:t>核实伤者与用工方关系、车辆归属、工资结算和事故当日工作任务，为用工责任主张留证。</w:t>
+            </w:r>
+          </w:p>
+        </w:tc>
+        <w:tc>
+          <w:tcPr>
+            <w:tcW w:type="dxa" w:w="2239"/>
+          </w:tcPr>
+          <w:p>
+            <w:pPr>
+              <w:spacing w:after="40" w:before="40" w:line="276" w:lineRule="auto"/>
+            </w:pPr>
+            <w:r/>
+            <w:r>
+              <w:rPr>
+                <w:rFonts w:ascii="宋体" w:hAnsi="宋体" w:eastAsia="宋体" w:cs="宋体"/>
+                <w:b w:val="0"/>
+                <w:sz w:val="21"/>
+              </w:rPr>
+              <w:t>工伤认定条件目前不具备（未签劳动合同），不去人社局报工伤。这些材料用于雇员受害和车主过错。3 万收据、5000 欠条现在就写。</w:t>
+            </w:r>
+          </w:p>
+        </w:tc>
+      </w:tr>
+      <w:tr>
+        <w:tc>
+          <w:tcPr>
+            <w:tcW w:type="dxa" w:w="2239"/>
+            <w:shd w:fill="F3F6FA" w:val="clear"/>
+          </w:tcPr>
+          <w:p>
+            <w:pPr>
+              <w:spacing w:after="40" w:before="40" w:line="276" w:lineRule="auto"/>
+            </w:pPr>
+            <w:r/>
+            <w:r>
+              <w:rPr>
+                <w:rFonts w:ascii="宋体" w:hAnsi="宋体" w:eastAsia="宋体" w:cs="宋体"/>
+                <w:b w:val="0"/>
+                <w:sz w:val="21"/>
+              </w:rPr>
+              <w:t>8</w:t>
+            </w:r>
+          </w:p>
+        </w:tc>
+        <w:tc>
+          <w:tcPr>
+            <w:tcW w:type="dxa" w:w="2239"/>
+            <w:shd w:fill="F3F6FA" w:val="clear"/>
+          </w:tcPr>
+          <w:p>
+            <w:pPr>
+              <w:spacing w:after="40" w:before="40" w:line="276" w:lineRule="auto"/>
+            </w:pPr>
+            <w:r/>
+            <w:r>
+              <w:rPr>
+                <w:rFonts w:ascii="宋体" w:hAnsi="宋体" w:eastAsia="宋体" w:cs="宋体"/>
+                <w:b w:val="0"/>
+                <w:sz w:val="21"/>
+              </w:rPr>
+              <w:t>家属 + 鉴定机构（后）</w:t>
+            </w:r>
+          </w:p>
+        </w:tc>
+        <w:tc>
+          <w:tcPr>
+            <w:tcW w:type="dxa" w:w="2239"/>
+            <w:shd w:fill="F3F6FA" w:val="clear"/>
+          </w:tcPr>
+          <w:p>
+            <w:pPr>
+              <w:spacing w:after="40" w:before="40" w:line="276" w:lineRule="auto"/>
+            </w:pPr>
+            <w:r/>
+            <w:r>
+              <w:rPr>
+                <w:rFonts w:ascii="宋体" w:hAnsi="宋体" w:eastAsia="宋体" w:cs="宋体"/>
+                <w:b w:val="0"/>
+                <w:sz w:val="21"/>
+              </w:rPr>
+              <w:t>待病情稳定并达到鉴定条件后，再由有资质机构进行伤残鉴定；不要根据录音中的推测提前确定等级或金额。</w:t>
+            </w:r>
+          </w:p>
+        </w:tc>
+        <w:tc>
+          <w:tcPr>
+            <w:tcW w:type="dxa" w:w="2239"/>
+            <w:shd w:fill="F3F6FA" w:val="clear"/>
+          </w:tcPr>
+          <w:p>
+            <w:pPr>
+              <w:spacing w:after="40" w:before="40" w:line="276" w:lineRule="auto"/>
+            </w:pPr>
+            <w:r/>
+            <w:r>
+              <w:rPr>
+                <w:rFonts w:ascii="宋体" w:hAnsi="宋体" w:eastAsia="宋体" w:cs="宋体"/>
+                <w:b w:val="0"/>
+                <w:sz w:val="21"/>
+              </w:rPr>
+              <w:t>现阶段不谈总赔偿数额。记录 16 的九级、25–30 万是另一案，不能套到本案。</w:t>
+            </w:r>
+          </w:p>
+        </w:tc>
+      </w:tr>
+    </w:tbl>
+    <w:p>
+      <w:pPr>
+        <w:spacing w:after="160" w:before="0" w:line="360" w:lineRule="auto"/>
+        <w:jc w:val="left"/>
+      </w:pPr>
+    </w:p>
+    <w:p>
+      <w:pPr>
+        <w:spacing w:after="160" w:before="280" w:line="312" w:lineRule="auto"/>
+        <w:jc w:val="left"/>
+      </w:pPr>
+      <w:r>
+        <w:rPr>
+          <w:rFonts w:ascii="黑体" w:hAnsi="黑体" w:eastAsia="黑体" w:cs="黑体"/>
+          <w:b/>
+          <w:color w:val="0B2F5B"/>
+          <w:sz w:val="28"/>
+        </w:rPr>
         <w:t>二、谁受伤：只有 64 岁男性胡某</w:t>
       </w:r>
     </w:p>
@@ -4549,7 +5584,7 @@
           <w:b w:val="0"/>
           <w:sz w:val="24"/>
         </w:rPr>
-        <w:t>住院号办成；保险书面比例拿到手。可以暂留人民医院，但比例未定不要当全额报销。</w:t>
+        <w:t>住院号办成；保险书面比例拿到手。转院录音只看三点：齐鲁先结算、人民医院能入院、承保公司书面确认二甲资格和比例。可以暂留人民医院，但比例未定不要当全额报销。</w:t>
       </w:r>
     </w:p>
     <w:p>
@@ -8780,455 +9815,23 @@
           <w:color w:val="0B2F5B"/>
           <w:sz w:val="28"/>
         </w:rPr>
-        <w:t>九、72 小时动作</w:t>
+        <w:t>九、立即八事</w:t>
       </w:r>
     </w:p>
-    <w:tbl>
-      <w:tblPr>
-        <w:tblStyle w:val="TableGrid"/>
-        <w:tblW w:type="auto" w:w="0"/>
-        <w:tblLayout w:type="autofit"/>
-        <w:tblLook w:firstColumn="1" w:firstRow="1" w:lastColumn="0" w:lastRow="0" w:noHBand="0" w:noVBand="1" w:val="04A0"/>
-      </w:tblPr>
-      <w:tblGrid>
-        <w:gridCol w:w="2986"/>
-        <w:gridCol w:w="2986"/>
-        <w:gridCol w:w="2986"/>
-      </w:tblGrid>
-      <w:tr>
-        <w:tc>
-          <w:tcPr>
-            <w:tcW w:type="dxa" w:w="2986"/>
-            <w:shd w:fill="0B2F5B" w:val="clear"/>
-          </w:tcPr>
-          <w:p>
-            <w:pPr>
-              <w:spacing w:after="40" w:before="40" w:line="276" w:lineRule="auto"/>
-            </w:pPr>
-            <w:r/>
-            <w:r>
-              <w:rPr>
-                <w:rFonts w:ascii="黑体" w:hAnsi="黑体" w:eastAsia="黑体" w:cs="黑体"/>
-                <w:b/>
-                <w:color w:val="FFFFFF"/>
-                <w:sz w:val="21"/>
-              </w:rPr>
-              <w:t>谁</w:t>
-            </w:r>
-          </w:p>
-        </w:tc>
-        <w:tc>
-          <w:tcPr>
-            <w:tcW w:type="dxa" w:w="2986"/>
-            <w:shd w:fill="0B2F5B" w:val="clear"/>
-          </w:tcPr>
-          <w:p>
-            <w:pPr>
-              <w:spacing w:after="40" w:before="40" w:line="276" w:lineRule="auto"/>
-            </w:pPr>
-            <w:r/>
-            <w:r>
-              <w:rPr>
-                <w:rFonts w:ascii="黑体" w:hAnsi="黑体" w:eastAsia="黑体" w:cs="黑体"/>
-                <w:b/>
-                <w:color w:val="FFFFFF"/>
-                <w:sz w:val="21"/>
-              </w:rPr>
-              <w:t>做什么</w:t>
-            </w:r>
-          </w:p>
-        </w:tc>
-        <w:tc>
-          <w:tcPr>
-            <w:tcW w:type="dxa" w:w="2986"/>
-            <w:shd w:fill="0B2F5B" w:val="clear"/>
-          </w:tcPr>
-          <w:p>
-            <w:pPr>
-              <w:spacing w:after="40" w:before="40" w:line="276" w:lineRule="auto"/>
-            </w:pPr>
-            <w:r/>
-            <w:r>
-              <w:rPr>
-                <w:rFonts w:ascii="黑体" w:hAnsi="黑体" w:eastAsia="黑体" w:cs="黑体"/>
-                <w:b/>
-                <w:color w:val="FFFFFF"/>
-                <w:sz w:val="21"/>
-              </w:rPr>
-              <w:t>为什么</w:t>
-            </w:r>
-          </w:p>
-        </w:tc>
-      </w:tr>
-      <w:tr>
-        <w:tc>
-          <w:tcPr>
-            <w:tcW w:type="dxa" w:w="2986"/>
-          </w:tcPr>
-          <w:p>
-            <w:pPr>
-              <w:spacing w:after="40" w:before="40" w:line="276" w:lineRule="auto"/>
-            </w:pPr>
-            <w:r/>
-            <w:r>
-              <w:rPr>
-                <w:rFonts w:ascii="宋体" w:hAnsi="宋体" w:eastAsia="宋体" w:cs="宋体"/>
-                <w:b w:val="0"/>
-                <w:sz w:val="21"/>
-              </w:rPr>
-              <w:t>律师</w:t>
-            </w:r>
-          </w:p>
-        </w:tc>
-        <w:tc>
-          <w:tcPr>
-            <w:tcW w:type="dxa" w:w="2986"/>
-          </w:tcPr>
-          <w:p>
-            <w:pPr>
-              <w:spacing w:after="40" w:before="40" w:line="276" w:lineRule="auto"/>
-            </w:pPr>
-            <w:r/>
-            <w:r>
-              <w:rPr>
-                <w:rFonts w:ascii="宋体" w:hAnsi="宋体" w:eastAsia="宋体" w:cs="宋体"/>
-                <w:b w:val="0"/>
-                <w:sz w:val="21"/>
-              </w:rPr>
-              <w:t>看监控和车辆材料后，书面确定走简易还是一般；同意任何责任比例前先看完</w:t>
-            </w:r>
-          </w:p>
-        </w:tc>
-        <w:tc>
-          <w:tcPr>
-            <w:tcW w:type="dxa" w:w="2986"/>
-          </w:tcPr>
-          <w:p>
-            <w:pPr>
-              <w:spacing w:after="40" w:before="40" w:line="276" w:lineRule="auto"/>
-            </w:pPr>
-            <w:r/>
-            <w:r>
-              <w:rPr>
-                <w:rFonts w:ascii="宋体" w:hAnsi="宋体" w:eastAsia="宋体" w:cs="宋体"/>
-                <w:b w:val="0"/>
-                <w:sz w:val="21"/>
-              </w:rPr>
-              <w:t>家属确认程序由律师定。有驾驶证则无证风险下降，无牌风险仍要评估</w:t>
-            </w:r>
-          </w:p>
-        </w:tc>
-      </w:tr>
-      <w:tr>
-        <w:tc>
-          <w:tcPr>
-            <w:tcW w:type="dxa" w:w="2986"/>
-            <w:shd w:fill="F3F6FA" w:val="clear"/>
-          </w:tcPr>
-          <w:p>
-            <w:pPr>
-              <w:spacing w:after="40" w:before="40" w:line="276" w:lineRule="auto"/>
-            </w:pPr>
-            <w:r/>
-            <w:r>
-              <w:rPr>
-                <w:rFonts w:ascii="宋体" w:hAnsi="宋体" w:eastAsia="宋体" w:cs="宋体"/>
-                <w:b w:val="0"/>
-                <w:sz w:val="21"/>
-              </w:rPr>
-              <w:t>家属+刘孝春</w:t>
-            </w:r>
-          </w:p>
-        </w:tc>
-        <w:tc>
-          <w:tcPr>
-            <w:tcW w:type="dxa" w:w="2986"/>
-            <w:shd w:fill="F3F6FA" w:val="clear"/>
-          </w:tcPr>
-          <w:p>
-            <w:pPr>
-              <w:spacing w:after="40" w:before="40" w:line="276" w:lineRule="auto"/>
-            </w:pPr>
-            <w:r/>
-            <w:r>
-              <w:rPr>
-                <w:rFonts w:ascii="宋体" w:hAnsi="宋体" w:eastAsia="宋体" w:cs="宋体"/>
-                <w:b w:val="0"/>
-                <w:sz w:val="21"/>
-              </w:rPr>
-              <w:t>立刻写 3 万现金收据：垫付医疗费，不是借款，不是了结事故，不冲抵欠薪，不代美团赔。欠薪约 5000 另写一张</w:t>
-            </w:r>
-          </w:p>
-        </w:tc>
-        <w:tc>
-          <w:tcPr>
-            <w:tcW w:type="dxa" w:w="2986"/>
-            <w:shd w:fill="F3F6FA" w:val="clear"/>
-          </w:tcPr>
-          <w:p>
-            <w:pPr>
-              <w:spacing w:after="40" w:before="40" w:line="276" w:lineRule="auto"/>
-            </w:pPr>
-            <w:r/>
-            <w:r>
-              <w:rPr>
-                <w:rFonts w:ascii="宋体" w:hAnsi="宋体" w:eastAsia="宋体" w:cs="宋体"/>
-                <w:b w:val="0"/>
-                <w:sz w:val="21"/>
-              </w:rPr>
-              <w:t>不写性质，事后可能被说成借款或已赔完。不必等法院先确认法律关系</w:t>
-            </w:r>
-          </w:p>
-        </w:tc>
-      </w:tr>
-      <w:tr>
-        <w:tc>
-          <w:tcPr>
-            <w:tcW w:type="dxa" w:w="2986"/>
-          </w:tcPr>
-          <w:p>
-            <w:pPr>
-              <w:spacing w:after="40" w:before="40" w:line="276" w:lineRule="auto"/>
-            </w:pPr>
-            <w:r/>
-            <w:r>
-              <w:rPr>
-                <w:rFonts w:ascii="宋体" w:hAnsi="宋体" w:eastAsia="宋体" w:cs="宋体"/>
-                <w:b w:val="0"/>
-                <w:sz w:val="21"/>
-              </w:rPr>
-              <w:t>家属</w:t>
-            </w:r>
-          </w:p>
-        </w:tc>
-        <w:tc>
-          <w:tcPr>
-            <w:tcW w:type="dxa" w:w="2986"/>
-          </w:tcPr>
-          <w:p>
-            <w:pPr>
-              <w:spacing w:after="40" w:before="40" w:line="276" w:lineRule="auto"/>
-            </w:pPr>
-            <w:r/>
-            <w:r>
-              <w:rPr>
-                <w:rFonts w:ascii="宋体" w:hAnsi="宋体" w:eastAsia="宋体" w:cs="宋体"/>
-                <w:b w:val="0"/>
-                <w:sz w:val="21"/>
-              </w:rPr>
-              <w:t>用发票分清「垫付 3 万」和「费用口径 4 万」；催陈师傅认定书预计出具日</w:t>
-            </w:r>
-          </w:p>
-        </w:tc>
-        <w:tc>
-          <w:tcPr>
-            <w:tcW w:type="dxa" w:w="2986"/>
-          </w:tcPr>
-          <w:p>
-            <w:pPr>
-              <w:spacing w:after="40" w:before="40" w:line="276" w:lineRule="auto"/>
-            </w:pPr>
-            <w:r/>
-            <w:r>
-              <w:rPr>
-                <w:rFonts w:ascii="宋体" w:hAnsi="宋体" w:eastAsia="宋体" w:cs="宋体"/>
-                <w:b w:val="0"/>
-                <w:sz w:val="21"/>
-              </w:rPr>
-              <w:t>两套数不能同时对外</w:t>
-            </w:r>
-          </w:p>
-        </w:tc>
-      </w:tr>
-      <w:tr>
-        <w:tc>
-          <w:tcPr>
-            <w:tcW w:type="dxa" w:w="2986"/>
-            <w:shd w:fill="F3F6FA" w:val="clear"/>
-          </w:tcPr>
-          <w:p>
-            <w:pPr>
-              <w:spacing w:after="40" w:before="40" w:line="276" w:lineRule="auto"/>
-            </w:pPr>
-            <w:r/>
-            <w:r>
-              <w:rPr>
-                <w:rFonts w:ascii="宋体" w:hAnsi="宋体" w:eastAsia="宋体" w:cs="宋体"/>
-                <w:b w:val="0"/>
-                <w:sz w:val="21"/>
-              </w:rPr>
-              <w:t>家属+骑手</w:t>
-            </w:r>
-          </w:p>
-        </w:tc>
-        <w:tc>
-          <w:tcPr>
-            <w:tcW w:type="dxa" w:w="2986"/>
-            <w:shd w:fill="F3F6FA" w:val="clear"/>
-          </w:tcPr>
-          <w:p>
-            <w:pPr>
-              <w:spacing w:after="40" w:before="40" w:line="276" w:lineRule="auto"/>
-            </w:pPr>
-            <w:r/>
-            <w:r>
-              <w:rPr>
-                <w:rFonts w:ascii="宋体" w:hAnsi="宋体" w:eastAsia="宋体" w:cs="宋体"/>
-                <w:b w:val="0"/>
-                <w:sz w:val="21"/>
-              </w:rPr>
-              <w:t>拉群确认：保险公司名称、保单号、报案号、限额、人民医院书面赔付比例</w:t>
-            </w:r>
-          </w:p>
-        </w:tc>
-        <w:tc>
-          <w:tcPr>
-            <w:tcW w:type="dxa" w:w="2986"/>
-            <w:shd w:fill="F3F6FA" w:val="clear"/>
-          </w:tcPr>
-          <w:p>
-            <w:pPr>
-              <w:spacing w:after="40" w:before="40" w:line="276" w:lineRule="auto"/>
-            </w:pPr>
-            <w:r/>
-            <w:r>
-              <w:rPr>
-                <w:rFonts w:ascii="宋体" w:hAnsi="宋体" w:eastAsia="宋体" w:cs="宋体"/>
-                <w:b w:val="0"/>
-                <w:sz w:val="21"/>
-              </w:rPr>
-              <w:t>已确认可以赔、比例待定；平台是美团，承保公司未定</w:t>
-            </w:r>
-          </w:p>
-        </w:tc>
-      </w:tr>
-      <w:tr>
-        <w:tc>
-          <w:tcPr>
-            <w:tcW w:type="dxa" w:w="2986"/>
-          </w:tcPr>
-          <w:p>
-            <w:pPr>
-              <w:spacing w:after="40" w:before="40" w:line="276" w:lineRule="auto"/>
-            </w:pPr>
-            <w:r/>
-            <w:r>
-              <w:rPr>
-                <w:rFonts w:ascii="宋体" w:hAnsi="宋体" w:eastAsia="宋体" w:cs="宋体"/>
-                <w:b w:val="0"/>
-                <w:sz w:val="21"/>
-              </w:rPr>
-              <w:t>家属</w:t>
-            </w:r>
-          </w:p>
-        </w:tc>
-        <w:tc>
-          <w:tcPr>
-            <w:tcW w:type="dxa" w:w="2986"/>
-          </w:tcPr>
-          <w:p>
-            <w:pPr>
-              <w:spacing w:after="40" w:before="40" w:line="276" w:lineRule="auto"/>
-            </w:pPr>
-            <w:r/>
-            <w:r>
-              <w:rPr>
-                <w:rFonts w:ascii="宋体" w:hAnsi="宋体" w:eastAsia="宋体" w:cs="宋体"/>
-                <w:b w:val="0"/>
-                <w:sz w:val="21"/>
-              </w:rPr>
-              <w:t>办成人民医院住院号；保存三份 CT、追手术记录和植入物清单</w:t>
-            </w:r>
-          </w:p>
-        </w:tc>
-        <w:tc>
-          <w:tcPr>
-            <w:tcW w:type="dxa" w:w="2986"/>
-          </w:tcPr>
-          <w:p>
-            <w:pPr>
-              <w:spacing w:after="40" w:before="40" w:line="276" w:lineRule="auto"/>
-            </w:pPr>
-            <w:r/>
-            <w:r>
-              <w:rPr>
-                <w:rFonts w:ascii="宋体" w:hAnsi="宋体" w:eastAsia="宋体" w:cs="宋体"/>
-                <w:b w:val="0"/>
-                <w:sz w:val="21"/>
-              </w:rPr>
-              <w:t>钢钉根数、后续方案、残级还没有正式文件</w:t>
-            </w:r>
-          </w:p>
-        </w:tc>
-      </w:tr>
-      <w:tr>
-        <w:tc>
-          <w:tcPr>
-            <w:tcW w:type="dxa" w:w="2986"/>
-            <w:shd w:fill="F3F6FA" w:val="clear"/>
-          </w:tcPr>
-          <w:p>
-            <w:pPr>
-              <w:spacing w:after="40" w:before="40" w:line="276" w:lineRule="auto"/>
-            </w:pPr>
-            <w:r/>
-            <w:r>
-              <w:rPr>
-                <w:rFonts w:ascii="宋体" w:hAnsi="宋体" w:eastAsia="宋体" w:cs="宋体"/>
-                <w:b w:val="0"/>
-                <w:sz w:val="21"/>
-              </w:rPr>
-              <w:t>家属</w:t>
-            </w:r>
-          </w:p>
-        </w:tc>
-        <w:tc>
-          <w:tcPr>
-            <w:tcW w:type="dxa" w:w="2986"/>
-            <w:shd w:fill="F3F6FA" w:val="clear"/>
-          </w:tcPr>
-          <w:p>
-            <w:pPr>
-              <w:spacing w:after="40" w:before="40" w:line="276" w:lineRule="auto"/>
-            </w:pPr>
-            <w:r/>
-            <w:r>
-              <w:rPr>
-                <w:rFonts w:ascii="宋体" w:hAnsi="宋体" w:eastAsia="宋体" w:cs="宋体"/>
-                <w:b w:val="0"/>
-                <w:sz w:val="21"/>
-              </w:rPr>
-              <w:t>护士站请本院合作一对一 24 小时护工（合同+发票）；面谈不谈残级、不签总包</w:t>
-            </w:r>
-          </w:p>
-        </w:tc>
-        <w:tc>
-          <w:tcPr>
-            <w:tcW w:type="dxa" w:w="2986"/>
-            <w:shd w:fill="F3F6FA" w:val="clear"/>
-          </w:tcPr>
-          <w:p>
-            <w:pPr>
-              <w:spacing w:after="40" w:before="40" w:line="276" w:lineRule="auto"/>
-            </w:pPr>
-            <w:r/>
-            <w:r>
-              <w:rPr>
-                <w:rFonts w:ascii="宋体" w:hAnsi="宋体" w:eastAsia="宋体" w:cs="宋体"/>
-                <w:b w:val="0"/>
-                <w:sz w:val="21"/>
-              </w:rPr>
-              <w:t>护理费要票；残还评不了</w:t>
-            </w:r>
-          </w:p>
-        </w:tc>
-      </w:tr>
-    </w:tbl>
     <w:p>
       <w:pPr>
-        <w:spacing w:after="160" w:before="0" w:line="360" w:lineRule="auto"/>
+        <w:spacing w:after="120" w:before="0" w:line="360" w:lineRule="auto"/>
+        <w:ind w:firstLine="420"/>
         <w:jc w:val="left"/>
       </w:pPr>
+      <w:r>
+        <w:rPr>
+          <w:rFonts w:ascii="宋体" w:hAnsi="宋体" w:eastAsia="宋体" w:cs="宋体"/>
+          <w:b w:val="0"/>
+          <w:sz w:val="24"/>
+        </w:rPr>
+        <w:t>与前文「沟通记录去重」中的立即八事为同一张表，此处不重复。转院类录音不再逐份展开。</w:t>
+      </w:r>
     </w:p>
     <w:p>
       <w:pPr>

--- a/deliverables/青岛红枫路交通事故_伤情与处理备忘录_20260817.docx
+++ b/deliverables/青岛红枫路交通事故_伤情与处理备忘录_20260817.docx
@@ -2712,7 +2712,7 @@
                 <w:b w:val="0"/>
                 <w:sz w:val="21"/>
               </w:rPr>
-              <w:t>在同意任何责任比例或程序选择前，查看监控和车辆材料，尤其评估一般程序可能带来的车辆与驾驶资格风险。</w:t>
+              <w:t>在同意任何责任比例或程序选择前，让处理交通事故的本地律师查看监控和车辆材料，尤其评估一般程序可能带来的车辆与驾驶资格风险。</w:t>
             </w:r>
           </w:p>
         </w:tc>
@@ -2970,7 +2970,7 @@
                 <w:b w:val="0"/>
                 <w:sz w:val="21"/>
               </w:rPr>
-              <w:t>家属确认费用口径 4 万。须用发票重核，并与刘孝春垫付现金 3 万分清。不能再对外报 3.5 万或 7 万。</w:t>
+              <w:t>费用口径就是 4 万。用发票逐笔核，并与刘孝春垫付现金 3 万分清。不能再对外报 3.5 万或 7 万。</w:t>
             </w:r>
           </w:p>
         </w:tc>
@@ -3111,7 +3111,7 @@
                 <w:b w:val="0"/>
                 <w:sz w:val="21"/>
               </w:rPr>
-              <w:t>核实伤者与用工方关系、车辆归属、工资结算和事故当日工作任务，为用工责任主张留证。</w:t>
+              <w:t>核实伤者与用工方关系、车辆归属、工资结算和事故当日工作任务，为可能的工伤或用工责任主张留证。</w:t>
             </w:r>
           </w:p>
         </w:tc>
@@ -3130,7 +3130,7 @@
                 <w:b w:val="0"/>
                 <w:sz w:val="21"/>
               </w:rPr>
-              <w:t>工伤认定条件目前不具备（未签劳动合同），不去人社局报工伤。这些材料用于雇员受害和车主过错。3 万收据、5000 欠条现在就写。</w:t>
+              <w:t>留证现在做。未签劳动合同，工伤认定条件目前不具备，不去人社局；用工责任按雇员受害和车主过错主张。3 万收据、5000 欠条现在就写。</w:t>
             </w:r>
           </w:p>
         </w:tc>
@@ -5244,22 +5244,22 @@
           <w:color w:val="0B2F5B"/>
           <w:sz w:val="28"/>
         </w:rPr>
-        <w:t>七、转院报销：人已到人民医院，手续还卡住</w:t>
+        <w:t>七、转院与保险：核心只三点</w:t>
       </w:r>
     </w:p>
     <w:p>
       <w:pPr>
-        <w:spacing w:after="160" w:before="0" w:line="360" w:lineRule="auto"/>
+        <w:spacing w:after="120" w:before="0" w:line="360" w:lineRule="auto"/>
+        <w:ind w:firstLine="420"/>
         <w:jc w:val="left"/>
       </w:pPr>
       <w:r>
         <w:rPr>
           <w:rFonts w:ascii="宋体" w:hAnsi="宋体" w:eastAsia="宋体" w:cs="宋体"/>
-          <w:b/>
-          <w:color w:val="A63D2F"/>
+          <w:b w:val="0"/>
           <w:sz w:val="24"/>
         </w:rPr>
-        <w:t>2026-08-19 家属确认：市北区人民医院费用可以赔，比例待定。口径：二级以上公立医院、医保范围内用药可以。人已到人民医院（公立二甲）。书面比例、保单号、住院号仍要盯。认定书尚未出具。</w:t>
+        <w:t>转院、报销类录音大量重复。读原件只为核对细节；行动只看这三点。人已到市北区人民医院，家属确认可以赔、比例待定。</w:t>
       </w:r>
     </w:p>
     <w:p>
@@ -5282,7 +5282,7 @@
           <w:b/>
           <w:sz w:val="24"/>
         </w:rPr>
-        <w:t>怎么转出来的：</w:t>
+        <w:t>1. 先完成原医院结算：</w:t>
       </w:r>
       <w:r>
         <w:rPr>
@@ -5290,7 +5290,7 @@
           <w:b w:val="0"/>
           <w:sz w:val="24"/>
         </w:rPr>
-        <w:t>院方口径是联合体、同一家医院、不影响质量。昨天沟通过两次没转成，父亲好说话才同意，今天上午才搬走。主治态度强硬，青岛这边没有上海那种关系。</w:t>
+        <w:t>齐鲁出院结算、33 床出院记录、押金原路退。跨院必须先结上一院，才能办人民医院入院。完成标志：齐鲁出院手续办完，人民医院能收材料。</w:t>
       </w:r>
     </w:p>
     <w:p>
@@ -5313,7 +5313,7 @@
           <w:b/>
           <w:sz w:val="24"/>
         </w:rPr>
-        <w:t>不是康复期：</w:t>
+        <w:t>2. 确认新医院能否正常入院：</w:t>
       </w:r>
       <w:r>
         <w:rPr>
@@ -5321,7 +5321,250 @@
           <w:b w:val="0"/>
           <w:sz w:val="24"/>
         </w:rPr>
-        <w:t>不要把现在当成康复期。8 月 15 日术后 CT 仍写软组织肿胀、内外固定刚做完，到 17 日只过了两天。朋友说「已经康复期就别折腾」与影像时间轴不符。</w:t>
+        <w:t>市北区人民医院（抚顺路院区）办住院号。医疗安全为先：手续卡住先问齐鲁能否收回，不要另找三甲碰运气。完成标志：住院号办成。</w:t>
+      </w:r>
+    </w:p>
+    <w:p>
+      <w:pPr>
+        <w:spacing w:after="60" w:before="0" w:line="336" w:lineRule="auto"/>
+        <w:ind w:firstLine="210"/>
+        <w:jc w:val="left"/>
+      </w:pPr>
+      <w:r>
+        <w:rPr>
+          <w:rFonts w:ascii="宋体" w:hAnsi="宋体" w:eastAsia="宋体" w:cs="宋体"/>
+          <w:b w:val="0"/>
+          <w:sz w:val="24"/>
+        </w:rPr>
+        <w:t xml:space="preserve">• </w:t>
+      </w:r>
+      <w:r>
+        <w:rPr>
+          <w:rFonts w:ascii="宋体" w:hAnsi="宋体" w:eastAsia="宋体" w:cs="宋体"/>
+          <w:b/>
+          <w:sz w:val="24"/>
+        </w:rPr>
+        <w:t>3. 向实际承保公司书面确认二甲赔付资格和比例：</w:t>
+      </w:r>
+      <w:r>
+        <w:rPr>
+          <w:rFonts w:ascii="宋体" w:hAnsi="宋体" w:eastAsia="宋体" w:cs="宋体"/>
+          <w:b w:val="0"/>
+          <w:sz w:val="24"/>
+        </w:rPr>
+        <w:t>骑手拉群报案。要保单号、书面比例。不依赖交警、医院或非经办人员的口头判断。家属确认可以赔、比例待定，不等于书面已到。完成标志：书面或群内文字：认不认人民医院、比例多少。</w:t>
+      </w:r>
+    </w:p>
+    <w:p>
+      <w:pPr>
+        <w:spacing w:after="60" w:before="0" w:line="336" w:lineRule="auto"/>
+        <w:ind w:firstLine="210"/>
+        <w:jc w:val="left"/>
+      </w:pPr>
+      <w:r>
+        <w:rPr>
+          <w:rFonts w:ascii="宋体" w:hAnsi="宋体" w:eastAsia="宋体" w:cs="宋体"/>
+          <w:b w:val="0"/>
+          <w:sz w:val="24"/>
+        </w:rPr>
+        <w:t xml:space="preserve">• </w:t>
+      </w:r>
+      <w:r>
+        <w:rPr>
+          <w:rFonts w:ascii="宋体" w:hAnsi="宋体" w:eastAsia="宋体" w:cs="宋体"/>
+          <w:b/>
+          <w:sz w:val="24"/>
+        </w:rPr>
+        <w:t>结算铁律：</w:t>
+      </w:r>
+      <w:r>
+        <w:rPr>
+          <w:rFonts w:ascii="宋体" w:hAnsi="宋体" w:eastAsia="宋体" w:cs="宋体"/>
+          <w:b w:val="0"/>
+          <w:sz w:val="24"/>
+        </w:rPr>
+        <w:t>跨院必须先在上一院结算，才能办下一院入院。出院部和科室权责分离，只找出院部催科室留床没有用。证件、押金票据带到齐鲁办理窗口（通话提到 11 楼）。</w:t>
+      </w:r>
+    </w:p>
+    <w:p>
+      <w:pPr>
+        <w:spacing w:after="60" w:before="0" w:line="336" w:lineRule="auto"/>
+        <w:ind w:firstLine="210"/>
+        <w:jc w:val="left"/>
+      </w:pPr>
+      <w:r>
+        <w:rPr>
+          <w:rFonts w:ascii="宋体" w:hAnsi="宋体" w:eastAsia="宋体" w:cs="宋体"/>
+          <w:b w:val="0"/>
+          <w:sz w:val="24"/>
+        </w:rPr>
+        <w:t xml:space="preserve">• </w:t>
+      </w:r>
+      <w:r>
+        <w:rPr>
+          <w:rFonts w:ascii="宋体" w:hAnsi="宋体" w:eastAsia="宋体" w:cs="宋体"/>
+          <w:b/>
+          <w:sz w:val="24"/>
+        </w:rPr>
+        <w:t>找哪家保险：</w:t>
+      </w:r>
+      <w:r>
+        <w:rPr>
+          <w:rFonts w:ascii="宋体" w:hAnsi="宋体" w:eastAsia="宋体" w:cs="宋体"/>
+          <w:b w:val="0"/>
+          <w:sz w:val="24"/>
+        </w:rPr>
+        <w:t>咨询人说「认定单上一定有保险公司电话」。本案对方是外卖电动车，没有交强险、商业三者险。认定书上未必印着人保/平安。要找的是美团平台险，问交警、骑手、站点，不要只在认定单上找传统车险公司。</w:t>
+      </w:r>
+    </w:p>
+    <w:p>
+      <w:pPr>
+        <w:spacing w:after="60" w:before="0" w:line="336" w:lineRule="auto"/>
+        <w:ind w:firstLine="210"/>
+        <w:jc w:val="left"/>
+      </w:pPr>
+      <w:r>
+        <w:rPr>
+          <w:rFonts w:ascii="宋体" w:hAnsi="宋体" w:eastAsia="宋体" w:cs="宋体"/>
+          <w:b w:val="0"/>
+          <w:sz w:val="24"/>
+        </w:rPr>
+        <w:t xml:space="preserve">• </w:t>
+      </w:r>
+      <w:r>
+        <w:rPr>
+          <w:rFonts w:ascii="宋体" w:hAnsi="宋体" w:eastAsia="宋体" w:cs="宋体"/>
+          <w:b/>
+          <w:sz w:val="24"/>
+        </w:rPr>
+        <w:t>家属口径：</w:t>
+      </w:r>
+      <w:r>
+        <w:rPr>
+          <w:rFonts w:ascii="宋体" w:hAnsi="宋体" w:eastAsia="宋体" w:cs="宋体"/>
+          <w:b w:val="0"/>
+          <w:sz w:val="24"/>
+        </w:rPr>
+        <w:t>家属确认人民医院可以赔、比例待定。向保险继续要书面：赔付比例、保单号、限额、要不要认定书才能垫付。医院全称：市北区人民医院（抚顺路院区）。</w:t>
+      </w:r>
+    </w:p>
+    <w:p>
+      <w:pPr>
+        <w:spacing w:after="120" w:before="200" w:line="312" w:lineRule="auto"/>
+        <w:jc w:val="left"/>
+      </w:pPr>
+      <w:r>
+        <w:rPr>
+          <w:rFonts w:ascii="黑体" w:hAnsi="黑体" w:eastAsia="黑体" w:cs="黑体"/>
+          <w:b/>
+          <w:sz w:val="24"/>
+        </w:rPr>
+        <w:t>明确不做</w:t>
+      </w:r>
+    </w:p>
+    <w:p>
+      <w:pPr>
+        <w:spacing w:after="60" w:before="0" w:line="336" w:lineRule="auto"/>
+        <w:ind w:firstLine="210"/>
+        <w:jc w:val="left"/>
+      </w:pPr>
+      <w:r>
+        <w:rPr>
+          <w:rFonts w:ascii="宋体" w:hAnsi="宋体" w:eastAsia="宋体" w:cs="宋体"/>
+          <w:b w:val="0"/>
+          <w:sz w:val="24"/>
+        </w:rPr>
+        <w:t>• 不要装病拒绝出院、不要「出院再以新患者入院」去绕床位考核——主治强硬、本地没关系，这条更走不通。</w:t>
+      </w:r>
+    </w:p>
+    <w:p>
+      <w:pPr>
+        <w:spacing w:after="60" w:before="0" w:line="336" w:lineRule="auto"/>
+        <w:ind w:firstLine="210"/>
+        <w:jc w:val="left"/>
+      </w:pPr>
+      <w:r>
+        <w:rPr>
+          <w:rFonts w:ascii="宋体" w:hAnsi="宋体" w:eastAsia="宋体" w:cs="宋体"/>
+          <w:b w:val="0"/>
+          <w:sz w:val="24"/>
+        </w:rPr>
+        <w:t>• 不要给交警或医院换号、代扮身份。对方要谁的电话，就给谁的电话。</w:t>
+      </w:r>
+    </w:p>
+    <w:p>
+      <w:pPr>
+        <w:spacing w:after="60" w:before="0" w:line="336" w:lineRule="auto"/>
+        <w:ind w:firstLine="210"/>
+        <w:jc w:val="left"/>
+      </w:pPr>
+      <w:r>
+        <w:rPr>
+          <w:rFonts w:ascii="宋体" w:hAnsi="宋体" w:eastAsia="宋体" w:cs="宋体"/>
+          <w:b w:val="0"/>
+          <w:sz w:val="24"/>
+        </w:rPr>
+        <w:t>• 不要把人社局「伤残补助」当成交通事故评残入口。那是另一套制度。</w:t>
+      </w:r>
+    </w:p>
+    <w:p>
+      <w:pPr>
+        <w:spacing w:after="60" w:before="0" w:line="336" w:lineRule="auto"/>
+        <w:ind w:firstLine="210"/>
+        <w:jc w:val="left"/>
+      </w:pPr>
+      <w:r>
+        <w:rPr>
+          <w:rFonts w:ascii="宋体" w:hAnsi="宋体" w:eastAsia="宋体" w:cs="宋体"/>
+          <w:b w:val="0"/>
+          <w:sz w:val="24"/>
+        </w:rPr>
+        <w:t>• 不要为了留在三甲去谈红包或所谓保护费。</w:t>
+      </w:r>
+    </w:p>
+    <w:p>
+      <w:pPr>
+        <w:spacing w:after="60" w:before="0" w:line="336" w:lineRule="auto"/>
+        <w:ind w:firstLine="210"/>
+        <w:jc w:val="left"/>
+      </w:pPr>
+      <w:r>
+        <w:rPr>
+          <w:rFonts w:ascii="宋体" w:hAnsi="宋体" w:eastAsia="宋体" w:cs="宋体"/>
+          <w:b w:val="0"/>
+          <w:sz w:val="24"/>
+        </w:rPr>
+        <w:t>• 不要把口头「可以赔」说成已经全额赔、比例已定。</w:t>
+      </w:r>
+    </w:p>
+    <w:p>
+      <w:pPr>
+        <w:spacing w:after="60" w:before="0" w:line="336" w:lineRule="auto"/>
+        <w:ind w:firstLine="210"/>
+        <w:jc w:val="left"/>
+      </w:pPr>
+      <w:r>
+        <w:rPr>
+          <w:rFonts w:ascii="宋体" w:hAnsi="宋体" w:eastAsia="宋体" w:cs="宋体"/>
+          <w:b w:val="0"/>
+          <w:sz w:val="24"/>
+        </w:rPr>
+        <w:t>• 不要对保险或交警说「已经是康复期」。</w:t>
+      </w:r>
+    </w:p>
+    <w:p>
+      <w:pPr>
+        <w:spacing w:after="60" w:before="0" w:line="336" w:lineRule="auto"/>
+        <w:ind w:firstLine="210"/>
+        <w:jc w:val="left"/>
+      </w:pPr>
+      <w:r>
+        <w:rPr>
+          <w:rFonts w:ascii="宋体" w:hAnsi="宋体" w:eastAsia="宋体" w:cs="宋体"/>
+          <w:b w:val="0"/>
+          <w:sz w:val="24"/>
+        </w:rPr>
+        <w:t>• 不要现在谈一个总赔偿数额或签一次性了结。</w:t>
       </w:r>
     </w:p>
     <w:p>
@@ -5336,740 +5579,7 @@
           <w:b w:val="0"/>
           <w:sz w:val="24"/>
         </w:rPr>
-        <w:t>交通事故就医实务上默认三甲；齐鲁是三甲且已手术。后因床位周转，院方把患者转到联合体二甲。家属最关心：二甲住了，保险还认不认。</w:t>
-      </w:r>
-    </w:p>
-    <w:p>
-      <w:pPr>
-        <w:spacing w:after="60" w:before="0" w:line="336" w:lineRule="auto"/>
-        <w:ind w:firstLine="210"/>
-        <w:jc w:val="left"/>
-      </w:pPr>
-      <w:r>
-        <w:rPr>
-          <w:rFonts w:ascii="宋体" w:hAnsi="宋体" w:eastAsia="宋体" w:cs="宋体"/>
-          <w:b w:val="0"/>
-          <w:sz w:val="24"/>
-        </w:rPr>
-        <w:t xml:space="preserve">• </w:t>
-      </w:r>
-      <w:r>
-        <w:rPr>
-          <w:rFonts w:ascii="宋体" w:hAnsi="宋体" w:eastAsia="宋体" w:cs="宋体"/>
-          <w:b/>
-          <w:sz w:val="24"/>
-        </w:rPr>
-        <w:t>两条报销：</w:t>
-      </w:r>
-      <w:r>
-        <w:rPr>
-          <w:rFonts w:ascii="宋体" w:hAnsi="宋体" w:eastAsia="宋体" w:cs="宋体"/>
-          <w:b w:val="0"/>
-          <w:sz w:val="24"/>
-        </w:rPr>
-        <w:t>报销仍分两条：① 医保：公立二甲通常能结算；② 美团平台险：家属确认可以赔、比例待定，二级以上公立医院医保范围内用药可以。比例和限额仍要书面，不能当全额。</w:t>
-      </w:r>
-    </w:p>
-    <w:p>
-      <w:pPr>
-        <w:spacing w:after="60" w:before="0" w:line="336" w:lineRule="auto"/>
-        <w:ind w:firstLine="210"/>
-        <w:jc w:val="left"/>
-      </w:pPr>
-      <w:r>
-        <w:rPr>
-          <w:rFonts w:ascii="宋体" w:hAnsi="宋体" w:eastAsia="宋体" w:cs="宋体"/>
-          <w:b w:val="0"/>
-          <w:sz w:val="24"/>
-        </w:rPr>
-        <w:t xml:space="preserve">• </w:t>
-      </w:r>
-      <w:r>
-        <w:rPr>
-          <w:rFonts w:ascii="宋体" w:hAnsi="宋体" w:eastAsia="宋体" w:cs="宋体"/>
-          <w:b/>
-          <w:sz w:val="24"/>
-        </w:rPr>
-        <w:t>找哪家保险：</w:t>
-      </w:r>
-      <w:r>
-        <w:rPr>
-          <w:rFonts w:ascii="宋体" w:hAnsi="宋体" w:eastAsia="宋体" w:cs="宋体"/>
-          <w:b w:val="0"/>
-          <w:sz w:val="24"/>
-        </w:rPr>
-        <w:t>咨询人说「认定单上一定有保险公司电话」。本案对方是外卖电动车，没有交强险、商业三者险。认定书上未必印着人保/平安。要找的是美团平台险，问交警、骑手、站点，不要只在认定单上找传统车险公司。</w:t>
-      </w:r>
-    </w:p>
-    <w:p>
-      <w:pPr>
-        <w:spacing w:after="60" w:before="0" w:line="336" w:lineRule="auto"/>
-        <w:ind w:firstLine="210"/>
-        <w:jc w:val="left"/>
-      </w:pPr>
-      <w:r>
-        <w:rPr>
-          <w:rFonts w:ascii="宋体" w:hAnsi="宋体" w:eastAsia="宋体" w:cs="宋体"/>
-          <w:b w:val="0"/>
-          <w:sz w:val="24"/>
-        </w:rPr>
-        <w:t xml:space="preserve">• </w:t>
-      </w:r>
-      <w:r>
-        <w:rPr>
-          <w:rFonts w:ascii="宋体" w:hAnsi="宋体" w:eastAsia="宋体" w:cs="宋体"/>
-          <w:b/>
-          <w:sz w:val="24"/>
-        </w:rPr>
-        <w:t>结算铁律：</w:t>
-      </w:r>
-      <w:r>
-        <w:rPr>
-          <w:rFonts w:ascii="宋体" w:hAnsi="宋体" w:eastAsia="宋体" w:cs="宋体"/>
-          <w:b w:val="0"/>
-          <w:sz w:val="24"/>
-        </w:rPr>
-        <w:t>跨院必须先在上一院结算，才能办下一院入院。出院部和科室权责分离，只找出院部催科室留床没有用。证件、押金票据带到齐鲁办理窗口（通话提到 11 楼）。</w:t>
-      </w:r>
-    </w:p>
-    <w:p>
-      <w:pPr>
-        <w:spacing w:after="60" w:before="0" w:line="336" w:lineRule="auto"/>
-        <w:ind w:firstLine="210"/>
-        <w:jc w:val="left"/>
-      </w:pPr>
-      <w:r>
-        <w:rPr>
-          <w:rFonts w:ascii="宋体" w:hAnsi="宋体" w:eastAsia="宋体" w:cs="宋体"/>
-          <w:b w:val="0"/>
-          <w:sz w:val="24"/>
-        </w:rPr>
-        <w:t xml:space="preserve">• </w:t>
-      </w:r>
-      <w:r>
-        <w:rPr>
-          <w:rFonts w:ascii="宋体" w:hAnsi="宋体" w:eastAsia="宋体" w:cs="宋体"/>
-          <w:b/>
-          <w:sz w:val="24"/>
-        </w:rPr>
-        <w:t>交警对二甲：</w:t>
-      </w:r>
-      <w:r>
-        <w:rPr>
-          <w:rFonts w:ascii="宋体" w:hAnsi="宋体" w:eastAsia="宋体" w:cs="宋体"/>
-          <w:b w:val="0"/>
-          <w:sz w:val="24"/>
-        </w:rPr>
-        <w:t>交警工作口径是去三甲。对市北区人民医院无法书面保证一定能理赔，但同路段类似骨折有在该院治疗且未因医院级别拒赔的先例。</w:t>
-      </w:r>
-    </w:p>
-    <w:p>
-      <w:pPr>
-        <w:spacing w:after="60" w:before="0" w:line="336" w:lineRule="auto"/>
-        <w:ind w:firstLine="210"/>
-        <w:jc w:val="left"/>
-      </w:pPr>
-      <w:r>
-        <w:rPr>
-          <w:rFonts w:ascii="宋体" w:hAnsi="宋体" w:eastAsia="宋体" w:cs="宋体"/>
-          <w:b w:val="0"/>
-          <w:sz w:val="24"/>
-        </w:rPr>
-        <w:t xml:space="preserve">• </w:t>
-      </w:r>
-      <w:r>
-        <w:rPr>
-          <w:rFonts w:ascii="宋体" w:hAnsi="宋体" w:eastAsia="宋体" w:cs="宋体"/>
-          <w:b/>
-          <w:sz w:val="24"/>
-        </w:rPr>
-        <w:t>朋友咨询（仅参考）：</w:t>
-      </w:r>
-      <w:r>
-        <w:rPr>
-          <w:rFonts w:ascii="宋体" w:hAnsi="宋体" w:eastAsia="宋体" w:cs="宋体"/>
-          <w:b w:val="0"/>
-          <w:sz w:val="24"/>
-        </w:rPr>
-        <w:t>8 月 17 日 12:57 咨询：对方称公立二甲及以上一般在保险报销范围内，民营和一级社区医院通常不认；还让把医院全称发给他核对。对方自己只是骨裂、没住院，不能当美团保单条款。</w:t>
-      </w:r>
-    </w:p>
-    <w:p>
-      <w:pPr>
-        <w:spacing w:after="60" w:before="0" w:line="336" w:lineRule="auto"/>
-        <w:ind w:firstLine="210"/>
-        <w:jc w:val="left"/>
-      </w:pPr>
-      <w:r>
-        <w:rPr>
-          <w:rFonts w:ascii="宋体" w:hAnsi="宋体" w:eastAsia="宋体" w:cs="宋体"/>
-          <w:b w:val="0"/>
-          <w:sz w:val="24"/>
-        </w:rPr>
-        <w:t xml:space="preserve">• </w:t>
-      </w:r>
-      <w:r>
-        <w:rPr>
-          <w:rFonts w:ascii="宋体" w:hAnsi="宋体" w:eastAsia="宋体" w:cs="宋体"/>
-          <w:b/>
-          <w:sz w:val="24"/>
-        </w:rPr>
-        <w:t>家属会后口径（采用）：</w:t>
-      </w:r>
-      <w:r>
-        <w:rPr>
-          <w:rFonts w:ascii="宋体" w:hAnsi="宋体" w:eastAsia="宋体" w:cs="宋体"/>
-          <w:b w:val="0"/>
-          <w:sz w:val="24"/>
-        </w:rPr>
-        <w:t>家属确认人民医院可以赔、比例待定。向保险继续要书面：赔付比例、保单号、限额、要不要认定书才能垫付。医院全称：市北区人民医院（抚顺路院区）。</w:t>
-      </w:r>
-    </w:p>
-    <w:p>
-      <w:pPr>
-        <w:spacing w:after="60" w:before="0" w:line="336" w:lineRule="auto"/>
-        <w:ind w:firstLine="210"/>
-        <w:jc w:val="left"/>
-      </w:pPr>
-      <w:r>
-        <w:rPr>
-          <w:rFonts w:ascii="宋体" w:hAnsi="宋体" w:eastAsia="宋体" w:cs="宋体"/>
-          <w:b w:val="0"/>
-          <w:sz w:val="24"/>
-        </w:rPr>
-        <w:t xml:space="preserve">• </w:t>
-      </w:r>
-      <w:r>
-        <w:rPr>
-          <w:rFonts w:ascii="宋体" w:hAnsi="宋体" w:eastAsia="宋体" w:cs="宋体"/>
-          <w:b/>
-          <w:sz w:val="24"/>
-        </w:rPr>
-        <w:t>别的三甲：</w:t>
-      </w:r>
-      <w:r>
-        <w:rPr>
-          <w:rFonts w:ascii="宋体" w:hAnsi="宋体" w:eastAsia="宋体" w:cs="宋体"/>
-          <w:b w:val="0"/>
-          <w:sz w:val="24"/>
-        </w:rPr>
-        <w:t>不要另找别的三甲碰运气。齐鲁是山大直属附属医院，床位本就紧；全国三甲都考床位周转，病情未到「必须三甲抢救」时，别人也难收长期占床。</w:t>
-      </w:r>
-    </w:p>
-    <w:p>
-      <w:pPr>
-        <w:spacing w:after="60" w:before="0" w:line="336" w:lineRule="auto"/>
-        <w:ind w:firstLine="210"/>
-        <w:jc w:val="left"/>
-      </w:pPr>
-      <w:r>
-        <w:rPr>
-          <w:rFonts w:ascii="宋体" w:hAnsi="宋体" w:eastAsia="宋体" w:cs="宋体"/>
-          <w:b w:val="0"/>
-          <w:sz w:val="24"/>
-        </w:rPr>
-        <w:t xml:space="preserve">• </w:t>
-      </w:r>
-      <w:r>
-        <w:rPr>
-          <w:rFonts w:ascii="宋体" w:hAnsi="宋体" w:eastAsia="宋体" w:cs="宋体"/>
-          <w:b/>
-          <w:sz w:val="24"/>
-        </w:rPr>
-        <w:t>今天怎么做：</w:t>
-      </w:r>
-      <w:r>
-        <w:rPr>
-          <w:rFonts w:ascii="宋体" w:hAnsi="宋体" w:eastAsia="宋体" w:cs="宋体"/>
-          <w:b w:val="0"/>
-          <w:sz w:val="24"/>
-        </w:rPr>
-        <w:t>住院号办成；保险书面比例拿到手。转院录音只看三点：齐鲁先结算、人民医院能入院、承保公司书面确认二甲资格和比例。可以暂留人民医院，但比例未定不要当全额报销。</w:t>
-      </w:r>
-    </w:p>
-    <w:p>
-      <w:pPr>
-        <w:spacing w:after="120" w:before="200" w:line="312" w:lineRule="auto"/>
-        <w:jc w:val="left"/>
-      </w:pPr>
-      <w:r>
-        <w:rPr>
-          <w:rFonts w:ascii="黑体" w:hAnsi="黑体" w:eastAsia="黑体" w:cs="黑体"/>
-          <w:b/>
-          <w:sz w:val="24"/>
-        </w:rPr>
-        <w:t>这次咨询里明确不做的事</w:t>
-      </w:r>
-    </w:p>
-    <w:p>
-      <w:pPr>
-        <w:spacing w:after="60" w:before="0" w:line="336" w:lineRule="auto"/>
-        <w:ind w:firstLine="210"/>
-        <w:jc w:val="left"/>
-      </w:pPr>
-      <w:r>
-        <w:rPr>
-          <w:rFonts w:ascii="宋体" w:hAnsi="宋体" w:eastAsia="宋体" w:cs="宋体"/>
-          <w:b w:val="0"/>
-          <w:sz w:val="24"/>
-        </w:rPr>
-        <w:t>• 不要装病拒绝出院、不要「出院再以新患者入院」去绕床位考核——主治强硬、本地没关系，这条更走不通。</w:t>
-      </w:r>
-    </w:p>
-    <w:p>
-      <w:pPr>
-        <w:spacing w:after="60" w:before="0" w:line="336" w:lineRule="auto"/>
-        <w:ind w:firstLine="210"/>
-        <w:jc w:val="left"/>
-      </w:pPr>
-      <w:r>
-        <w:rPr>
-          <w:rFonts w:ascii="宋体" w:hAnsi="宋体" w:eastAsia="宋体" w:cs="宋体"/>
-          <w:b w:val="0"/>
-          <w:sz w:val="24"/>
-        </w:rPr>
-        <w:t>• 不要给交警或医院换号、代扮身份。对方要谁的电话，就给谁的电话。</w:t>
-      </w:r>
-    </w:p>
-    <w:p>
-      <w:pPr>
-        <w:spacing w:after="60" w:before="0" w:line="336" w:lineRule="auto"/>
-        <w:ind w:firstLine="210"/>
-        <w:jc w:val="left"/>
-      </w:pPr>
-      <w:r>
-        <w:rPr>
-          <w:rFonts w:ascii="宋体" w:hAnsi="宋体" w:eastAsia="宋体" w:cs="宋体"/>
-          <w:b w:val="0"/>
-          <w:sz w:val="24"/>
-        </w:rPr>
-        <w:t>• 不要把人社局「伤残补助」当成交通事故评残入口。那是另一套制度。</w:t>
-      </w:r>
-    </w:p>
-    <w:p>
-      <w:pPr>
-        <w:spacing w:after="60" w:before="0" w:line="336" w:lineRule="auto"/>
-        <w:ind w:firstLine="210"/>
-        <w:jc w:val="left"/>
-      </w:pPr>
-      <w:r>
-        <w:rPr>
-          <w:rFonts w:ascii="宋体" w:hAnsi="宋体" w:eastAsia="宋体" w:cs="宋体"/>
-          <w:b w:val="0"/>
-          <w:sz w:val="24"/>
-        </w:rPr>
-        <w:t>• 不要为了留在三甲去谈红包或所谓保护费。</w:t>
-      </w:r>
-    </w:p>
-    <w:p>
-      <w:pPr>
-        <w:spacing w:after="60" w:before="0" w:line="336" w:lineRule="auto"/>
-        <w:ind w:firstLine="210"/>
-        <w:jc w:val="left"/>
-      </w:pPr>
-      <w:r>
-        <w:rPr>
-          <w:rFonts w:ascii="宋体" w:hAnsi="宋体" w:eastAsia="宋体" w:cs="宋体"/>
-          <w:b w:val="0"/>
-          <w:sz w:val="24"/>
-        </w:rPr>
-        <w:t>• 不要把口头「可以赔」说成已经全额赔、比例已定。</w:t>
-      </w:r>
-    </w:p>
-    <w:p>
-      <w:pPr>
-        <w:spacing w:after="60" w:before="0" w:line="336" w:lineRule="auto"/>
-        <w:ind w:firstLine="210"/>
-        <w:jc w:val="left"/>
-      </w:pPr>
-      <w:r>
-        <w:rPr>
-          <w:rFonts w:ascii="宋体" w:hAnsi="宋体" w:eastAsia="宋体" w:cs="宋体"/>
-          <w:b w:val="0"/>
-          <w:sz w:val="24"/>
-        </w:rPr>
-        <w:t>• 不要对保险或交警说「已经是康复期」。</w:t>
-      </w:r>
-    </w:p>
-    <w:p>
-      <w:pPr>
-        <w:spacing w:after="60" w:before="0" w:line="336" w:lineRule="auto"/>
-        <w:ind w:firstLine="210"/>
-        <w:jc w:val="left"/>
-      </w:pPr>
-      <w:r>
-        <w:rPr>
-          <w:rFonts w:ascii="宋体" w:hAnsi="宋体" w:eastAsia="宋体" w:cs="宋体"/>
-          <w:b w:val="0"/>
-          <w:sz w:val="24"/>
-        </w:rPr>
-        <w:t>• 不要现在谈一个总赔偿数额或签一次性了结。</w:t>
-      </w:r>
-    </w:p>
-    <w:p>
-      <w:pPr>
-        <w:spacing w:after="120" w:before="0" w:line="360" w:lineRule="auto"/>
-        <w:ind w:firstLine="420"/>
-        <w:jc w:val="left"/>
-      </w:pPr>
-      <w:r>
-        <w:rPr>
-          <w:rFonts w:ascii="宋体" w:hAnsi="宋体" w:eastAsia="宋体" w:cs="宋体"/>
-          <w:b w:val="0"/>
-          <w:sz w:val="24"/>
-        </w:rPr>
-        <w:t>云影像已经证明：手术是在齐鲁医院（三甲）手足与显微重建外科做的。这是对理赔最有利的治疗起点。后面无论转去哪，都要能说清「为什么转、转到哪一级、是否连续治疗」。朋友把「人社局伤残补助」和交通事故评残混在一起，不采用。</w:t>
-      </w:r>
-    </w:p>
-    <w:p>
-      <w:pPr>
-        <w:spacing w:after="120" w:before="200" w:line="312" w:lineRule="auto"/>
-        <w:jc w:val="left"/>
-      </w:pPr>
-      <w:r>
-        <w:rPr>
-          <w:rFonts w:ascii="黑体" w:hAnsi="黑体" w:eastAsia="黑体" w:cs="黑体"/>
-          <w:b/>
-          <w:sz w:val="24"/>
-        </w:rPr>
-        <w:t>医院怎么选：回齐鲁、留人民医院，还是另找三甲</w:t>
-      </w:r>
-    </w:p>
-    <w:p>
-      <w:pPr>
-        <w:spacing w:after="160" w:before="0" w:line="360" w:lineRule="auto"/>
-        <w:jc w:val="left"/>
-      </w:pPr>
-      <w:r>
-        <w:rPr>
-          <w:rFonts w:ascii="宋体" w:hAnsi="宋体" w:eastAsia="宋体" w:cs="宋体"/>
-          <w:b/>
-          <w:color w:val="A63D2F"/>
-          <w:sz w:val="24"/>
-        </w:rPr>
-        <w:t>家属确认人民医院（公立二甲）费用可以赔，比例待定。二级以上公立医院、医保范围内用药可以。不必再为「二甲能不能报」来回搬人。比例书面未到之前，不要按全额报销花钱。</w:t>
-      </w:r>
-    </w:p>
-    <w:p>
-      <w:pPr>
-        <w:spacing w:after="60" w:before="0" w:line="336" w:lineRule="auto"/>
-        <w:ind w:firstLine="210"/>
-        <w:jc w:val="left"/>
-      </w:pPr>
-      <w:r>
-        <w:rPr>
-          <w:rFonts w:ascii="宋体" w:hAnsi="宋体" w:eastAsia="宋体" w:cs="宋体"/>
-          <w:b w:val="0"/>
-          <w:sz w:val="24"/>
-        </w:rPr>
-        <w:t xml:space="preserve">• </w:t>
-      </w:r>
-      <w:r>
-        <w:rPr>
-          <w:rFonts w:ascii="宋体" w:hAnsi="宋体" w:eastAsia="宋体" w:cs="宋体"/>
-          <w:b/>
-          <w:sz w:val="24"/>
-        </w:rPr>
-        <w:t>为何首选齐鲁：</w:t>
-      </w:r>
-      <w:r>
-        <w:rPr>
-          <w:rFonts w:ascii="宋体" w:hAnsi="宋体" w:eastAsia="宋体" w:cs="宋体"/>
-          <w:b w:val="0"/>
-          <w:sz w:val="24"/>
-        </w:rPr>
-        <w:t>手术在齐鲁手足与显微重建外科做的，内外固定还在，术后只有两天，软组织仍肿。齐鲁是三甲，交警默认三甲，病历连续，出现伤口或外固定问题能找原手术组。这是医疗和理赔都最稳的选择。</w:t>
-      </w:r>
-    </w:p>
-    <w:p>
-      <w:pPr>
-        <w:spacing w:after="60" w:before="0" w:line="336" w:lineRule="auto"/>
-        <w:ind w:firstLine="210"/>
-        <w:jc w:val="left"/>
-      </w:pPr>
-      <w:r>
-        <w:rPr>
-          <w:rFonts w:ascii="宋体" w:hAnsi="宋体" w:eastAsia="宋体" w:cs="宋体"/>
-          <w:b w:val="0"/>
-          <w:sz w:val="24"/>
-        </w:rPr>
-        <w:t xml:space="preserve">• </w:t>
-      </w:r>
-      <w:r>
-        <w:rPr>
-          <w:rFonts w:ascii="宋体" w:hAnsi="宋体" w:eastAsia="宋体" w:cs="宋体"/>
-          <w:b/>
-          <w:sz w:val="24"/>
-        </w:rPr>
-        <w:t>为何回齐鲁很难：</w:t>
-      </w:r>
-      <w:r>
-        <w:rPr>
-          <w:rFonts w:ascii="宋体" w:hAnsi="宋体" w:eastAsia="宋体" w:cs="宋体"/>
-          <w:b w:val="0"/>
-          <w:sz w:val="24"/>
-        </w:rPr>
-        <w:t>赛主任态度强硬，床位周转考核，明确不愿让交通事故患者长期占床。昨天谈了两次才转出，父亲已经同意搬走。没有关系硬闯，成功率不高。所以是合法问一次能不能收回，不是闹回去。</w:t>
-      </w:r>
-    </w:p>
-    <w:p>
-      <w:pPr>
-        <w:spacing w:after="60" w:before="0" w:line="336" w:lineRule="auto"/>
-        <w:ind w:firstLine="210"/>
-        <w:jc w:val="left"/>
-      </w:pPr>
-      <w:r>
-        <w:rPr>
-          <w:rFonts w:ascii="宋体" w:hAnsi="宋体" w:eastAsia="宋体" w:cs="宋体"/>
-          <w:b w:val="0"/>
-          <w:sz w:val="24"/>
-        </w:rPr>
-        <w:t xml:space="preserve">• </w:t>
-      </w:r>
-      <w:r>
-        <w:rPr>
-          <w:rFonts w:ascii="宋体" w:hAnsi="宋体" w:eastAsia="宋体" w:cs="宋体"/>
-          <w:b/>
-          <w:sz w:val="24"/>
-        </w:rPr>
-        <w:t>为何不另找三甲：</w:t>
-      </w:r>
-      <w:r>
-        <w:rPr>
-          <w:rFonts w:ascii="宋体" w:hAnsi="宋体" w:eastAsia="宋体" w:cs="宋体"/>
-          <w:b w:val="0"/>
-          <w:sz w:val="24"/>
-        </w:rPr>
-        <w:t>其他三甲同样考床位周转，不收刚做完手术、还要住一个月的占床。新医院不掌握术中情况，外固定再搬一次有风险，又要重新结算入院。只有齐鲁拒收且美团险不认人民医院时，才由保险协调下一家三甲。</w:t>
-      </w:r>
-    </w:p>
-    <w:p>
-      <w:pPr>
-        <w:spacing w:after="60" w:before="0" w:line="336" w:lineRule="auto"/>
-        <w:ind w:firstLine="210"/>
-        <w:jc w:val="left"/>
-      </w:pPr>
-      <w:r>
-        <w:rPr>
-          <w:rFonts w:ascii="宋体" w:hAnsi="宋体" w:eastAsia="宋体" w:cs="宋体"/>
-          <w:b w:val="0"/>
-          <w:sz w:val="24"/>
-        </w:rPr>
-        <w:t xml:space="preserve">• </w:t>
-      </w:r>
-      <w:r>
-        <w:rPr>
-          <w:rFonts w:ascii="宋体" w:hAnsi="宋体" w:eastAsia="宋体" w:cs="宋体"/>
-          <w:b/>
-          <w:sz w:val="24"/>
-        </w:rPr>
-        <w:t>为何不能默认留二甲：</w:t>
-      </w:r>
-      <w:r>
-        <w:rPr>
-          <w:rFonts w:ascii="宋体" w:hAnsi="宋体" w:eastAsia="宋体" w:cs="宋体"/>
-          <w:b w:val="0"/>
-          <w:sz w:val="24"/>
-        </w:rPr>
-        <w:t>市北区人民医院是公立二甲、联合体，环境清静，赛主任称可每周查房。但现在入院手续都没办成；美团险还没确认认不认；术后两天不是康复期。医保能报不能代替美团险确认。</w:t>
-      </w:r>
-    </w:p>
-    <w:p>
-      <w:pPr>
-        <w:spacing w:after="120" w:before="200" w:line="312" w:lineRule="auto"/>
-        <w:jc w:val="left"/>
-      </w:pPr>
-      <w:r>
-        <w:rPr>
-          <w:rFonts w:ascii="黑体" w:hAnsi="黑体" w:eastAsia="黑体" w:cs="黑体"/>
-          <w:b/>
-          <w:sz w:val="24"/>
-        </w:rPr>
-        <w:t>决策树</w:t>
-      </w:r>
-    </w:p>
-    <w:p>
-      <w:pPr>
-        <w:spacing w:after="60" w:before="0" w:line="336" w:lineRule="auto"/>
-        <w:ind w:firstLine="210"/>
-        <w:jc w:val="left"/>
-      </w:pPr>
-      <w:r>
-        <w:rPr>
-          <w:rFonts w:ascii="宋体" w:hAnsi="宋体" w:eastAsia="宋体" w:cs="宋体"/>
-          <w:b w:val="0"/>
-          <w:sz w:val="24"/>
-        </w:rPr>
-        <w:t xml:space="preserve">• </w:t>
-      </w:r>
-      <w:r>
-        <w:rPr>
-          <w:rFonts w:ascii="宋体" w:hAnsi="宋体" w:eastAsia="宋体" w:cs="宋体"/>
-          <w:b/>
-          <w:sz w:val="24"/>
-        </w:rPr>
-        <w:t>今天先做：</w:t>
-      </w:r>
-      <w:r>
-        <w:rPr>
-          <w:rFonts w:ascii="宋体" w:hAnsi="宋体" w:eastAsia="宋体" w:cs="宋体"/>
-          <w:b w:val="0"/>
-          <w:sz w:val="24"/>
-        </w:rPr>
-        <w:t>办齐鲁出院结算，结束没有住院号的空窗。同时问赛主任：术后两天、外固定在、交警要求三甲、二甲还办不了入院，能否收回本院。同时问美团险：市北区人民医院（抚顺路院区）后续费用认不认。</w:t>
-      </w:r>
-    </w:p>
-    <w:p>
-      <w:pPr>
-        <w:spacing w:after="60" w:before="0" w:line="336" w:lineRule="auto"/>
-        <w:ind w:firstLine="210"/>
-        <w:jc w:val="left"/>
-      </w:pPr>
-      <w:r>
-        <w:rPr>
-          <w:rFonts w:ascii="宋体" w:hAnsi="宋体" w:eastAsia="宋体" w:cs="宋体"/>
-          <w:b w:val="0"/>
-          <w:sz w:val="24"/>
-        </w:rPr>
-        <w:t xml:space="preserve">• </w:t>
-      </w:r>
-      <w:r>
-        <w:rPr>
-          <w:rFonts w:ascii="宋体" w:hAnsi="宋体" w:eastAsia="宋体" w:cs="宋体"/>
-          <w:b/>
-          <w:sz w:val="24"/>
-        </w:rPr>
-        <w:t>齐鲁能收回：</w:t>
-      </w:r>
-      <w:r>
-        <w:rPr>
-          <w:rFonts w:ascii="宋体" w:hAnsi="宋体" w:eastAsia="宋体" w:cs="宋体"/>
-          <w:b w:val="0"/>
-          <w:sz w:val="24"/>
-        </w:rPr>
-        <w:t>回齐鲁。这是首选。不要再转第三次。</w:t>
-      </w:r>
-    </w:p>
-    <w:p>
-      <w:pPr>
-        <w:spacing w:after="60" w:before="0" w:line="336" w:lineRule="auto"/>
-        <w:ind w:firstLine="210"/>
-        <w:jc w:val="left"/>
-      </w:pPr>
-      <w:r>
-        <w:rPr>
-          <w:rFonts w:ascii="宋体" w:hAnsi="宋体" w:eastAsia="宋体" w:cs="宋体"/>
-          <w:b w:val="0"/>
-          <w:sz w:val="24"/>
-        </w:rPr>
-        <w:t xml:space="preserve">• </w:t>
-      </w:r>
-      <w:r>
-        <w:rPr>
-          <w:rFonts w:ascii="宋体" w:hAnsi="宋体" w:eastAsia="宋体" w:cs="宋体"/>
-          <w:b/>
-          <w:sz w:val="24"/>
-        </w:rPr>
-        <w:t>美团险已确认可赔、比例待书面：</w:t>
-      </w:r>
-      <w:r>
-        <w:rPr>
-          <w:rFonts w:ascii="宋体" w:hAnsi="宋体" w:eastAsia="宋体" w:cs="宋体"/>
-          <w:b w:val="0"/>
-          <w:sz w:val="24"/>
-        </w:rPr>
-        <w:t>暂留市北区人民医院。要书面比例、保单号。发热、伤口、外固定异常立刻回三甲急诊。</w:t>
-      </w:r>
-    </w:p>
-    <w:p>
-      <w:pPr>
-        <w:spacing w:after="60" w:before="0" w:line="336" w:lineRule="auto"/>
-        <w:ind w:firstLine="210"/>
-        <w:jc w:val="left"/>
-      </w:pPr>
-      <w:r>
-        <w:rPr>
-          <w:rFonts w:ascii="宋体" w:hAnsi="宋体" w:eastAsia="宋体" w:cs="宋体"/>
-          <w:b w:val="0"/>
-          <w:sz w:val="24"/>
-        </w:rPr>
-        <w:t xml:space="preserve">• </w:t>
-      </w:r>
-      <w:r>
-        <w:rPr>
-          <w:rFonts w:ascii="宋体" w:hAnsi="宋体" w:eastAsia="宋体" w:cs="宋体"/>
-          <w:b/>
-          <w:sz w:val="24"/>
-        </w:rPr>
-        <w:t>美团险不认人民医院：</w:t>
-      </w:r>
-      <w:r>
-        <w:rPr>
-          <w:rFonts w:ascii="宋体" w:hAnsi="宋体" w:eastAsia="宋体" w:cs="宋体"/>
-          <w:b w:val="0"/>
-          <w:sz w:val="24"/>
-        </w:rPr>
-        <w:t>不要继续住。请保险医务部门对接齐鲁或指定三甲。家属不自己满城找床。</w:t>
-      </w:r>
-    </w:p>
-    <w:p>
-      <w:pPr>
-        <w:spacing w:after="60" w:before="0" w:line="336" w:lineRule="auto"/>
-        <w:ind w:firstLine="210"/>
-        <w:jc w:val="left"/>
-      </w:pPr>
-      <w:r>
-        <w:rPr>
-          <w:rFonts w:ascii="宋体" w:hAnsi="宋体" w:eastAsia="宋体" w:cs="宋体"/>
-          <w:b w:val="0"/>
-          <w:sz w:val="24"/>
-        </w:rPr>
-        <w:t xml:space="preserve">• </w:t>
-      </w:r>
-      <w:r>
-        <w:rPr>
-          <w:rFonts w:ascii="宋体" w:hAnsi="宋体" w:eastAsia="宋体" w:cs="宋体"/>
-          <w:b/>
-          <w:sz w:val="24"/>
-        </w:rPr>
-        <w:t>齐鲁拒收且保险也不认二甲、保险又协调不出三甲：</w:t>
-      </w:r>
-      <w:r>
-        <w:rPr>
-          <w:rFonts w:ascii="宋体" w:hAnsi="宋体" w:eastAsia="宋体" w:cs="宋体"/>
-          <w:b w:val="0"/>
-          <w:sz w:val="24"/>
-        </w:rPr>
-        <w:t>这才考虑其他三甲，而且要保险书面指定，不要自己去碰。</w:t>
-      </w:r>
-    </w:p>
-    <w:p>
-      <w:pPr>
-        <w:spacing w:after="120" w:before="200" w:line="312" w:lineRule="auto"/>
-        <w:jc w:val="left"/>
-      </w:pPr>
-      <w:r>
-        <w:rPr>
-          <w:rFonts w:ascii="黑体" w:hAnsi="黑体" w:eastAsia="黑体" w:cs="黑体"/>
-          <w:b/>
-          <w:sz w:val="24"/>
-        </w:rPr>
-        <w:t>对赛主任可以原话说</w:t>
-      </w:r>
-    </w:p>
-    <w:p>
-      <w:pPr>
-        <w:spacing w:after="120" w:before="0" w:line="360" w:lineRule="auto"/>
-        <w:ind w:firstLine="420"/>
-        <w:jc w:val="left"/>
-      </w:pPr>
-      <w:r>
-        <w:rPr>
-          <w:rFonts w:ascii="宋体" w:hAnsi="宋体" w:eastAsia="宋体" w:cs="宋体"/>
-          <w:b w:val="0"/>
-          <w:sz w:val="24"/>
-        </w:rPr>
-        <w:t>赛主任，患者8月15日刚做完右踝内外固定，今天二甲入院手续还办不成。交警口径是交通事故尽量三甲。术后只有两天，不是康复期。请协助：要么尽快办完出院让二甲能入院，要么收回齐鲁本院连续治疗。我们按医院规则走，不闹、不装病。</w:t>
+        <w:t>手术在齐鲁三甲手足与显微重建外科完成。不要另找其他三甲碰运气。医院分叉细节不再展开，见立即八事第 3、4 条。</w:t>
       </w:r>
     </w:p>
     <w:p>

--- a/deliverables/青岛红枫路交通事故_伤情与处理备忘录_20260817.docx
+++ b/deliverables/青岛红枫路交通事故_伤情与处理备忘录_20260817.docx
@@ -2216,7 +2216,7 @@
           <w:b w:val="0"/>
           <w:sz w:val="24"/>
         </w:rPr>
-        <w:t>17 份转写里，转院和报销类大量重复。读原件只为核对细节；对外和行动只看下面这三块。</w:t>
+        <w:t>这些材料大量重复。读原件只为核对细节；对外和行动只看下面原文清单。</w:t>
       </w:r>
     </w:p>
     <w:p>
@@ -2253,7 +2253,7 @@
           <w:b/>
           <w:sz w:val="24"/>
         </w:rPr>
-        <w:t>1. 先完成原医院结算：</w:t>
+        <w:t xml:space="preserve">1. </w:t>
       </w:r>
       <w:r>
         <w:rPr>
@@ -2261,7 +2261,7 @@
           <w:b w:val="0"/>
           <w:sz w:val="24"/>
         </w:rPr>
-        <w:t>齐鲁出院结算、33 床出院记录、押金原路退。跨院必须先结上一院，才能办人民医院入院。完成标志：齐鲁出院手续办完，人民医院能收材料。</w:t>
+        <w:t>先完成原医院结算</w:t>
       </w:r>
     </w:p>
     <w:p>
@@ -2284,7 +2284,7 @@
           <w:b/>
           <w:sz w:val="24"/>
         </w:rPr>
-        <w:t>2. 确认新医院能否正常入院：</w:t>
+        <w:t xml:space="preserve">2. </w:t>
       </w:r>
       <w:r>
         <w:rPr>
@@ -2292,7 +2292,7 @@
           <w:b w:val="0"/>
           <w:sz w:val="24"/>
         </w:rPr>
-        <w:t>市北区人民医院（抚顺路院区）办住院号。医疗安全为先：手续卡住先问齐鲁能否收回，不要另找三甲碰运气。完成标志：住院号办成。</w:t>
+        <w:t>确认新医院能否正常入院</w:t>
       </w:r>
     </w:p>
     <w:p>
@@ -2315,7 +2315,7 @@
           <w:b/>
           <w:sz w:val="24"/>
         </w:rPr>
-        <w:t>3. 向实际承保公司书面确认二甲赔付资格和比例：</w:t>
+        <w:t xml:space="preserve">3. </w:t>
       </w:r>
       <w:r>
         <w:rPr>
@@ -2323,7 +2323,7 @@
           <w:b w:val="0"/>
           <w:sz w:val="24"/>
         </w:rPr>
-        <w:t>骑手拉群报案。要保单号、书面比例。不依赖交警、医院或非经办人员的口头判断。家属确认可以赔、比例待定，不等于书面已到。完成标志：书面或群内文字：认不认人民医院、比例多少。</w:t>
+        <w:t>向实际承保公司书面确认二甲医院的赔付资格和比例</w:t>
       </w:r>
     </w:p>
     <w:p>
@@ -2352,6 +2352,80 @@
           <w:b w:val="0"/>
           <w:sz w:val="24"/>
         </w:rPr>
+        <w:t>• 伤者和家属早期口述事故、伤情、费用及「对方全责」看法。</w:t>
+      </w:r>
+    </w:p>
+    <w:p>
+      <w:pPr>
+        <w:spacing w:after="60" w:before="0" w:line="336" w:lineRule="auto"/>
+        <w:ind w:firstLine="210"/>
+        <w:jc w:val="left"/>
+      </w:pPr>
+      <w:r>
+        <w:rPr>
+          <w:rFonts w:ascii="宋体" w:hAnsi="宋体" w:eastAsia="宋体" w:cs="宋体"/>
+          <w:b w:val="0"/>
+          <w:sz w:val="24"/>
+        </w:rPr>
+        <w:t>• 家属与骑手通话，确认书面责任认定尚未出具，并提出建立多方沟通群。</w:t>
+      </w:r>
+    </w:p>
+    <w:p>
+      <w:pPr>
+        <w:spacing w:after="60" w:before="0" w:line="336" w:lineRule="auto"/>
+        <w:ind w:firstLine="210"/>
+        <w:jc w:val="left"/>
+      </w:pPr>
+      <w:r>
+        <w:rPr>
+          <w:rFonts w:ascii="宋体" w:hAnsi="宋体" w:eastAsia="宋体" w:cs="宋体"/>
+          <w:b w:val="0"/>
+          <w:sz w:val="24"/>
+        </w:rPr>
+        <w:t>• 最关键的交警口头分析，说明监控所见、双方过错及两种程序。</w:t>
+      </w:r>
+    </w:p>
+    <w:p>
+      <w:pPr>
+        <w:spacing w:after="60" w:before="0" w:line="336" w:lineRule="auto"/>
+        <w:ind w:firstLine="210"/>
+        <w:jc w:val="left"/>
+      </w:pPr>
+      <w:r>
+        <w:rPr>
+          <w:rFonts w:ascii="宋体" w:hAnsi="宋体" w:eastAsia="宋体" w:cs="宋体"/>
+          <w:b w:val="0"/>
+          <w:sz w:val="24"/>
+        </w:rPr>
+        <w:t>• 家属对车辆行驶路线、护栏影响、车辆归属和责任比例的内部讨论。</w:t>
+      </w:r>
+    </w:p>
+    <w:p>
+      <w:pPr>
+        <w:spacing w:after="120" w:before="200" w:line="312" w:lineRule="auto"/>
+        <w:jc w:val="left"/>
+      </w:pPr>
+      <w:r>
+        <w:rPr>
+          <w:rFonts w:ascii="黑体" w:hAnsi="黑体" w:eastAsia="黑体" w:cs="黑体"/>
+          <w:b/>
+          <w:sz w:val="24"/>
+        </w:rPr>
+        <w:t>立即八事</w:t>
+      </w:r>
+    </w:p>
+    <w:p>
+      <w:pPr>
+        <w:spacing w:after="60" w:before="0" w:line="336" w:lineRule="auto"/>
+        <w:ind w:firstLine="210"/>
+        <w:jc w:val="left"/>
+      </w:pPr>
+      <w:r>
+        <w:rPr>
+          <w:rFonts w:ascii="宋体" w:hAnsi="宋体" w:eastAsia="宋体" w:cs="宋体"/>
+          <w:b w:val="0"/>
+          <w:sz w:val="24"/>
+        </w:rPr>
         <w:t xml:space="preserve">• </w:t>
       </w:r>
       <w:r>
@@ -2360,7 +2434,7 @@
           <w:b/>
           <w:sz w:val="24"/>
         </w:rPr>
-        <w:t>早期口述：</w:t>
+        <w:t xml:space="preserve">1. </w:t>
       </w:r>
       <w:r>
         <w:rPr>
@@ -2368,7 +2442,7 @@
           <w:b w:val="0"/>
           <w:sz w:val="24"/>
         </w:rPr>
-        <w:t>伤者和家属早期口述事故、伤情、费用及「对方全责」看法。全责已被 8 月 17 日交警监控排除，早期口述不作对外口径。</w:t>
+        <w:t>向交警确认书面事故认定书的进度，并索取事故编号、监控保存情况及简易/一般程序的书面说明。</w:t>
       </w:r>
     </w:p>
     <w:p>
@@ -2391,7 +2465,7 @@
           <w:b/>
           <w:sz w:val="24"/>
         </w:rPr>
-        <w:t>与骑手通话：</w:t>
+        <w:t xml:space="preserve">2. </w:t>
       </w:r>
       <w:r>
         <w:rPr>
@@ -2399,7 +2473,7 @@
           <w:b w:val="0"/>
           <w:sz w:val="24"/>
         </w:rPr>
-        <w:t>家属与骑手通话，确认书面责任认定尚未出具，并提出建立多方沟通群。</w:t>
+        <w:t>在同意任何责任比例或程序选择前，让处理交通事故的本地律师查看监控和车辆材料，尤其评估一般程序可能带来的车辆与驾驶资格风险。</w:t>
       </w:r>
     </w:p>
     <w:p>
@@ -2422,7 +2496,7 @@
           <w:b/>
           <w:sz w:val="24"/>
         </w:rPr>
-        <w:t>交警口头分析（最关键）：</w:t>
+        <w:t xml:space="preserve">3. </w:t>
       </w:r>
       <w:r>
         <w:rPr>
@@ -2430,7 +2504,7 @@
           <w:b w:val="0"/>
           <w:sz w:val="24"/>
         </w:rPr>
-        <w:t>交警根据监控说明双方过错及简易/一般两种程序。书面认定书尚未出具。排除任何一方全责。</w:t>
+        <w:t>向实际承保保险公司报案并取得书面答复，不再依赖交警、医院或非经办人员的口头判断。</w:t>
       </w:r>
     </w:p>
     <w:p>
@@ -2453,7 +2527,7 @@
           <w:b/>
           <w:sz w:val="24"/>
         </w:rPr>
-        <w:t>内部讨论：</w:t>
+        <w:t xml:space="preserve">4. </w:t>
       </w:r>
       <w:r>
         <w:rPr>
@@ -2461,7 +2535,131 @@
           <w:b w:val="0"/>
           <w:sz w:val="24"/>
         </w:rPr>
-        <w:t>家属对车辆行驶路线、护栏影响、车辆归属和责任比例的内部讨论。护栏开口可解释掉头动作，不能据此争全责；「骑手 70%、用工方 30%」是内部设想，不是交警结论。</w:t>
+        <w:t>以医疗安全为先确定住院地点，补齐齐鲁医院出院结算、出院记录和市北区人民医院入院材料。</w:t>
+      </w:r>
+    </w:p>
+    <w:p>
+      <w:pPr>
+        <w:spacing w:after="60" w:before="0" w:line="336" w:lineRule="auto"/>
+        <w:ind w:firstLine="210"/>
+        <w:jc w:val="left"/>
+      </w:pPr>
+      <w:r>
+        <w:rPr>
+          <w:rFonts w:ascii="宋体" w:hAnsi="宋体" w:eastAsia="宋体" w:cs="宋体"/>
+          <w:b w:val="0"/>
+          <w:sz w:val="24"/>
+        </w:rPr>
+        <w:t xml:space="preserve">• </w:t>
+      </w:r>
+      <w:r>
+        <w:rPr>
+          <w:rFonts w:ascii="宋体" w:hAnsi="宋体" w:eastAsia="宋体" w:cs="宋体"/>
+          <w:b/>
+          <w:sz w:val="24"/>
+        </w:rPr>
+        <w:t xml:space="preserve">5. </w:t>
+      </w:r>
+      <w:r>
+        <w:rPr>
+          <w:rFonts w:ascii="宋体" w:hAnsi="宋体" w:eastAsia="宋体" w:cs="宋体"/>
+          <w:b w:val="0"/>
+          <w:sz w:val="24"/>
+        </w:rPr>
+        <w:t>立即建立费用台账，逐笔核清 4 万元金额。</w:t>
+      </w:r>
+    </w:p>
+    <w:p>
+      <w:pPr>
+        <w:spacing w:after="60" w:before="0" w:line="336" w:lineRule="auto"/>
+        <w:ind w:firstLine="210"/>
+        <w:jc w:val="left"/>
+      </w:pPr>
+      <w:r>
+        <w:rPr>
+          <w:rFonts w:ascii="宋体" w:hAnsi="宋体" w:eastAsia="宋体" w:cs="宋体"/>
+          <w:b w:val="0"/>
+          <w:sz w:val="24"/>
+        </w:rPr>
+        <w:t xml:space="preserve">• </w:t>
+      </w:r>
+      <w:r>
+        <w:rPr>
+          <w:rFonts w:ascii="宋体" w:hAnsi="宋体" w:eastAsia="宋体" w:cs="宋体"/>
+          <w:b/>
+          <w:sz w:val="24"/>
+        </w:rPr>
+        <w:t xml:space="preserve">6. </w:t>
+      </w:r>
+      <w:r>
+        <w:rPr>
+          <w:rFonts w:ascii="宋体" w:hAnsi="宋体" w:eastAsia="宋体" w:cs="宋体"/>
+          <w:b w:val="0"/>
+          <w:sz w:val="24"/>
+        </w:rPr>
+        <w:t>保存事故监控、全部病历、票据、转运材料及沟通记录原件和电子备份。</w:t>
+      </w:r>
+    </w:p>
+    <w:p>
+      <w:pPr>
+        <w:spacing w:after="60" w:before="0" w:line="336" w:lineRule="auto"/>
+        <w:ind w:firstLine="210"/>
+        <w:jc w:val="left"/>
+      </w:pPr>
+      <w:r>
+        <w:rPr>
+          <w:rFonts w:ascii="宋体" w:hAnsi="宋体" w:eastAsia="宋体" w:cs="宋体"/>
+          <w:b w:val="0"/>
+          <w:sz w:val="24"/>
+        </w:rPr>
+        <w:t xml:space="preserve">• </w:t>
+      </w:r>
+      <w:r>
+        <w:rPr>
+          <w:rFonts w:ascii="宋体" w:hAnsi="宋体" w:eastAsia="宋体" w:cs="宋体"/>
+          <w:b/>
+          <w:sz w:val="24"/>
+        </w:rPr>
+        <w:t xml:space="preserve">7. </w:t>
+      </w:r>
+      <w:r>
+        <w:rPr>
+          <w:rFonts w:ascii="宋体" w:hAnsi="宋体" w:eastAsia="宋体" w:cs="宋体"/>
+          <w:b w:val="0"/>
+          <w:sz w:val="24"/>
+        </w:rPr>
+        <w:t>核实伤者与用工方关系、车辆归属、工资结算和事故当日工作任务，为可能的工伤或用工责任主张留证。</w:t>
+      </w:r>
+    </w:p>
+    <w:p>
+      <w:pPr>
+        <w:spacing w:after="60" w:before="0" w:line="336" w:lineRule="auto"/>
+        <w:ind w:firstLine="210"/>
+        <w:jc w:val="left"/>
+      </w:pPr>
+      <w:r>
+        <w:rPr>
+          <w:rFonts w:ascii="宋体" w:hAnsi="宋体" w:eastAsia="宋体" w:cs="宋体"/>
+          <w:b w:val="0"/>
+          <w:sz w:val="24"/>
+        </w:rPr>
+        <w:t xml:space="preserve">• </w:t>
+      </w:r>
+      <w:r>
+        <w:rPr>
+          <w:rFonts w:ascii="宋体" w:hAnsi="宋体" w:eastAsia="宋体" w:cs="宋体"/>
+          <w:b/>
+          <w:sz w:val="24"/>
+        </w:rPr>
+        <w:t xml:space="preserve">8. </w:t>
+      </w:r>
+      <w:r>
+        <w:rPr>
+          <w:rFonts w:ascii="宋体" w:hAnsi="宋体" w:eastAsia="宋体" w:cs="宋体"/>
+          <w:b w:val="0"/>
+          <w:sz w:val="24"/>
+        </w:rPr>
+        <w:t>待病情稳定并达到鉴定条件后，再由有资质机构进行伤残鉴定；不要根据录音中的推测提前确定等级或金额。</w:t>
       </w:r>
     </w:p>
     <w:p>
@@ -2475,7 +2673,7 @@
           <w:b/>
           <w:sz w:val="24"/>
         </w:rPr>
-        <w:t>立即八事</w:t>
+        <w:t>八事：谁来办、为什么</w:t>
       </w:r>
     </w:p>
     <w:tbl>
@@ -5344,7 +5542,7 @@
           <w:b/>
           <w:sz w:val="24"/>
         </w:rPr>
-        <w:t>3. 向实际承保公司书面确认二甲赔付资格和比例：</w:t>
+        <w:t>3. 向实际承保公司书面确认二甲医院的赔付资格和比例：</w:t>
       </w:r>
       <w:r>
         <w:rPr>
